--- a/dev/protocol/Study_Protocol_v11.docx
+++ b/dev/protocol/Study_Protocol_v11.docx
@@ -2,7 +2,7 @@
 <file path=word/document.xml><?xml version="1.0" encoding="utf-8"?>
 <w:document xmlns:w="http://schemas.openxmlformats.org/wordprocessingml/2006/main" xmlns:m="http://schemas.openxmlformats.org/officeDocument/2006/math" xmlns:r="http://schemas.openxmlformats.org/officeDocument/2006/relationships" xmlns:o="urn:schemas-microsoft-com:office:office" xmlns:v="urn:schemas-microsoft-com:vml" xmlns:w10="urn:schemas-microsoft-com:office:word" xmlns:a="http://schemas.openxmlformats.org/drawingml/2006/main" xmlns:pic="http://schemas.openxmlformats.org/drawingml/2006/picture" xmlns:wp="http://schemas.openxmlformats.org/drawingml/2006/wordprocessingDrawing">
   <w:body>
-    <w:bookmarkStart w:id="33" w:name="X2351f334f17781296d91bfff42ea2b910f98989"/>
+    <w:bookmarkStart w:id="38" w:name="X2351f334f17781296d91bfff42ea2b910f98989"/>
     <w:p>
       <w:pPr>
         <w:pStyle w:val="Heading1"/>
@@ -36,6 +36,22 @@
           <w:bCs/>
           <w:b/>
         </w:rPr>
+        <w:t xml:space="preserve">Director of Studies:</w:t>
+      </w:r>
+      <w:r>
+        <w:t xml:space="preserve"> </w:t>
+      </w:r>
+      <w:r>
+        <w:t xml:space="preserve">Prof. Ahmed Al Dubai ·</w:t>
+      </w:r>
+      <w:r>
+        <w:t xml:space="preserve"> </w:t>
+      </w:r>
+      <w:r>
+        <w:rPr>
+          <w:bCs/>
+          <w:b/>
+        </w:rPr>
         <w:t xml:space="preserve">Second supervisor:</w:t>
       </w:r>
       <w:r>
@@ -87,21 +103,61 @@
       <w:r>
         <w:t xml:space="preserve">)</w:t>
       </w:r>
-      <w:r>
-        <w:t xml:space="preserve"> </w:t>
-      </w:r>
-      <w:r>
-        <w:rPr>
-          <w:bCs/>
-          <w:b/>
-        </w:rPr>
-        <w:t xml:space="preserve">This document:</w:t>
-      </w:r>
-      <w:r>
-        <w:t xml:space="preserve"> </w:t>
-      </w:r>
-      <w:r>
-        <w:t xml:space="preserve">consolidated 19 Oct 2026 from the decisions recorded in the notebooks between 16 and 19 Oct 2026, before any result they govern existed. Its git commit is its timestamp. Departures are recorded in</w:t>
+    </w:p>
+    <w:p>
+      <w:pPr>
+        <w:pStyle w:val="BodyText"/>
+      </w:pPr>
+      <w:r>
+        <w:rPr>
+          <w:bCs/>
+          <w:b/>
+        </w:rPr>
+        <w:t xml:space="preserve">About this document:</w:t>
+      </w:r>
+    </w:p>
+    <w:p>
+      <w:pPr>
+        <w:numPr>
+          <w:ilvl w:val="0"/>
+          <w:numId w:val="1001"/>
+        </w:numPr>
+        <w:pStyle w:val="Compact"/>
+      </w:pPr>
+      <w:r>
+        <w:rPr>
+          <w:bCs/>
+          <w:b/>
+        </w:rPr>
+        <w:t xml:space="preserve">Consolidated:</w:t>
+      </w:r>
+      <w:r>
+        <w:t xml:space="preserve"> </w:t>
+      </w:r>
+      <w:r>
+        <w:t xml:space="preserve">19 Oct 2026, from the decisions recorded in the notebooks between 16 and 19 Oct 2026.</w:t>
+      </w:r>
+    </w:p>
+    <w:p>
+      <w:pPr>
+        <w:numPr>
+          <w:ilvl w:val="0"/>
+          <w:numId w:val="1001"/>
+        </w:numPr>
+        <w:pStyle w:val="Compact"/>
+      </w:pPr>
+      <w:r>
+        <w:rPr>
+          <w:bCs/>
+          <w:b/>
+        </w:rPr>
+        <w:t xml:space="preserve">Checked against:</w:t>
+      </w:r>
+      <w:r>
+        <w:t xml:space="preserve"> </w:t>
+      </w:r>
+      <w:r>
+        <w:t xml:space="preserve">the code embedded in</w:t>
       </w:r>
       <w:r>
         <w:t xml:space="preserve"> </w:t>
@@ -110,26 +166,137 @@
         <w:rPr>
           <w:rStyle w:val="VerbatimChar"/>
         </w:rPr>
+        <w:t xml:space="preserve">Sepsis_V11_Improved_MIMIC_eICU_11_architectures.ipynb</w:t>
+      </w:r>
+      <w:r>
+        <w:t xml:space="preserve">. File and line references point to</w:t>
+      </w:r>
+      <w:r>
+        <w:t xml:space="preserve"> </w:t>
+      </w:r>
+      <w:r>
+        <w:rPr>
+          <w:rStyle w:val="VerbatimChar"/>
+        </w:rPr>
+        <w:t xml:space="preserve">dev/work/mods/</w:t>
+      </w:r>
+      <w:r>
+        <w:t xml:space="preserve"> </w:t>
+      </w:r>
+      <w:r>
+        <w:t xml:space="preserve">and</w:t>
+      </w:r>
+      <w:r>
+        <w:t xml:space="preserve"> </w:t>
+      </w:r>
+      <w:r>
+        <w:rPr>
+          <w:rStyle w:val="VerbatimChar"/>
+        </w:rPr>
+        <w:t xml:space="preserve">dev/work/cells/</w:t>
+      </w:r>
+      <w:r>
+        <w:t xml:space="preserve">.</w:t>
+      </w:r>
+    </w:p>
+    <w:p>
+      <w:pPr>
+        <w:numPr>
+          <w:ilvl w:val="0"/>
+          <w:numId w:val="1001"/>
+        </w:numPr>
+        <w:pStyle w:val="Compact"/>
+      </w:pPr>
+      <w:r>
+        <w:rPr>
+          <w:bCs/>
+          <w:b/>
+        </w:rPr>
+        <w:t xml:space="preserve">Timestamp:</w:t>
+      </w:r>
+      <w:r>
+        <w:t xml:space="preserve"> </w:t>
+      </w:r>
+      <w:r>
+        <w:t xml:space="preserve">the git commit of this file.</w:t>
+      </w:r>
+    </w:p>
+    <w:p>
+      <w:pPr>
+        <w:numPr>
+          <w:ilvl w:val="0"/>
+          <w:numId w:val="1001"/>
+        </w:numPr>
+        <w:pStyle w:val="Compact"/>
+      </w:pPr>
+      <w:r>
+        <w:rPr>
+          <w:bCs/>
+          <w:b/>
+        </w:rPr>
+        <w:t xml:space="preserve">Departures:</w:t>
+      </w:r>
+      <w:r>
+        <w:t xml:space="preserve"> </w:t>
+      </w:r>
+      <w:r>
+        <w:t xml:space="preserve">recorded in</w:t>
+      </w:r>
+      <w:r>
+        <w:t xml:space="preserve"> </w:t>
+      </w:r>
+      <w:r>
+        <w:rPr>
+          <w:rStyle w:val="VerbatimChar"/>
+        </w:rPr>
         <w:t xml:space="preserve">PROTOCOL_DEVIATIONS.md</w:t>
       </w:r>
       <w:r>
-        <w:t xml:space="preserve">, never by editing this file silently. Items marked</w:t>
-      </w:r>
-      <w:r>
-        <w:t xml:space="preserve"> </w:t>
-      </w:r>
-      <w:r>
-        <w:rPr>
-          <w:bCs/>
-          <w:b/>
-        </w:rPr>
-        <w:t xml:space="preserve">TO FREEZE</w:t>
-      </w:r>
-      <w:r>
-        <w:t xml:space="preserve"> </w:t>
-      </w:r>
-      <w:r>
-        <w:t xml:space="preserve">must be fixed and committed here before the full-cohort run starts.</w:t>
+        <w:t xml:space="preserve">; this file is never edited silently.</w:t>
+      </w:r>
+    </w:p>
+    <w:p>
+      <w:pPr>
+        <w:numPr>
+          <w:ilvl w:val="0"/>
+          <w:numId w:val="1001"/>
+        </w:numPr>
+        <w:pStyle w:val="Compact"/>
+      </w:pPr>
+      <w:r>
+        <w:rPr>
+          <w:bCs/>
+          <w:b/>
+        </w:rPr>
+        <w:t xml:space="preserve">TO FREEZE:</w:t>
+      </w:r>
+      <w:r>
+        <w:t xml:space="preserve"> </w:t>
+      </w:r>
+      <w:r>
+        <w:t xml:space="preserve">items so marked must be decided and committed here before the full-cohort run starts.</w:t>
+      </w:r>
+    </w:p>
+    <w:p>
+      <w:pPr>
+        <w:numPr>
+          <w:ilvl w:val="0"/>
+          <w:numId w:val="1001"/>
+        </w:numPr>
+        <w:pStyle w:val="Compact"/>
+      </w:pPr>
+      <w:r>
+        <w:rPr>
+          <w:bCs/>
+          <w:b/>
+        </w:rPr>
+        <w:t xml:space="preserve">Status of results:</w:t>
+      </w:r>
+      <w:r>
+        <w:t xml:space="preserve"> </w:t>
+      </w:r>
+      <w:r>
+        <w:t xml:space="preserve">all results quoted here are preliminary development-split results; the sealed holdout has not been opened.</w:t>
       </w:r>
     </w:p>
     <w:p>
@@ -160,7 +327,7 @@
       <w:pPr>
         <w:numPr>
           <w:ilvl w:val="0"/>
-          <w:numId w:val="1001"/>
+          <w:numId w:val="1002"/>
         </w:numPr>
         <w:pStyle w:val="Compact"/>
       </w:pPr>
@@ -182,7 +349,7 @@
       <w:pPr>
         <w:numPr>
           <w:ilvl w:val="0"/>
-          <w:numId w:val="1001"/>
+          <w:numId w:val="1002"/>
         </w:numPr>
         <w:pStyle w:val="Compact"/>
       </w:pPr>
@@ -204,7 +371,7 @@
       <w:pPr>
         <w:numPr>
           <w:ilvl w:val="0"/>
-          <w:numId w:val="1001"/>
+          <w:numId w:val="1002"/>
         </w:numPr>
         <w:pStyle w:val="Compact"/>
       </w:pPr>
@@ -219,7 +386,7 @@
         <w:t xml:space="preserve"> </w:t>
       </w:r>
       <w:r>
-        <w:t xml:space="preserve">Does utility survive transfer between two hospital systems, and would intensive-care and infectious-disease consultants act on the alarm?</w:t>
+        <w:t xml:space="preserve">Does utility survive transfer between two hospital systems, and would infectious-disease and critical-care consultants act on the alarm?</w:t>
       </w:r>
     </w:p>
     <w:bookmarkEnd w:id="20"/>
@@ -314,7 +481,7 @@
               <w:jc w:val="left"/>
             </w:pPr>
             <w:r>
-              <w:t xml:space="preserve">Model development and evaluation on two open ICU databases (this protocol)</w:t>
+              <w:t xml:space="preserve">Model development and evaluation on open ICU databases (this protocol)</w:t>
             </w:r>
           </w:p>
         </w:tc>
@@ -352,7 +519,7 @@
               <w:jc w:val="left"/>
             </w:pPr>
             <w:r>
-              <w:t xml:space="preserve">Online interviews and round-table discussions with 20 infectious-disease and critical-care consultants from different hospitals, on trust, alarm burden and action thresholds</w:t>
+              <w:t xml:space="preserve">Online interviews and round-table discussions with 20 infectious-disease and critical-care consultants from different hospitals: trust, alarm burden, action thresholds</w:t>
             </w:r>
           </w:p>
         </w:tc>
@@ -420,7 +587,7 @@
       <w:pPr>
         <w:numPr>
           <w:ilvl w:val="0"/>
-          <w:numId w:val="1002"/>
+          <w:numId w:val="1003"/>
         </w:numPr>
         <w:pStyle w:val="Compact"/>
       </w:pPr>
@@ -435,14 +602,14 @@
         <w:t xml:space="preserve"> </w:t>
       </w:r>
       <w:r>
-        <w:t xml:space="preserve">a prespecified comparison on a fixed random sample of 10,000 candidate stays per database, with one seed. Rules fixed in advance choose the models and the loss.</w:t>
-      </w:r>
-    </w:p>
-    <w:p>
-      <w:pPr>
-        <w:numPr>
-          <w:ilvl w:val="0"/>
-          <w:numId w:val="1002"/>
+        <w:t xml:space="preserve">the prespecified comparison on a fixed random sample of 10,000 candidate stays per database, with one seed. Rules fixed in advance choose the models and the loss for stage 2.</w:t>
+      </w:r>
+    </w:p>
+    <w:p>
+      <w:pPr>
+        <w:numPr>
+          <w:ilvl w:val="0"/>
+          <w:numId w:val="1003"/>
         </w:numPr>
         <w:pStyle w:val="Compact"/>
       </w:pPr>
@@ -457,7 +624,64 @@
         <w:t xml:space="preserve"> </w:t>
       </w:r>
       <w:r>
-        <w:t xml:space="preserve">the shortlisted models on all eligible stays, with three seeds. The sealed holdout is opened once at the end.</w:t>
+        <w:t xml:space="preserve">the chosen models on all eligible stays, with three seeds. The sealed holdout is opened once at the end.</w:t>
+      </w:r>
+    </w:p>
+    <w:p>
+      <w:pPr>
+        <w:pStyle w:val="FirstParagraph"/>
+      </w:pPr>
+      <w:r>
+        <w:rPr>
+          <w:bCs/>
+          <w:b/>
+        </w:rPr>
+        <w:t xml:space="preserve">Prior exposure:</w:t>
+      </w:r>
+      <w:r>
+        <w:t xml:space="preserve"> </w:t>
+      </w:r>
+      <w:r>
+        <w:t xml:space="preserve">development test-split results have been viewed repeatedly during development (runs</w:t>
+      </w:r>
+      <w:r>
+        <w:t xml:space="preserve"> </w:t>
+      </w:r>
+      <w:r>
+        <w:rPr>
+          <w:rStyle w:val="VerbatimChar"/>
+        </w:rPr>
+        <w:t xml:space="preserve">_6</w:t>
+      </w:r>
+      <w:r>
+        <w:t xml:space="preserve"> </w:t>
+      </w:r>
+      <w:r>
+        <w:t xml:space="preserve">to</w:t>
+      </w:r>
+      <w:r>
+        <w:t xml:space="preserve"> </w:t>
+      </w:r>
+      <w:r>
+        <w:rPr>
+          <w:rStyle w:val="VerbatimChar"/>
+        </w:rPr>
+        <w:t xml:space="preserve">_11</w:t>
+      </w:r>
+      <w:r>
+        <w:t xml:space="preserve">; Section 14). The development test split is therefore not an untouched test. The unbiased estimate is the sealed holdout. Every run in full mode records this in</w:t>
+      </w:r>
+      <w:r>
+        <w:t xml:space="preserve"> </w:t>
+      </w:r>
+      <w:r>
+        <w:rPr>
+          <w:rStyle w:val="VerbatimChar"/>
+        </w:rPr>
+        <w:t xml:space="preserve">PRIOR_TEST_EXPOSURE</w:t>
+      </w:r>
+      <w:r>
+        <w:t xml:space="preserve">.</w:t>
       </w:r>
     </w:p>
     <w:bookmarkEnd w:id="21"/>
@@ -544,19 +768,19 @@
               <w:jc w:val="left"/>
             </w:pPr>
             <w:r>
-              <w:t xml:space="preserve">3.1 (Beth Israel Deaconess, Boston; ~94,000 ICU stays)</w:t>
-            </w:r>
-          </w:p>
-        </w:tc>
-        <w:tc>
-          <w:tcPr/>
-          <w:p>
-            <w:pPr>
-              <w:pStyle w:val="Compact"/>
-              <w:jc w:val="left"/>
-            </w:pPr>
-            <w:r>
-              <w:t xml:space="preserve">Development and transfer target</w:t>
+              <w:t xml:space="preserve">3.1 (Beth Israel Deaconess Medical Center, Boston)</w:t>
+            </w:r>
+          </w:p>
+        </w:tc>
+        <w:tc>
+          <w:tcPr/>
+          <w:p>
+            <w:pPr>
+              <w:pStyle w:val="Compact"/>
+              <w:jc w:val="left"/>
+            </w:pPr>
+            <w:r>
+              <w:t xml:space="preserve">Development; transfer target</w:t>
             </w:r>
           </w:p>
         </w:tc>
@@ -582,19 +806,19 @@
               <w:jc w:val="left"/>
             </w:pPr>
             <w:r>
-              <w:t xml:space="preserve">2.0 (208 US hospitals; 200,859 unit stays)</w:t>
-            </w:r>
-          </w:p>
-        </w:tc>
-        <w:tc>
-          <w:tcPr/>
-          <w:p>
-            <w:pPr>
-              <w:pStyle w:val="Compact"/>
-              <w:jc w:val="left"/>
-            </w:pPr>
-            <w:r>
-              <w:t xml:space="preserve">Development and transfer target; leave-hospital-out in stage 2</w:t>
+              <w:t xml:space="preserve">2.0 (208 US hospitals)</w:t>
+            </w:r>
+          </w:p>
+        </w:tc>
+        <w:tc>
+          <w:tcPr/>
+          <w:p>
+            <w:pPr>
+              <w:pStyle w:val="Compact"/>
+              <w:jc w:val="left"/>
+            </w:pPr>
+            <w:r>
+              <w:t xml:space="preserve">Development; transfer target; leave-hospital-out in stage 2</w:t>
             </w:r>
           </w:p>
         </w:tc>
@@ -620,19 +844,19 @@
               <w:jc w:val="left"/>
             </w:pPr>
             <w:r>
-              <w:t xml:space="preserve">public training set (40,336 stays)</w:t>
-            </w:r>
-          </w:p>
-        </w:tc>
-        <w:tc>
-          <w:tcPr/>
-          <w:p>
-            <w:pPr>
-              <w:pStyle w:val="Compact"/>
-              <w:jc w:val="left"/>
-            </w:pPr>
-            <w:r>
-              <w:t xml:space="preserve">Historical comparison only (leakage audit, causal rebuild of the earlier models)</w:t>
+              <w:t xml:space="preserve">Public training set</w:t>
+            </w:r>
+          </w:p>
+        </w:tc>
+        <w:tc>
+          <w:tcPr/>
+          <w:p>
+            <w:pPr>
+              <w:pStyle w:val="Compact"/>
+              <w:jc w:val="left"/>
+            </w:pPr>
+            <w:r>
+              <w:t xml:space="preserve">Earlier work and the causal OSTA baseline (Section 14); legacy external validation (Notebook B)</w:t>
             </w:r>
           </w:p>
         </w:tc>
@@ -654,19 +878,19 @@
       <w:pPr>
         <w:numPr>
           <w:ilvl w:val="0"/>
-          <w:numId w:val="1003"/>
-        </w:numPr>
-        <w:pStyle w:val="Compact"/>
-      </w:pPr>
-      <w:r>
-        <w:t xml:space="preserve">All access is credentialed under the PhysioNet data use agreements.</w:t>
-      </w:r>
-    </w:p>
-    <w:p>
-      <w:pPr>
-        <w:numPr>
-          <w:ilvl w:val="0"/>
-          <w:numId w:val="1003"/>
+          <w:numId w:val="1004"/>
+        </w:numPr>
+        <w:pStyle w:val="Compact"/>
+      </w:pPr>
+      <w:r>
+        <w:t xml:space="preserve">Access is credentialed under the PhysioNet data use agreements.</w:t>
+      </w:r>
+    </w:p>
+    <w:p>
+      <w:pPr>
+        <w:numPr>
+          <w:ilvl w:val="0"/>
+          <w:numId w:val="1004"/>
         </w:numPr>
         <w:pStyle w:val="Compact"/>
       </w:pPr>
@@ -678,12 +902,12 @@
       <w:pPr>
         <w:numPr>
           <w:ilvl w:val="0"/>
-          <w:numId w:val="1003"/>
-        </w:numPr>
-        <w:pStyle w:val="Compact"/>
-      </w:pPr>
-      <w:r>
-        <w:t xml:space="preserve">No patient-level data are sent to any external service, AI services included; only aggregate results leave the runtime.</w:t>
+          <w:numId w:val="1004"/>
+        </w:numPr>
+        <w:pStyle w:val="Compact"/>
+      </w:pPr>
+      <w:r>
+        <w:t xml:space="preserve">No code sends patient-level data to any external service; only aggregate results leave the runtime.</w:t>
       </w:r>
     </w:p>
     <w:bookmarkEnd w:id="22"/>
@@ -698,11 +922,7 @@
     </w:p>
     <w:p>
       <w:pPr>
-        <w:numPr>
-          <w:ilvl w:val="0"/>
-          <w:numId w:val="1004"/>
-        </w:numPr>
-        <w:pStyle w:val="Compact"/>
+        <w:pStyle w:val="FirstParagraph"/>
       </w:pPr>
       <w:r>
         <w:rPr>
@@ -711,9 +931,15 @@
         </w:rPr>
         <w:t xml:space="preserve">Label:</w:t>
       </w:r>
-      <w:r>
-        <w:t xml:space="preserve"> </w:t>
-      </w:r>
+    </w:p>
+    <w:p>
+      <w:pPr>
+        <w:numPr>
+          <w:ilvl w:val="0"/>
+          <w:numId w:val="1005"/>
+        </w:numPr>
+        <w:pStyle w:val="Compact"/>
+      </w:pPr>
       <w:r>
         <w:t xml:space="preserve">Sepsis-3 onset as implemented by the YAIB benchmark (</w:t>
       </w:r>
@@ -724,7 +950,7 @@
         <w:t xml:space="preserve">sep3_alt</w:t>
       </w:r>
       <w:r>
-        <w:t xml:space="preserve">, through the pinned</w:t>
+        <w:t xml:space="preserve">), extracted with</w:t>
       </w:r>
       <w:r>
         <w:t xml:space="preserve"> </w:t>
@@ -739,16 +965,138 @@
         <w:t xml:space="preserve"> </w:t>
       </w:r>
       <w:r>
-        <w:t xml:space="preserve">code). Onset is the time of suspected infection paired with a SOFA increase of 2 or more.</w:t>
-      </w:r>
-    </w:p>
-    <w:p>
-      <w:pPr>
-        <w:numPr>
-          <w:ilvl w:val="0"/>
-          <w:numId w:val="1004"/>
-        </w:numPr>
-        <w:pStyle w:val="Compact"/>
+        <w:t xml:space="preserve">through the embedded label worker (</w:t>
+      </w:r>
+      <w:r>
+        <w:rPr>
+          <w:rStyle w:val="VerbatimChar"/>
+        </w:rPr>
+        <w:t xml:space="preserve">v9_yaib_worker.py</w:t>
+      </w:r>
+      <w:r>
+        <w:t xml:space="preserve">, sha</w:t>
+      </w:r>
+      <w:r>
+        <w:t xml:space="preserve"> </w:t>
+      </w:r>
+      <w:r>
+        <w:rPr>
+          <w:rStyle w:val="VerbatimChar"/>
+        </w:rPr>
+        <w:t xml:space="preserve">3e5e87fd…</w:t>
+      </w:r>
+      <w:r>
+        <w:t xml:space="preserve">).</w:t>
+      </w:r>
+    </w:p>
+    <w:p>
+      <w:pPr>
+        <w:numPr>
+          <w:ilvl w:val="0"/>
+          <w:numId w:val="1005"/>
+        </w:numPr>
+        <w:pStyle w:val="Compact"/>
+      </w:pPr>
+      <w:r>
+        <w:t xml:space="preserve">The pinned YAIB</w:t>
+      </w:r>
+      <w:r>
+        <w:t xml:space="preserve"> </w:t>
+      </w:r>
+      <w:r>
+        <w:rPr>
+          <w:rStyle w:val="VerbatimChar"/>
+        </w:rPr>
+        <w:t xml:space="preserve">abx_cont</w:t>
+      </w:r>
+      <w:r>
+        <w:t xml:space="preserve"> </w:t>
+      </w:r>
+      <w:r>
+        <w:t xml:space="preserve">callback is patched for empty batches by notebook cell 4c (</w:t>
+      </w:r>
+      <w:r>
+        <w:rPr>
+          <w:rStyle w:val="VerbatimChar"/>
+        </w:rPr>
+        <w:t xml:space="preserve">cells/fix_4c_abx_cont.py</w:t>
+      </w:r>
+      <w:r>
+        <w:t xml:space="preserve">; pinned sha</w:t>
+      </w:r>
+      <w:r>
+        <w:t xml:space="preserve"> </w:t>
+      </w:r>
+      <w:r>
+        <w:rPr>
+          <w:rStyle w:val="VerbatimChar"/>
+        </w:rPr>
+        <w:t xml:space="preserve">f88c1007…</w:t>
+      </w:r>
+      <w:r>
+        <w:t xml:space="preserve"> </w:t>
+      </w:r>
+      <w:r>
+        <w:t xml:space="preserve">→</w:t>
+      </w:r>
+      <w:r>
+        <w:t xml:space="preserve"> </w:t>
+      </w:r>
+      <w:r>
+        <w:rPr>
+          <w:rStyle w:val="VerbatimChar"/>
+        </w:rPr>
+        <w:t xml:space="preserve">b42caa98…</w:t>
+      </w:r>
+      <w:r>
+        <w:t xml:space="preserve">).</w:t>
+      </w:r>
+    </w:p>
+    <w:p>
+      <w:pPr>
+        <w:numPr>
+          <w:ilvl w:val="0"/>
+          <w:numId w:val="1005"/>
+        </w:numPr>
+        <w:pStyle w:val="Compact"/>
+      </w:pPr>
+      <w:r>
+        <w:t xml:space="preserve">The repository copy of the worker carries a later interval-units fix that the</w:t>
+      </w:r>
+      <w:r>
+        <w:t xml:space="preserve"> </w:t>
+      </w:r>
+      <w:r>
+        <w:rPr>
+          <w:rStyle w:val="VerbatimChar"/>
+        </w:rPr>
+        <w:t xml:space="preserve">_11</w:t>
+      </w:r>
+      <w:r>
+        <w:t xml:space="preserve"> </w:t>
+      </w:r>
+      <w:r>
+        <w:t xml:space="preserve">notebook does not embed. It is unchanged so that the cohort key is kept; the run’s logs showed the correct</w:t>
+      </w:r>
+      <w:r>
+        <w:t xml:space="preserve"> </w:t>
+      </w:r>
+      <w:r>
+        <w:rPr>
+          <w:rStyle w:val="VerbatimChar"/>
+        </w:rPr>
+        <w:t xml:space="preserve">1 hours</w:t>
+      </w:r>
+      <w:r>
+        <w:t xml:space="preserve"> </w:t>
+      </w:r>
+      <w:r>
+        <w:t xml:space="preserve">interval.</w:t>
+      </w:r>
+    </w:p>
+    <w:p>
+      <w:pPr>
+        <w:pStyle w:val="FirstParagraph"/>
       </w:pPr>
       <w:r>
         <w:rPr>
@@ -757,64 +1105,185 @@
         </w:rPr>
         <w:t xml:space="preserve">Suspected infection:</w:t>
       </w:r>
-      <w:r>
-        <w:t xml:space="preserve"> </w:t>
-      </w:r>
-      <w:r>
-        <w:t xml:space="preserve">antibiotics with cultures in MIMIC-IV; antibiotics only in eICU, which records no cultures in the same form.</w:t>
-      </w:r>
-    </w:p>
-    <w:p>
-      <w:pPr>
-        <w:numPr>
-          <w:ilvl w:val="0"/>
-          <w:numId w:val="1004"/>
-        </w:numPr>
-        <w:pStyle w:val="Compact"/>
-      </w:pPr>
-      <w:r>
-        <w:rPr>
-          <w:bCs/>
-          <w:b/>
-        </w:rPr>
-        <w:t xml:space="preserve">Cohort:</w:t>
-      </w:r>
-      <w:r>
-        <w:t xml:space="preserve"> </w:t>
-      </w:r>
-      <w:r>
-        <w:t xml:space="preserve">the YAIB sepsis cohort definition and exclusions, unchanged.</w:t>
-      </w:r>
-    </w:p>
-    <w:p>
-      <w:pPr>
-        <w:numPr>
-          <w:ilvl w:val="0"/>
-          <w:numId w:val="1004"/>
-        </w:numPr>
-        <w:pStyle w:val="Compact"/>
-      </w:pPr>
-      <w:r>
-        <w:rPr>
-          <w:bCs/>
-          <w:b/>
-        </w:rPr>
-        <w:t xml:space="preserve">Stage 1 sample:</w:t>
-      </w:r>
-      <w:r>
-        <w:t xml:space="preserve"> </w:t>
-      </w:r>
-      <w:r>
-        <w:t xml:space="preserve">10,000 candidate stays per database, drawn at random (seed 42). The sample was prespecified on 16 Oct 2026, and the same samples and splits were used from</w:t>
-      </w:r>
-      <w:r>
-        <w:t xml:space="preserve"> </w:t>
+    </w:p>
+    <w:p>
+      <w:pPr>
+        <w:numPr>
+          <w:ilvl w:val="0"/>
+          <w:numId w:val="1006"/>
+        </w:numPr>
+        <w:pStyle w:val="Compact"/>
+      </w:pPr>
+      <w:r>
+        <w:t xml:space="preserve">MIMIC-IV: antibiotics paired with cultures.</w:t>
+      </w:r>
+    </w:p>
+    <w:p>
+      <w:pPr>
+        <w:numPr>
+          <w:ilvl w:val="0"/>
+          <w:numId w:val="1006"/>
+        </w:numPr>
+        <w:pStyle w:val="Compact"/>
+      </w:pPr>
+      <w:r>
+        <w:t xml:space="preserve">eICU: antibiotics only (</w:t>
       </w:r>
       <w:r>
         <w:rPr>
           <w:rStyle w:val="VerbatimChar"/>
         </w:rPr>
-        <w:t xml:space="preserve">_8</w:t>
+        <w:t xml:space="preserve">si_mode='abx'</w:t>
+      </w:r>
+      <w:r>
+        <w:t xml:space="preserve">).</w:t>
+      </w:r>
+    </w:p>
+    <w:p>
+      <w:pPr>
+        <w:pStyle w:val="FirstParagraph"/>
+      </w:pPr>
+      <w:r>
+        <w:rPr>
+          <w:bCs/>
+          <w:b/>
+        </w:rPr>
+        <w:t xml:space="preserve">Cohort (YAIB exclusions,</w:t>
+      </w:r>
+      <w:r>
+        <w:rPr>
+          <w:bCs/>
+          <w:b/>
+        </w:rPr>
+        <w:t xml:space="preserve"> </w:t>
+      </w:r>
+      <w:r>
+        <w:rPr>
+          <w:rStyle w:val="VerbatimChar"/>
+          <w:bCs/>
+          <w:b/>
+        </w:rPr>
+        <w:t xml:space="preserve">pinned_yaib_sepsis.py:44-111</w:t>
+      </w:r>
+      <w:r>
+        <w:rPr>
+          <w:bCs/>
+          <w:b/>
+        </w:rPr>
+        <w:t xml:space="preserve">):</w:t>
+      </w:r>
+      <w:r>
+        <w:t xml:space="preserve"> </w:t>
+      </w:r>
+      <w:r>
+        <w:t xml:space="preserve">a stay is excluded for any of:</w:t>
+      </w:r>
+    </w:p>
+    <w:p>
+      <w:pPr>
+        <w:numPr>
+          <w:ilvl w:val="0"/>
+          <w:numId w:val="1007"/>
+        </w:numPr>
+        <w:pStyle w:val="Compact"/>
+      </w:pPr>
+      <w:r>
+        <w:t xml:space="preserve">invalid length of stay, or length of stay under 6 h;</w:t>
+      </w:r>
+    </w:p>
+    <w:p>
+      <w:pPr>
+        <w:numPr>
+          <w:ilvl w:val="0"/>
+          <w:numId w:val="1007"/>
+        </w:numPr>
+        <w:pStyle w:val="Compact"/>
+      </w:pPr>
+      <w:r>
+        <w:t xml:space="preserve">fewer than 4 hours with any measurement;</w:t>
+      </w:r>
+    </w:p>
+    <w:p>
+      <w:pPr>
+        <w:numPr>
+          <w:ilvl w:val="0"/>
+          <w:numId w:val="1007"/>
+        </w:numPr>
+        <w:pStyle w:val="Compact"/>
+      </w:pPr>
+      <w:r>
+        <w:t xml:space="preserve">a gap of more than 12 h between measurements;</w:t>
+      </w:r>
+    </w:p>
+    <w:p>
+      <w:pPr>
+        <w:numPr>
+          <w:ilvl w:val="0"/>
+          <w:numId w:val="1007"/>
+        </w:numPr>
+        <w:pStyle w:val="Compact"/>
+      </w:pPr>
+      <w:r>
+        <w:t xml:space="preserve">age under 18;</w:t>
+      </w:r>
+    </w:p>
+    <w:p>
+      <w:pPr>
+        <w:numPr>
+          <w:ilvl w:val="0"/>
+          <w:numId w:val="1007"/>
+        </w:numPr>
+        <w:pStyle w:val="Compact"/>
+      </w:pPr>
+      <w:r>
+        <w:t xml:space="preserve">sepsis onset less than 6 h after ICU admission;</w:t>
+      </w:r>
+    </w:p>
+    <w:p>
+      <w:pPr>
+        <w:numPr>
+          <w:ilvl w:val="0"/>
+          <w:numId w:val="1007"/>
+        </w:numPr>
+        <w:pStyle w:val="Compact"/>
+      </w:pPr>
+      <w:r>
+        <w:t xml:space="preserve">in eICU only, a hospital with zero sepsis prevalence (assessed within the sampled candidates).</w:t>
+      </w:r>
+    </w:p>
+    <w:p>
+      <w:pPr>
+        <w:pStyle w:val="FirstParagraph"/>
+      </w:pPr>
+      <w:r>
+        <w:t xml:space="preserve">YAIB ends a septic stay’s follow-up at onset + 6 h and caps every stay at 7 days.</w:t>
+      </w:r>
+    </w:p>
+    <w:p>
+      <w:pPr>
+        <w:pStyle w:val="BodyText"/>
+      </w:pPr>
+      <w:r>
+        <w:rPr>
+          <w:bCs/>
+          <w:b/>
+        </w:rPr>
+        <w:t xml:space="preserve">Stage-1 sample:</w:t>
+      </w:r>
+      <w:r>
+        <w:t xml:space="preserve"> </w:t>
+      </w:r>
+      <w:r>
+        <w:t xml:space="preserve">10,000 candidate stays per database, drawn at random with seed 42. The sample was prespecified on 16 Oct 2026 and is part of the cohort key; notebooks</w:t>
+      </w:r>
+      <w:r>
+        <w:t xml:space="preserve"> </w:t>
+      </w:r>
+      <w:r>
+        <w:rPr>
+          <w:rStyle w:val="VerbatimChar"/>
+        </w:rPr>
+        <w:t xml:space="preserve">_6</w:t>
       </w:r>
       <w:r>
         <w:t xml:space="preserve"> </w:t>
@@ -832,73 +1301,140 @@
         <w:t xml:space="preserve">_11</w:t>
       </w:r>
       <w:r>
-        <w:t xml:space="preserve">.</w:t>
-      </w:r>
-    </w:p>
-    <w:p>
-      <w:pPr>
-        <w:numPr>
-          <w:ilvl w:val="0"/>
-          <w:numId w:val="1004"/>
-        </w:numPr>
-        <w:pStyle w:val="Compact"/>
-      </w:pPr>
-      <w:r>
-        <w:rPr>
-          <w:bCs/>
-          <w:b/>
-        </w:rPr>
-        <w:t xml:space="preserve">Target:</w:t>
-      </w:r>
-      <w:r>
-        <w:t xml:space="preserve"> </w:t>
-      </w:r>
-      <w:r>
-        <w:t xml:space="preserve">at every hour, will sepsis onset occur within the next 6 hours?</w:t>
-      </w:r>
-    </w:p>
-    <w:p>
-      <w:pPr>
-        <w:numPr>
-          <w:ilvl w:val="0"/>
-          <w:numId w:val="1004"/>
-        </w:numPr>
-        <w:pStyle w:val="Compact"/>
-      </w:pPr>
-      <w:r>
-        <w:rPr>
-          <w:bCs/>
-          <w:b/>
-        </w:rPr>
-        <w:t xml:space="preserve">Scored hours:</w:t>
-      </w:r>
-      <w:r>
-        <w:t xml:space="preserve"> </w:t>
-      </w:r>
-      <w:r>
-        <w:t xml:space="preserve">the first 120 hours of each stay. Step labels start at onset minus 6 h. An onset after the 120-hour window counts as non-septic.</w:t>
-      </w:r>
-    </w:p>
-    <w:p>
-      <w:pPr>
-        <w:numPr>
-          <w:ilvl w:val="0"/>
-          <w:numId w:val="1004"/>
-        </w:numPr>
-        <w:pStyle w:val="Compact"/>
-      </w:pPr>
-      <w:r>
-        <w:rPr>
-          <w:bCs/>
-          <w:b/>
-        </w:rPr>
-        <w:t xml:space="preserve">Post-onset hours:</w:t>
-      </w:r>
-      <w:r>
-        <w:t xml:space="preserve"> </w:t>
-      </w:r>
-      <w:r>
-        <w:t xml:space="preserve">scored by the utility function, as the official scorer does. They enter training only through the utility-weighted loss (Section 7).</w:t>
+        <w:t xml:space="preserve"> </w:t>
+      </w:r>
+      <w:r>
+        <w:t xml:space="preserve">use the same samples and splits.</w:t>
+      </w:r>
+    </w:p>
+    <w:p>
+      <w:pPr>
+        <w:pStyle w:val="BodyText"/>
+      </w:pPr>
+      <w:r>
+        <w:rPr>
+          <w:bCs/>
+          <w:b/>
+        </w:rPr>
+        <w:t xml:space="preserve">Hourly grid and target:</w:t>
+      </w:r>
+    </w:p>
+    <w:p>
+      <w:pPr>
+        <w:numPr>
+          <w:ilvl w:val="0"/>
+          <w:numId w:val="1008"/>
+        </w:numPr>
+        <w:pStyle w:val="Compact"/>
+      </w:pPr>
+      <w:r>
+        <w:t xml:space="preserve">Hours run from 1 to min(120, follow-up).</w:t>
+      </w:r>
+    </w:p>
+    <w:p>
+      <w:pPr>
+        <w:numPr>
+          <w:ilvl w:val="0"/>
+          <w:numId w:val="1008"/>
+        </w:numPr>
+        <w:pStyle w:val="Compact"/>
+      </w:pPr>
+      <w:r>
+        <w:t xml:space="preserve">Hour</w:t>
+      </w:r>
+      <w:r>
+        <w:t xml:space="preserve"> </w:t>
+      </w:r>
+      <w:r>
+        <w:rPr>
+          <w:iCs/>
+          <w:i/>
+        </w:rPr>
+        <w:t xml:space="preserve">h</w:t>
+      </w:r>
+      <w:r>
+        <w:t xml:space="preserve"> </w:t>
+      </w:r>
+      <w:r>
+        <w:t xml:space="preserve">is positive if onset falls in (</w:t>
+      </w:r>
+      <w:r>
+        <w:rPr>
+          <w:iCs/>
+          <w:i/>
+        </w:rPr>
+        <w:t xml:space="preserve">h</w:t>
+      </w:r>
+      <w:r>
+        <w:t xml:space="preserve">,</w:t>
+      </w:r>
+      <w:r>
+        <w:t xml:space="preserve"> </w:t>
+      </w:r>
+      <w:r>
+        <w:rPr>
+          <w:iCs/>
+          <w:i/>
+        </w:rPr>
+        <w:t xml:space="preserve">h</w:t>
+      </w:r>
+      <w:r>
+        <w:t xml:space="preserve"> </w:t>
+      </w:r>
+      <w:r>
+        <w:t xml:space="preserve">+ 6].</w:t>
+      </w:r>
+    </w:p>
+    <w:p>
+      <w:pPr>
+        <w:numPr>
+          <w:ilvl w:val="0"/>
+          <w:numId w:val="1008"/>
+        </w:numPr>
+        <w:pStyle w:val="Compact"/>
+      </w:pPr>
+      <w:r>
+        <w:t xml:space="preserve">An hour is</w:t>
+      </w:r>
+      <w:r>
+        <w:t xml:space="preserve"> </w:t>
+      </w:r>
+      <w:r>
+        <w:rPr>
+          <w:bCs/>
+          <w:b/>
+        </w:rPr>
+        <w:t xml:space="preserve">scored</w:t>
+      </w:r>
+      <w:r>
+        <w:t xml:space="preserve"> </w:t>
+      </w:r>
+      <w:r>
+        <w:t xml:space="preserve">if it is before onset and its 6-hour horizon is observed. Stays with no scored hour are dropped.</w:t>
+      </w:r>
+    </w:p>
+    <w:p>
+      <w:pPr>
+        <w:numPr>
+          <w:ilvl w:val="0"/>
+          <w:numId w:val="1008"/>
+        </w:numPr>
+        <w:pStyle w:val="Compact"/>
+      </w:pPr>
+      <w:r>
+        <w:t xml:space="preserve">Because the label looks 6 h ahead, a stay whose onset falls between 120 and 126 h has positive hours inside the window and counts as septic. A stay with a later onset counts as non-septic.</w:t>
+      </w:r>
+    </w:p>
+    <w:p>
+      <w:pPr>
+        <w:numPr>
+          <w:ilvl w:val="0"/>
+          <w:numId w:val="1008"/>
+        </w:numPr>
+        <w:pStyle w:val="Compact"/>
+      </w:pPr>
+      <w:r>
+        <w:t xml:space="preserve">Post-onset hours are kept in the data but are not scored hours. The utility function still scores them, as the official scorer does, and the primary loss uses the onset hour and the 3 hours after it (Section 8).</w:t>
       </w:r>
     </w:p>
     <w:bookmarkEnd w:id="23"/>
@@ -915,22 +1451,21 @@
       <w:pPr>
         <w:numPr>
           <w:ilvl w:val="0"/>
-          <w:numId w:val="1005"/>
-        </w:numPr>
-        <w:pStyle w:val="Compact"/>
-      </w:pPr>
-      <w:r>
-        <w:rPr>
-          <w:bCs/>
-          <w:b/>
-        </w:rPr>
-        <w:t xml:space="preserve">Protected holdout (20 % of patients):</w:t>
-      </w:r>
-      <w:r>
-        <w:t xml:space="preserve"> </w:t>
-      </w:r>
-      <w:r>
-        <w:t xml:space="preserve">a patient is protected if</w:t>
+          <w:numId w:val="1009"/>
+        </w:numPr>
+      </w:pPr>
+      <w:r>
+        <w:rPr>
+          <w:bCs/>
+          <w:b/>
+        </w:rPr>
+        <w:t xml:space="preserve">Protected holdout (20 % of patients).</w:t>
+      </w:r>
+      <w:r>
+        <w:t xml:space="preserve"> </w:t>
+      </w:r>
+      <w:r>
+        <w:t xml:space="preserve">A patient is protected if</w:t>
       </w:r>
       <w:r>
         <w:t xml:space="preserve"> </w:t>
@@ -939,7 +1474,7 @@
         <w:rPr>
           <w:rStyle w:val="VerbatimChar"/>
         </w:rPr>
-        <w:t xml:space="preserve">sha256('sepsis-final-v1|' + patient id) mod 5 == 0</w:t>
+        <w:t xml:space="preserve">int(sha256('sepsis-final-v1|' + pid).hexdigest()[:8], 16) mod 5 == 0</w:t>
       </w:r>
       <w:r>
         <w:t xml:space="preserve">.</w:t>
@@ -949,7 +1484,52 @@
       <w:pPr>
         <w:numPr>
           <w:ilvl w:val="1"/>
-          <w:numId w:val="1006"/>
+          <w:numId w:val="1010"/>
+        </w:numPr>
+        <w:pStyle w:val="Compact"/>
+      </w:pPr>
+      <w:r>
+        <w:rPr>
+          <w:rStyle w:val="VerbatimChar"/>
+        </w:rPr>
+        <w:t xml:space="preserve">pid</w:t>
+      </w:r>
+      <w:r>
+        <w:t xml:space="preserve"> </w:t>
+      </w:r>
+      <w:r>
+        <w:t xml:space="preserve">is</w:t>
+      </w:r>
+      <w:r>
+        <w:t xml:space="preserve"> </w:t>
+      </w:r>
+      <w:r>
+        <w:rPr>
+          <w:rStyle w:val="VerbatimChar"/>
+        </w:rPr>
+        <w:t xml:space="preserve">'&lt;miiv|eicu&gt;|&lt;subject_id or uniquepid&gt;'</w:t>
+      </w:r>
+      <w:r>
+        <w:t xml:space="preserve"> </w:t>
+      </w:r>
+      <w:r>
+        <w:t xml:space="preserve">(</w:t>
+      </w:r>
+      <w:r>
+        <w:rPr>
+          <w:rStyle w:val="VerbatimChar"/>
+        </w:rPr>
+        <w:t xml:space="preserve">v10_protocol.py:8-9</w:t>
+      </w:r>
+      <w:r>
+        <w:t xml:space="preserve">).</w:t>
+      </w:r>
+    </w:p>
+    <w:p>
+      <w:pPr>
+        <w:numPr>
+          <w:ilvl w:val="1"/>
+          <w:numId w:val="1010"/>
         </w:numPr>
         <w:pStyle w:val="Compact"/>
       </w:pPr>
@@ -961,7 +1541,7 @@
       <w:pPr>
         <w:numPr>
           <w:ilvl w:val="1"/>
-          <w:numId w:val="1006"/>
+          <w:numId w:val="1010"/>
         </w:numPr>
         <w:pStyle w:val="Compact"/>
       </w:pPr>
@@ -973,9 +1553,8 @@
       <w:pPr>
         <w:numPr>
           <w:ilvl w:val="0"/>
-          <w:numId w:val="1005"/>
-        </w:numPr>
-        <w:pStyle w:val="Compact"/>
+          <w:numId w:val="1009"/>
+        </w:numPr>
       </w:pPr>
       <w:r>
         <w:rPr>
@@ -988,206 +1567,428 @@
         <w:t xml:space="preserve"> </w:t>
       </w:r>
       <w:r>
-        <w:t xml:space="preserve">are split by patient, never by stay or hour, and stratified by whether the patient has a sepsis event:</w:t>
+        <w:t xml:space="preserve">are split by patient, never by stay or hour (</w:t>
+      </w:r>
+      <w:r>
+        <w:rPr>
+          <w:rStyle w:val="VerbatimChar"/>
+        </w:rPr>
+        <w:t xml:space="preserve">v10_protocol.py:53-82</w:t>
+      </w:r>
+      <w:r>
+        <w:t xml:space="preserve">). Stratification uses whether the patient has any stay with a positive scored hour.</w:t>
+      </w:r>
+    </w:p>
+    <w:tbl>
+      <w:tblPr>
+        <w:tblStyle w:val="Table"/>
+        <w:tblW w:type="pct" w:w="5000"/>
+        <w:tblLook w:firstRow="1" w:lastRow="0" w:firstColumn="0" w:lastColumn="0" w:noHBand="0" w:noVBand="0" w:val="0020"/>
+        <w:jc w:val="start"/>
+        <w:tblInd w:w="720" w:type="dxa"/>
+      </w:tblPr>
+      <w:tblGrid>
+        <w:gridCol w:w="2640"/>
+        <w:gridCol w:w="2640"/>
+        <w:gridCol w:w="2640"/>
+      </w:tblGrid>
+      <w:tr>
+        <w:trPr>
+          <w:tblHeader w:val="true"/>
+        </w:trPr>
+        <w:tc>
+          <w:tcPr/>
+          <w:p>
+            <w:pPr>
+              <w:pStyle w:val="Compact"/>
+              <w:jc w:val="left"/>
+            </w:pPr>
+            <w:r>
+              <w:t xml:space="preserve">Split</w:t>
+            </w:r>
+          </w:p>
+        </w:tc>
+        <w:tc>
+          <w:tcPr/>
+          <w:p>
+            <w:pPr>
+              <w:pStyle w:val="Compact"/>
+              <w:jc w:val="left"/>
+            </w:pPr>
+            <w:r>
+              <w:t xml:space="preserve">Share</w:t>
+            </w:r>
+          </w:p>
+        </w:tc>
+        <w:tc>
+          <w:tcPr/>
+          <w:p>
+            <w:pPr>
+              <w:pStyle w:val="Compact"/>
+              <w:jc w:val="left"/>
+            </w:pPr>
+            <w:r>
+              <w:t xml:space="preserve">Use</w:t>
+            </w:r>
+          </w:p>
+        </w:tc>
+      </w:tr>
+      <w:tr>
+        <w:tc>
+          <w:tcPr/>
+          <w:p>
+            <w:pPr>
+              <w:pStyle w:val="Compact"/>
+              <w:jc w:val="left"/>
+            </w:pPr>
+            <w:r>
+              <w:t xml:space="preserve">Test</w:t>
+            </w:r>
+          </w:p>
+        </w:tc>
+        <w:tc>
+          <w:tcPr/>
+          <w:p>
+            <w:pPr>
+              <w:pStyle w:val="Compact"/>
+              <w:jc w:val="left"/>
+            </w:pPr>
+            <w:r>
+              <w:t xml:space="preserve">20 % of development patients</w:t>
+            </w:r>
+          </w:p>
+        </w:tc>
+        <w:tc>
+          <w:tcPr/>
+          <w:p>
+            <w:pPr>
+              <w:pStyle w:val="Compact"/>
+              <w:jc w:val="left"/>
+            </w:pPr>
+            <w:r>
+              <w:t xml:space="preserve">Reported for every arm; never used to choose</w:t>
+            </w:r>
+          </w:p>
+        </w:tc>
+      </w:tr>
+      <w:tr>
+        <w:tc>
+          <w:tcPr/>
+          <w:p>
+            <w:pPr>
+              <w:pStyle w:val="Compact"/>
+              <w:jc w:val="left"/>
+            </w:pPr>
+            <w:r>
+              <w:t xml:space="preserve">Training</w:t>
+            </w:r>
+          </w:p>
+        </w:tc>
+        <w:tc>
+          <w:tcPr/>
+          <w:p>
+            <w:pPr>
+              <w:pStyle w:val="Compact"/>
+              <w:jc w:val="left"/>
+            </w:pPr>
+            <w:r>
+              <w:t xml:space="preserve">60 % of the remaining pool</w:t>
+            </w:r>
+          </w:p>
+        </w:tc>
+        <w:tc>
+          <w:tcPr/>
+          <w:p>
+            <w:pPr>
+              <w:pStyle w:val="Compact"/>
+              <w:jc w:val="left"/>
+            </w:pPr>
+            <w:r>
+              <w:t xml:space="preserve">Model fitting</w:t>
+            </w:r>
+          </w:p>
+        </w:tc>
+      </w:tr>
+      <w:tr>
+        <w:tc>
+          <w:tcPr/>
+          <w:p>
+            <w:pPr>
+              <w:pStyle w:val="Compact"/>
+              <w:jc w:val="left"/>
+            </w:pPr>
+            <w:r>
+              <w:t xml:space="preserve">Observer-fit</w:t>
+            </w:r>
+          </w:p>
+        </w:tc>
+        <w:tc>
+          <w:tcPr/>
+          <w:p>
+            <w:pPr>
+              <w:pStyle w:val="Compact"/>
+              <w:jc w:val="left"/>
+            </w:pPr>
+            <w:r>
+              <w:t xml:space="preserve">20 % of the pool</w:t>
+            </w:r>
+          </w:p>
+        </w:tc>
+        <w:tc>
+          <w:tcPr/>
+          <w:p>
+            <w:pPr>
+              <w:pStyle w:val="Compact"/>
+              <w:jc w:val="left"/>
+            </w:pPr>
+            <w:r>
+              <w:t xml:space="preserve">Trains the frozen observer bank (Section 7); with training, fits input normalisation</w:t>
+            </w:r>
+          </w:p>
+        </w:tc>
+      </w:tr>
+      <w:tr>
+        <w:tc>
+          <w:tcPr/>
+          <w:p>
+            <w:pPr>
+              <w:pStyle w:val="Compact"/>
+              <w:jc w:val="left"/>
+            </w:pPr>
+            <w:r>
+              <w:t xml:space="preserve">Validation</w:t>
+            </w:r>
+          </w:p>
+        </w:tc>
+        <w:tc>
+          <w:tcPr/>
+          <w:p>
+            <w:pPr>
+              <w:pStyle w:val="Compact"/>
+              <w:jc w:val="left"/>
+            </w:pPr>
+            <w:r>
+              <w:t xml:space="preserve">10 % of the pool</w:t>
+            </w:r>
+          </w:p>
+        </w:tc>
+        <w:tc>
+          <w:tcPr/>
+          <w:p>
+            <w:pPr>
+              <w:pStyle w:val="Compact"/>
+              <w:jc w:val="left"/>
+            </w:pPr>
+            <w:r>
+              <w:t xml:space="preserve">Early stopping; the decision rules (Section 10)</w:t>
+            </w:r>
+          </w:p>
+        </w:tc>
+      </w:tr>
+      <w:tr>
+        <w:tc>
+          <w:tcPr/>
+          <w:p>
+            <w:pPr>
+              <w:pStyle w:val="Compact"/>
+              <w:jc w:val="left"/>
+            </w:pPr>
+            <w:r>
+              <w:t xml:space="preserve">Calibration</w:t>
+            </w:r>
+          </w:p>
+        </w:tc>
+        <w:tc>
+          <w:tcPr/>
+          <w:p>
+            <w:pPr>
+              <w:pStyle w:val="Compact"/>
+              <w:jc w:val="left"/>
+            </w:pPr>
+            <w:r>
+              <w:t xml:space="preserve">10 % of the pool</w:t>
+            </w:r>
+          </w:p>
+        </w:tc>
+        <w:tc>
+          <w:tcPr/>
+          <w:p>
+            <w:pPr>
+              <w:pStyle w:val="Compact"/>
+              <w:jc w:val="left"/>
+            </w:pPr>
+            <w:r>
+              <w:t xml:space="preserve">Platt scaling and both alarm thresholds</w:t>
+            </w:r>
+          </w:p>
+        </w:tc>
+      </w:tr>
+    </w:tbl>
+    <w:p>
+      <w:pPr>
+        <w:numPr>
+          <w:ilvl w:val="0"/>
+          <w:numId w:val="1000"/>
+        </w:numPr>
+      </w:pPr>
+      <w:r>
+        <w:t xml:space="preserve">An assertion stops the run if any patient appears in two splits. Each split must contain both classes.</w:t>
+      </w:r>
+    </w:p>
+    <w:p>
+      <w:pPr>
+        <w:numPr>
+          <w:ilvl w:val="0"/>
+          <w:numId w:val="1009"/>
+        </w:numPr>
+      </w:pPr>
+      <w:r>
+        <w:rPr>
+          <w:bCs/>
+          <w:b/>
+        </w:rPr>
+        <w:t xml:space="preserve">Final evaluation</w:t>
+      </w:r>
+      <w:r>
+        <w:t xml:space="preserve"> </w:t>
+      </w:r>
+      <w:r>
+        <w:t xml:space="preserve">(</w:t>
+      </w:r>
+      <w:r>
+        <w:rPr>
+          <w:rStyle w:val="VerbatimChar"/>
+        </w:rPr>
+        <w:t xml:space="preserve">RELEASE_FINAL_HOLDOUT=True</w:t>
+      </w:r>
+      <w:r>
+        <w:t xml:space="preserve">, full mode only; smoke mode cannot release):</w:t>
       </w:r>
     </w:p>
     <w:p>
       <w:pPr>
         <w:numPr>
           <w:ilvl w:val="1"/>
-          <w:numId w:val="1007"/>
-        </w:numPr>
-        <w:pStyle w:val="Compact"/>
-      </w:pPr>
-      <w:r>
-        <w:rPr>
-          <w:bCs/>
-          <w:b/>
-        </w:rPr>
-        <w:t xml:space="preserve">Test:</w:t>
-      </w:r>
-      <w:r>
-        <w:t xml:space="preserve"> </w:t>
-      </w:r>
-      <w:r>
-        <w:t xml:space="preserve">20 % of development patients.</w:t>
+          <w:numId w:val="1011"/>
+        </w:numPr>
+        <w:pStyle w:val="Compact"/>
+      </w:pPr>
+      <w:r>
+        <w:t xml:space="preserve">Models are trained on all development patients of one database, re-partitioned 60/20/10/10 as above.</w:t>
       </w:r>
     </w:p>
     <w:p>
       <w:pPr>
         <w:numPr>
           <w:ilvl w:val="1"/>
-          <w:numId w:val="1007"/>
-        </w:numPr>
-        <w:pStyle w:val="Compact"/>
-      </w:pPr>
-      <w:r>
-        <w:rPr>
-          <w:bCs/>
-          <w:b/>
-        </w:rPr>
-        <w:t xml:space="preserve">Training pool:</w:t>
-      </w:r>
-      <w:r>
-        <w:t xml:space="preserve"> </w:t>
-      </w:r>
-      <w:r>
-        <w:t xml:space="preserve">the remaining 80 %, divided as:</w:t>
-      </w:r>
-    </w:p>
-    <w:p>
-      <w:pPr>
-        <w:numPr>
-          <w:ilvl w:val="2"/>
-          <w:numId w:val="1008"/>
-        </w:numPr>
-        <w:pStyle w:val="Compact"/>
-      </w:pPr>
-      <w:r>
-        <w:t xml:space="preserve">training, 60 % of the pool;</w:t>
-      </w:r>
-    </w:p>
-    <w:p>
-      <w:pPr>
-        <w:numPr>
-          <w:ilvl w:val="2"/>
-          <w:numId w:val="1008"/>
-        </w:numPr>
-        <w:pStyle w:val="Compact"/>
-      </w:pPr>
-      <w:r>
-        <w:t xml:space="preserve">observer-fit, 20 % (trains the small per-organ observer models used by output fusion; also used with training to fit input normalisation);</w:t>
-      </w:r>
-    </w:p>
-    <w:p>
-      <w:pPr>
-        <w:numPr>
-          <w:ilvl w:val="2"/>
-          <w:numId w:val="1008"/>
-        </w:numPr>
-        <w:pStyle w:val="Compact"/>
-      </w:pPr>
-      <w:r>
-        <w:t xml:space="preserve">validation, 10 %;</w:t>
-      </w:r>
-    </w:p>
-    <w:p>
-      <w:pPr>
-        <w:numPr>
-          <w:ilvl w:val="2"/>
-          <w:numId w:val="1008"/>
-        </w:numPr>
-        <w:pStyle w:val="Compact"/>
-      </w:pPr>
-      <w:r>
-        <w:t xml:space="preserve">calibration, 10 %.</w:t>
-      </w:r>
-    </w:p>
-    <w:p>
-      <w:pPr>
-        <w:numPr>
-          <w:ilvl w:val="0"/>
-          <w:numId w:val="1000"/>
-        </w:numPr>
-        <w:pStyle w:val="Compact"/>
-      </w:pPr>
-      <w:r>
-        <w:t xml:space="preserve">An assertion stops the run if any patient appears in two splits.</w:t>
-      </w:r>
-    </w:p>
-    <w:p>
-      <w:pPr>
-        <w:numPr>
-          <w:ilvl w:val="0"/>
-          <w:numId w:val="1005"/>
-        </w:numPr>
-        <w:pStyle w:val="Compact"/>
-      </w:pPr>
-      <w:r>
-        <w:rPr>
-          <w:bCs/>
-          <w:b/>
-        </w:rPr>
-        <w:t xml:space="preserve">Final evaluation:</w:t>
+          <w:numId w:val="1011"/>
+        </w:numPr>
+        <w:pStyle w:val="Compact"/>
+      </w:pPr>
+      <w:r>
+        <w:t xml:space="preserve">They are tested on the</w:t>
+      </w:r>
+      <w:r>
+        <w:t xml:space="preserve"> </w:t>
+      </w:r>
+      <w:r>
+        <w:rPr>
+          <w:bCs/>
+          <w:b/>
+        </w:rPr>
+        <w:t xml:space="preserve">other</w:t>
+      </w:r>
+      <w:r>
+        <w:t xml:space="preserve"> </w:t>
+      </w:r>
+      <w:r>
+        <w:t xml:space="preserve">database’s protected patients (cross-database test).</w:t>
       </w:r>
     </w:p>
     <w:p>
       <w:pPr>
         <w:numPr>
           <w:ilvl w:val="1"/>
-          <w:numId w:val="1009"/>
-        </w:numPr>
-        <w:pStyle w:val="Compact"/>
-      </w:pPr>
-      <w:r>
-        <w:t xml:space="preserve">The holdout is opened once, after this protocol is frozen, with</w:t>
-      </w:r>
-      <w:r>
-        <w:t xml:space="preserve"> </w:t>
-      </w:r>
+          <w:numId w:val="1011"/>
+        </w:numPr>
+        <w:pStyle w:val="Compact"/>
+      </w:pPr>
       <w:r>
         <w:rPr>
           <w:rStyle w:val="VerbatimChar"/>
         </w:rPr>
-        <w:t xml:space="preserve">RELEASE_FINAL_HOLDOUT=True</w:t>
-      </w:r>
-      <w:r>
-        <w:t xml:space="preserve">.</w:t>
+        <w:t xml:space="preserve">PRIOR_TEST_EXPOSURE</w:t>
+      </w:r>
+      <w:r>
+        <w:t xml:space="preserve"> </w:t>
+      </w:r>
+      <w:r>
+        <w:t xml:space="preserve">must be non-empty before release.</w:t>
       </w:r>
     </w:p>
     <w:p>
       <w:pPr>
         <w:numPr>
           <w:ilvl w:val="1"/>
-          <w:numId w:val="1009"/>
-        </w:numPr>
-        <w:pStyle w:val="Compact"/>
-      </w:pPr>
-      <w:r>
-        <w:t xml:space="preserve">Any prior exposure to test data is declared in</w:t>
-      </w:r>
-      <w:r>
-        <w:t xml:space="preserve"> </w:t>
+          <w:numId w:val="1011"/>
+        </w:numPr>
+        <w:pStyle w:val="Compact"/>
+      </w:pPr>
+      <w:r>
+        <w:rPr>
+          <w:bCs/>
+          <w:b/>
+        </w:rPr>
+        <w:t xml:space="preserve">TO FREEZE: unlabelled data at final release.</w:t>
+      </w:r>
+      <w:r>
+        <w:t xml:space="preserve"> </w:t>
+      </w:r>
+      <w:r>
+        <w:t xml:space="preserve">As written, the</w:t>
+      </w:r>
+      <w:r>
+        <w:t xml:space="preserve"> </w:t>
+      </w:r>
+      <w:r>
+        <w:t xml:space="preserve">“</w:t>
+      </w:r>
+      <w:r>
+        <w:t xml:space="preserve">site</w:t>
+      </w:r>
+      <w:r>
+        <w:t xml:space="preserve">”</w:t>
+      </w:r>
+      <w:r>
+        <w:t xml:space="preserve"> </w:t>
+      </w:r>
+      <w:r>
+        <w:t xml:space="preserve">self-supervised encoder pretrains on the unlabelled stays of the</w:t>
+      </w:r>
+      <w:r>
+        <w:t xml:space="preserve"> </w:t>
+      </w:r>
+      <w:r>
+        <w:rPr>
+          <w:iCs/>
+          <w:i/>
+        </w:rPr>
+        <w:t xml:space="preserve">test</w:t>
+      </w:r>
+      <w:r>
+        <w:t xml:space="preserve"> </w:t>
+      </w:r>
+      <w:r>
+        <w:t xml:space="preserve">database in final mode (</w:t>
       </w:r>
       <w:r>
         <w:rPr>
           <w:rStyle w:val="VerbatimChar"/>
         </w:rPr>
-        <w:t xml:space="preserve">PRIOR_TEST_EXPOSURE</w:t>
-      </w:r>
-      <w:r>
-        <w:t xml:space="preserve"> </w:t>
-      </w:r>
-      <w:r>
-        <w:t xml:space="preserve">before release.</w:t>
-      </w:r>
-    </w:p>
-    <w:p>
-      <w:pPr>
-        <w:numPr>
-          <w:ilvl w:val="1"/>
-          <w:numId w:val="1009"/>
-        </w:numPr>
-        <w:pStyle w:val="Compact"/>
-      </w:pPr>
-      <w:r>
-        <w:t xml:space="preserve">Each database’s protected patients are scored by models trained on the</w:t>
-      </w:r>
-      <w:r>
-        <w:t xml:space="preserve"> </w:t>
-      </w:r>
-      <w:r>
-        <w:rPr>
-          <w:bCs/>
-          <w:b/>
-        </w:rPr>
-        <w:t xml:space="preserve">other</w:t>
-      </w:r>
-      <w:r>
-        <w:t xml:space="preserve"> </w:t>
-      </w:r>
-      <w:r>
-        <w:t xml:space="preserve">database’s development patients (cross-database test).</w:t>
+        <w:t xml:space="preserve">v11_train.py:329</w:t>
+      </w:r>
+      <w:r>
+        <w:t xml:space="preserve">). These stays are non-protected and carry no labels, but this is unsupervised adaptation to the target hospital system. Before release, either keep it and declare it as transductive adaptation, or switch the site encoder to the training database’s corpus.</w:t>
       </w:r>
     </w:p>
     <w:bookmarkEnd w:id="24"/>
@@ -1205,7 +2006,29 @@
         <w:pStyle w:val="FirstParagraph"/>
       </w:pPr>
       <w:r>
-        <w:t xml:space="preserve">There are 655 predictors, including a</w:t>
+        <w:t xml:space="preserve">There are</w:t>
+      </w:r>
+      <w:r>
+        <w:t xml:space="preserve"> </w:t>
+      </w:r>
+      <w:r>
+        <w:rPr>
+          <w:bCs/>
+          <w:b/>
+        </w:rPr>
+        <w:t xml:space="preserve">659 predictors</w:t>
+      </w:r>
+      <w:r>
+        <w:t xml:space="preserve">: the V10.5 set of 655 plus the two prophylaxis features and their masks (</w:t>
+      </w:r>
+      <w:r>
+        <w:rPr>
+          <w:rStyle w:val="VerbatimChar"/>
+        </w:rPr>
+        <w:t xml:space="preserve">v9_data.py:41-42, 1166-1167</w:t>
+      </w:r>
+      <w:r>
+        <w:t xml:space="preserve">). Some are always missing in eICU because eICU does not record them: prophylaxis and the earlier-admission history. They include 257</w:t>
       </w:r>
       <w:r>
         <w:t xml:space="preserve"> </w:t>
@@ -1223,7 +2046,7 @@
         <w:t xml:space="preserve"> </w:t>
       </w:r>
       <w:r>
-        <w:t xml:space="preserve">mask and a</w:t>
+        <w:t xml:space="preserve">masks and 94</w:t>
       </w:r>
       <w:r>
         <w:t xml:space="preserve"> </w:t>
@@ -1241,7 +2064,7 @@
         <w:t xml:space="preserve"> </w:t>
       </w:r>
       <w:r>
-        <w:t xml:space="preserve">age (in days) for each measured channel.</w:t>
+        <w:t xml:space="preserve">age channels.</w:t>
       </w:r>
     </w:p>
     <w:p>
@@ -1253,43 +2076,110 @@
           <w:bCs/>
           <w:b/>
         </w:rPr>
-        <w:t xml:space="preserve">Causality:</w:t>
-      </w:r>
-    </w:p>
-    <w:p>
-      <w:pPr>
-        <w:numPr>
-          <w:ilvl w:val="0"/>
-          <w:numId w:val="1010"/>
-        </w:numPr>
-        <w:pStyle w:val="Compact"/>
-      </w:pPr>
-      <w:r>
-        <w:t xml:space="preserve">Every value is used only from the hour it was charted, or, for results, when it became available.</w:t>
-      </w:r>
-    </w:p>
-    <w:p>
-      <w:pPr>
-        <w:numPr>
-          <w:ilvl w:val="0"/>
-          <w:numId w:val="1010"/>
-        </w:numPr>
-        <w:pStyle w:val="Compact"/>
-      </w:pPr>
-      <w:r>
-        <w:t xml:space="preserve">Values are carried forward with their age, never interpolated from the future.</w:t>
-      </w:r>
-    </w:p>
-    <w:p>
-      <w:pPr>
-        <w:numPr>
-          <w:ilvl w:val="0"/>
-          <w:numId w:val="1010"/>
-        </w:numPr>
-        <w:pStyle w:val="Compact"/>
-      </w:pPr>
-      <w:r>
-        <w:t xml:space="preserve">Every neural architecture passes a future-perturbation test: changing future inputs cannot change past outputs.</w:t>
+        <w:t xml:space="preserve">Availability and causality</w:t>
+      </w:r>
+      <w:r>
+        <w:t xml:space="preserve"> </w:t>
+      </w:r>
+      <w:r>
+        <w:t xml:space="preserve">(</w:t>
+      </w:r>
+      <w:r>
+        <w:rPr>
+          <w:rStyle w:val="VerbatimChar"/>
+        </w:rPr>
+        <w:t xml:space="preserve">v9_data.py:383-457</w:t>
+      </w:r>
+      <w:r>
+        <w:t xml:space="preserve">):</w:t>
+      </w:r>
+    </w:p>
+    <w:p>
+      <w:pPr>
+        <w:numPr>
+          <w:ilvl w:val="0"/>
+          <w:numId w:val="1012"/>
+        </w:numPr>
+        <w:pStyle w:val="Compact"/>
+      </w:pPr>
+      <w:r>
+        <w:rPr>
+          <w:bCs/>
+          <w:b/>
+        </w:rPr>
+        <w:t xml:space="preserve">When a value becomes usable:</w:t>
+      </w:r>
+    </w:p>
+    <w:p>
+      <w:pPr>
+        <w:numPr>
+          <w:ilvl w:val="1"/>
+          <w:numId w:val="1013"/>
+        </w:numPr>
+        <w:pStyle w:val="Compact"/>
+      </w:pPr>
+      <w:r>
+        <w:t xml:space="preserve">MIMIC-IV: at the later of its chart time and store time; a value with no store time is dropped.</w:t>
+      </w:r>
+    </w:p>
+    <w:p>
+      <w:pPr>
+        <w:numPr>
+          <w:ilvl w:val="1"/>
+          <w:numId w:val="1013"/>
+        </w:numPr>
+        <w:pStyle w:val="Compact"/>
+      </w:pPr>
+      <w:r>
+        <w:t xml:space="preserve">eICU laboratory results: at the later of the result offset and the revision offset.</w:t>
+      </w:r>
+    </w:p>
+    <w:p>
+      <w:pPr>
+        <w:numPr>
+          <w:ilvl w:val="1"/>
+          <w:numId w:val="1013"/>
+        </w:numPr>
+        <w:pStyle w:val="Compact"/>
+      </w:pPr>
+      <w:r>
+        <w:t xml:space="preserve">eICU nurse and respiratory charting: at the entry offset.</w:t>
+      </w:r>
+    </w:p>
+    <w:p>
+      <w:pPr>
+        <w:numPr>
+          <w:ilvl w:val="1"/>
+          <w:numId w:val="1013"/>
+        </w:numPr>
+        <w:pStyle w:val="Compact"/>
+      </w:pPr>
+      <w:r>
+        <w:t xml:space="preserve">eICU monitor vital signs: at the observation offset.</w:t>
+      </w:r>
+    </w:p>
+    <w:p>
+      <w:pPr>
+        <w:numPr>
+          <w:ilvl w:val="0"/>
+          <w:numId w:val="1012"/>
+        </w:numPr>
+        <w:pStyle w:val="Compact"/>
+      </w:pPr>
+      <w:r>
+        <w:t xml:space="preserve">Values from up to 24 h before ICU admission are used.</w:t>
+      </w:r>
+    </w:p>
+    <w:p>
+      <w:pPr>
+        <w:numPr>
+          <w:ilvl w:val="0"/>
+          <w:numId w:val="1012"/>
+        </w:numPr>
+        <w:pStyle w:val="Compact"/>
+      </w:pPr>
+      <w:r>
+        <w:t xml:space="preserve">Every V11 neural architecture passes a future-perturbation test: changing future inputs cannot change past outputs.</w:t>
       </w:r>
     </w:p>
     <w:p>
@@ -1301,26 +2191,235 @@
           <w:bCs/>
           <w:b/>
         </w:rPr>
-        <w:t xml:space="preserve">Classes:</w:t>
-      </w:r>
-    </w:p>
-    <w:p>
-      <w:pPr>
-        <w:numPr>
-          <w:ilvl w:val="0"/>
-          <w:numId w:val="1011"/>
-        </w:numPr>
-        <w:pStyle w:val="Compact"/>
-      </w:pPr>
-      <w:r>
-        <w:t xml:space="preserve">vital signs and laboratory values, with deltas from the previous value and from baseline;</w:t>
-      </w:r>
-    </w:p>
-    <w:p>
-      <w:pPr>
-        <w:numPr>
-          <w:ilvl w:val="0"/>
-          <w:numId w:val="1011"/>
+        <w:t xml:space="preserve">Carry-forward and expiry</w:t>
+      </w:r>
+      <w:r>
+        <w:t xml:space="preserve"> </w:t>
+      </w:r>
+      <w:r>
+        <w:t xml:space="preserve">(</w:t>
+      </w:r>
+      <w:r>
+        <w:rPr>
+          <w:rStyle w:val="VerbatimChar"/>
+        </w:rPr>
+        <w:t xml:space="preserve">v9_data.py:87, 937-1068, 1143</w:t>
+      </w:r>
+      <w:r>
+        <w:t xml:space="preserve">):</w:t>
+      </w:r>
+    </w:p>
+    <w:p>
+      <w:pPr>
+        <w:numPr>
+          <w:ilvl w:val="0"/>
+          <w:numId w:val="1014"/>
+        </w:numPr>
+        <w:pStyle w:val="Compact"/>
+      </w:pPr>
+      <w:r>
+        <w:t xml:space="preserve">Vital signs, laboratory values and charted states are carried forward for 24 h, then become missing.</w:t>
+      </w:r>
+    </w:p>
+    <w:p>
+      <w:pPr>
+        <w:numPr>
+          <w:ilvl w:val="0"/>
+          <w:numId w:val="1014"/>
+        </w:numPr>
+        <w:pStyle w:val="Compact"/>
+      </w:pPr>
+      <w:r>
+        <w:t xml:space="preserve">GCS and its components, weight and height never expire.</w:t>
+      </w:r>
+    </w:p>
+    <w:p>
+      <w:pPr>
+        <w:numPr>
+          <w:ilvl w:val="0"/>
+          <w:numId w:val="1014"/>
+        </w:numPr>
+        <w:pStyle w:val="Compact"/>
+      </w:pPr>
+      <w:r>
+        <w:t xml:space="preserve">An intubated patient’s verbal GCS is reset to unknown.</w:t>
+      </w:r>
+    </w:p>
+    <w:p>
+      <w:pPr>
+        <w:numPr>
+          <w:ilvl w:val="0"/>
+          <w:numId w:val="1014"/>
+        </w:numPr>
+        <w:pStyle w:val="Compact"/>
+      </w:pPr>
+      <w:r>
+        <w:t xml:space="preserve">Vasopressor and inotrope flags need a record in the preceding hour.</w:t>
+      </w:r>
+    </w:p>
+    <w:p>
+      <w:pPr>
+        <w:numPr>
+          <w:ilvl w:val="0"/>
+          <w:numId w:val="1014"/>
+        </w:numPr>
+        <w:pStyle w:val="Compact"/>
+      </w:pPr>
+      <w:r>
+        <w:t xml:space="preserve">The noradrenaline-equivalent dose sums each drug’s latest rate, up to 6 h old.</w:t>
+      </w:r>
+    </w:p>
+    <w:p>
+      <w:pPr>
+        <w:numPr>
+          <w:ilvl w:val="0"/>
+          <w:numId w:val="1014"/>
+        </w:numPr>
+        <w:pStyle w:val="Compact"/>
+      </w:pPr>
+      <w:r>
+        <w:t xml:space="preserve">After expiry the mask is 0 and the age channel keeps counting.</w:t>
+      </w:r>
+    </w:p>
+    <w:p>
+      <w:pPr>
+        <w:pStyle w:val="FirstParagraph"/>
+      </w:pPr>
+      <w:r>
+        <w:rPr>
+          <w:bCs/>
+          <w:b/>
+        </w:rPr>
+        <w:t xml:space="preserve">Predictor classes:</w:t>
+      </w:r>
+    </w:p>
+    <w:p>
+      <w:pPr>
+        <w:numPr>
+          <w:ilvl w:val="0"/>
+          <w:numId w:val="1015"/>
+        </w:numPr>
+        <w:pStyle w:val="Compact"/>
+      </w:pPr>
+      <w:r>
+        <w:rPr>
+          <w:bCs/>
+          <w:b/>
+        </w:rPr>
+        <w:t xml:space="preserve">Vital signs and monitoring:</w:t>
+      </w:r>
+      <w:r>
+        <w:t xml:space="preserve"> </w:t>
+      </w:r>
+      <w:r>
+        <w:t xml:space="preserve">heart rate; cuff and arterial pressures; respiratory rate; oxygen saturation; temperature; end-tidal CO2; CVP; PA mean; cardiac output; ScvO2; ventilator settings (FiO2, PEEP, tidal and minute volume, peak and plateau pressure); oxygen flow; RASS; pain score.</w:t>
+      </w:r>
+    </w:p>
+    <w:p>
+      <w:pPr>
+        <w:numPr>
+          <w:ilvl w:val="0"/>
+          <w:numId w:val="1015"/>
+        </w:numPr>
+        <w:pStyle w:val="Compact"/>
+      </w:pPr>
+      <w:r>
+        <w:rPr>
+          <w:bCs/>
+          <w:b/>
+        </w:rPr>
+        <w:t xml:space="preserve">Trend and extreme statistics:</w:t>
+      </w:r>
+      <w:r>
+        <w:t xml:space="preserve"> </w:t>
+      </w:r>
+      <w:r>
+        <w:t xml:space="preserve">for vital signs, the slope, variance, skew and count of fresh measurements over 3 and 6 h, and 24-hour extremes (</w:t>
+      </w:r>
+      <w:r>
+        <w:rPr>
+          <w:rStyle w:val="VerbatimChar"/>
+        </w:rPr>
+        <w:t xml:space="preserve">v10_features.py:53-62</w:t>
+      </w:r>
+      <w:r>
+        <w:t xml:space="preserve">).</w:t>
+      </w:r>
+    </w:p>
+    <w:p>
+      <w:pPr>
+        <w:numPr>
+          <w:ilvl w:val="0"/>
+          <w:numId w:val="1015"/>
+        </w:numPr>
+        <w:pStyle w:val="Compact"/>
+      </w:pPr>
+      <w:r>
+        <w:rPr>
+          <w:bCs/>
+          <w:b/>
+        </w:rPr>
+        <w:t xml:space="preserve">Laboratory values:</w:t>
+      </w:r>
+      <w:r>
+        <w:t xml:space="preserve"> </w:t>
+      </w:r>
+      <w:r>
+        <w:t xml:space="preserve">chemistry, full blood count with differential, coagulation, lactate, blood gases, procalcitonin, troponin, BNP, ferritin, D-dimer, LDH, lipase, ammonia, amylase, ESR, and urine dipstick results.</w:t>
+      </w:r>
+    </w:p>
+    <w:p>
+      <w:pPr>
+        <w:numPr>
+          <w:ilvl w:val="0"/>
+          <w:numId w:val="1015"/>
+        </w:numPr>
+        <w:pStyle w:val="Compact"/>
+      </w:pPr>
+      <w:r>
+        <w:rPr>
+          <w:bCs/>
+          <w:b/>
+        </w:rPr>
+        <w:t xml:space="preserve">Laboratory deltas:</w:t>
+      </w:r>
+      <w:r>
+        <w:t xml:space="preserve"> </w:t>
+      </w:r>
+      <w:r>
+        <w:t xml:space="preserve">for 12 laboratory values, the change from the previous result and from the first result in the stay. Unknown if the latest result is more than 48 h old (</w:t>
+      </w:r>
+      <w:r>
+        <w:rPr>
+          <w:rStyle w:val="VerbatimChar"/>
+        </w:rPr>
+        <w:t xml:space="preserve">v9_data.py:29, 1018-1030</w:t>
+      </w:r>
+      <w:r>
+        <w:t xml:space="preserve">).</w:t>
+      </w:r>
+    </w:p>
+    <w:p>
+      <w:pPr>
+        <w:numPr>
+          <w:ilvl w:val="0"/>
+          <w:numId w:val="1015"/>
+        </w:numPr>
+        <w:pStyle w:val="Compact"/>
+      </w:pPr>
+      <w:r>
+        <w:rPr>
+          <w:bCs/>
+          <w:b/>
+        </w:rPr>
+        <w:t xml:space="preserve">Scores and derived values:</w:t>
+      </w:r>
+    </w:p>
+    <w:p>
+      <w:pPr>
+        <w:numPr>
+          <w:ilvl w:val="1"/>
+          <w:numId w:val="1016"/>
         </w:numPr>
         <w:pStyle w:val="Compact"/>
       </w:pPr>
@@ -1331,116 +2430,290 @@
     <w:p>
       <w:pPr>
         <w:numPr>
-          <w:ilvl w:val="0"/>
-          <w:numId w:val="1011"/>
-        </w:numPr>
-        <w:pStyle w:val="Compact"/>
-      </w:pPr>
-      <w:r>
-        <w:t xml:space="preserve">KDIGO acute kidney injury stage (48-hour creatinine window);</w:t>
-      </w:r>
-    </w:p>
-    <w:p>
-      <w:pPr>
-        <w:numPr>
-          <w:ilvl w:val="0"/>
-          <w:numId w:val="1011"/>
-        </w:numPr>
-        <w:pStyle w:val="Compact"/>
-      </w:pPr>
-      <w:r>
-        <w:t xml:space="preserve">vasopressor noradrenaline-equivalent dose;</w:t>
-      </w:r>
-    </w:p>
-    <w:p>
-      <w:pPr>
-        <w:numPr>
-          <w:ilvl w:val="0"/>
-          <w:numId w:val="1011"/>
-        </w:numPr>
-        <w:pStyle w:val="Compact"/>
-      </w:pPr>
-      <w:r>
-        <w:t xml:space="preserve">ventilation and oxygen therapy (including high-flow and non-invasive), sedation and delirium scores;</w:t>
-      </w:r>
-    </w:p>
-    <w:p>
-      <w:pPr>
-        <w:numPr>
-          <w:ilvl w:val="0"/>
-          <w:numId w:val="1011"/>
-        </w:numPr>
-        <w:pStyle w:val="Compact"/>
-      </w:pPr>
-      <w:r>
-        <w:t xml:space="preserve">urine output rate and fluid balance;</w:t>
-      </w:r>
-    </w:p>
-    <w:p>
-      <w:pPr>
-        <w:numPr>
-          <w:ilvl w:val="0"/>
-          <w:numId w:val="1011"/>
-        </w:numPr>
-        <w:pStyle w:val="Compact"/>
-      </w:pPr>
-      <w:r>
-        <w:t xml:space="preserve">devices and procedures (renal replacement, bronchoscopy, drains), nutrition, and selected drug exposures (proton-pump inhibitors, insulin, anticoagulants);</w:t>
-      </w:r>
-    </w:p>
-    <w:p>
-      <w:pPr>
-        <w:numPr>
-          <w:ilvl w:val="0"/>
-          <w:numId w:val="1011"/>
-        </w:numPr>
-        <w:pStyle w:val="Compact"/>
-      </w:pPr>
-      <w:r>
-        <w:t xml:space="preserve">comorbidities;</w:t>
-      </w:r>
-    </w:p>
-    <w:p>
-      <w:pPr>
-        <w:numPr>
-          <w:ilvl w:val="0"/>
-          <w:numId w:val="1011"/>
-        </w:numPr>
-        <w:pStyle w:val="Compact"/>
-      </w:pPr>
-      <w:r>
-        <w:t xml:space="preserve">admission context: prior admissions, prior ICU stays in the same admission, admission source, and, in MIMIC-IV only, positive cultures and antibiotics from earlier admissions, strictly before the current one;</w:t>
-      </w:r>
-    </w:p>
-    <w:p>
-      <w:pPr>
-        <w:numPr>
-          <w:ilvl w:val="0"/>
-          <w:numId w:val="1011"/>
-        </w:numPr>
-        <w:pStyle w:val="Compact"/>
-      </w:pPr>
-      <w:r>
-        <w:t xml:space="preserve">NEWS2;</w:t>
-      </w:r>
-    </w:p>
-    <w:p>
-      <w:pPr>
-        <w:numPr>
-          <w:ilvl w:val="0"/>
-          <w:numId w:val="1011"/>
-        </w:numPr>
-        <w:pStyle w:val="Compact"/>
-      </w:pPr>
-      <w:r>
-        <w:t xml:space="preserve">prophylactic antibiotics (MIMIC-IV only), surgical and medical, by guideline rule:</w:t>
-      </w:r>
-    </w:p>
-    <w:p>
-      <w:pPr>
-        <w:numPr>
           <w:ilvl w:val="1"/>
-          <w:numId w:val="1012"/>
+          <w:numId w:val="1016"/>
+        </w:numPr>
+        <w:pStyle w:val="Compact"/>
+      </w:pPr>
+      <w:r>
+        <w:t xml:space="preserve">qSOFA, SIRS and NEWS2, counting criteria met among measured values;</w:t>
+      </w:r>
+    </w:p>
+    <w:p>
+      <w:pPr>
+        <w:numPr>
+          <w:ilvl w:val="1"/>
+          <w:numId w:val="1016"/>
+        </w:numPr>
+        <w:pStyle w:val="Compact"/>
+      </w:pPr>
+      <w:r>
+        <w:t xml:space="preserve">shock index; P/F and S/F ratios; NLR; BMI; net fluid balance; ICU length of stay;</w:t>
+      </w:r>
+    </w:p>
+    <w:p>
+      <w:pPr>
+        <w:numPr>
+          <w:ilvl w:val="1"/>
+          <w:numId w:val="1016"/>
+        </w:numPr>
+        <w:pStyle w:val="Compact"/>
+      </w:pPr>
+      <w:r>
+        <w:t xml:space="preserve">KDIGO stage. The 0.3 mg/dL creatinine rise uses a 48-hour window; the creatinine ratio uses the lowest value in the previous 7 days; the urine criterion gives stage 1 only; documented renal replacement gives stage 3 (</w:t>
+      </w:r>
+      <w:r>
+        <w:rPr>
+          <w:rStyle w:val="VerbatimChar"/>
+        </w:rPr>
+        <w:t xml:space="preserve">v9_data.py:1032-1050</w:t>
+      </w:r>
+      <w:r>
+        <w:t xml:space="preserve">).</w:t>
+      </w:r>
+    </w:p>
+    <w:p>
+      <w:pPr>
+        <w:numPr>
+          <w:ilvl w:val="0"/>
+          <w:numId w:val="1015"/>
+        </w:numPr>
+        <w:pStyle w:val="Compact"/>
+      </w:pPr>
+      <w:r>
+        <w:rPr>
+          <w:bCs/>
+          <w:b/>
+        </w:rPr>
+        <w:t xml:space="preserve">Organ support and treatment:</w:t>
+      </w:r>
+    </w:p>
+    <w:p>
+      <w:pPr>
+        <w:numPr>
+          <w:ilvl w:val="1"/>
+          <w:numId w:val="1017"/>
+        </w:numPr>
+        <w:pStyle w:val="Compact"/>
+      </w:pPr>
+      <w:r>
+        <w:t xml:space="preserve">vasopressor dose (noradrenaline equivalents) and inotropes;</w:t>
+      </w:r>
+    </w:p>
+    <w:p>
+      <w:pPr>
+        <w:numPr>
+          <w:ilvl w:val="1"/>
+          <w:numId w:val="1017"/>
+        </w:numPr>
+        <w:pStyle w:val="Compact"/>
+      </w:pPr>
+      <w:r>
+        <w:t xml:space="preserve">intubation and cumulative airway hours; high-flow oxygen and non-invasive ventilation;</w:t>
+      </w:r>
+    </w:p>
+    <w:p>
+      <w:pPr>
+        <w:numPr>
+          <w:ilvl w:val="1"/>
+          <w:numId w:val="1017"/>
+        </w:numPr>
+        <w:pStyle w:val="Compact"/>
+      </w:pPr>
+      <w:r>
+        <w:t xml:space="preserve">renal replacement; bronchoscopy;</w:t>
+      </w:r>
+    </w:p>
+    <w:p>
+      <w:pPr>
+        <w:numPr>
+          <w:ilvl w:val="1"/>
+          <w:numId w:val="1017"/>
+        </w:numPr>
+        <w:pStyle w:val="Compact"/>
+      </w:pPr>
+      <w:r>
+        <w:t xml:space="preserve">fluids and transfusion; parenteral and enteral nutrition;</w:t>
+      </w:r>
+    </w:p>
+    <w:p>
+      <w:pPr>
+        <w:numPr>
+          <w:ilvl w:val="1"/>
+          <w:numId w:val="1017"/>
+        </w:numPr>
+        <w:pStyle w:val="Compact"/>
+      </w:pPr>
+      <w:r>
+        <w:t xml:space="preserve">drug classes, each recorded in the last 24 h: immunosuppressants, chemotherapy, corticosteroids, stress-dose hydrocortisone, beta-blockers, antipyretics, sedatives, opioids, diuretics, proton-pump inhibitors, insulin and anticoagulants.</w:t>
+      </w:r>
+    </w:p>
+    <w:p>
+      <w:pPr>
+        <w:numPr>
+          <w:ilvl w:val="0"/>
+          <w:numId w:val="1015"/>
+        </w:numPr>
+        <w:pStyle w:val="Compact"/>
+      </w:pPr>
+      <w:r>
+        <w:rPr>
+          <w:bCs/>
+          <w:b/>
+        </w:rPr>
+        <w:t xml:space="preserve">Devices</w:t>
+      </w:r>
+      <w:r>
+        <w:t xml:space="preserve"> </w:t>
+      </w:r>
+      <w:r>
+        <w:t xml:space="preserve">(flagged from first documentation onward): central, arterial and dialysis lines; urinary catheters; drains.</w:t>
+      </w:r>
+    </w:p>
+    <w:p>
+      <w:pPr>
+        <w:numPr>
+          <w:ilvl w:val="0"/>
+          <w:numId w:val="1015"/>
+        </w:numPr>
+        <w:pStyle w:val="Compact"/>
+      </w:pPr>
+      <w:r>
+        <w:rPr>
+          <w:bCs/>
+          <w:b/>
+        </w:rPr>
+        <w:t xml:space="preserve">Context and history:</w:t>
+      </w:r>
+    </w:p>
+    <w:p>
+      <w:pPr>
+        <w:numPr>
+          <w:ilvl w:val="1"/>
+          <w:numId w:val="1018"/>
+        </w:numPr>
+        <w:pStyle w:val="Compact"/>
+      </w:pPr>
+      <w:r>
+        <w:t xml:space="preserve">hours in hospital before ICU; admission source; ICU type;</w:t>
+      </w:r>
+    </w:p>
+    <w:p>
+      <w:pPr>
+        <w:numPr>
+          <w:ilvl w:val="1"/>
+          <w:numId w:val="1018"/>
+        </w:numPr>
+        <w:pStyle w:val="Compact"/>
+      </w:pPr>
+      <w:r>
+        <w:t xml:space="preserve">prior ICU stays in the same admission;</w:t>
+      </w:r>
+    </w:p>
+    <w:p>
+      <w:pPr>
+        <w:numPr>
+          <w:ilvl w:val="1"/>
+          <w:numId w:val="1018"/>
+        </w:numPr>
+        <w:pStyle w:val="Compact"/>
+      </w:pPr>
+      <w:r>
+        <w:t xml:space="preserve">the eICU admitting diagnosis (infection-related or operative).</w:t>
+      </w:r>
+    </w:p>
+    <w:p>
+      <w:pPr>
+        <w:numPr>
+          <w:ilvl w:val="1"/>
+          <w:numId w:val="1018"/>
+        </w:numPr>
+        <w:pStyle w:val="Compact"/>
+      </w:pPr>
+      <w:r>
+        <w:rPr>
+          <w:bCs/>
+          <w:b/>
+        </w:rPr>
+        <w:t xml:space="preserve">MIMIC-IV only</w:t>
+      </w:r>
+      <w:r>
+        <w:t xml:space="preserve"> </w:t>
+      </w:r>
+      <w:r>
+        <w:t xml:space="preserve">(missing in eICU): prior admissions in the last year; days since last discharge; admission from a nursing facility; positive cultures in the last year and antibiotics in the last 90 days, strictly before the current admission (</w:t>
+      </w:r>
+      <w:r>
+        <w:rPr>
+          <w:rStyle w:val="VerbatimChar"/>
+        </w:rPr>
+        <w:t xml:space="preserve">v9_data.py:741-828</w:t>
+      </w:r>
+      <w:r>
+        <w:t xml:space="preserve">).</w:t>
+      </w:r>
+    </w:p>
+    <w:p>
+      <w:pPr>
+        <w:numPr>
+          <w:ilvl w:val="1"/>
+          <w:numId w:val="1018"/>
+        </w:numPr>
+        <w:pStyle w:val="Compact"/>
+      </w:pPr>
+      <w:r>
+        <w:rPr>
+          <w:bCs/>
+          <w:b/>
+        </w:rPr>
+        <w:t xml:space="preserve">Comorbidities (17):</w:t>
+      </w:r>
+      <w:r>
+        <w:t xml:space="preserve"> </w:t>
+      </w:r>
+      <w:r>
+        <w:t xml:space="preserve">in MIMIC-IV from ICD codes of earlier admissions discharged before ICU entry; in eICU from past-history and diagnosis entries at their entry times.</w:t>
+      </w:r>
+    </w:p>
+    <w:p>
+      <w:pPr>
+        <w:numPr>
+          <w:ilvl w:val="0"/>
+          <w:numId w:val="1015"/>
+        </w:numPr>
+        <w:pStyle w:val="Compact"/>
+      </w:pPr>
+      <w:r>
+        <w:rPr>
+          <w:bCs/>
+          <w:b/>
+        </w:rPr>
+        <w:t xml:space="preserve">Prophylactic antibiotics</w:t>
+      </w:r>
+      <w:r>
+        <w:t xml:space="preserve"> </w:t>
+      </w:r>
+      <w:r>
+        <w:t xml:space="preserve">(MIMIC-IV only;</w:t>
+      </w:r>
+      <w:r>
+        <w:t xml:space="preserve"> </w:t>
+      </w:r>
+      <w:r>
+        <w:rPr>
+          <w:rStyle w:val="VerbatimChar"/>
+        </w:rPr>
+        <w:t xml:space="preserve">v11_data.py:30-160</w:t>
+      </w:r>
+      <w:r>
+        <w:t xml:space="preserve">):</w:t>
+      </w:r>
+    </w:p>
+    <w:p>
+      <w:pPr>
+        <w:numPr>
+          <w:ilvl w:val="1"/>
+          <w:numId w:val="1019"/>
         </w:numPr>
         <w:pStyle w:val="Compact"/>
       </w:pPr>
@@ -1455,14 +2728,41 @@
         <w:t xml:space="preserve"> </w:t>
       </w:r>
       <w:r>
-        <w:t xml:space="preserve">a prophylaxis agent with perioperative timing, given for 24 h or less (48 h after cardiac surgery), with no culture in the Seymour window (72 h before to 24 h after) and no escalation within 72 h.</w:t>
+        <w:t xml:space="preserve">a prophylaxis agent given between 8 h before and 1 h after a surgical timestamp, for 24 h or less (48 h if any cardiac or vascular surgical service is recorded in the admission). A once-daily order with no stop time also qualifies.</w:t>
+      </w:r>
+    </w:p>
+    <w:p>
+      <w:pPr>
+        <w:numPr>
+          <w:ilvl w:val="2"/>
+          <w:numId w:val="1020"/>
+        </w:numPr>
+        <w:pStyle w:val="Compact"/>
+      </w:pPr>
+      <w:r>
+        <w:t xml:space="preserve">Surgical timestamps: OR, PACU, recovery and procedure transfers; surgical-service transfers; and hour 0 of any admission type containing</w:t>
+      </w:r>
+      <w:r>
+        <w:t xml:space="preserve"> </w:t>
+      </w:r>
+      <w:r>
+        <w:t xml:space="preserve">“</w:t>
+      </w:r>
+      <w:r>
+        <w:t xml:space="preserve">surgical</w:t>
+      </w:r>
+      <w:r>
+        <w:t xml:space="preserve">”</w:t>
+      </w:r>
+      <w:r>
+        <w:t xml:space="preserve">.</w:t>
       </w:r>
     </w:p>
     <w:p>
       <w:pPr>
         <w:numPr>
           <w:ilvl w:val="1"/>
-          <w:numId w:val="1012"/>
+          <w:numId w:val="1019"/>
         </w:numPr>
         <w:pStyle w:val="Compact"/>
       </w:pPr>
@@ -1477,7 +2777,29 @@
         <w:t xml:space="preserve"> </w:t>
       </w:r>
       <w:r>
-        <w:t xml:space="preserve">the agent and dose pattern of PJP, SBP, neutropenia or transplant prophylaxis.</w:t>
+        <w:t xml:space="preserve">pneumocystis, SBP, neutropenia or transplant prophylaxis by agent and dose pattern, including antifungal and antiviral agents.</w:t>
+      </w:r>
+    </w:p>
+    <w:p>
+      <w:pPr>
+        <w:numPr>
+          <w:ilvl w:val="1"/>
+          <w:numId w:val="1019"/>
+        </w:numPr>
+        <w:pStyle w:val="Compact"/>
+      </w:pPr>
+      <w:r>
+        <w:rPr>
+          <w:bCs/>
+          <w:b/>
+        </w:rPr>
+        <w:t xml:space="preserve">Both</w:t>
+      </w:r>
+      <w:r>
+        <w:t xml:space="preserve"> </w:t>
+      </w:r>
+      <w:r>
+        <w:t xml:space="preserve">also require no culture in the Seymour window (72 h before to 24 h after the dose) and no escalation within 72 h.</w:t>
       </w:r>
     </w:p>
     <w:p>
@@ -1496,31 +2818,31 @@
       <w:pPr>
         <w:numPr>
           <w:ilvl w:val="0"/>
-          <w:numId w:val="1013"/>
-        </w:numPr>
-        <w:pStyle w:val="Compact"/>
-      </w:pPr>
-      <w:r>
-        <w:t xml:space="preserve">empirical or culture-directed antibiotics and cultures of the current admission (they define the label);</w:t>
-      </w:r>
-    </w:p>
-    <w:p>
-      <w:pPr>
-        <w:numPr>
-          <w:ilvl w:val="0"/>
-          <w:numId w:val="1013"/>
-        </w:numPr>
-        <w:pStyle w:val="Compact"/>
-      </w:pPr>
-      <w:r>
-        <w:t xml:space="preserve">race, ethnicity and insurance (subgroup fairness analysis only);</w:t>
-      </w:r>
-    </w:p>
-    <w:p>
-      <w:pPr>
-        <w:numPr>
-          <w:ilvl w:val="0"/>
-          <w:numId w:val="1013"/>
+          <w:numId w:val="1021"/>
+        </w:numPr>
+        <w:pStyle w:val="Compact"/>
+      </w:pPr>
+      <w:r>
+        <w:t xml:space="preserve">empirical or culture-directed antibiotics and the cultures of the current admission (they define the label);</w:t>
+      </w:r>
+    </w:p>
+    <w:p>
+      <w:pPr>
+        <w:numPr>
+          <w:ilvl w:val="0"/>
+          <w:numId w:val="1021"/>
+        </w:numPr>
+        <w:pStyle w:val="Compact"/>
+      </w:pPr>
+      <w:r>
+        <w:t xml:space="preserve">race, ethnicity and insurance;</w:t>
+      </w:r>
+    </w:p>
+    <w:p>
+      <w:pPr>
+        <w:numPr>
+          <w:ilvl w:val="0"/>
+          <w:numId w:val="1021"/>
         </w:numPr>
         <w:pStyle w:val="Compact"/>
       </w:pPr>
@@ -1532,12 +2854,12 @@
       <w:pPr>
         <w:numPr>
           <w:ilvl w:val="0"/>
-          <w:numId w:val="1013"/>
-        </w:numPr>
-        <w:pStyle w:val="Compact"/>
-      </w:pPr>
-      <w:r>
-        <w:t xml:space="preserve">clinical notes (a separate later phase).</w:t>
+          <w:numId w:val="1021"/>
+        </w:numPr>
+        <w:pStyle w:val="Compact"/>
+      </w:pPr>
+      <w:r>
+        <w:t xml:space="preserve">clinical notes.</w:t>
       </w:r>
     </w:p>
     <w:p>
@@ -1549,69 +2871,34 @@
           <w:bCs/>
           <w:b/>
         </w:rPr>
-        <w:t xml:space="preserve">Sensitivity sets:</w:t>
-      </w:r>
-    </w:p>
-    <w:p>
-      <w:pPr>
-        <w:numPr>
-          <w:ilvl w:val="0"/>
-          <w:numId w:val="1014"/>
-        </w:numPr>
-        <w:pStyle w:val="Compact"/>
-      </w:pPr>
-      <w:r>
-        <w:rPr>
-          <w:bCs/>
-          <w:b/>
-        </w:rPr>
-        <w:t xml:space="preserve">raw:</w:t>
-      </w:r>
-      <w:r>
-        <w:t xml:space="preserve"> </w:t>
-      </w:r>
-      <w:r>
-        <w:t xml:space="preserve">core vital signs and laboratory values only;</w:t>
-      </w:r>
-    </w:p>
-    <w:p>
-      <w:pPr>
-        <w:numPr>
-          <w:ilvl w:val="0"/>
-          <w:numId w:val="1014"/>
-        </w:numPr>
-        <w:pStyle w:val="Compact"/>
-      </w:pPr>
-      <w:r>
-        <w:rPr>
-          <w:bCs/>
-          <w:b/>
-        </w:rPr>
-        <w:t xml:space="preserve">no proxies:</w:t>
-      </w:r>
-      <w:r>
-        <w:t xml:space="preserve"> </w:t>
-      </w:r>
-      <w:r>
-        <w:t xml:space="preserve">without hydrocortisone, imaging orders and prophylaxis, which reflect the clinician’s suspicion.</w:t>
-      </w:r>
-    </w:p>
-    <w:bookmarkEnd w:id="25"/>
-    <w:bookmarkStart w:id="26" w:name="models"/>
-    <w:p>
-      <w:pPr>
-        <w:pStyle w:val="Heading2"/>
-      </w:pPr>
-      <w:r>
-        <w:t xml:space="preserve">7. Models</w:t>
-      </w:r>
-    </w:p>
-    <w:p>
-      <w:pPr>
-        <w:pStyle w:val="FirstParagraph"/>
-      </w:pPr>
-      <w:r>
-        <w:t xml:space="preserve">All models are scored on identical hours and splits.</w:t>
+        <w:t xml:space="preserve">Feature sets</w:t>
+      </w:r>
+      <w:r>
+        <w:t xml:space="preserve"> </w:t>
+      </w:r>
+      <w:r>
+        <w:t xml:space="preserve">(</w:t>
+      </w:r>
+      <w:r>
+        <w:rPr>
+          <w:rStyle w:val="VerbatimChar"/>
+        </w:rPr>
+        <w:t xml:space="preserve">main_14_v11.py</w:t>
+      </w:r>
+      <w:r>
+        <w:t xml:space="preserve">,</w:t>
+      </w:r>
+      <w:r>
+        <w:t xml:space="preserve"> </w:t>
+      </w:r>
+      <w:r>
+        <w:rPr>
+          <w:rStyle w:val="VerbatimChar"/>
+        </w:rPr>
+        <w:t xml:space="preserve">main_15_v11.py</w:t>
+      </w:r>
+      <w:r>
+        <w:t xml:space="preserve">):</w:t>
       </w:r>
     </w:p>
     <w:tbl>
@@ -1638,31 +2925,31 @@
               <w:jc w:val="left"/>
             </w:pPr>
             <w:r>
-              <w:t xml:space="preserve">Group</w:t>
-            </w:r>
-          </w:p>
-        </w:tc>
-        <w:tc>
-          <w:tcPr/>
-          <w:p>
-            <w:pPr>
-              <w:pStyle w:val="Compact"/>
-              <w:jc w:val="left"/>
-            </w:pPr>
-            <w:r>
-              <w:t xml:space="preserve">Model</w:t>
-            </w:r>
-          </w:p>
-        </w:tc>
-        <w:tc>
-          <w:tcPr/>
-          <w:p>
-            <w:pPr>
-              <w:pStyle w:val="Compact"/>
-              <w:jc w:val="left"/>
-            </w:pPr>
-            <w:r>
-              <w:t xml:space="preserve">What it is</w:t>
+              <w:t xml:space="preserve">Set</w:t>
+            </w:r>
+          </w:p>
+        </w:tc>
+        <w:tc>
+          <w:tcPr/>
+          <w:p>
+            <w:pPr>
+              <w:pStyle w:val="Compact"/>
+              <w:jc w:val="left"/>
+            </w:pPr>
+            <w:r>
+              <w:t xml:space="preserve">Content</w:t>
+            </w:r>
+          </w:p>
+        </w:tc>
+        <w:tc>
+          <w:tcPr/>
+          <w:p>
+            <w:pPr>
+              <w:pStyle w:val="Compact"/>
+              <w:jc w:val="left"/>
+            </w:pPr>
+            <w:r>
+              <w:t xml:space="preserve">Arms</w:t>
             </w:r>
           </w:p>
         </w:tc>
@@ -1676,31 +2963,31 @@
               <w:jc w:val="left"/>
             </w:pPr>
             <w:r>
-              <w:t xml:space="preserve">Baselines</w:t>
-            </w:r>
-          </w:p>
-        </w:tc>
-        <w:tc>
-          <w:tcPr/>
-          <w:p>
-            <w:pPr>
-              <w:pStyle w:val="Compact"/>
-              <w:jc w:val="left"/>
-            </w:pPr>
-            <w:r>
-              <w:t xml:space="preserve">Logistic regression</w:t>
-            </w:r>
-          </w:p>
-        </w:tc>
-        <w:tc>
-          <w:tcPr/>
-          <w:p>
-            <w:pPr>
-              <w:pStyle w:val="Compact"/>
-              <w:jc w:val="left"/>
-            </w:pPr>
-            <w:r>
-              <w:t xml:space="preserve">Linear model on the hourly predictor vector</w:t>
+              <w:t xml:space="preserve">Rich (primary)</w:t>
+            </w:r>
+          </w:p>
+        </w:tc>
+        <w:tc>
+          <w:tcPr/>
+          <w:p>
+            <w:pPr>
+              <w:pStyle w:val="Compact"/>
+              <w:jc w:val="left"/>
+            </w:pPr>
+            <w:r>
+              <w:t xml:space="preserve">All 659 predictors</w:t>
+            </w:r>
+          </w:p>
+        </w:tc>
+        <w:tc>
+          <w:tcPr/>
+          <w:p>
+            <w:pPr>
+              <w:pStyle w:val="Compact"/>
+              <w:jc w:val="left"/>
+            </w:pPr>
+            <w:r>
+              <w:t xml:space="preserve">All arms</w:t>
             </w:r>
           </w:p>
         </w:tc>
@@ -1711,30 +2998,34 @@
           <w:p>
             <w:pPr>
               <w:pStyle w:val="Compact"/>
-            </w:pPr>
-          </w:p>
-        </w:tc>
-        <w:tc>
-          <w:tcPr/>
-          <w:p>
-            <w:pPr>
-              <w:pStyle w:val="Compact"/>
-              <w:jc w:val="left"/>
-            </w:pPr>
-            <w:r>
-              <w:t xml:space="preserve">Boosted trees</w:t>
-            </w:r>
-          </w:p>
-        </w:tc>
-        <w:tc>
-          <w:tcPr/>
-          <w:p>
-            <w:pPr>
-              <w:pStyle w:val="Compact"/>
-              <w:jc w:val="left"/>
-            </w:pPr>
-            <w:r>
-              <w:t xml:space="preserve">Histogram gradient boosting (learning rate 0.05, 31 leaves, L2 1.0) with patient-grouped early stopping on validation, up to 1,000 iterations</w:t>
+              <w:jc w:val="left"/>
+            </w:pPr>
+            <w:r>
+              <w:t xml:space="preserve">Raw</w:t>
+            </w:r>
+          </w:p>
+        </w:tc>
+        <w:tc>
+          <w:tcPr/>
+          <w:p>
+            <w:pPr>
+              <w:pStyle w:val="Compact"/>
+              <w:jc w:val="left"/>
+            </w:pPr>
+            <w:r>
+              <w:t xml:space="preserve">267 columns: the 83 specified measurement channels plus GCS, weight, age, sex, vasopressor and inotrope flags and urine output, with masks and ages</w:t>
+            </w:r>
+          </w:p>
+        </w:tc>
+        <w:tc>
+          <w:tcPr/>
+          <w:p>
+            <w:pPr>
+              <w:pStyle w:val="Compact"/>
+              <w:jc w:val="left"/>
+            </w:pPr>
+            <w:r>
+              <w:t xml:space="preserve">OSTA, logistic regression, boosted trees</w:t>
             </w:r>
           </w:p>
         </w:tc>
@@ -1748,31 +3039,147 @@
               <w:jc w:val="left"/>
             </w:pPr>
             <w:r>
-              <w:t xml:space="preserve">Literature benchmark</w:t>
-            </w:r>
-          </w:p>
-        </w:tc>
-        <w:tc>
-          <w:tcPr/>
-          <w:p>
-            <w:pPr>
-              <w:pStyle w:val="Compact"/>
-              <w:jc w:val="left"/>
-            </w:pPr>
-            <w:r>
-              <w:t xml:space="preserve">Signature boosted trees</w:t>
-            </w:r>
-          </w:p>
-        </w:tc>
-        <w:tc>
-          <w:tcPr/>
-          <w:p>
-            <w:pPr>
-              <w:pStyle w:val="Compact"/>
-              <w:jc w:val="left"/>
-            </w:pPr>
-            <w:r>
-              <w:t xml:space="preserve">The PhysioNet 2019 winner’s method (path-signature features + gradient boosting), rebuilt in this pipeline</w:t>
+              <w:t xml:space="preserve">No proxies</w:t>
+            </w:r>
+          </w:p>
+        </w:tc>
+        <w:tc>
+          <w:tcPr/>
+          <w:p>
+            <w:pPr>
+              <w:pStyle w:val="Compact"/>
+              <w:jc w:val="left"/>
+            </w:pPr>
+            <w:r>
+              <w:t xml:space="preserve">The rich set without hydrocortisone, imaging orders and the two prophylaxis features (653 columns), which may encode the team’s existing suspicion</w:t>
+            </w:r>
+          </w:p>
+        </w:tc>
+        <w:tc>
+          <w:tcPr/>
+          <w:p>
+            <w:pPr>
+              <w:pStyle w:val="Compact"/>
+              <w:jc w:val="left"/>
+            </w:pPr>
+            <w:r>
+              <w:t xml:space="preserve">OSTA only</w:t>
+            </w:r>
+          </w:p>
+        </w:tc>
+      </w:tr>
+    </w:tbl>
+    <w:p>
+      <w:pPr>
+        <w:pStyle w:val="BodyText"/>
+      </w:pPr>
+      <w:r>
+        <w:t xml:space="preserve">The eICU admitting-diagnosis features stay in the no-proxy set.</w:t>
+      </w:r>
+    </w:p>
+    <w:bookmarkEnd w:id="25"/>
+    <w:bookmarkStart w:id="26" w:name="models"/>
+    <w:p>
+      <w:pPr>
+        <w:pStyle w:val="Heading2"/>
+      </w:pPr>
+      <w:r>
+        <w:t xml:space="preserve">7. Models</w:t>
+      </w:r>
+    </w:p>
+    <w:p>
+      <w:pPr>
+        <w:pStyle w:val="FirstParagraph"/>
+      </w:pPr>
+      <w:r>
+        <w:t xml:space="preserve">All models are scored on identical hours and splits. Groups of predictors follow the feature registry, which assigns every predictor to one of 14 groups:</w:t>
+      </w:r>
+    </w:p>
+    <w:p>
+      <w:pPr>
+        <w:numPr>
+          <w:ilvl w:val="0"/>
+          <w:numId w:val="1022"/>
+        </w:numPr>
+        <w:pStyle w:val="Compact"/>
+      </w:pPr>
+      <w:r>
+        <w:t xml:space="preserve">the six SOFA organ systems: respiratory, cardiovascular, renal, hepatic, hematologic and neurologic;</w:t>
+      </w:r>
+    </w:p>
+    <w:p>
+      <w:pPr>
+        <w:numPr>
+          <w:ilvl w:val="0"/>
+          <w:numId w:val="1022"/>
+        </w:numPr>
+        <w:pStyle w:val="Compact"/>
+      </w:pPr>
+      <w:r>
+        <w:t xml:space="preserve">inflammatory, metabolic, systemic composite and demographic;</w:t>
+      </w:r>
+    </w:p>
+    <w:p>
+      <w:pPr>
+        <w:numPr>
+          <w:ilvl w:val="0"/>
+          <w:numId w:val="1022"/>
+        </w:numPr>
+        <w:pStyle w:val="Compact"/>
+      </w:pPr>
+      <w:r>
+        <w:t xml:space="preserve">infection risk, treatment, admission and comorbidity.</w:t>
+      </w:r>
+    </w:p>
+    <w:tbl>
+      <w:tblPr>
+        <w:tblStyle w:val="Table"/>
+        <w:tblW w:type="pct" w:w="5000"/>
+        <w:tblLook w:firstRow="1" w:lastRow="0" w:firstColumn="0" w:lastColumn="0" w:noHBand="0" w:noVBand="0" w:val="0020"/>
+        <w:jc w:val="start"/>
+      </w:tblPr>
+      <w:tblGrid>
+        <w:gridCol w:w="2640"/>
+        <w:gridCol w:w="2640"/>
+        <w:gridCol w:w="2640"/>
+      </w:tblGrid>
+      <w:tr>
+        <w:trPr>
+          <w:tblHeader w:val="true"/>
+        </w:trPr>
+        <w:tc>
+          <w:tcPr/>
+          <w:p>
+            <w:pPr>
+              <w:pStyle w:val="Compact"/>
+              <w:jc w:val="left"/>
+            </w:pPr>
+            <w:r>
+              <w:t xml:space="preserve">Group</w:t>
+            </w:r>
+          </w:p>
+        </w:tc>
+        <w:tc>
+          <w:tcPr/>
+          <w:p>
+            <w:pPr>
+              <w:pStyle w:val="Compact"/>
+              <w:jc w:val="left"/>
+            </w:pPr>
+            <w:r>
+              <w:t xml:space="preserve">Model</w:t>
+            </w:r>
+          </w:p>
+        </w:tc>
+        <w:tc>
+          <w:tcPr/>
+          <w:p>
+            <w:pPr>
+              <w:pStyle w:val="Compact"/>
+              <w:jc w:val="left"/>
+            </w:pPr>
+            <w:r>
+              <w:t xml:space="preserve">What it is</w:t>
             </w:r>
           </w:p>
         </w:tc>
@@ -1786,31 +3193,31 @@
               <w:jc w:val="left"/>
             </w:pPr>
             <w:r>
-              <w:t xml:space="preserve">Earlier models of this PhD</w:t>
-            </w:r>
-          </w:p>
-        </w:tc>
-        <w:tc>
-          <w:tcPr/>
-          <w:p>
-            <w:pPr>
-              <w:pStyle w:val="Compact"/>
-              <w:jc w:val="left"/>
-            </w:pPr>
-            <w:r>
-              <w:t xml:space="preserve">OSTA-Transformer</w:t>
-            </w:r>
-          </w:p>
-        </w:tc>
-        <w:tc>
-          <w:tcPr/>
-          <w:p>
-            <w:pPr>
-              <w:pStyle w:val="Compact"/>
-              <w:jc w:val="left"/>
-            </w:pPr>
-            <w:r>
-              <w:t xml:space="preserve">Organ-system-aware temporal attention: predictors grouped by organ system, per-organ encoders, cross-organ attention, per-organ risk</w:t>
+              <w:t xml:space="preserve">Baselines</w:t>
+            </w:r>
+          </w:p>
+        </w:tc>
+        <w:tc>
+          <w:tcPr/>
+          <w:p>
+            <w:pPr>
+              <w:pStyle w:val="Compact"/>
+              <w:jc w:val="left"/>
+            </w:pPr>
+            <w:r>
+              <w:t xml:space="preserve">Logistic regression</w:t>
+            </w:r>
+          </w:p>
+        </w:tc>
+        <w:tc>
+          <w:tcPr/>
+          <w:p>
+            <w:pPr>
+              <w:pStyle w:val="Compact"/>
+              <w:jc w:val="left"/>
+            </w:pPr>
+            <w:r>
+              <w:t xml:space="preserve">L2 (C = 1, lbfgs, 1,000 iterations) on the hourly predictor vector</w:t>
             </w:r>
           </w:p>
         </w:tc>
@@ -1832,19 +3239,19 @@
               <w:jc w:val="left"/>
             </w:pPr>
             <w:r>
-              <w:t xml:space="preserve">Output fusion</w:t>
-            </w:r>
-          </w:p>
-        </w:tc>
-        <w:tc>
-          <w:tcPr/>
-          <w:p>
-            <w:pPr>
-              <w:pStyle w:val="Compact"/>
-              <w:jc w:val="left"/>
-            </w:pPr>
-            <w:r>
-              <w:t xml:space="preserve">OSTA plus a bank of small per-organ-group observer networks (trained on the separate observer-fit split), whose risk estimates are added to OSTA’s output through a learned linear layer</w:t>
+              <w:t xml:space="preserve">Boosted trees</w:t>
+            </w:r>
+          </w:p>
+        </w:tc>
+        <w:tc>
+          <w:tcPr/>
+          <w:p>
+            <w:pPr>
+              <w:pStyle w:val="Compact"/>
+              <w:jc w:val="left"/>
+            </w:pPr>
+            <w:r>
+              <w:t xml:space="preserve">Histogram gradient boosting: learning rate 0.05, 31 leaves, L2 1.0. Up to 1,000 iterations, checked every 50 against validation AUPRC with patience 5, then refit at the best count</w:t>
             </w:r>
           </w:p>
         </w:tc>
@@ -1855,30 +3262,43 @@
           <w:p>
             <w:pPr>
               <w:pStyle w:val="Compact"/>
-            </w:pPr>
-          </w:p>
-        </w:tc>
-        <w:tc>
-          <w:tcPr/>
-          <w:p>
-            <w:pPr>
-              <w:pStyle w:val="Compact"/>
-              <w:jc w:val="left"/>
-            </w:pPr>
-            <w:r>
-              <w:t xml:space="preserve">CNN–Transformer</w:t>
-            </w:r>
-          </w:p>
-        </w:tc>
-        <w:tc>
-          <w:tcPr/>
-          <w:p>
-            <w:pPr>
-              <w:pStyle w:val="Compact"/>
-              <w:jc w:val="left"/>
-            </w:pPr>
-            <w:r>
-              <w:t xml:space="preserve">Convolutional front end followed by a transformer</w:t>
+              <w:jc w:val="left"/>
+            </w:pPr>
+            <w:r>
+              <w:t xml:space="preserve">Literature benchmark</w:t>
+            </w:r>
+          </w:p>
+        </w:tc>
+        <w:tc>
+          <w:tcPr/>
+          <w:p>
+            <w:pPr>
+              <w:pStyle w:val="Compact"/>
+              <w:jc w:val="left"/>
+            </w:pPr>
+            <w:r>
+              <w:t xml:space="preserve">Signature boosted trees</w:t>
+            </w:r>
+          </w:p>
+        </w:tc>
+        <w:tc>
+          <w:tcPr/>
+          <w:p>
+            <w:pPr>
+              <w:pStyle w:val="Compact"/>
+              <w:jc w:val="left"/>
+            </w:pPr>
+            <w:r>
+              <w:t xml:space="preserve">The PhysioNet 2019 winner’s approach. Depth-2 path signatures of time plus 7 fast vital signs over trailing 6- and 24-h windows, appended to all predictors, then the same boosted trees. Not LightGBM, and without the winner’s full augmentations (</w:t>
+            </w:r>
+            <w:r>
+              <w:rPr>
+                <w:rStyle w:val="VerbatimChar"/>
+              </w:rPr>
+              <w:t xml:space="preserve">v11_train.py:80-109</w:t>
+            </w:r>
+            <w:r>
+              <w:t xml:space="preserve">)</w:t>
             </w:r>
           </w:p>
         </w:tc>
@@ -1892,31 +3312,31 @@
               <w:jc w:val="left"/>
             </w:pPr>
             <w:r>
-              <w:t xml:space="preserve">New supervised</w:t>
-            </w:r>
-          </w:p>
-        </w:tc>
-        <w:tc>
-          <w:tcPr/>
-          <w:p>
-            <w:pPr>
-              <w:pStyle w:val="Compact"/>
-              <w:jc w:val="left"/>
-            </w:pPr>
-            <w:r>
-              <w:t xml:space="preserve">Flat OSTA</w:t>
-            </w:r>
-          </w:p>
-        </w:tc>
-        <w:tc>
-          <w:tcPr/>
-          <w:p>
-            <w:pPr>
-              <w:pStyle w:val="Compact"/>
-              <w:jc w:val="left"/>
-            </w:pPr>
-            <w:r>
-              <w:t xml:space="preserve">OSTA with all predictors in one group: the organ-structure ablation</w:t>
+              <w:t xml:space="preserve">Earlier models of this PhD</w:t>
+            </w:r>
+          </w:p>
+        </w:tc>
+        <w:tc>
+          <w:tcPr/>
+          <w:p>
+            <w:pPr>
+              <w:pStyle w:val="Compact"/>
+              <w:jc w:val="left"/>
+            </w:pPr>
+            <w:r>
+              <w:t xml:space="preserve">OSTA-Transformer</w:t>
+            </w:r>
+          </w:p>
+        </w:tc>
+        <w:tc>
+          <w:tcPr/>
+          <w:p>
+            <w:pPr>
+              <w:pStyle w:val="Compact"/>
+              <w:jc w:val="left"/>
+            </w:pPr>
+            <w:r>
+              <w:t xml:space="preserve">Per-group encoders (d 32) with temporal attention; cross-organ attention; a global transformer (d 128, 4 heads, 2 + 2 layers, causal). Output = global head + 0.3 × attention-weighted per-group risk logits</w:t>
             </w:r>
           </w:p>
         </w:tc>
@@ -1938,19 +3358,19 @@
               <w:jc w:val="left"/>
             </w:pPr>
             <w:r>
-              <w:t xml:space="preserve">GRU-D</w:t>
-            </w:r>
-          </w:p>
-        </w:tc>
-        <w:tc>
-          <w:tcPr/>
-          <w:p>
-            <w:pPr>
-              <w:pStyle w:val="Compact"/>
-              <w:jc w:val="left"/>
-            </w:pPr>
-            <w:r>
-              <w:t xml:space="preserve">Recurrent network with learned decay towards the mean as measurements age</w:t>
+              <w:t xml:space="preserve">Output fusion</w:t>
+            </w:r>
+          </w:p>
+        </w:tc>
+        <w:tc>
+          <w:tcPr/>
+          <w:p>
+            <w:pPr>
+              <w:pStyle w:val="Compact"/>
+              <w:jc w:val="left"/>
+            </w:pPr>
+            <w:r>
+              <w:t xml:space="preserve">OSTA plus the frozen observer bank (below), whose outputs are added to OSTA’s logit through a bias-free linear layer</w:t>
             </w:r>
           </w:p>
         </w:tc>
@@ -1972,19 +3392,19 @@
               <w:jc w:val="left"/>
             </w:pPr>
             <w:r>
-              <w:t xml:space="preserve">TCN</w:t>
-            </w:r>
-          </w:p>
-        </w:tc>
-        <w:tc>
-          <w:tcPr/>
-          <w:p>
-            <w:pPr>
-              <w:pStyle w:val="Compact"/>
-              <w:jc w:val="left"/>
-            </w:pPr>
-            <w:r>
-              <w:t xml:space="preserve">Causal dilated temporal convolution network</w:t>
+              <w:t xml:space="preserve">CNN–Transformer</w:t>
+            </w:r>
+          </w:p>
+        </w:tc>
+        <w:tc>
+          <w:tcPr/>
+          <w:p>
+            <w:pPr>
+              <w:pStyle w:val="Compact"/>
+              <w:jc w:val="left"/>
+            </w:pPr>
+            <w:r>
+              <w:t xml:space="preserve">Multiscale causal CNN (dilations 1, 2, 4; LayerNorm) followed by a causal transformer (d 128, 2 layers)</w:t>
             </w:r>
           </w:p>
         </w:tc>
@@ -1995,30 +3415,34 @@
           <w:p>
             <w:pPr>
               <w:pStyle w:val="Compact"/>
-            </w:pPr>
-          </w:p>
-        </w:tc>
-        <w:tc>
-          <w:tcPr/>
-          <w:p>
-            <w:pPr>
-              <w:pStyle w:val="Compact"/>
-              <w:jc w:val="left"/>
-            </w:pPr>
-            <w:r>
-              <w:t xml:space="preserve">CNN→OSTA</w:t>
-            </w:r>
-          </w:p>
-        </w:tc>
-        <w:tc>
-          <w:tcPr/>
-          <w:p>
-            <w:pPr>
-              <w:pStyle w:val="Compact"/>
-              <w:jc w:val="left"/>
-            </w:pPr>
-            <w:r>
-              <w:t xml:space="preserve">Per-channel causal CNN encoder over value, mask and age, then an OSTA head</w:t>
+              <w:jc w:val="left"/>
+            </w:pPr>
+            <w:r>
+              <w:t xml:space="preserve">New supervised</w:t>
+            </w:r>
+          </w:p>
+        </w:tc>
+        <w:tc>
+          <w:tcPr/>
+          <w:p>
+            <w:pPr>
+              <w:pStyle w:val="Compact"/>
+              <w:jc w:val="left"/>
+            </w:pPr>
+            <w:r>
+              <w:t xml:space="preserve">Flat OSTA</w:t>
+            </w:r>
+          </w:p>
+        </w:tc>
+        <w:tc>
+          <w:tcPr/>
+          <w:p>
+            <w:pPr>
+              <w:pStyle w:val="Compact"/>
+              <w:jc w:val="left"/>
+            </w:pPr>
+            <w:r>
+              <w:t xml:space="preserve">OSTA with all predictors in one group: the organ-structure ablation</w:t>
             </w:r>
           </w:p>
         </w:tc>
@@ -2040,19 +3464,19 @@
               <w:jc w:val="left"/>
             </w:pPr>
             <w:r>
-              <w:t xml:space="preserve">Event OSTA</w:t>
-            </w:r>
-          </w:p>
-        </w:tc>
-        <w:tc>
-          <w:tcPr/>
-          <w:p>
-            <w:pPr>
-              <w:pStyle w:val="Compact"/>
-              <w:jc w:val="left"/>
-            </w:pPr>
-            <w:r>
-              <w:t xml:space="preserve">Attention from each hour to fresh observations of the fast vital-sign channels within 24 h, then an OSTA head</w:t>
+              <w:t xml:space="preserve">GRU-D</w:t>
+            </w:r>
+          </w:p>
+        </w:tc>
+        <w:tc>
+          <w:tcPr/>
+          <w:p>
+            <w:pPr>
+              <w:pStyle w:val="Compact"/>
+              <w:jc w:val="left"/>
+            </w:pPr>
+            <w:r>
+              <w:t xml:space="preserve">Recurrent network (hidden 128) with learned decay of carried values towards the mean as their age grows, and of the hidden state</w:t>
             </w:r>
           </w:p>
         </w:tc>
@@ -2063,34 +3487,30 @@
           <w:p>
             <w:pPr>
               <w:pStyle w:val="Compact"/>
-              <w:jc w:val="left"/>
-            </w:pPr>
-            <w:r>
-              <w:t xml:space="preserve">Self-supervised</w:t>
-            </w:r>
-          </w:p>
-        </w:tc>
-        <w:tc>
-          <w:tcPr/>
-          <w:p>
-            <w:pPr>
-              <w:pStyle w:val="Compact"/>
-              <w:jc w:val="left"/>
-            </w:pPr>
-            <w:r>
-              <w:t xml:space="preserve">SSL-CNN→OSTA / →flat</w:t>
-            </w:r>
-          </w:p>
-        </w:tc>
-        <w:tc>
-          <w:tcPr/>
-          <w:p>
-            <w:pPr>
-              <w:pStyle w:val="Compact"/>
-              <w:jc w:val="left"/>
-            </w:pPr>
-            <w:r>
-              <w:t xml:space="preserve">The same per-channel encoder pretrained without labels, then an OSTA head or a flat head</w:t>
+            </w:pPr>
+          </w:p>
+        </w:tc>
+        <w:tc>
+          <w:tcPr/>
+          <w:p>
+            <w:pPr>
+              <w:pStyle w:val="Compact"/>
+              <w:jc w:val="left"/>
+            </w:pPr>
+            <w:r>
+              <w:t xml:space="preserve">TCN</w:t>
+            </w:r>
+          </w:p>
+        </w:tc>
+        <w:tc>
+          <w:tcPr/>
+          <w:p>
+            <w:pPr>
+              <w:pStyle w:val="Compact"/>
+              <w:jc w:val="left"/>
+            </w:pPr>
+            <w:r>
+              <w:t xml:space="preserve">Causal dilated temporal convolution network: width 96, kernel 3, dilations 1 to 16</w:t>
             </w:r>
           </w:p>
         </w:tc>
@@ -2112,19 +3532,19 @@
               <w:jc w:val="left"/>
             </w:pPr>
             <w:r>
-              <w:t xml:space="preserve">Pooled twins</w:t>
-            </w:r>
-          </w:p>
-        </w:tc>
-        <w:tc>
-          <w:tcPr/>
-          <w:p>
-            <w:pPr>
-              <w:pStyle w:val="Compact"/>
-              <w:jc w:val="left"/>
-            </w:pPr>
-            <w:r>
-              <w:t xml:space="preserve">The same, with an encoder pretrained on both databases (reported as adaptation)</w:t>
+              <w:t xml:space="preserve">CNN→OSTA</w:t>
+            </w:r>
+          </w:p>
+        </w:tc>
+        <w:tc>
+          <w:tcPr/>
+          <w:p>
+            <w:pPr>
+              <w:pStyle w:val="Compact"/>
+              <w:jc w:val="left"/>
+            </w:pPr>
+            <w:r>
+              <w:t xml:space="preserve">Depthwise per-channel causal CNN over value, mask and age (kernel 3, dilations 1, 2, 4; 15-h receptive field; 2 latents per channel), concatenated with all predictors, then OSTA</w:t>
             </w:r>
           </w:p>
         </w:tc>
@@ -2146,19 +3566,19 @@
               <w:jc w:val="left"/>
             </w:pPr>
             <w:r>
-              <w:t xml:space="preserve">Hazard SSL-CNN→OSTA</w:t>
-            </w:r>
-          </w:p>
-        </w:tc>
-        <w:tc>
-          <w:tcPr/>
-          <w:p>
-            <w:pPr>
-              <w:pStyle w:val="Compact"/>
-              <w:jc w:val="left"/>
-            </w:pPr>
-            <w:r>
-              <w:t xml:space="preserve">Discrete-time survival head (1, 3, 6, 12, 24 h); the 6-hour risk is 1 − S(6 h)</w:t>
+              <w:t xml:space="preserve">Event OSTA</w:t>
+            </w:r>
+          </w:p>
+        </w:tc>
+        <w:tc>
+          <w:tcPr/>
+          <w:p>
+            <w:pPr>
+              <w:pStyle w:val="Compact"/>
+              <w:jc w:val="left"/>
+            </w:pPr>
+            <w:r>
+              <w:t xml:space="preserve">Attention from each hour to fresh observations of 7 fast vital signs within a 24-h lookback (plus a sentinel key), then OSTA</w:t>
             </w:r>
           </w:p>
         </w:tc>
@@ -2172,6 +3592,121 @@
               <w:jc w:val="left"/>
             </w:pPr>
             <w:r>
+              <w:t xml:space="preserve">Self-supervised</w:t>
+            </w:r>
+          </w:p>
+        </w:tc>
+        <w:tc>
+          <w:tcPr/>
+          <w:p>
+            <w:pPr>
+              <w:pStyle w:val="Compact"/>
+              <w:jc w:val="left"/>
+            </w:pPr>
+            <w:r>
+              <w:t xml:space="preserve">SSL-CNN→OSTA / →flat</w:t>
+            </w:r>
+          </w:p>
+        </w:tc>
+        <w:tc>
+          <w:tcPr/>
+          <w:p>
+            <w:pPr>
+              <w:pStyle w:val="Compact"/>
+              <w:jc w:val="left"/>
+            </w:pPr>
+            <w:r>
+              <w:t xml:space="preserve">The CNN→OSTA encoder pretrained without labels (below), then fine-tuned (not frozen) with an OSTA head or a flat head</w:t>
+            </w:r>
+          </w:p>
+        </w:tc>
+      </w:tr>
+      <w:tr>
+        <w:tc>
+          <w:tcPr/>
+          <w:p>
+            <w:pPr>
+              <w:pStyle w:val="Compact"/>
+            </w:pPr>
+          </w:p>
+        </w:tc>
+        <w:tc>
+          <w:tcPr/>
+          <w:p>
+            <w:pPr>
+              <w:pStyle w:val="Compact"/>
+              <w:jc w:val="left"/>
+            </w:pPr>
+            <w:r>
+              <w:t xml:space="preserve">Pooled twins</w:t>
+            </w:r>
+          </w:p>
+        </w:tc>
+        <w:tc>
+          <w:tcPr/>
+          <w:p>
+            <w:pPr>
+              <w:pStyle w:val="Compact"/>
+              <w:jc w:val="left"/>
+            </w:pPr>
+            <w:r>
+              <w:t xml:space="preserve">The same, with the encoder pretrained on both databases’ corpora; reported as adaptation</w:t>
+            </w:r>
+          </w:p>
+        </w:tc>
+      </w:tr>
+      <w:tr>
+        <w:tc>
+          <w:tcPr/>
+          <w:p>
+            <w:pPr>
+              <w:pStyle w:val="Compact"/>
+            </w:pPr>
+          </w:p>
+        </w:tc>
+        <w:tc>
+          <w:tcPr/>
+          <w:p>
+            <w:pPr>
+              <w:pStyle w:val="Compact"/>
+              <w:jc w:val="left"/>
+            </w:pPr>
+            <w:r>
+              <w:t xml:space="preserve">Hazard SSL-CNN→OSTA</w:t>
+            </w:r>
+          </w:p>
+        </w:tc>
+        <w:tc>
+          <w:tcPr/>
+          <w:p>
+            <w:pPr>
+              <w:pStyle w:val="Compact"/>
+              <w:jc w:val="left"/>
+            </w:pPr>
+            <w:r>
+              <w:t xml:space="preserve">Discrete-time survival head (bins ending at 1, 3, 6, 12 and 24 h), trained by survival likelihood on all observed pre-onset hours and censored at the last observed hour. Reported 6-h risk = 1 − S(6 h). Ignores the loss setting (</w:t>
+            </w:r>
+            <w:r>
+              <w:rPr>
+                <w:rStyle w:val="VerbatimChar"/>
+              </w:rPr>
+              <w:t xml:space="preserve">v11_train.py:65-77</w:t>
+            </w:r>
+            <w:r>
+              <w:t xml:space="preserve">)</w:t>
+            </w:r>
+          </w:p>
+        </w:tc>
+      </w:tr>
+      <w:tr>
+        <w:tc>
+          <w:tcPr/>
+          <w:p>
+            <w:pPr>
+              <w:pStyle w:val="Compact"/>
+              <w:jc w:val="left"/>
+            </w:pPr>
+            <w:r>
               <w:t xml:space="preserve">Secondary</w:t>
             </w:r>
           </w:p>
@@ -2196,7 +3731,7 @@
               <w:jc w:val="left"/>
             </w:pPr>
             <w:r>
-              <w:t xml:space="preserve">Unweighted mean of OSTA, CNN–Transformer and SSL-CNN→OSTA</w:t>
+              <w:t xml:space="preserve">Unweighted mean of the Platt-calibrated risks of OSTA, CNN–Transformer and SSL-CNN→OSTA (primary-loss runs). Thresholds re-chosen on calibration; no validation, transfer, conformal or stress rows</w:t>
             </w:r>
           </w:p>
         </w:tc>
@@ -2211,14 +3746,128 @@
           <w:bCs/>
           <w:b/>
         </w:rPr>
-        <w:t xml:space="preserve">Self-supervised pretraining:</w:t>
-      </w:r>
-    </w:p>
-    <w:p>
-      <w:pPr>
-        <w:numPr>
-          <w:ilvl w:val="0"/>
-          <w:numId w:val="1015"/>
+        <w:t xml:space="preserve">Observer bank</w:t>
+      </w:r>
+      <w:r>
+        <w:t xml:space="preserve"> </w:t>
+      </w:r>
+      <w:r>
+        <w:t xml:space="preserve">(</w:t>
+      </w:r>
+      <w:r>
+        <w:rPr>
+          <w:rStyle w:val="VerbatimChar"/>
+        </w:rPr>
+        <w:t xml:space="preserve">v9_models.py:52-104</w:t>
+      </w:r>
+      <w:r>
+        <w:t xml:space="preserve">,</w:t>
+      </w:r>
+      <w:r>
+        <w:t xml:space="preserve"> </w:t>
+      </w:r>
+      <w:r>
+        <w:rPr>
+          <w:rStyle w:val="VerbatimChar"/>
+        </w:rPr>
+        <w:t xml:space="preserve">v9_train.py:125-146</w:t>
+      </w:r>
+      <w:r>
+        <w:t xml:space="preserve">):</w:t>
+      </w:r>
+    </w:p>
+    <w:p>
+      <w:pPr>
+        <w:numPr>
+          <w:ilvl w:val="0"/>
+          <w:numId w:val="1023"/>
+        </w:numPr>
+        <w:pStyle w:val="Compact"/>
+      </w:pPr>
+      <w:r>
+        <w:t xml:space="preserve">Seven per-hour networks (one hidden layer of 32): respiratory, cardiovascular, hepatic, hematologic, renal, inflammatory and neurologic.</w:t>
+      </w:r>
+    </w:p>
+    <w:p>
+      <w:pPr>
+        <w:numPr>
+          <w:ilvl w:val="0"/>
+          <w:numId w:val="1023"/>
+        </w:numPr>
+        <w:pStyle w:val="Compact"/>
+      </w:pPr>
+      <w:r>
+        <w:t xml:space="preserve">Each reads all predictors of its group and is active only when one of its evidence channels is observed.</w:t>
+      </w:r>
+    </w:p>
+    <w:p>
+      <w:pPr>
+        <w:numPr>
+          <w:ilvl w:val="0"/>
+          <w:numId w:val="1023"/>
+        </w:numPr>
+        <w:pStyle w:val="Compact"/>
+      </w:pPr>
+      <w:r>
+        <w:t xml:space="preserve">They are trained with cross-entropy on the observer-fit split for 10 epochs and then frozen.</w:t>
+      </w:r>
+    </w:p>
+    <w:p>
+      <w:pPr>
+        <w:numPr>
+          <w:ilvl w:val="0"/>
+          <w:numId w:val="1023"/>
+        </w:numPr>
+        <w:pStyle w:val="Compact"/>
+      </w:pPr>
+      <w:r>
+        <w:t xml:space="preserve">Their outputs (logit × active, active, coverage × active) feed output fusion.</w:t>
+      </w:r>
+    </w:p>
+    <w:p>
+      <w:pPr>
+        <w:pStyle w:val="FirstParagraph"/>
+      </w:pPr>
+      <w:r>
+        <w:rPr>
+          <w:bCs/>
+          <w:b/>
+        </w:rPr>
+        <w:t xml:space="preserve">Self-supervised pretraining</w:t>
+      </w:r>
+      <w:r>
+        <w:t xml:space="preserve"> </w:t>
+      </w:r>
+      <w:r>
+        <w:t xml:space="preserve">(</w:t>
+      </w:r>
+      <w:r>
+        <w:rPr>
+          <w:rStyle w:val="VerbatimChar"/>
+        </w:rPr>
+        <w:t xml:space="preserve">v11_train.py:112-181</w:t>
+      </w:r>
+      <w:r>
+        <w:t xml:space="preserve">,</w:t>
+      </w:r>
+      <w:r>
+        <w:t xml:space="preserve"> </w:t>
+      </w:r>
+      <w:r>
+        <w:rPr>
+          <w:rStyle w:val="VerbatimChar"/>
+        </w:rPr>
+        <w:t xml:space="preserve">v11_data.py:170-198</w:t>
+      </w:r>
+      <w:r>
+        <w:t xml:space="preserve">):</w:t>
+      </w:r>
+    </w:p>
+    <w:p>
+      <w:pPr>
+        <w:numPr>
+          <w:ilvl w:val="0"/>
+          <w:numId w:val="1024"/>
         </w:numPr>
         <w:pStyle w:val="Compact"/>
       </w:pPr>
@@ -2233,14 +3882,26 @@
         <w:t xml:space="preserve"> </w:t>
       </w:r>
       <w:r>
-        <w:t xml:space="preserve">stays not in the labelled cohort, protected patients excluded, capped at 75,000 per database. No label of any kind is read.</w:t>
-      </w:r>
-    </w:p>
-    <w:p>
-      <w:pPr>
-        <w:numPr>
-          <w:ilvl w:val="0"/>
-          <w:numId w:val="1015"/>
+        <w:t xml:space="preserve">raw stays of at least 6 h that are not in the labelled sample and whose patient is not protected, randomly capped at 75,000 per database (seed 42). No label of any kind is read.</w:t>
+      </w:r>
+    </w:p>
+    <w:p>
+      <w:pPr>
+        <w:numPr>
+          <w:ilvl w:val="1"/>
+          <w:numId w:val="1025"/>
+        </w:numPr>
+        <w:pStyle w:val="Compact"/>
+      </w:pPr>
+      <w:r>
+        <w:t xml:space="preserve">As implemented at stage 1, this includes YAIB-ineligible stays, stays outside the 10,000 sample, and other stays of validation and test patients. Stage 2 changes this (Section 11).</w:t>
+      </w:r>
+    </w:p>
+    <w:p>
+      <w:pPr>
+        <w:numPr>
+          <w:ilvl w:val="0"/>
+          <w:numId w:val="1024"/>
         </w:numPr>
         <w:pStyle w:val="Compact"/>
       </w:pPr>
@@ -2256,19 +3917,51 @@
       <w:pPr>
         <w:numPr>
           <w:ilvl w:val="1"/>
-          <w:numId w:val="1016"/>
-        </w:numPr>
-        <w:pStyle w:val="Compact"/>
-      </w:pPr>
-      <w:r>
-        <w:t xml:space="preserve">the next fresh value of each channel;</w:t>
+          <w:numId w:val="1026"/>
+        </w:numPr>
+        <w:pStyle w:val="Compact"/>
+      </w:pPr>
+      <w:r>
+        <w:t xml:space="preserve">the value of each channel at</w:t>
+      </w:r>
+      <w:r>
+        <w:t xml:space="preserve"> </w:t>
+      </w:r>
+      <w:r>
+        <w:rPr>
+          <w:iCs/>
+          <w:i/>
+        </w:rPr>
+        <w:t xml:space="preserve">t</w:t>
+      </w:r>
+      <w:r>
+        <w:t xml:space="preserve"> </w:t>
+      </w:r>
+      <w:r>
+        <w:t xml:space="preserve">+ 1, scored where that channel is freshly measured at</w:t>
+      </w:r>
+      <w:r>
+        <w:t xml:space="preserve"> </w:t>
+      </w:r>
+      <w:r>
+        <w:rPr>
+          <w:iCs/>
+          <w:i/>
+        </w:rPr>
+        <w:t xml:space="preserve">t</w:t>
+      </w:r>
+      <w:r>
+        <w:t xml:space="preserve"> </w:t>
+      </w:r>
+      <w:r>
+        <w:t xml:space="preserve">+ 1;</w:t>
       </w:r>
     </w:p>
     <w:p>
       <w:pPr>
         <w:numPr>
           <w:ilvl w:val="1"/>
-          <w:numId w:val="1016"/>
+          <w:numId w:val="1026"/>
         </w:numPr>
         <w:pStyle w:val="Compact"/>
       </w:pPr>
@@ -2280,7 +3973,7 @@
       <w:pPr>
         <w:numPr>
           <w:ilvl w:val="1"/>
-          <w:numId w:val="1016"/>
+          <w:numId w:val="1026"/>
         </w:numPr>
         <w:pStyle w:val="Compact"/>
       </w:pPr>
@@ -2292,7 +3985,7 @@
       <w:pPr>
         <w:numPr>
           <w:ilvl w:val="1"/>
-          <w:numId w:val="1016"/>
+          <w:numId w:val="1026"/>
         </w:numPr>
         <w:pStyle w:val="Compact"/>
       </w:pPr>
@@ -2304,22 +3997,44 @@
       <w:pPr>
         <w:numPr>
           <w:ilvl w:val="0"/>
-          <w:numId w:val="1015"/>
-        </w:numPr>
-        <w:pStyle w:val="Compact"/>
-      </w:pPr>
-      <w:r>
-        <w:rPr>
-          <w:bCs/>
-          <w:b/>
-        </w:rPr>
-        <w:t xml:space="preserve">Length:</w:t>
-      </w:r>
-      <w:r>
-        <w:t xml:space="preserve"> </w:t>
-      </w:r>
-      <w:r>
-        <w:t xml:space="preserve">5 epochs.</w:t>
+          <w:numId w:val="1024"/>
+        </w:numPr>
+        <w:pStyle w:val="Compact"/>
+      </w:pPr>
+      <w:r>
+        <w:rPr>
+          <w:bCs/>
+          <w:b/>
+        </w:rPr>
+        <w:t xml:space="preserve">Losses:</w:t>
+      </w:r>
+      <w:r>
+        <w:t xml:space="preserve"> </w:t>
+      </w:r>
+      <w:r>
+        <w:t xml:space="preserve">smooth-L1 for the value and organ tasks; cross-entropy for the measurement and worsening tasks.</w:t>
+      </w:r>
+    </w:p>
+    <w:p>
+      <w:pPr>
+        <w:numPr>
+          <w:ilvl w:val="0"/>
+          <w:numId w:val="1024"/>
+        </w:numPr>
+        <w:pStyle w:val="Compact"/>
+      </w:pPr>
+      <w:r>
+        <w:rPr>
+          <w:bCs/>
+          <w:b/>
+        </w:rPr>
+        <w:t xml:space="preserve">Training:</w:t>
+      </w:r>
+      <w:r>
+        <w:t xml:space="preserve"> </w:t>
+      </w:r>
+      <w:r>
+        <w:t xml:space="preserve">AdamW at 3e-4 for 5 epochs. Every tenth corpus stay is held out to choose the checkpoint. One encoder per target database and seed.</w:t>
       </w:r>
     </w:p>
     <w:p>
@@ -2327,28 +4042,7 @@
         <w:pStyle w:val="FirstParagraph"/>
       </w:pPr>
       <w:r>
-        <w:t xml:space="preserve">Retired after stage-1 predecessors (</w:t>
-      </w:r>
-      <w:r>
-        <w:rPr>
-          <w:rStyle w:val="VerbatimChar"/>
-        </w:rPr>
-        <w:t xml:space="preserve">_8</w:t>
-      </w:r>
-      <w:r>
-        <w:t xml:space="preserve">,</w:t>
-      </w:r>
-      <w:r>
-        <w:t xml:space="preserve"> </w:t>
-      </w:r>
-      <w:r>
-        <w:rPr>
-          <w:rStyle w:val="VerbatimChar"/>
-        </w:rPr>
-        <w:t xml:space="preserve">_9</w:t>
-      </w:r>
-      <w:r>
-        <w:t xml:space="preserve">): the observer outputs used as input features (observer features) or as gates on OSTA’s cross-organ attention (gated and ungated attention), the 80 %-label control, and the original OSTA loss.</w:t>
+        <w:t xml:space="preserve">Retired after the earlier stages (Section 14): observer features, gated and ungated attention guidance, the 80 %-label control, and the original OSTA loss (still selectable in the code).</w:t>
       </w:r>
     </w:p>
     <w:bookmarkEnd w:id="26"/>
@@ -2363,49 +4057,72 @@
     </w:p>
     <w:p>
       <w:pPr>
-        <w:numPr>
-          <w:ilvl w:val="0"/>
-          <w:numId w:val="1017"/>
-        </w:numPr>
-        <w:pStyle w:val="Compact"/>
-      </w:pPr>
-      <w:r>
-        <w:rPr>
-          <w:bCs/>
-          <w:b/>
-        </w:rPr>
-        <w:t xml:space="preserve">Primary loss, utility-weighted binary cross-entropy:</w:t>
-      </w:r>
-    </w:p>
-    <w:p>
-      <w:pPr>
-        <w:numPr>
-          <w:ilvl w:val="1"/>
-          <w:numId w:val="1018"/>
-        </w:numPr>
-        <w:pStyle w:val="Compact"/>
-      </w:pPr>
-      <w:r>
-        <w:t xml:space="preserve">Each positive hour is weighted by the PhysioNet reward gap (1.0 at 6 h before onset rising to 2.0 at 3 h after), normalised to mean 1.</w:t>
-      </w:r>
-    </w:p>
-    <w:p>
-      <w:pPr>
-        <w:numPr>
-          <w:ilvl w:val="1"/>
-          <w:numId w:val="1018"/>
-        </w:numPr>
-        <w:pStyle w:val="Compact"/>
-      </w:pPr>
-      <w:r>
-        <w:t xml:space="preserve">The three hours after onset are added as weighted training positives.</w:t>
-      </w:r>
-    </w:p>
-    <w:p>
-      <w:pPr>
-        <w:numPr>
-          <w:ilvl w:val="1"/>
-          <w:numId w:val="1018"/>
+        <w:pStyle w:val="FirstParagraph"/>
+      </w:pPr>
+      <w:r>
+        <w:rPr>
+          <w:bCs/>
+          <w:b/>
+        </w:rPr>
+        <w:t xml:space="preserve">Primary loss, utility-weighted binary cross-entropy</w:t>
+      </w:r>
+      <w:r>
+        <w:t xml:space="preserve"> </w:t>
+      </w:r>
+      <w:r>
+        <w:t xml:space="preserve">(</w:t>
+      </w:r>
+      <w:r>
+        <w:rPr>
+          <w:rStyle w:val="VerbatimChar"/>
+        </w:rPr>
+        <w:t xml:space="preserve">v11_train.py:42-57</w:t>
+      </w:r>
+      <w:r>
+        <w:t xml:space="preserve">):</w:t>
+      </w:r>
+    </w:p>
+    <w:p>
+      <w:pPr>
+        <w:numPr>
+          <w:ilvl w:val="0"/>
+          <w:numId w:val="1027"/>
+        </w:numPr>
+        <w:pStyle w:val="Compact"/>
+      </w:pPr>
+      <w:r>
+        <w:t xml:space="preserve">Positive hours are weighted by the PhysioNet reward gap, rising linearly from 1.0 at 6 h before onset to 2.0 at 3 h after.</w:t>
+      </w:r>
+    </w:p>
+    <w:p>
+      <w:pPr>
+        <w:numPr>
+          <w:ilvl w:val="0"/>
+          <w:numId w:val="1027"/>
+        </w:numPr>
+        <w:pStyle w:val="Compact"/>
+      </w:pPr>
+      <w:r>
+        <w:t xml:space="preserve">The onset hour and the 3 hours after it are added as weighted training positives (4 hours).</w:t>
+      </w:r>
+    </w:p>
+    <w:p>
+      <w:pPr>
+        <w:numPr>
+          <w:ilvl w:val="0"/>
+          <w:numId w:val="1027"/>
+        </w:numPr>
+        <w:pStyle w:val="Compact"/>
+      </w:pPr>
+      <w:r>
+        <w:t xml:space="preserve">Positive weights are normalised to mean 1 within each mini-batch.</w:t>
+      </w:r>
+    </w:p>
+    <w:p>
+      <w:pPr>
+        <w:numPr>
+          <w:ilvl w:val="0"/>
+          <w:numId w:val="1027"/>
         </w:numPr>
         <w:pStyle w:val="Compact"/>
       </w:pPr>
@@ -2415,11 +4132,7 @@
     </w:p>
     <w:p>
       <w:pPr>
-        <w:numPr>
-          <w:ilvl w:val="0"/>
-          <w:numId w:val="1017"/>
-        </w:numPr>
-        <w:pStyle w:val="Compact"/>
+        <w:pStyle w:val="FirstParagraph"/>
       </w:pPr>
       <w:r>
         <w:rPr>
@@ -2432,16 +4145,36 @@
         <w:t xml:space="preserve"> </w:t>
       </w:r>
       <w:r>
-        <w:t xml:space="preserve">(OSTA and SSL-CNN→OSTA only): plain binary cross-entropy, and temporal label smoothing (Yèche et al. 2023; linear ramp, τ = 12 h).</w:t>
-      </w:r>
-    </w:p>
-    <w:p>
-      <w:pPr>
-        <w:numPr>
-          <w:ilvl w:val="0"/>
-          <w:numId w:val="1017"/>
-        </w:numPr>
-        <w:pStyle w:val="Compact"/>
+        <w:t xml:space="preserve">(OSTA and SSL-CNN→OSTA only):</w:t>
+      </w:r>
+    </w:p>
+    <w:p>
+      <w:pPr>
+        <w:numPr>
+          <w:ilvl w:val="0"/>
+          <w:numId w:val="1028"/>
+        </w:numPr>
+        <w:pStyle w:val="Compact"/>
+      </w:pPr>
+      <w:r>
+        <w:t xml:space="preserve">plain binary cross-entropy;</w:t>
+      </w:r>
+    </w:p>
+    <w:p>
+      <w:pPr>
+        <w:numPr>
+          <w:ilvl w:val="0"/>
+          <w:numId w:val="1028"/>
+        </w:numPr>
+        <w:pStyle w:val="Compact"/>
+      </w:pPr>
+      <w:r>
+        <w:t xml:space="preserve">one-sided temporal label smoothing (Yèche et al. 2023): positive hours stay at 1, and septic hours 6 to 18 h before onset get a soft target falling linearly from 0.5 to 0 (τ = 12 h).</w:t>
+      </w:r>
+    </w:p>
+    <w:p>
+      <w:pPr>
+        <w:pStyle w:val="FirstParagraph"/>
       </w:pPr>
       <w:r>
         <w:rPr>
@@ -2454,8 +4187,8 @@
     <w:p>
       <w:pPr>
         <w:numPr>
-          <w:ilvl w:val="1"/>
-          <w:numId w:val="1019"/>
+          <w:ilvl w:val="0"/>
+          <w:numId w:val="1029"/>
         </w:numPr>
         <w:pStyle w:val="Compact"/>
       </w:pPr>
@@ -2466,34 +4199,78 @@
     <w:p>
       <w:pPr>
         <w:numPr>
-          <w:ilvl w:val="1"/>
-          <w:numId w:val="1019"/>
-        </w:numPr>
-        <w:pStyle w:val="Compact"/>
-      </w:pPr>
-      <w:r>
-        <w:t xml:space="preserve">dropout 0.2, batch 32, up to 30 epochs;</w:t>
-      </w:r>
-    </w:p>
-    <w:p>
-      <w:pPr>
-        <w:numPr>
-          <w:ilvl w:val="1"/>
-          <w:numId w:val="1019"/>
-        </w:numPr>
-        <w:pStyle w:val="Compact"/>
-      </w:pPr>
-      <w:r>
-        <w:t xml:space="preserve">early stopping on validation AUPRC with patience 5.</w:t>
-      </w:r>
-    </w:p>
-    <w:p>
-      <w:pPr>
-        <w:numPr>
-          <w:ilvl w:val="0"/>
-          <w:numId w:val="1017"/>
-        </w:numPr>
-        <w:pStyle w:val="Compact"/>
+          <w:ilvl w:val="0"/>
+          <w:numId w:val="1029"/>
+        </w:numPr>
+        <w:pStyle w:val="Compact"/>
+      </w:pPr>
+      <w:r>
+        <w:t xml:space="preserve">dropout 0.2, batch 32, gradient-norm clip 1.0;</w:t>
+      </w:r>
+    </w:p>
+    <w:p>
+      <w:pPr>
+        <w:numPr>
+          <w:ilvl w:val="0"/>
+          <w:numId w:val="1029"/>
+        </w:numPr>
+        <w:pStyle w:val="Compact"/>
+      </w:pPr>
+      <w:r>
+        <w:t xml:space="preserve">up to 30 epochs, with early stopping on validation AUPRC (uncalibrated, scored hours) with patience 5; the best epoch is restored.</w:t>
+      </w:r>
+    </w:p>
+    <w:p>
+      <w:pPr>
+        <w:pStyle w:val="FirstParagraph"/>
+      </w:pPr>
+      <w:r>
+        <w:rPr>
+          <w:bCs/>
+          <w:b/>
+        </w:rPr>
+        <w:t xml:space="preserve">Normalisation:</w:t>
+      </w:r>
+    </w:p>
+    <w:p>
+      <w:pPr>
+        <w:numPr>
+          <w:ilvl w:val="0"/>
+          <w:numId w:val="1030"/>
+        </w:numPr>
+        <w:pStyle w:val="Compact"/>
+      </w:pPr>
+      <w:r>
+        <w:t xml:space="preserve">z-scores from all hours of the training and observer-fit stays;</w:t>
+      </w:r>
+    </w:p>
+    <w:p>
+      <w:pPr>
+        <w:numPr>
+          <w:ilvl w:val="0"/>
+          <w:numId w:val="1030"/>
+        </w:numPr>
+        <w:pStyle w:val="Compact"/>
+      </w:pPr>
+      <w:r>
+        <w:t xml:space="preserve">masks unscaled; ages divided by 24 (days);</w:t>
+      </w:r>
+    </w:p>
+    <w:p>
+      <w:pPr>
+        <w:numPr>
+          <w:ilvl w:val="0"/>
+          <w:numId w:val="1030"/>
+        </w:numPr>
+        <w:pStyle w:val="Compact"/>
+      </w:pPr>
+      <w:r>
+        <w:t xml:space="preserve">values clipped to ±20, and missing values set to 0.</w:t>
+      </w:r>
+    </w:p>
+    <w:p>
+      <w:pPr>
+        <w:pStyle w:val="FirstParagraph"/>
       </w:pPr>
       <w:r>
         <w:rPr>
@@ -2528,53 +4305,43 @@
           <w:bCs/>
           <w:b/>
         </w:rPr>
-        <w:t xml:space="preserve">Primary measure:</w:t>
-      </w:r>
-      <w:r>
-        <w:t xml:space="preserve"> </w:t>
-      </w:r>
-      <w:r>
-        <w:t xml:space="preserve">PhysioNet 2019 normalised utility, computed with the official scorer (unchanged).</w:t>
-      </w:r>
-    </w:p>
-    <w:p>
-      <w:pPr>
-        <w:numPr>
-          <w:ilvl w:val="0"/>
-          <w:numId w:val="1020"/>
-        </w:numPr>
-        <w:pStyle w:val="Compact"/>
-      </w:pPr>
-      <w:r>
-        <w:t xml:space="preserve">The alarm fires when calibrated risk is at or above a threshold.</w:t>
-      </w:r>
-    </w:p>
-    <w:p>
-      <w:pPr>
-        <w:numPr>
-          <w:ilvl w:val="0"/>
-          <w:numId w:val="1020"/>
-        </w:numPr>
-        <w:pStyle w:val="Compact"/>
-      </w:pPr>
-      <w:r>
-        <w:t xml:space="preserve">The threshold is the first maximum of a utility sweep on the</w:t>
-      </w:r>
-      <w:r>
-        <w:t xml:space="preserve"> </w:t>
-      </w:r>
-      <w:r>
-        <w:rPr>
-          <w:bCs/>
-          <w:b/>
-        </w:rPr>
-        <w:t xml:space="preserve">calibration</w:t>
-      </w:r>
-      <w:r>
-        <w:t xml:space="preserve"> </w:t>
-      </w:r>
-      <w:r>
-        <w:t xml:space="preserve">split, then applied once to test.</w:t>
+        <w:t xml:space="preserve">Calibration:</w:t>
+      </w:r>
+    </w:p>
+    <w:p>
+      <w:pPr>
+        <w:numPr>
+          <w:ilvl w:val="0"/>
+          <w:numId w:val="1031"/>
+        </w:numPr>
+        <w:pStyle w:val="Compact"/>
+      </w:pPr>
+      <w:r>
+        <w:t xml:space="preserve">Platt scaling on up to 250,000 scored calibration hours. A non-positive fitted slope falls back to intercept-only recalibration (disclosure E1).</w:t>
+      </w:r>
+    </w:p>
+    <w:p>
+      <w:pPr>
+        <w:numPr>
+          <w:ilvl w:val="0"/>
+          <w:numId w:val="1031"/>
+        </w:numPr>
+        <w:pStyle w:val="Compact"/>
+      </w:pPr>
+      <w:r>
+        <w:t xml:space="preserve">Brier score and ECE (10 equal-width bins).</w:t>
+      </w:r>
+    </w:p>
+    <w:p>
+      <w:pPr>
+        <w:numPr>
+          <w:ilvl w:val="0"/>
+          <w:numId w:val="1031"/>
+        </w:numPr>
+        <w:pStyle w:val="Compact"/>
+      </w:pPr>
+      <w:r>
+        <w:t xml:space="preserve">Calibration slope and intercept from a diagnostic logistic refit on test.</w:t>
       </w:r>
     </w:p>
     <w:p>
@@ -2586,73 +4353,230 @@
           <w:bCs/>
           <w:b/>
         </w:rPr>
-        <w:t xml:space="preserve">Principal panel</w:t>
-      </w:r>
-      <w:r>
-        <w:t xml:space="preserve"> </w:t>
-      </w:r>
-      <w:r>
-        <w:t xml:space="preserve">(all with patient-cluster bootstrap 95 % CIs, 200 resamples):</w:t>
-      </w:r>
-    </w:p>
-    <w:p>
-      <w:pPr>
-        <w:numPr>
-          <w:ilvl w:val="0"/>
-          <w:numId w:val="1021"/>
-        </w:numPr>
-        <w:pStyle w:val="Compact"/>
-      </w:pPr>
-      <w:r>
-        <w:t xml:space="preserve">hourly AUROC and AUPRC;</w:t>
-      </w:r>
-    </w:p>
-    <w:p>
-      <w:pPr>
-        <w:numPr>
-          <w:ilvl w:val="0"/>
-          <w:numId w:val="1021"/>
-        </w:numPr>
-        <w:pStyle w:val="Compact"/>
-      </w:pPr>
-      <w:r>
-        <w:t xml:space="preserve">sensitivity for sepsis events at a budget of 0.5 false alarms per patient-day (6 h alarm cooldown);</w:t>
-      </w:r>
-    </w:p>
-    <w:p>
-      <w:pPr>
-        <w:numPr>
-          <w:ilvl w:val="0"/>
-          <w:numId w:val="1021"/>
-        </w:numPr>
-        <w:pStyle w:val="Compact"/>
-      </w:pPr>
-      <w:r>
-        <w:t xml:space="preserve">median warning time before onset;</w:t>
-      </w:r>
-    </w:p>
-    <w:p>
-      <w:pPr>
-        <w:numPr>
-          <w:ilvl w:val="0"/>
-          <w:numId w:val="1021"/>
-        </w:numPr>
-        <w:pStyle w:val="Compact"/>
-      </w:pPr>
-      <w:r>
-        <w:t xml:space="preserve">false alarms per patient-day;</w:t>
-      </w:r>
-    </w:p>
-    <w:p>
-      <w:pPr>
-        <w:numPr>
-          <w:ilvl w:val="0"/>
-          <w:numId w:val="1021"/>
-        </w:numPr>
-        <w:pStyle w:val="Compact"/>
-      </w:pPr>
-      <w:r>
-        <w:t xml:space="preserve">calibration: Platt scaling fitted on the calibration split, Brier score, ECE and calibration slope.</w:t>
+        <w:t xml:space="preserve">Two thresholds, both chosen on the calibration split:</w:t>
+      </w:r>
+    </w:p>
+    <w:tbl>
+      <w:tblPr>
+        <w:tblStyle w:val="Table"/>
+        <w:tblW w:type="pct" w:w="5000"/>
+        <w:tblLook w:firstRow="1" w:lastRow="0" w:firstColumn="0" w:lastColumn="0" w:noHBand="0" w:noVBand="0" w:val="0020"/>
+        <w:jc w:val="start"/>
+      </w:tblPr>
+      <w:tblGrid>
+        <w:gridCol w:w="2640"/>
+        <w:gridCol w:w="2640"/>
+        <w:gridCol w:w="2640"/>
+      </w:tblGrid>
+      <w:tr>
+        <w:trPr>
+          <w:tblHeader w:val="true"/>
+        </w:trPr>
+        <w:tc>
+          <w:tcPr/>
+          <w:p>
+            <w:pPr>
+              <w:pStyle w:val="Compact"/>
+              <w:jc w:val="left"/>
+            </w:pPr>
+            <w:r>
+              <w:t xml:space="preserve">Threshold</w:t>
+            </w:r>
+          </w:p>
+        </w:tc>
+        <w:tc>
+          <w:tcPr/>
+          <w:p>
+            <w:pPr>
+              <w:pStyle w:val="Compact"/>
+              <w:jc w:val="left"/>
+            </w:pPr>
+            <w:r>
+              <w:t xml:space="preserve">How it is chosen</w:t>
+            </w:r>
+          </w:p>
+        </w:tc>
+        <w:tc>
+          <w:tcPr/>
+          <w:p>
+            <w:pPr>
+              <w:pStyle w:val="Compact"/>
+              <w:jc w:val="left"/>
+            </w:pPr>
+            <w:r>
+              <w:t xml:space="preserve">What it drives</w:t>
+            </w:r>
+          </w:p>
+        </w:tc>
+      </w:tr>
+      <w:tr>
+        <w:tc>
+          <w:tcPr/>
+          <w:p>
+            <w:pPr>
+              <w:pStyle w:val="Compact"/>
+              <w:jc w:val="left"/>
+            </w:pPr>
+            <w:r>
+              <w:t xml:space="preserve">Utility threshold (</w:t>
+            </w:r>
+            <w:r>
+              <w:rPr>
+                <w:rStyle w:val="VerbatimChar"/>
+              </w:rPr>
+              <w:t xml:space="preserve">v10_train.py:123-133</w:t>
+            </w:r>
+            <w:r>
+              <w:t xml:space="preserve">)</w:t>
+            </w:r>
+          </w:p>
+        </w:tc>
+        <w:tc>
+          <w:tcPr/>
+          <w:p>
+            <w:pPr>
+              <w:pStyle w:val="Compact"/>
+              <w:jc w:val="left"/>
+            </w:pPr>
+            <w:r>
+              <w:t xml:space="preserve">First maximum of the normalised utility over 60 quantiles (50 % to 99.9 %) of calibrated risk on all calibration hours. The alarm fires every hour that risk is at or above it, with no cooldown</w:t>
+            </w:r>
+          </w:p>
+        </w:tc>
+        <w:tc>
+          <w:tcPr/>
+          <w:p>
+            <w:pPr>
+              <w:pStyle w:val="Compact"/>
+              <w:jc w:val="left"/>
+            </w:pPr>
+            <w:r>
+              <w:t xml:space="preserve">Normalised utility only</w:t>
+            </w:r>
+          </w:p>
+        </w:tc>
+      </w:tr>
+      <w:tr>
+        <w:tc>
+          <w:tcPr/>
+          <w:p>
+            <w:pPr>
+              <w:pStyle w:val="Compact"/>
+              <w:jc w:val="left"/>
+            </w:pPr>
+            <w:r>
+              <w:t xml:space="preserve">Budget threshold (</w:t>
+            </w:r>
+            <w:r>
+              <w:rPr>
+                <w:rStyle w:val="VerbatimChar"/>
+              </w:rPr>
+              <w:t xml:space="preserve">v9_train.py:252-261</w:t>
+            </w:r>
+            <w:r>
+              <w:t xml:space="preserve">)</w:t>
+            </w:r>
+          </w:p>
+        </w:tc>
+        <w:tc>
+          <w:tcPr/>
+          <w:p>
+            <w:pPr>
+              <w:pStyle w:val="Compact"/>
+              <w:jc w:val="left"/>
+            </w:pPr>
+            <w:r>
+              <w:t xml:space="preserve">Over 101 quantiles, the highest event sensitivity with at most 0.5 false alarms per patient-day (ties go to the higher threshold)</w:t>
+            </w:r>
+          </w:p>
+        </w:tc>
+        <w:tc>
+          <w:tcPr/>
+          <w:p>
+            <w:pPr>
+              <w:pStyle w:val="Compact"/>
+              <w:jc w:val="left"/>
+            </w:pPr>
+            <w:r>
+              <w:t xml:space="preserve">Every event metric: sensitivity, false alarms per patient-day, warning time, antibiotic lead time, trajectory-rich subset, transfer event metrics</w:t>
+            </w:r>
+          </w:p>
+        </w:tc>
+      </w:tr>
+    </w:tbl>
+    <w:p>
+      <w:pPr>
+        <w:pStyle w:val="BodyText"/>
+      </w:pPr>
+      <w:r>
+        <w:rPr>
+          <w:bCs/>
+          <w:b/>
+        </w:rPr>
+        <w:t xml:space="preserve">Normalised utility:</w:t>
+      </w:r>
+    </w:p>
+    <w:p>
+      <w:pPr>
+        <w:numPr>
+          <w:ilvl w:val="0"/>
+          <w:numId w:val="1032"/>
+        </w:numPr>
+        <w:pStyle w:val="Compact"/>
+      </w:pPr>
+      <w:r>
+        <w:t xml:space="preserve">Uses the official</w:t>
+      </w:r>
+      <w:r>
+        <w:t xml:space="preserve"> </w:t>
+      </w:r>
+      <w:r>
+        <w:rPr>
+          <w:rStyle w:val="VerbatimChar"/>
+        </w:rPr>
+        <w:t xml:space="preserve">compute_prediction_utility</w:t>
+      </w:r>
+      <w:r>
+        <w:t xml:space="preserve"> </w:t>
+      </w:r>
+      <w:r>
+        <w:t xml:space="preserve">(PhysioNet commit</w:t>
+      </w:r>
+      <w:r>
+        <w:t xml:space="preserve"> </w:t>
+      </w:r>
+      <w:r>
+        <w:rPr>
+          <w:rStyle w:val="VerbatimChar"/>
+        </w:rPr>
+        <w:t xml:space="preserve">467c49b</w:t>
+      </w:r>
+      <w:r>
+        <w:t xml:space="preserve">), run per stay on the first 120 h.</w:t>
+      </w:r>
+    </w:p>
+    <w:p>
+      <w:pPr>
+        <w:numPr>
+          <w:ilvl w:val="0"/>
+          <w:numId w:val="1032"/>
+        </w:numPr>
+        <w:pStyle w:val="Compact"/>
+      </w:pPr>
+      <w:r>
+        <w:t xml:space="preserve">Step labels start at onset − 6 h.</w:t>
+      </w:r>
+    </w:p>
+    <w:p>
+      <w:pPr>
+        <w:numPr>
+          <w:ilvl w:val="0"/>
+          <w:numId w:val="1032"/>
+        </w:numPr>
+        <w:pStyle w:val="Compact"/>
+      </w:pPr>
+      <w:r>
+        <w:t xml:space="preserve">Results are summed and normalised as (observed − no alarms) / (perfect − no alarms).</w:t>
       </w:r>
     </w:p>
     <w:p>
@@ -2664,6 +4588,141 @@
           <w:bCs/>
           <w:b/>
         </w:rPr>
+        <w:t xml:space="preserve">Event metrics</w:t>
+      </w:r>
+      <w:r>
+        <w:t xml:space="preserve"> </w:t>
+      </w:r>
+      <w:r>
+        <w:t xml:space="preserve">(</w:t>
+      </w:r>
+      <w:r>
+        <w:rPr>
+          <w:rStyle w:val="VerbatimChar"/>
+        </w:rPr>
+        <w:t xml:space="preserve">v9_train.py:238-271</w:t>
+      </w:r>
+      <w:r>
+        <w:t xml:space="preserve">):</w:t>
+      </w:r>
+    </w:p>
+    <w:p>
+      <w:pPr>
+        <w:numPr>
+          <w:ilvl w:val="0"/>
+          <w:numId w:val="1033"/>
+        </w:numPr>
+        <w:pStyle w:val="Compact"/>
+      </w:pPr>
+      <w:r>
+        <w:t xml:space="preserve">Alarms have a 6-hour cooldown.</w:t>
+      </w:r>
+    </w:p>
+    <w:p>
+      <w:pPr>
+        <w:numPr>
+          <w:ilvl w:val="0"/>
+          <w:numId w:val="1033"/>
+        </w:numPr>
+        <w:pStyle w:val="Compact"/>
+      </w:pPr>
+      <w:r>
+        <w:t xml:space="preserve">An event is detected by an alarm 0 to 6 h before onset; every other alarm is a false alarm.</w:t>
+      </w:r>
+    </w:p>
+    <w:p>
+      <w:pPr>
+        <w:numPr>
+          <w:ilvl w:val="0"/>
+          <w:numId w:val="1033"/>
+        </w:numPr>
+        <w:pStyle w:val="Compact"/>
+      </w:pPr>
+      <w:r>
+        <w:t xml:space="preserve">Patient-days are counted from scored hours.</w:t>
+      </w:r>
+    </w:p>
+    <w:p>
+      <w:pPr>
+        <w:numPr>
+          <w:ilvl w:val="0"/>
+          <w:numId w:val="1033"/>
+        </w:numPr>
+        <w:pStyle w:val="Compact"/>
+      </w:pPr>
+      <w:r>
+        <w:t xml:space="preserve">Warning time is measured from the earliest timely alarm.</w:t>
+      </w:r>
+    </w:p>
+    <w:p>
+      <w:pPr>
+        <w:pStyle w:val="FirstParagraph"/>
+      </w:pPr>
+      <w:r>
+        <w:rPr>
+          <w:bCs/>
+          <w:b/>
+        </w:rPr>
+        <w:t xml:space="preserve">Uncertainty:</w:t>
+      </w:r>
+    </w:p>
+    <w:p>
+      <w:pPr>
+        <w:numPr>
+          <w:ilvl w:val="0"/>
+          <w:numId w:val="1034"/>
+        </w:numPr>
+        <w:pStyle w:val="Compact"/>
+      </w:pPr>
+      <w:r>
+        <w:t xml:space="preserve">Patient-cluster bootstrap 95 % intervals (200 resamples) for AUPRC, Brier score and normalised utility.</w:t>
+      </w:r>
+    </w:p>
+    <w:p>
+      <w:pPr>
+        <w:numPr>
+          <w:ilvl w:val="0"/>
+          <w:numId w:val="1034"/>
+        </w:numPr>
+        <w:pStyle w:val="Compact"/>
+      </w:pPr>
+      <w:r>
+        <w:t xml:space="preserve">Hospital-cluster intervals for AUPRC and Brier when there are at least 5 hospitals.</w:t>
+      </w:r>
+    </w:p>
+    <w:p>
+      <w:pPr>
+        <w:numPr>
+          <w:ilvl w:val="0"/>
+          <w:numId w:val="1034"/>
+        </w:numPr>
+        <w:pStyle w:val="Compact"/>
+      </w:pPr>
+      <w:r>
+        <w:t xml:space="preserve">Paired bootstrap differences against OSTA for AUPRC.</w:t>
+      </w:r>
+    </w:p>
+    <w:p>
+      <w:pPr>
+        <w:numPr>
+          <w:ilvl w:val="0"/>
+          <w:numId w:val="1034"/>
+        </w:numPr>
+        <w:pStyle w:val="Compact"/>
+      </w:pPr>
+      <w:r>
+        <w:t xml:space="preserve">AUROC and the event metrics are reported as point estimates.</w:t>
+      </w:r>
+    </w:p>
+    <w:p>
+      <w:pPr>
+        <w:pStyle w:val="FirstParagraph"/>
+      </w:pPr>
+      <w:r>
+        <w:rPr>
+          <w:bCs/>
+          <w:b/>
+        </w:rPr>
         <w:t xml:space="preserve">Additional analyses:</w:t>
       </w:r>
     </w:p>
@@ -2671,29 +4730,29 @@
       <w:pPr>
         <w:numPr>
           <w:ilvl w:val="0"/>
-          <w:numId w:val="1022"/>
-        </w:numPr>
-        <w:pStyle w:val="Compact"/>
-      </w:pPr>
-      <w:r>
-        <w:rPr>
-          <w:bCs/>
-          <w:b/>
-        </w:rPr>
-        <w:t xml:space="preserve">Lead time against the first antibiotic order:</w:t>
-      </w:r>
-      <w:r>
-        <w:t xml:space="preserve"> </w:t>
-      </w:r>
-      <w:r>
-        <w:t xml:space="preserve">both databases; evaluation metadata only, never a predictor.</w:t>
-      </w:r>
-    </w:p>
-    <w:p>
-      <w:pPr>
-        <w:numPr>
-          <w:ilvl w:val="0"/>
-          <w:numId w:val="1022"/>
+          <w:numId w:val="1035"/>
+        </w:numPr>
+        <w:pStyle w:val="Compact"/>
+      </w:pPr>
+      <w:r>
+        <w:rPr>
+          <w:bCs/>
+          <w:b/>
+        </w:rPr>
+        <w:t xml:space="preserve">Lead time against the first antibiotic:</w:t>
+      </w:r>
+      <w:r>
+        <w:t xml:space="preserve"> </w:t>
+      </w:r>
+      <w:r>
+        <w:t xml:space="preserve">the reference is the first systemic antibiotic within onset ± 24 h (evaluation metadata only). Lead = antibiotic time − first timely alarm. Also reported: the fraction of septic stays alarmed before the antibiotic.</w:t>
+      </w:r>
+    </w:p>
+    <w:p>
+      <w:pPr>
+        <w:numPr>
+          <w:ilvl w:val="0"/>
+          <w:numId w:val="1035"/>
         </w:numPr>
         <w:pStyle w:val="Compact"/>
       </w:pPr>
@@ -2708,36 +4767,81 @@
         <w:t xml:space="preserve"> </w:t>
       </w:r>
       <w:r>
-        <w:t xml:space="preserve">each database’s model scored on the other database’s development patients. The holdout stays sealed.</w:t>
-      </w:r>
-    </w:p>
-    <w:p>
-      <w:pPr>
-        <w:numPr>
-          <w:ilvl w:val="0"/>
-          <w:numId w:val="1022"/>
-        </w:numPr>
-        <w:pStyle w:val="Compact"/>
-      </w:pPr>
-      <w:r>
-        <w:rPr>
-          <w:bCs/>
-          <w:b/>
-        </w:rPr>
-        <w:t xml:space="preserve">Conformal secondary alarm policy:</w:t>
-      </w:r>
-      <w:r>
-        <w:t xml:space="preserve"> </w:t>
-      </w:r>
-      <w:r>
-        <w:t xml:space="preserve">abstention on out-of-distribution hours, with a distribution-free hourly false-positive bound (α = 0.02).</w:t>
-      </w:r>
-    </w:p>
-    <w:p>
-      <w:pPr>
-        <w:numPr>
-          <w:ilvl w:val="0"/>
-          <w:numId w:val="1022"/>
+        <w:t xml:space="preserve">all unprotected patients of the other database, scored with the source model’s normaliser, Platt parameters and both thresholds. Patient- and hospital-cluster intervals.</w:t>
+      </w:r>
+    </w:p>
+    <w:p>
+      <w:pPr>
+        <w:numPr>
+          <w:ilvl w:val="0"/>
+          <w:numId w:val="1035"/>
+        </w:numPr>
+        <w:pStyle w:val="Compact"/>
+      </w:pPr>
+      <w:r>
+        <w:rPr>
+          <w:bCs/>
+          <w:b/>
+        </w:rPr>
+        <w:t xml:space="preserve">Conformal secondary policy</w:t>
+      </w:r>
+      <w:r>
+        <w:t xml:space="preserve"> </w:t>
+      </w:r>
+      <w:r>
+        <w:t xml:space="preserve">(</w:t>
+      </w:r>
+      <w:r>
+        <w:rPr>
+          <w:rStyle w:val="VerbatimChar"/>
+        </w:rPr>
+        <w:t xml:space="preserve">v11_train.py:262-284</w:t>
+      </w:r>
+      <w:r>
+        <w:t xml:space="preserve">):</w:t>
+      </w:r>
+    </w:p>
+    <w:p>
+      <w:pPr>
+        <w:numPr>
+          <w:ilvl w:val="1"/>
+          <w:numId w:val="1036"/>
+        </w:numPr>
+        <w:pStyle w:val="Compact"/>
+      </w:pPr>
+      <w:r>
+        <w:t xml:space="preserve">The out-of-distribution score of an hour is the fraction of its observed channels with |z| &gt; 3.5.</w:t>
+      </w:r>
+    </w:p>
+    <w:p>
+      <w:pPr>
+        <w:numPr>
+          <w:ilvl w:val="1"/>
+          <w:numId w:val="1036"/>
+        </w:numPr>
+        <w:pStyle w:val="Compact"/>
+      </w:pPr>
+      <w:r>
+        <w:t xml:space="preserve">Hours above the 98th percentile of calibration scores (α = 0.02) abstain, with risk set to 0.</w:t>
+      </w:r>
+    </w:p>
+    <w:p>
+      <w:pPr>
+        <w:numPr>
+          <w:ilvl w:val="1"/>
+          <w:numId w:val="1036"/>
+        </w:numPr>
+        <w:pStyle w:val="Compact"/>
+      </w:pPr>
+      <w:r>
+        <w:t xml:space="preserve">The alarm threshold bounds the hourly false-positive rate on negative calibration hours at 0.5/24.</w:t>
+      </w:r>
+    </w:p>
+    <w:p>
+      <w:pPr>
+        <w:numPr>
+          <w:ilvl w:val="0"/>
+          <w:numId w:val="1035"/>
         </w:numPr>
         <w:pStyle w:val="Compact"/>
       </w:pPr>
@@ -2752,58 +4856,45 @@
         <w:t xml:space="preserve"> </w:t>
       </w:r>
       <w:r>
-        <w:t xml:space="preserve">hours with dense monitoring.</w:t>
-      </w:r>
-    </w:p>
-    <w:p>
-      <w:pPr>
-        <w:numPr>
-          <w:ilvl w:val="0"/>
-          <w:numId w:val="1022"/>
-        </w:numPr>
-        <w:pStyle w:val="Compact"/>
-      </w:pPr>
-      <w:r>
-        <w:rPr>
-          <w:bCs/>
-          <w:b/>
-        </w:rPr>
-        <w:t xml:space="preserve">Data-stress conditions</w:t>
-      </w:r>
-      <w:r>
-        <w:t xml:space="preserve"> </w:t>
-      </w:r>
-      <w:r>
-        <w:t xml:space="preserve">(OSTA-family arms): missing all, missing half, incorrect, conflicting, 6 h stale, 2 h delayed.</w:t>
-      </w:r>
-    </w:p>
-    <w:p>
-      <w:pPr>
-        <w:numPr>
-          <w:ilvl w:val="0"/>
-          <w:numId w:val="1022"/>
-        </w:numPr>
-        <w:pStyle w:val="Compact"/>
-      </w:pPr>
-      <w:r>
-        <w:rPr>
-          <w:bCs/>
-          <w:b/>
-        </w:rPr>
-        <w:t xml:space="preserve">Paired bootstrap differences</w:t>
-      </w:r>
-      <w:r>
-        <w:t xml:space="preserve"> </w:t>
-      </w:r>
-      <w:r>
-        <w:t xml:space="preserve">against OSTA for every arm.</w:t>
-      </w:r>
-    </w:p>
-    <w:p>
-      <w:pPr>
-        <w:numPr>
-          <w:ilvl w:val="0"/>
-          <w:numId w:val="1022"/>
+        <w:t xml:space="preserve">hours with at least 3 fresh measurements each of heart rate, MAP, respiratory rate and oxygen saturation in the previous 6 h, scored at the budget threshold.</w:t>
+      </w:r>
+    </w:p>
+    <w:p>
+      <w:pPr>
+        <w:numPr>
+          <w:ilvl w:val="0"/>
+          <w:numId w:val="1035"/>
+        </w:numPr>
+        <w:pStyle w:val="Compact"/>
+      </w:pPr>
+      <w:r>
+        <w:rPr>
+          <w:bCs/>
+          <w:b/>
+        </w:rPr>
+        <w:t xml:space="preserve">Observer-stress conditions</w:t>
+      </w:r>
+      <w:r>
+        <w:t xml:space="preserve"> </w:t>
+      </w:r>
+      <w:r>
+        <w:t xml:space="preserve">(output fusion only): the observer-bank outputs are perturbed as missing all, missing half, incorrect, conflicting, 6 h stale and 2 h delayed (</w:t>
+      </w:r>
+      <w:r>
+        <w:rPr>
+          <w:rStyle w:val="VerbatimChar"/>
+        </w:rPr>
+        <w:t xml:space="preserve">v9_models.py:106-121</w:t>
+      </w:r>
+      <w:r>
+        <w:t xml:space="preserve">).</w:t>
+      </w:r>
+    </w:p>
+    <w:p>
+      <w:pPr>
+        <w:numPr>
+          <w:ilvl w:val="0"/>
+          <w:numId w:val="1035"/>
         </w:numPr>
         <w:pStyle w:val="Compact"/>
       </w:pPr>
@@ -2823,10 +4914,120 @@
     </w:p>
     <w:p>
       <w:pPr>
+        <w:numPr>
+          <w:ilvl w:val="0"/>
+          <w:numId w:val="1035"/>
+        </w:numPr>
+        <w:pStyle w:val="Compact"/>
+      </w:pPr>
+      <w:r>
+        <w:rPr>
+          <w:bCs/>
+          <w:b/>
+        </w:rPr>
+        <w:t xml:space="preserve">Secondary analysis notebook</w:t>
+      </w:r>
+      <w:r>
+        <w:t xml:space="preserve"> </w:t>
+      </w:r>
+      <w:r>
+        <w:t xml:space="preserve">(definitions fixed 17 Oct 2026):</w:t>
+      </w:r>
+    </w:p>
+    <w:p>
+      <w:pPr>
+        <w:numPr>
+          <w:ilvl w:val="1"/>
+          <w:numId w:val="1037"/>
+        </w:numPr>
+        <w:pStyle w:val="Compact"/>
+      </w:pPr>
+      <w:r>
+        <w:t xml:space="preserve">bedside-score comparators on the same hours (qSOFA, SIRS, SOFA proxy);</w:t>
+      </w:r>
+    </w:p>
+    <w:p>
+      <w:pPr>
+        <w:numPr>
+          <w:ilvl w:val="1"/>
+          <w:numId w:val="1037"/>
+        </w:numPr>
+        <w:pStyle w:val="Compact"/>
+      </w:pPr>
+      <w:r>
+        <w:t xml:space="preserve">onset-anchored AUROC at 6, 4 and 2 h;</w:t>
+      </w:r>
+    </w:p>
+    <w:p>
+      <w:pPr>
+        <w:numPr>
+          <w:ilvl w:val="1"/>
+          <w:numId w:val="1037"/>
+        </w:numPr>
+        <w:pStyle w:val="Compact"/>
+      </w:pPr>
+      <w:r>
+        <w:t xml:space="preserve">patient-level AUROC;</w:t>
+      </w:r>
+    </w:p>
+    <w:p>
+      <w:pPr>
+        <w:numPr>
+          <w:ilvl w:val="1"/>
+          <w:numId w:val="1037"/>
+        </w:numPr>
+        <w:pStyle w:val="Compact"/>
+      </w:pPr>
+      <w:r>
+        <w:t xml:space="preserve">seed ensemble.</w:t>
+      </w:r>
+    </w:p>
+    <w:p>
+      <w:pPr>
+        <w:numPr>
+          <w:ilvl w:val="0"/>
+          <w:numId w:val="1035"/>
+        </w:numPr>
+        <w:pStyle w:val="Compact"/>
+      </w:pPr>
+      <w:r>
+        <w:rPr>
+          <w:bCs/>
+          <w:b/>
+        </w:rPr>
+        <w:t xml:space="preserve">Planned, not yet implemented (TO FREEZE before stage 2):</w:t>
+      </w:r>
+    </w:p>
+    <w:p>
+      <w:pPr>
+        <w:numPr>
+          <w:ilvl w:val="1"/>
+          <w:numId w:val="1038"/>
+        </w:numPr>
+        <w:pStyle w:val="Compact"/>
+      </w:pPr>
+      <w:r>
+        <w:t xml:space="preserve">subgroup fairness analysis by sex and age, and by race, ethnicity and insurance, which would be extracted for analysis only, never as predictors;</w:t>
+      </w:r>
+    </w:p>
+    <w:p>
+      <w:pPr>
+        <w:numPr>
+          <w:ilvl w:val="1"/>
+          <w:numId w:val="1038"/>
+        </w:numPr>
+        <w:pStyle w:val="Compact"/>
+      </w:pPr>
+      <w:r>
+        <w:t xml:space="preserve">eICU leave-hospital-out evaluation.</w:t>
+      </w:r>
+    </w:p>
+    <w:p>
+      <w:pPr>
         <w:pStyle w:val="FirstParagraph"/>
       </w:pPr>
       <w:r>
-        <w:t xml:space="preserve">Test results are reported for every arm. They are never used to choose anything (see</w:t>
+        <w:t xml:space="preserve">Test results are reported for every arm and are never used to choose anything. The one declared exception is D1 in</w:t>
       </w:r>
       <w:r>
         <w:t xml:space="preserve"> </w:t>
@@ -2838,10 +5039,7 @@
         <w:t xml:space="preserve">PROTOCOL_DEVIATIONS.md</w:t>
       </w:r>
       <w:r>
-        <w:t xml:space="preserve"> </w:t>
-      </w:r>
-      <w:r>
-        <w:t xml:space="preserve">for the one declared exception).</w:t>
+        <w:t xml:space="preserve">.</w:t>
       </w:r>
     </w:p>
     <w:bookmarkEnd w:id="28"/>
@@ -2859,23 +5057,50 @@
         <w:pStyle w:val="FirstParagraph"/>
       </w:pPr>
       <w:r>
-        <w:t xml:space="preserve">All rules use the</w:t>
-      </w:r>
-      <w:r>
-        <w:t xml:space="preserve"> </w:t>
-      </w:r>
-      <w:r>
-        <w:rPr>
-          <w:bCs/>
-          <w:b/>
-        </w:rPr>
-        <w:t xml:space="preserve">validation</w:t>
-      </w:r>
-      <w:r>
-        <w:t xml:space="preserve"> </w:t>
-      </w:r>
-      <w:r>
-        <w:t xml:space="preserve">split only. The ranking statistic is the rank-average of validation utility and validation AUPRC.</w:t>
+        <w:rPr>
+          <w:bCs/>
+          <w:b/>
+        </w:rPr>
+        <w:t xml:space="preserve">As implemented</w:t>
+      </w:r>
+      <w:r>
+        <w:t xml:space="preserve"> </w:t>
+      </w:r>
+      <w:r>
+        <w:t xml:space="preserve">(</w:t>
+      </w:r>
+      <w:r>
+        <w:rPr>
+          <w:rStyle w:val="VerbatimChar"/>
+        </w:rPr>
+        <w:t xml:space="preserve">team_summary_v11.py:26-34</w:t>
+      </w:r>
+      <w:r>
+        <w:t xml:space="preserve">):</w:t>
+      </w:r>
+    </w:p>
+    <w:p>
+      <w:pPr>
+        <w:numPr>
+          <w:ilvl w:val="0"/>
+          <w:numId w:val="1039"/>
+        </w:numPr>
+        <w:pStyle w:val="Compact"/>
+      </w:pPr>
+      <w:r>
+        <w:t xml:space="preserve">Within each target database, every rich-feature arm is ranked on validation utility and on validation AUPRC, across all arms including baselines and loss variants.</w:t>
+      </w:r>
+    </w:p>
+    <w:p>
+      <w:pPr>
+        <w:numPr>
+          <w:ilvl w:val="0"/>
+          <w:numId w:val="1039"/>
+        </w:numPr>
+        <w:pStyle w:val="Compact"/>
+      </w:pPr>
+      <w:r>
+        <w:t xml:space="preserve">The two ranks are averaged.</w:t>
       </w:r>
     </w:p>
     <w:tbl>
@@ -2939,7 +5164,7 @@
               <w:jc w:val="left"/>
             </w:pPr>
             <w:r>
-              <w:t xml:space="preserve">The loss with the best rank-average among the three is used in stage 2</w:t>
+              <w:t xml:space="preserve">For OSTA and SSL-CNN→OSTA, the loss variant with the best average rank. The stage-2 loss follows the rule across both databases</w:t>
             </w:r>
           </w:p>
         </w:tc>
@@ -2965,7 +5190,7 @@
               <w:jc w:val="left"/>
             </w:pPr>
             <w:r>
-              <w:t xml:space="preserve">OSTA’s organ structure is kept only if OSTA ranks above flat OSTA</w:t>
+              <w:t xml:space="preserve">Kept only if OSTA’s average rank is strictly better than flat OSTA’s</w:t>
             </w:r>
           </w:p>
         </w:tc>
@@ -2991,7 +5216,7 @@
               <w:jc w:val="left"/>
             </w:pPr>
             <w:r>
-              <w:t xml:space="preserve">The top 2–3 new arms go to stage 2, with OSTA, CNN–Transformer, boosted trees and logistic regression</w:t>
+              <w:t xml:space="preserve">The top three of the new arms (flat OSTA, GRU-D, TCN, CNN→OSTA, event OSTA, the self-supervised arms, the hazard arm and signature boosted trees), plus OSTA, CNN–Transformer, boosted trees and logistic regression</w:t>
             </w:r>
           </w:p>
         </w:tc>
@@ -3050,7 +5275,7 @@
               <w:jc w:val="left"/>
             </w:pPr>
             <w:r>
-              <w:t xml:space="preserve">Rule</w:t>
+              <w:t xml:space="preserve">Item</w:t>
             </w:r>
           </w:p>
         </w:tc>
@@ -3130,7 +5355,7 @@
               <w:t xml:space="preserve"> </w:t>
             </w:r>
             <w:r>
-              <w:t xml:space="preserve">the stage-2 loss, decided by the same rule once eICU is complete</w:t>
+              <w:t xml:space="preserve">the stage-2 loss, once eICU is complete</w:t>
             </w:r>
           </w:p>
         </w:tc>
@@ -3170,6 +5395,32 @@
               <w:jc w:val="left"/>
             </w:pPr>
             <w:r>
+              <w:t xml:space="preserve">Test results (normalised utility)</w:t>
+            </w:r>
+          </w:p>
+        </w:tc>
+        <w:tc>
+          <w:tcPr/>
+          <w:p>
+            <w:pPr>
+              <w:pStyle w:val="Compact"/>
+              <w:jc w:val="left"/>
+            </w:pPr>
+            <w:r>
+              <w:t xml:space="preserve">All 21 arms above zero, with every 95 % interval above zero; range 0.08 to 0.29. OSTA 0.23 (0.13 to 0.34); signature boosted trees 0.15 (0.06 to 0.22)</w:t>
+            </w:r>
+          </w:p>
+        </w:tc>
+      </w:tr>
+      <w:tr>
+        <w:tc>
+          <w:tcPr/>
+          <w:p>
+            <w:pPr>
+              <w:pStyle w:val="Compact"/>
+              <w:jc w:val="left"/>
+            </w:pPr>
+            <w:r>
               <w:t xml:space="preserve">Declared deviation D1</w:t>
             </w:r>
           </w:p>
@@ -3203,7 +5454,7 @@
         <w:t xml:space="preserve"> </w:t>
       </w:r>
       <w:r>
-        <w:t xml:space="preserve">pending (run in progress).</w:t>
+        <w:t xml:space="preserve">pending (run in progress). The MIMIC-IV-trained models scored on eICU development patients gave utilities of −0.03 to +0.04, with intervals including zero.</w:t>
       </w:r>
     </w:p>
     <w:bookmarkEnd w:id="29"/>
@@ -3220,7 +5471,7 @@
       <w:pPr>
         <w:numPr>
           <w:ilvl w:val="0"/>
-          <w:numId w:val="1023"/>
+          <w:numId w:val="1040"/>
         </w:numPr>
         <w:pStyle w:val="Compact"/>
       </w:pPr>
@@ -3251,7 +5502,7 @@
       <w:pPr>
         <w:numPr>
           <w:ilvl w:val="0"/>
-          <w:numId w:val="1023"/>
+          <w:numId w:val="1040"/>
         </w:numPr>
         <w:pStyle w:val="Compact"/>
       </w:pPr>
@@ -3267,7 +5518,7 @@
       <w:pPr>
         <w:numPr>
           <w:ilvl w:val="1"/>
-          <w:numId w:val="1024"/>
+          <w:numId w:val="1041"/>
         </w:numPr>
         <w:pStyle w:val="Compact"/>
       </w:pPr>
@@ -3279,7 +5530,7 @@
       <w:pPr>
         <w:numPr>
           <w:ilvl w:val="1"/>
-          <w:numId w:val="1024"/>
+          <w:numId w:val="1041"/>
         </w:numPr>
         <w:pStyle w:val="Compact"/>
       </w:pPr>
@@ -3291,19 +5542,19 @@
       <w:pPr>
         <w:numPr>
           <w:ilvl w:val="1"/>
-          <w:numId w:val="1024"/>
-        </w:numPr>
-        <w:pStyle w:val="Compact"/>
-      </w:pPr>
-      <w:r>
-        <w:t xml:space="preserve">the signature boosted trees benchmark;</w:t>
+          <w:numId w:val="1041"/>
+        </w:numPr>
+        <w:pStyle w:val="Compact"/>
+      </w:pPr>
+      <w:r>
+        <w:t xml:space="preserve">signature boosted trees;</w:t>
       </w:r>
     </w:p>
     <w:p>
       <w:pPr>
         <w:numPr>
           <w:ilvl w:val="1"/>
-          <w:numId w:val="1024"/>
+          <w:numId w:val="1041"/>
         </w:numPr>
         <w:pStyle w:val="Compact"/>
       </w:pPr>
@@ -3315,7 +5566,7 @@
       <w:pPr>
         <w:numPr>
           <w:ilvl w:val="0"/>
-          <w:numId w:val="1023"/>
+          <w:numId w:val="1040"/>
         </w:numPr>
         <w:pStyle w:val="Compact"/>
       </w:pPr>
@@ -3337,7 +5588,7 @@
       <w:pPr>
         <w:numPr>
           <w:ilvl w:val="0"/>
-          <w:numId w:val="1023"/>
+          <w:numId w:val="1040"/>
         </w:numPr>
         <w:pStyle w:val="Compact"/>
       </w:pPr>
@@ -3353,7 +5604,7 @@
       <w:pPr>
         <w:numPr>
           <w:ilvl w:val="1"/>
-          <w:numId w:val="1025"/>
+          <w:numId w:val="1042"/>
         </w:numPr>
         <w:pStyle w:val="Compact"/>
       </w:pPr>
@@ -3365,7 +5616,7 @@
       <w:pPr>
         <w:numPr>
           <w:ilvl w:val="1"/>
-          <w:numId w:val="1025"/>
+          <w:numId w:val="1042"/>
         </w:numPr>
         <w:pStyle w:val="Compact"/>
       </w:pPr>
@@ -3377,29 +5628,51 @@
       <w:pPr>
         <w:numPr>
           <w:ilvl w:val="0"/>
-          <w:numId w:val="1023"/>
-        </w:numPr>
-        <w:pStyle w:val="Compact"/>
-      </w:pPr>
-      <w:r>
-        <w:rPr>
-          <w:bCs/>
-          <w:b/>
-        </w:rPr>
-        <w:t xml:space="preserve">eICU leave-hospital-out evaluation</w:t>
-      </w:r>
-      <w:r>
-        <w:t xml:space="preserve"> </w:t>
-      </w:r>
-      <w:r>
-        <w:t xml:space="preserve">(TO FREEZE: hospital grouping and the minimum events per hospital).</w:t>
-      </w:r>
-    </w:p>
-    <w:p>
-      <w:pPr>
-        <w:numPr>
-          <w:ilvl w:val="0"/>
-          <w:numId w:val="1023"/>
+          <w:numId w:val="1040"/>
+        </w:numPr>
+        <w:pStyle w:val="Compact"/>
+      </w:pPr>
+      <w:r>
+        <w:rPr>
+          <w:bCs/>
+          <w:b/>
+        </w:rPr>
+        <w:t xml:space="preserve">Final-release encoder (TO FREEZE):</w:t>
+      </w:r>
+      <w:r>
+        <w:t xml:space="preserve"> </w:t>
+      </w:r>
+      <w:r>
+        <w:t xml:space="preserve">Section 5.3.</w:t>
+      </w:r>
+    </w:p>
+    <w:p>
+      <w:pPr>
+        <w:numPr>
+          <w:ilvl w:val="0"/>
+          <w:numId w:val="1040"/>
+        </w:numPr>
+        <w:pStyle w:val="Compact"/>
+      </w:pPr>
+      <w:r>
+        <w:rPr>
+          <w:bCs/>
+          <w:b/>
+        </w:rPr>
+        <w:t xml:space="preserve">eICU leave-hospital-out (TO FREEZE):</w:t>
+      </w:r>
+      <w:r>
+        <w:t xml:space="preserve"> </w:t>
+      </w:r>
+      <w:r>
+        <w:t xml:space="preserve">hospital grouping and the minimum events per hospital.</w:t>
+      </w:r>
+    </w:p>
+    <w:p>
+      <w:pPr>
+        <w:numPr>
+          <w:ilvl w:val="0"/>
+          <w:numId w:val="1040"/>
         </w:numPr>
         <w:pStyle w:val="Compact"/>
       </w:pPr>
@@ -3415,7 +5688,7 @@
       <w:pPr>
         <w:numPr>
           <w:ilvl w:val="1"/>
-          <w:numId w:val="1026"/>
+          <w:numId w:val="1043"/>
         </w:numPr>
         <w:pStyle w:val="Compact"/>
       </w:pPr>
@@ -3427,7 +5700,7 @@
       <w:pPr>
         <w:numPr>
           <w:ilvl w:val="1"/>
-          <w:numId w:val="1026"/>
+          <w:numId w:val="1043"/>
         </w:numPr>
         <w:pStyle w:val="Compact"/>
       </w:pPr>
@@ -3451,7 +5724,7 @@
       <w:pPr>
         <w:numPr>
           <w:ilvl w:val="1"/>
-          <w:numId w:val="1026"/>
+          <w:numId w:val="1043"/>
         </w:numPr>
         <w:pStyle w:val="Compact"/>
       </w:pPr>
@@ -3463,12 +5736,34 @@
       <w:pPr>
         <w:numPr>
           <w:ilvl w:val="1"/>
-          <w:numId w:val="1026"/>
+          <w:numId w:val="1043"/>
         </w:numPr>
         <w:pStyle w:val="Compact"/>
       </w:pPr>
       <w:r>
         <w:t xml:space="preserve">report every prespecified arm and analysis, whatever its result.</w:t>
+      </w:r>
+    </w:p>
+    <w:p>
+      <w:pPr>
+        <w:numPr>
+          <w:ilvl w:val="0"/>
+          <w:numId w:val="1040"/>
+        </w:numPr>
+        <w:pStyle w:val="Compact"/>
+      </w:pPr>
+      <w:r>
+        <w:rPr>
+          <w:bCs/>
+          <w:b/>
+        </w:rPr>
+        <w:t xml:space="preserve">Reporting standards:</w:t>
+      </w:r>
+      <w:r>
+        <w:t xml:space="preserve"> </w:t>
+      </w:r>
+      <w:r>
+        <w:t xml:space="preserve">TRIPOD+AI for reporting and PROBAST+AI for the risk-of-bias assessment.</w:t>
       </w:r>
     </w:p>
     <w:bookmarkEnd w:id="30"/>
@@ -3485,7 +5780,7 @@
       <w:pPr>
         <w:numPr>
           <w:ilvl w:val="0"/>
-          <w:numId w:val="1027"/>
+          <w:numId w:val="1044"/>
         </w:numPr>
         <w:pStyle w:val="Compact"/>
       </w:pPr>
@@ -3506,19 +5801,19 @@
         <w:t xml:space="preserve"> </w:t>
       </w:r>
       <w:r>
-        <w:t xml:space="preserve">only. No manual edits between runs.</w:t>
-      </w:r>
-    </w:p>
-    <w:p>
-      <w:pPr>
-        <w:numPr>
-          <w:ilvl w:val="0"/>
-          <w:numId w:val="1027"/>
-        </w:numPr>
-        <w:pStyle w:val="Compact"/>
-      </w:pPr>
-      <w:r>
-        <w:t xml:space="preserve">Every stage is cached under a key built from code, data and configuration:</w:t>
+        <w:t xml:space="preserve">only. No manual or AI-assistant edits are made between runs.</w:t>
+      </w:r>
+    </w:p>
+    <w:p>
+      <w:pPr>
+        <w:numPr>
+          <w:ilvl w:val="0"/>
+          <w:numId w:val="1044"/>
+        </w:numPr>
+        <w:pStyle w:val="Compact"/>
+      </w:pPr>
+      <w:r>
+        <w:t xml:space="preserve">Stages are cached under keys built from code, data and configuration:</w:t>
       </w:r>
       <w:r>
         <w:t xml:space="preserve"> </w:t>
@@ -3527,6 +5822,18 @@
         <w:rPr>
           <w:rStyle w:val="VerbatimChar"/>
         </w:rPr>
+        <w:t xml:space="preserve">COHORT_KEY</w:t>
+      </w:r>
+      <w:r>
+        <w:t xml:space="preserve">,</w:t>
+      </w:r>
+      <w:r>
+        <w:t xml:space="preserve"> </w:t>
+      </w:r>
+      <w:r>
+        <w:rPr>
+          <w:rStyle w:val="VerbatimChar"/>
+        </w:rPr>
         <w:t xml:space="preserve">RAW_STAGE_KEY</w:t>
       </w:r>
       <w:r>
@@ -3581,7 +5888,31 @@
         <w:t xml:space="preserve">RUN_KEY</w:t>
       </w:r>
       <w:r>
-        <w:t xml:space="preserve">. A changed input produces a new key; nothing stale is reused.</w:t>
+        <w:t xml:space="preserve">.</w:t>
+      </w:r>
+    </w:p>
+    <w:p>
+      <w:pPr>
+        <w:numPr>
+          <w:ilvl w:val="1"/>
+          <w:numId w:val="1045"/>
+        </w:numPr>
+        <w:pStyle w:val="Compact"/>
+      </w:pPr>
+      <w:r>
+        <w:t xml:space="preserve">A changed input produces a new key.</w:t>
+      </w:r>
+    </w:p>
+    <w:p>
+      <w:pPr>
+        <w:numPr>
+          <w:ilvl w:val="1"/>
+          <w:numId w:val="1045"/>
+        </w:numPr>
+        <w:pStyle w:val="Compact"/>
+      </w:pPr>
+      <w:r>
+        <w:t xml:space="preserve">A per-run</w:t>
       </w:r>
       <w:r>
         <w:t xml:space="preserve"> </w:t>
@@ -3590,6 +5921,27 @@
         <w:rPr>
           <w:rStyle w:val="VerbatimChar"/>
         </w:rPr>
+        <w:t xml:space="preserve">contract.json</w:t>
+      </w:r>
+      <w:r>
+        <w:t xml:space="preserve"> </w:t>
+      </w:r>
+      <w:r>
+        <w:t xml:space="preserve">refuses a changed contract.</w:t>
+      </w:r>
+    </w:p>
+    <w:p>
+      <w:pPr>
+        <w:numPr>
+          <w:ilvl w:val="1"/>
+          <w:numId w:val="1045"/>
+        </w:numPr>
+        <w:pStyle w:val="Compact"/>
+      </w:pPr>
+      <w:r>
+        <w:rPr>
+          <w:rStyle w:val="VerbatimChar"/>
+        </w:rPr>
         <w:t xml:space="preserve">FORCE_*</w:t>
       </w:r>
       <w:r>
@@ -3603,7 +5955,7 @@
       <w:pPr>
         <w:numPr>
           <w:ilvl w:val="0"/>
-          <w:numId w:val="1027"/>
+          <w:numId w:val="1044"/>
         </w:numPr>
         <w:pStyle w:val="Compact"/>
       </w:pPr>
@@ -3635,23 +5987,17 @@
         <w:t xml:space="preserve"> </w:t>
       </w:r>
       <w:r>
-        <w:t xml:space="preserve">with the configuration, the feature list and the rules above.</w:t>
-      </w:r>
-    </w:p>
-    <w:p>
-      <w:pPr>
-        <w:numPr>
-          <w:ilvl w:val="0"/>
-          <w:numId w:val="1027"/>
-        </w:numPr>
-        <w:pStyle w:val="Compact"/>
-      </w:pPr>
-      <w:r>
-        <w:t xml:space="preserve">Engineering self-tests run before training. Stage 1</w:t>
-      </w:r>
-      <w:r>
-        <w:t xml:space="preserve"> </w:t>
-      </w:r>
+        <w:t xml:space="preserve">with the configuration, the feature list and the rules.</w:t>
+      </w:r>
+    </w:p>
+    <w:p>
+      <w:pPr>
+        <w:numPr>
+          <w:ilvl w:val="0"/>
+          <w:numId w:val="1044"/>
+        </w:numPr>
+        <w:pStyle w:val="Compact"/>
+      </w:pPr>
       <w:r>
         <w:rPr>
           <w:rStyle w:val="VerbatimChar"/>
@@ -3662,29 +6008,49 @@
         <w:t xml:space="preserve"> </w:t>
       </w:r>
       <w:r>
-        <w:t xml:space="preserve">has 212 checks, including causality, split leakage and scorer agreement.</w:t>
-      </w:r>
-    </w:p>
-    <w:p>
-      <w:pPr>
-        <w:numPr>
-          <w:ilvl w:val="0"/>
-          <w:numId w:val="1027"/>
-        </w:numPr>
-        <w:pStyle w:val="Compact"/>
-      </w:pPr>
-      <w:r>
-        <w:t xml:space="preserve">A synthetic fixture run must pass before any notebook is released.</w:t>
+        <w:t xml:space="preserve">runs 212 engineering self-tests before training, covering causality, split leakage, scorer agreement and the loss definitions. The repository copy has one more.</w:t>
+      </w:r>
+    </w:p>
+    <w:p>
+      <w:pPr>
+        <w:numPr>
+          <w:ilvl w:val="0"/>
+          <w:numId w:val="1044"/>
+        </w:numPr>
+        <w:pStyle w:val="Compact"/>
+      </w:pPr>
+      <w:r>
+        <w:t xml:space="preserve">A synthetic fixture run of the whole notebook must pass before any notebook is released.</w:t>
+      </w:r>
+    </w:p>
+    <w:p>
+      <w:pPr>
+        <w:numPr>
+          <w:ilvl w:val="0"/>
+          <w:numId w:val="1044"/>
+        </w:numPr>
+        <w:pStyle w:val="Compact"/>
+      </w:pPr>
+      <w:r>
+        <w:t xml:space="preserve">Only one heavy notebook runs on the project Drive at a time.</w:t>
       </w:r>
     </w:p>
     <w:bookmarkEnd w:id="31"/>
-    <w:bookmarkStart w:id="32" w:name="version-history-short"/>
+    <w:bookmarkStart w:id="32" w:name="legacy-external-validation-notebook-b"/>
     <w:p>
       <w:pPr>
         <w:pStyle w:val="Heading2"/>
       </w:pPr>
       <w:r>
-        <w:t xml:space="preserve">13. Version history (short)</w:t>
+        <w:t xml:space="preserve">13. Legacy external validation (Notebook B)</w:t>
+      </w:r>
+    </w:p>
+    <w:p>
+      <w:pPr>
+        <w:pStyle w:val="FirstParagraph"/>
+      </w:pPr>
+      <w:r>
+        <w:t xml:space="preserve">Notebook B applies the PhysioNet 2019-trained models, frozen, with no fitting on the target data, to the full 120-hour step-labelled trajectories of MIMIC-IV and eICU development patients. Stays with onset before 7 h are excluded.</w:t>
       </w:r>
     </w:p>
     <w:tbl>
@@ -3710,19 +6076,19 @@
               <w:jc w:val="left"/>
             </w:pPr>
             <w:r>
-              <w:t xml:space="preserve">Version</w:t>
-            </w:r>
-          </w:p>
-        </w:tc>
-        <w:tc>
-          <w:tcPr/>
-          <w:p>
-            <w:pPr>
-              <w:pStyle w:val="Compact"/>
-              <w:jc w:val="left"/>
-            </w:pPr>
-            <w:r>
-              <w:t xml:space="preserve">Change</w:t>
+              <w:t xml:space="preserve">Model</w:t>
+            </w:r>
+          </w:p>
+        </w:tc>
+        <w:tc>
+          <w:tcPr/>
+          <w:p>
+            <w:pPr>
+              <w:pStyle w:val="Compact"/>
+              <w:jc w:val="left"/>
+            </w:pPr>
+            <w:r>
+              <w:t xml:space="preserve">Original training recipe</w:t>
             </w:r>
           </w:p>
         </w:tc>
@@ -3736,19 +6102,19 @@
               <w:jc w:val="left"/>
             </w:pPr>
             <w:r>
-              <w:t xml:space="preserve">V8–V9</w:t>
-            </w:r>
-          </w:p>
-        </w:tc>
-        <w:tc>
-          <w:tcPr/>
-          <w:p>
-            <w:pPr>
-              <w:pStyle w:val="Compact"/>
-              <w:jc w:val="left"/>
-            </w:pPr>
-            <w:r>
-              <w:t xml:space="preserve">Leakage audit of the earlier pipeline; earlier OSTA and CNN–Transformer results retired; causal rebuild on PhysioNet 2019 (OSTA utility 0.22)</w:t>
+              <w:t xml:space="preserve">Causal OSTA v5</w:t>
+            </w:r>
+          </w:p>
+        </w:tc>
+        <w:tc>
+          <w:tcPr/>
+          <w:p>
+            <w:pPr>
+              <w:pStyle w:val="Compact"/>
+              <w:jc w:val="left"/>
+            </w:pPr>
+            <w:r>
+              <w:t xml:space="preserve">3 seeds, 50 epochs, patience 10, batch 256, learning rate 5e-4, cosine schedule</w:t>
             </w:r>
           </w:p>
         </w:tc>
@@ -3762,19 +6128,234 @@
               <w:jc w:val="left"/>
             </w:pPr>
             <w:r>
-              <w:t xml:space="preserve">V10.3–V10.5</w:t>
-            </w:r>
-          </w:p>
-        </w:tc>
-        <w:tc>
-          <w:tcPr/>
-          <w:p>
-            <w:pPr>
-              <w:pStyle w:val="Compact"/>
-              <w:jc w:val="left"/>
-            </w:pPr>
-            <w:r>
-              <w:t xml:space="preserve">Raw-table extraction for MIMIC-IV and eICU, one label, extraction audit, 655 predictors</w:t>
+              <w:t xml:space="preserve">Paper-1 CNN–Transformer</w:t>
+            </w:r>
+          </w:p>
+        </w:tc>
+        <w:tc>
+          <w:tcPr/>
+          <w:p>
+            <w:pPr>
+              <w:pStyle w:val="Compact"/>
+              <w:jc w:val="left"/>
+            </w:pPr>
+            <w:r>
+              <w:t xml:space="preserve">1 seed, 30 epochs, patience 7</w:t>
+            </w:r>
+          </w:p>
+        </w:tc>
+      </w:tr>
+    </w:tbl>
+    <w:p>
+      <w:pPr>
+        <w:numPr>
+          <w:ilvl w:val="0"/>
+          <w:numId w:val="1046"/>
+        </w:numPr>
+        <w:pStyle w:val="Compact"/>
+      </w:pPr>
+      <w:r>
+        <w:rPr>
+          <w:bCs/>
+          <w:b/>
+        </w:rPr>
+        <w:t xml:space="preserve">Original split:</w:t>
+      </w:r>
+      <w:r>
+        <w:t xml:space="preserve"> </w:t>
+      </w:r>
+      <w:r>
+        <w:t xml:space="preserve">17.5 % test and 12.5 % validation.</w:t>
+      </w:r>
+    </w:p>
+    <w:p>
+      <w:pPr>
+        <w:numPr>
+          <w:ilvl w:val="0"/>
+          <w:numId w:val="1046"/>
+        </w:numPr>
+        <w:pStyle w:val="Compact"/>
+      </w:pPr>
+      <w:r>
+        <w:rPr>
+          <w:bCs/>
+          <w:b/>
+        </w:rPr>
+        <w:t xml:space="preserve">Original choices:</w:t>
+      </w:r>
+      <w:r>
+        <w:t xml:space="preserve"> </w:t>
+      </w:r>
+      <w:r>
+        <w:t xml:space="preserve">checkpoint by validation patient-level AUROC every 2 epochs; threshold by validation utility over 0.05 to 0.95.</w:t>
+      </w:r>
+    </w:p>
+    <w:p>
+      <w:pPr>
+        <w:numPr>
+          <w:ilvl w:val="0"/>
+          <w:numId w:val="1046"/>
+        </w:numPr>
+        <w:pStyle w:val="Compact"/>
+      </w:pPr>
+      <w:r>
+        <w:rPr>
+          <w:bCs/>
+          <w:b/>
+        </w:rPr>
+        <w:t xml:space="preserve">Modes:</w:t>
+      </w:r>
+      <w:r>
+        <w:t xml:space="preserve"> </w:t>
+      </w:r>
+      <w:r>
+        <w:rPr>
+          <w:rStyle w:val="VerbatimChar"/>
+        </w:rPr>
+        <w:t xml:space="preserve">import_original</w:t>
+      </w:r>
+      <w:r>
+        <w:t xml:space="preserve"> </w:t>
+      </w:r>
+      <w:r>
+        <w:t xml:space="preserve">(the original output folders; reproduces their predictions to 1e-5),</w:t>
+      </w:r>
+      <w:r>
+        <w:t xml:space="preserve"> </w:t>
+      </w:r>
+      <w:r>
+        <w:rPr>
+          <w:rStyle w:val="VerbatimChar"/>
+        </w:rPr>
+        <w:t xml:space="preserve">frozen</w:t>
+      </w:r>
+      <w:r>
+        <w:t xml:space="preserve">, or a clearly labelled</w:t>
+      </w:r>
+      <w:r>
+        <w:t xml:space="preserve"> </w:t>
+      </w:r>
+      <w:r>
+        <w:rPr>
+          <w:rStyle w:val="VerbatimChar"/>
+        </w:rPr>
+        <w:t xml:space="preserve">reproduce</w:t>
+      </w:r>
+      <w:r>
+        <w:t xml:space="preserve">.</w:t>
+      </w:r>
+    </w:p>
+    <w:p>
+      <w:pPr>
+        <w:numPr>
+          <w:ilvl w:val="0"/>
+          <w:numId w:val="1046"/>
+        </w:numPr>
+        <w:pStyle w:val="Compact"/>
+      </w:pPr>
+      <w:r>
+        <w:rPr>
+          <w:bCs/>
+          <w:b/>
+        </w:rPr>
+        <w:t xml:space="preserve">Status:</w:t>
+      </w:r>
+      <w:r>
+        <w:t xml:space="preserve"> </w:t>
+      </w:r>
+      <w:r>
+        <w:t xml:space="preserve">not yet run on real data; it awaits the original model folders.</w:t>
+      </w:r>
+    </w:p>
+    <w:bookmarkEnd w:id="32"/>
+    <w:bookmarkStart w:id="36" w:name="Xe149fb2478db8da35cf9b6ef25933425736707f"/>
+    <w:p>
+      <w:pPr>
+        <w:pStyle w:val="Heading2"/>
+      </w:pPr>
+      <w:r>
+        <w:t xml:space="preserve">14. Development history: how the work reached this protocol</w:t>
+      </w:r>
+    </w:p>
+    <w:p>
+      <w:pPr>
+        <w:pStyle w:val="FirstParagraph"/>
+      </w:pPr>
+      <w:r>
+        <w:t xml:space="preserve">The models and the pipeline were built in three stages. Each stage was triggered by a finding from the one before. All numbers are causal; results from the earlier leaky pipeline are never reported.</w:t>
+      </w:r>
+    </w:p>
+    <w:bookmarkStart w:id="33" w:name="X735e13a538b82c8e9d481869e251d3414058621"/>
+    <w:p>
+      <w:pPr>
+        <w:pStyle w:val="Heading3"/>
+      </w:pPr>
+      <w:r>
+        <w:t xml:space="preserve">14.1 Stage 1: earlier work on PhysioNet 2019 (to March 2026)</w:t>
+      </w:r>
+    </w:p>
+    <w:tbl>
+      <w:tblPr>
+        <w:tblStyle w:val="Table"/>
+        <w:tblW w:type="pct" w:w="5000"/>
+        <w:tblLook w:firstRow="1" w:lastRow="0" w:firstColumn="0" w:lastColumn="0" w:noHBand="0" w:noVBand="0" w:val="0020"/>
+        <w:jc w:val="start"/>
+      </w:tblPr>
+      <w:tblGrid>
+        <w:gridCol w:w="1980"/>
+        <w:gridCol w:w="1980"/>
+        <w:gridCol w:w="1980"/>
+        <w:gridCol w:w="1980"/>
+      </w:tblGrid>
+      <w:tr>
+        <w:trPr>
+          <w:tblHeader w:val="true"/>
+        </w:trPr>
+        <w:tc>
+          <w:tcPr/>
+          <w:p>
+            <w:pPr>
+              <w:pStyle w:val="Compact"/>
+              <w:jc w:val="left"/>
+            </w:pPr>
+            <w:r>
+              <w:t xml:space="preserve">Model</w:t>
+            </w:r>
+          </w:p>
+        </w:tc>
+        <w:tc>
+          <w:tcPr/>
+          <w:p>
+            <w:pPr>
+              <w:pStyle w:val="Compact"/>
+              <w:jc w:val="left"/>
+            </w:pPr>
+            <w:r>
+              <w:t xml:space="preserve">What led to it</w:t>
+            </w:r>
+          </w:p>
+        </w:tc>
+        <w:tc>
+          <w:tcPr/>
+          <w:p>
+            <w:pPr>
+              <w:pStyle w:val="Compact"/>
+              <w:jc w:val="left"/>
+            </w:pPr>
+            <w:r>
+              <w:t xml:space="preserve">What it is</w:t>
+            </w:r>
+          </w:p>
+        </w:tc>
+        <w:tc>
+          <w:tcPr/>
+          <w:p>
+            <w:pPr>
+              <w:pStyle w:val="Compact"/>
+              <w:jc w:val="left"/>
+            </w:pPr>
+            <w:r>
+              <w:t xml:space="preserve">Outcome</w:t>
             </w:r>
           </w:p>
         </w:tc>
@@ -3788,26 +6369,983 @@
               <w:jc w:val="left"/>
             </w:pPr>
             <w:r>
-              <w:t xml:space="preserve">V11 (this protocol)</w:t>
-            </w:r>
-          </w:p>
-        </w:tc>
-        <w:tc>
-          <w:tcPr/>
-          <w:p>
-            <w:pPr>
-              <w:pStyle w:val="Compact"/>
-              <w:jc w:val="left"/>
-            </w:pPr>
-            <w:r>
-              <w:t xml:space="preserve">Prophylaxis predictors, self-supervised pretraining, new architectures, loss comparison, transfer rows, conformal policy; raw-stage query fix (v10.6) and AKI window fix</w:t>
+              <w:t xml:space="preserve">CNN–Transformer (Paper 1)</w:t>
+            </w:r>
+          </w:p>
+        </w:tc>
+        <w:tc>
+          <w:tcPr/>
+          <w:p>
+            <w:pPr>
+              <w:pStyle w:val="Compact"/>
+              <w:jc w:val="left"/>
+            </w:pPr>
+            <w:r>
+              <w:t xml:space="preserve">First architecture</w:t>
+            </w:r>
+          </w:p>
+        </w:tc>
+        <w:tc>
+          <w:tcPr/>
+          <w:p>
+            <w:pPr>
+              <w:pStyle w:val="Compact"/>
+              <w:jc w:val="left"/>
+            </w:pPr>
+            <w:r>
+              <w:t xml:space="preserve">Convolution over short local trends, then transformer attention across the stay</w:t>
+            </w:r>
+          </w:p>
+        </w:tc>
+        <w:tc>
+          <w:tcPr/>
+          <w:p>
+            <w:pPr>
+              <w:pStyle w:val="Compact"/>
+              <w:jc w:val="left"/>
+            </w:pPr>
+            <w:r>
+              <w:t xml:space="preserve">Trained with look-ahead leakage; withdrawn; manuscript withheld</w:t>
+            </w:r>
+          </w:p>
+        </w:tc>
+      </w:tr>
+      <w:tr>
+        <w:tc>
+          <w:tcPr/>
+          <w:p>
+            <w:pPr>
+              <w:pStyle w:val="Compact"/>
+              <w:jc w:val="left"/>
+            </w:pPr>
+            <w:r>
+              <w:t xml:space="preserve">OSTA-Transformer (v2)</w:t>
+            </w:r>
+          </w:p>
+        </w:tc>
+        <w:tc>
+          <w:tcPr/>
+          <w:p>
+            <w:pPr>
+              <w:pStyle w:val="Compact"/>
+              <w:jc w:val="left"/>
+            </w:pPr>
+            <w:r>
+              <w:t xml:space="preserve">The CNN–Transformer treated every variable alike and could not explain itself</w:t>
+            </w:r>
+          </w:p>
+        </w:tc>
+        <w:tc>
+          <w:tcPr/>
+          <w:p>
+            <w:pPr>
+              <w:pStyle w:val="Compact"/>
+              <w:jc w:val="left"/>
+            </w:pPr>
+            <w:r>
+              <w:t xml:space="preserve">Predictors grouped by organ system (as in SOFA), per-organ temporal attention, cross-organ attention, a risk per organ</w:t>
+            </w:r>
+          </w:p>
+        </w:tc>
+        <w:tc>
+          <w:tcPr/>
+          <w:p>
+            <w:pPr>
+              <w:pStyle w:val="Compact"/>
+              <w:jc w:val="left"/>
+            </w:pPr>
+            <w:r>
+              <w:t xml:space="preserve">Trained with look-ahead leakage; withdrawn; manuscript withheld</w:t>
+            </w:r>
+          </w:p>
+        </w:tc>
+      </w:tr>
+      <w:tr>
+        <w:tc>
+          <w:tcPr/>
+          <w:p>
+            <w:pPr>
+              <w:pStyle w:val="Compact"/>
+              <w:jc w:val="left"/>
+            </w:pPr>
+            <w:r>
+              <w:t xml:space="preserve">OSTA v5, causal</w:t>
+            </w:r>
+          </w:p>
+        </w:tc>
+        <w:tc>
+          <w:tcPr/>
+          <w:p>
+            <w:pPr>
+              <w:pStyle w:val="Compact"/>
+              <w:jc w:val="left"/>
+            </w:pPr>
+            <w:r>
+              <w:t xml:space="preserve">The leakage audit found post-onset hours labelled positive, values used before they were available, and label-defining treatments among the inputs</w:t>
+            </w:r>
+          </w:p>
+        </w:tc>
+        <w:tc>
+          <w:tcPr/>
+          <w:p>
+            <w:pPr>
+              <w:pStyle w:val="Compact"/>
+              <w:jc w:val="left"/>
+            </w:pPr>
+            <w:r>
+              <w:t xml:space="preserve">The same architecture on a causal pipeline, three-seed ensemble. Purpose-built loss: focal loss (γ 2, α 0.75/0.25), time weights exp(−0.3 × hours before onset) and 1.5 from onset on, an organ-consistency term (weight 0.1), an organ-diversity term (weight 0.05)</w:t>
+            </w:r>
+          </w:p>
+        </w:tc>
+        <w:tc>
+          <w:tcPr/>
+          <w:p>
+            <w:pPr>
+              <w:pStyle w:val="Compact"/>
+              <w:jc w:val="left"/>
+            </w:pPr>
+            <w:r>
+              <w:t xml:space="preserve">PhysioNet 2019 test: hourly AUROC 0.797, patient AUROC 0.807, normalised utility 0.221 (0.299 at the conformal threshold). The honest PhysioNet baseline</w:t>
             </w:r>
           </w:p>
         </w:tc>
       </w:tr>
     </w:tbl>
-    <w:bookmarkEnd w:id="32"/>
     <w:bookmarkEnd w:id="33"/>
+    <w:bookmarkStart w:id="34" w:name="X02b04979c6e494c5ca74ff48a676d02b1c052ef"/>
+    <w:p>
+      <w:pPr>
+        <w:pStyle w:val="Heading3"/>
+      </w:pPr>
+      <w:r>
+        <w:t xml:space="preserve">14.2 Stage 2: V10 on MIMIC-IV and eICU (October 2026)</w:t>
+      </w:r>
+    </w:p>
+    <w:p>
+      <w:pPr>
+        <w:pStyle w:val="FirstParagraph"/>
+      </w:pPr>
+      <w:r>
+        <w:rPr>
+          <w:bCs/>
+          <w:b/>
+        </w:rPr>
+        <w:t xml:space="preserve">Design (Notebook A).</w:t>
+      </w:r>
+      <w:r>
+        <w:t xml:space="preserve"> </w:t>
+      </w:r>
+      <w:r>
+        <w:t xml:space="preserve">Eight arms on identical hours:</w:t>
+      </w:r>
+    </w:p>
+    <w:p>
+      <w:pPr>
+        <w:numPr>
+          <w:ilvl w:val="0"/>
+          <w:numId w:val="1047"/>
+        </w:numPr>
+        <w:pStyle w:val="Compact"/>
+      </w:pPr>
+      <w:r>
+        <w:t xml:space="preserve">OSTA;</w:t>
+      </w:r>
+    </w:p>
+    <w:p>
+      <w:pPr>
+        <w:numPr>
+          <w:ilvl w:val="0"/>
+          <w:numId w:val="1047"/>
+        </w:numPr>
+        <w:pStyle w:val="Compact"/>
+      </w:pPr>
+      <w:r>
+        <w:t xml:space="preserve">the observer bank, used in four ways:</w:t>
+      </w:r>
+    </w:p>
+    <w:p>
+      <w:pPr>
+        <w:numPr>
+          <w:ilvl w:val="1"/>
+          <w:numId w:val="1048"/>
+        </w:numPr>
+        <w:pStyle w:val="Compact"/>
+      </w:pPr>
+      <w:r>
+        <w:t xml:space="preserve">as extra inputs (observer features);</w:t>
+      </w:r>
+    </w:p>
+    <w:p>
+      <w:pPr>
+        <w:numPr>
+          <w:ilvl w:val="1"/>
+          <w:numId w:val="1048"/>
+        </w:numPr>
+        <w:pStyle w:val="Compact"/>
+      </w:pPr>
+      <w:r>
+        <w:t xml:space="preserve">added at the output (output fusion);</w:t>
+      </w:r>
+    </w:p>
+    <w:p>
+      <w:pPr>
+        <w:numPr>
+          <w:ilvl w:val="1"/>
+          <w:numId w:val="1048"/>
+        </w:numPr>
+        <w:pStyle w:val="Compact"/>
+      </w:pPr>
+      <w:r>
+        <w:t xml:space="preserve">steering OSTA’s cross-organ attention through learned gates (gated guidance);</w:t>
+      </w:r>
+    </w:p>
+    <w:p>
+      <w:pPr>
+        <w:numPr>
+          <w:ilvl w:val="1"/>
+          <w:numId w:val="1048"/>
+        </w:numPr>
+        <w:pStyle w:val="Compact"/>
+      </w:pPr>
+      <w:r>
+        <w:t xml:space="preserve">the same steering always on, as a control for the gate (ungated guidance);</w:t>
+      </w:r>
+    </w:p>
+    <w:p>
+      <w:pPr>
+        <w:numPr>
+          <w:ilvl w:val="0"/>
+          <w:numId w:val="1047"/>
+        </w:numPr>
+        <w:pStyle w:val="Compact"/>
+      </w:pPr>
+      <w:r>
+        <w:t xml:space="preserve">CNN–Transformer;</w:t>
+      </w:r>
+    </w:p>
+    <w:p>
+      <w:pPr>
+        <w:numPr>
+          <w:ilvl w:val="0"/>
+          <w:numId w:val="1047"/>
+        </w:numPr>
+        <w:pStyle w:val="Compact"/>
+      </w:pPr>
+      <w:r>
+        <w:t xml:space="preserve">L2 logistic regression;</w:t>
+      </w:r>
+    </w:p>
+    <w:p>
+      <w:pPr>
+        <w:numPr>
+          <w:ilvl w:val="0"/>
+          <w:numId w:val="1047"/>
+        </w:numPr>
+        <w:pStyle w:val="Compact"/>
+      </w:pPr>
+      <w:r>
+        <w:t xml:space="preserve">histogram gradient-boosted trees.</w:t>
+      </w:r>
+    </w:p>
+    <w:p>
+      <w:pPr>
+        <w:pStyle w:val="FirstParagraph"/>
+      </w:pPr>
+      <w:r>
+        <w:t xml:space="preserve">Controls:</w:t>
+      </w:r>
+    </w:p>
+    <w:p>
+      <w:pPr>
+        <w:numPr>
+          <w:ilvl w:val="0"/>
+          <w:numId w:val="1049"/>
+        </w:numPr>
+        <w:pStyle w:val="Compact"/>
+      </w:pPr>
+      <w:r>
+        <w:t xml:space="preserve">raw values only, to test whether feature engineering adds anything;</w:t>
+      </w:r>
+    </w:p>
+    <w:p>
+      <w:pPr>
+        <w:numPr>
+          <w:ilvl w:val="0"/>
+          <w:numId w:val="1049"/>
+        </w:numPr>
+        <w:pStyle w:val="Compact"/>
+      </w:pPr>
+      <w:r>
+        <w:t xml:space="preserve">OSTA trained on the observer-fit patients as well (80 % label budget), to test whether any observer gain is only extra labels.</w:t>
+      </w:r>
+    </w:p>
+    <w:p>
+      <w:pPr>
+        <w:pStyle w:val="FirstParagraph"/>
+      </w:pPr>
+      <w:r>
+        <w:t xml:space="preserve">The protocol stated that gated guidance must not be assumed to win.</w:t>
+      </w:r>
+    </w:p>
+    <w:tbl>
+      <w:tblPr>
+        <w:tblStyle w:val="Table"/>
+        <w:tblW w:type="pct" w:w="5000"/>
+        <w:tblLook w:firstRow="1" w:lastRow="0" w:firstColumn="0" w:lastColumn="0" w:noHBand="0" w:noVBand="0" w:val="0020"/>
+        <w:jc w:val="start"/>
+      </w:tblPr>
+      <w:tblGrid>
+        <w:gridCol w:w="2640"/>
+        <w:gridCol w:w="2640"/>
+        <w:gridCol w:w="2640"/>
+      </w:tblGrid>
+      <w:tr>
+        <w:trPr>
+          <w:tblHeader w:val="true"/>
+        </w:trPr>
+        <w:tc>
+          <w:tcPr/>
+          <w:p>
+            <w:pPr>
+              <w:pStyle w:val="Compact"/>
+              <w:jc w:val="left"/>
+            </w:pPr>
+            <w:r>
+              <w:t xml:space="preserve">Notebook</w:t>
+            </w:r>
+          </w:p>
+        </w:tc>
+        <w:tc>
+          <w:tcPr/>
+          <w:p>
+            <w:pPr>
+              <w:pStyle w:val="Compact"/>
+              <w:jc w:val="left"/>
+            </w:pPr>
+            <w:r>
+              <w:t xml:space="preserve">Purpose</w:t>
+            </w:r>
+          </w:p>
+        </w:tc>
+        <w:tc>
+          <w:tcPr/>
+          <w:p>
+            <w:pPr>
+              <w:pStyle w:val="Compact"/>
+              <w:jc w:val="left"/>
+            </w:pPr>
+            <w:r>
+              <w:t xml:space="preserve">Finding</w:t>
+            </w:r>
+          </w:p>
+        </w:tc>
+      </w:tr>
+      <w:tr>
+        <w:tc>
+          <w:tcPr/>
+          <w:p>
+            <w:pPr>
+              <w:pStyle w:val="Compact"/>
+              <w:jc w:val="left"/>
+            </w:pPr>
+            <w:r>
+              <w:rPr>
+                <w:rStyle w:val="VerbatimChar"/>
+              </w:rPr>
+              <w:t xml:space="preserve">_1</w:t>
+            </w:r>
+            <w:r>
+              <w:t xml:space="preserve"> </w:t>
+            </w:r>
+            <w:r>
+              <w:t xml:space="preserve">to</w:t>
+            </w:r>
+            <w:r>
+              <w:t xml:space="preserve"> </w:t>
+            </w:r>
+            <w:r>
+              <w:rPr>
+                <w:rStyle w:val="VerbatimChar"/>
+              </w:rPr>
+              <w:t xml:space="preserve">_4</w:t>
+            </w:r>
+          </w:p>
+        </w:tc>
+        <w:tc>
+          <w:tcPr/>
+          <w:p>
+            <w:pPr>
+              <w:pStyle w:val="Compact"/>
+              <w:jc w:val="left"/>
+            </w:pPr>
+            <w:r>
+              <w:t xml:space="preserve">Labels and cohorts for both databases; smoke runs</w:t>
+            </w:r>
+          </w:p>
+        </w:tc>
+        <w:tc>
+          <w:tcPr/>
+          <w:p>
+            <w:pPr>
+              <w:pStyle w:val="Compact"/>
+              <w:jc w:val="left"/>
+            </w:pPr>
+            <w:r>
+              <w:t xml:space="preserve">Repaired: an interval-units bug in the label worker, the YAIB</w:t>
+            </w:r>
+            <w:r>
+              <w:t xml:space="preserve"> </w:t>
+            </w:r>
+            <w:r>
+              <w:rPr>
+                <w:rStyle w:val="VerbatimChar"/>
+              </w:rPr>
+              <w:t xml:space="preserve">abx_cont</w:t>
+            </w:r>
+            <w:r>
+              <w:t xml:space="preserve"> </w:t>
+            </w:r>
+            <w:r>
+              <w:t xml:space="preserve">empty-batch defect, and eICU ionized-calcium units. A mixed demo/full MIMIC-IV folder was detected and replaced</w:t>
+            </w:r>
+          </w:p>
+        </w:tc>
+      </w:tr>
+      <w:tr>
+        <w:tc>
+          <w:tcPr/>
+          <w:p>
+            <w:pPr>
+              <w:pStyle w:val="Compact"/>
+              <w:jc w:val="left"/>
+            </w:pPr>
+            <w:r>
+              <w:rPr>
+                <w:rStyle w:val="VerbatimChar"/>
+              </w:rPr>
+              <w:t xml:space="preserve">_5</w:t>
+            </w:r>
+          </w:p>
+        </w:tc>
+        <w:tc>
+          <w:tcPr/>
+          <w:p>
+            <w:pPr>
+              <w:pStyle w:val="Compact"/>
+              <w:jc w:val="left"/>
+            </w:pPr>
+            <w:r>
+              <w:t xml:space="preserve">Timing test (local disk copy, 500 stays per batch)</w:t>
+            </w:r>
+          </w:p>
+        </w:tc>
+        <w:tc>
+          <w:tcPr/>
+          <w:p>
+            <w:pPr>
+              <w:pStyle w:val="Compact"/>
+              <w:jc w:val="left"/>
+            </w:pPr>
+            <w:r>
+              <w:t xml:space="preserve">About 20 times faster per stay than reading from Drive</w:t>
+            </w:r>
+          </w:p>
+        </w:tc>
+      </w:tr>
+      <w:tr>
+        <w:tc>
+          <w:tcPr/>
+          <w:p>
+            <w:pPr>
+              <w:pStyle w:val="Compact"/>
+              <w:jc w:val="left"/>
+            </w:pPr>
+            <w:r>
+              <w:rPr>
+                <w:rStyle w:val="VerbatimChar"/>
+              </w:rPr>
+              <w:t xml:space="preserve">_6</w:t>
+            </w:r>
+          </w:p>
+        </w:tc>
+        <w:tc>
+          <w:tcPr/>
+          <w:p>
+            <w:pPr>
+              <w:pStyle w:val="Compact"/>
+              <w:jc w:val="left"/>
+            </w:pPr>
+            <w:r>
+              <w:t xml:space="preserve">First interim run, 10,000-stay samples, 1 seed</w:t>
+            </w:r>
+          </w:p>
+        </w:tc>
+        <w:tc>
+          <w:tcPr/>
+          <w:p>
+            <w:pPr>
+              <w:pStyle w:val="Compact"/>
+              <w:jc w:val="left"/>
+            </w:pPr>
+            <w:r>
+              <w:t xml:space="preserve">MIMIC-IV plausible (OSTA hourly AUROC 0.82). eICU implausible (AUROC 0.31–0.39)</w:t>
+            </w:r>
+          </w:p>
+        </w:tc>
+      </w:tr>
+      <w:tr>
+        <w:tc>
+          <w:tcPr/>
+          <w:p>
+            <w:pPr>
+              <w:pStyle w:val="Compact"/>
+              <w:jc w:val="left"/>
+            </w:pPr>
+            <w:r>
+              <w:rPr>
+                <w:rStyle w:val="VerbatimChar"/>
+              </w:rPr>
+              <w:t xml:space="preserve">_7</w:t>
+            </w:r>
+          </w:p>
+        </w:tc>
+        <w:tc>
+          <w:tcPr/>
+          <w:p>
+            <w:pPr>
+              <w:pStyle w:val="Compact"/>
+              <w:jc w:val="left"/>
+            </w:pPr>
+            <w:r>
+              <w:t xml:space="preserve">Calibration fix</w:t>
+            </w:r>
+          </w:p>
+        </w:tc>
+        <w:tc>
+          <w:tcPr/>
+          <w:p>
+            <w:pPr>
+              <w:pStyle w:val="Compact"/>
+              <w:jc w:val="left"/>
+            </w:pPr>
+            <w:r>
+              <w:t xml:space="preserve">A negative Platt slope fitted on the small eICU calibration split had reversed the ranking. Non-positive slopes now fall back to intercept-only recalibration (E1)</w:t>
+            </w:r>
+          </w:p>
+        </w:tc>
+      </w:tr>
+      <w:tr>
+        <w:tc>
+          <w:tcPr/>
+          <w:p>
+            <w:pPr>
+              <w:pStyle w:val="Compact"/>
+              <w:jc w:val="left"/>
+            </w:pPr>
+            <w:r>
+              <w:rPr>
+                <w:rStyle w:val="VerbatimChar"/>
+              </w:rPr>
+              <w:t xml:space="preserve">_8</w:t>
+            </w:r>
+          </w:p>
+        </w:tc>
+        <w:tc>
+          <w:tcPr/>
+          <w:p>
+            <w:pPr>
+              <w:pStyle w:val="Compact"/>
+              <w:jc w:val="left"/>
+            </w:pPr>
+            <w:r>
+              <w:t xml:space="preserve">Three seeds (E2)</w:t>
+            </w:r>
+          </w:p>
+        </w:tc>
+        <w:tc>
+          <w:tcPr/>
+          <w:p>
+            <w:pPr>
+              <w:pStyle w:val="Compact"/>
+              <w:jc w:val="left"/>
+            </w:pPr>
+            <w:r>
+              <w:t xml:space="preserve">MIMIC-IV hourly AUROC about 0.81 for the OSTA family. Gated − OSTA AUPRC +0.002 (95 % CI −0.001 to 0.005). Raw values matched engineered features. The extra-label control did not help</w:t>
+            </w:r>
+          </w:p>
+        </w:tc>
+      </w:tr>
+      <w:tr>
+        <w:tc>
+          <w:tcPr/>
+          <w:p>
+            <w:pPr>
+              <w:pStyle w:val="Compact"/>
+              <w:jc w:val="left"/>
+            </w:pPr>
+            <w:r>
+              <w:rPr>
+                <w:rStyle w:val="VerbatimChar"/>
+              </w:rPr>
+              <w:t xml:space="preserve">_9</w:t>
+            </w:r>
+            <w:r>
+              <w:t xml:space="preserve"> </w:t>
+            </w:r>
+            <w:r>
+              <w:t xml:space="preserve">(V10.3)</w:t>
+            </w:r>
+          </w:p>
+        </w:tc>
+        <w:tc>
+          <w:tcPr/>
+          <w:p>
+            <w:pPr>
+              <w:pStyle w:val="Compact"/>
+              <w:jc w:val="left"/>
+            </w:pPr>
+            <w:r>
+              <w:t xml:space="preserve">Extraction audit, carry-forward rules, comorbidities, original OSTA loss restored (E3), utility added</w:t>
+            </w:r>
+          </w:p>
+        </w:tc>
+        <w:tc>
+          <w:tcPr/>
+          <w:p>
+            <w:pPr>
+              <w:pStyle w:val="Compact"/>
+              <w:jc w:val="left"/>
+            </w:pPr>
+            <w:r>
+              <w:t xml:space="preserve">eICU coverage fixed (temperature 5 % → 94 %, blood pressure 21 % → 99.5 %). The original loss was no better than cross-entropy. Neural models peaked within 1–3 epochs, so the gated, ungated and OSTA checkpoints were identical</w:t>
+            </w:r>
+          </w:p>
+        </w:tc>
+      </w:tr>
+      <w:tr>
+        <w:tc>
+          <w:tcPr/>
+          <w:p>
+            <w:pPr>
+              <w:pStyle w:val="Compact"/>
+              <w:jc w:val="left"/>
+            </w:pPr>
+            <w:r>
+              <w:rPr>
+                <w:rStyle w:val="VerbatimChar"/>
+              </w:rPr>
+              <w:t xml:space="preserve">_10</w:t>
+            </w:r>
+            <w:r>
+              <w:t xml:space="preserve"> </w:t>
+            </w:r>
+            <w:r>
+              <w:t xml:space="preserve">(V10.4–V10.5)</w:t>
+            </w:r>
+          </w:p>
+        </w:tc>
+        <w:tc>
+          <w:tcPr/>
+          <w:p>
+            <w:pPr>
+              <w:pStyle w:val="Compact"/>
+              <w:jc w:val="left"/>
+            </w:pPr>
+            <w:r>
+              <w:t xml:space="preserve">Every candidate predictor class (655 shared predictors)</w:t>
+            </w:r>
+          </w:p>
+        </w:tc>
+        <w:tc>
+          <w:tcPr/>
+          <w:p>
+            <w:pPr>
+              <w:pStyle w:val="Compact"/>
+              <w:jc w:val="left"/>
+            </w:pPr>
+            <w:r>
+              <w:t xml:space="preserve">The raw scan stalled on a date join; fixed (v10.6)</w:t>
+            </w:r>
+          </w:p>
+        </w:tc>
+      </w:tr>
+      <w:tr>
+        <w:tc>
+          <w:tcPr/>
+          <w:p>
+            <w:pPr>
+              <w:pStyle w:val="Compact"/>
+              <w:jc w:val="left"/>
+            </w:pPr>
+            <w:r>
+              <w:rPr>
+                <w:rStyle w:val="VerbatimChar"/>
+              </w:rPr>
+              <w:t xml:space="preserve">_11</w:t>
+            </w:r>
+            <w:r>
+              <w:t xml:space="preserve"> </w:t>
+            </w:r>
+            <w:r>
+              <w:t xml:space="preserve">(V11)</w:t>
+            </w:r>
+          </w:p>
+        </w:tc>
+        <w:tc>
+          <w:tcPr/>
+          <w:p>
+            <w:pPr>
+              <w:pStyle w:val="Compact"/>
+              <w:jc w:val="left"/>
+            </w:pPr>
+            <w:r>
+              <w:t xml:space="preserve">The prespecified comparison in this protocol</w:t>
+            </w:r>
+          </w:p>
+        </w:tc>
+        <w:tc>
+          <w:tcPr/>
+          <w:p>
+            <w:pPr>
+              <w:pStyle w:val="Compact"/>
+              <w:jc w:val="left"/>
+            </w:pPr>
+            <w:r>
+              <w:t xml:space="preserve">Sections 10 and 11; an AKI boundary crash was fixed on the first real run</w:t>
+            </w:r>
+          </w:p>
+        </w:tc>
+      </w:tr>
+    </w:tbl>
+    <w:p>
+      <w:pPr>
+        <w:pStyle w:val="BodyText"/>
+      </w:pPr>
+      <w:r>
+        <w:rPr>
+          <w:bCs/>
+          <w:b/>
+        </w:rPr>
+        <w:t xml:space="preserve">Secondary analysis</w:t>
+      </w:r>
+      <w:r>
+        <w:t xml:space="preserve"> </w:t>
+      </w:r>
+      <w:r>
+        <w:t xml:space="preserve">(run</w:t>
+      </w:r>
+      <w:r>
+        <w:t xml:space="preserve"> </w:t>
+      </w:r>
+      <w:r>
+        <w:rPr>
+          <w:rStyle w:val="VerbatimChar"/>
+        </w:rPr>
+        <w:t xml:space="preserve">ed26e1692aa04d2c</w:t>
+      </w:r>
+      <w:r>
+        <w:t xml:space="preserve">): hourly OSTA exceeded qSOFA on MIMIC-IV by +0.28 AUROC (95 % CI 0.21 to 0.35). In eICU, onset-anchored, the models were not better than qSOFA or SIRS.</w:t>
+      </w:r>
+    </w:p>
+    <w:bookmarkEnd w:id="34"/>
+    <w:bookmarkStart w:id="35" w:name="stage-3-v11-this-protocol"/>
+    <w:p>
+      <w:pPr>
+        <w:pStyle w:val="Heading3"/>
+      </w:pPr>
+      <w:r>
+        <w:t xml:space="preserve">14.3 Stage 3: V11 (this protocol)</w:t>
+      </w:r>
+    </w:p>
+    <w:p>
+      <w:pPr>
+        <w:pStyle w:val="FirstParagraph"/>
+      </w:pPr>
+      <w:r>
+        <w:t xml:space="preserve">The findings of stage 2 shaped stage 3:</w:t>
+      </w:r>
+    </w:p>
+    <w:p>
+      <w:pPr>
+        <w:numPr>
+          <w:ilvl w:val="0"/>
+          <w:numId w:val="1050"/>
+        </w:numPr>
+        <w:pStyle w:val="Compact"/>
+      </w:pPr>
+      <w:r>
+        <w:rPr>
+          <w:bCs/>
+          <w:b/>
+        </w:rPr>
+        <w:t xml:space="preserve">No integration of organ evidence beat OSTA.</w:t>
+      </w:r>
+      <w:r>
+        <w:t xml:space="preserve"> </w:t>
+      </w:r>
+      <w:r>
+        <w:t xml:space="preserve">The observer features, the gated and ungated guidance and the extra-label control were retired, and output fusion was kept.</w:t>
+      </w:r>
+    </w:p>
+    <w:p>
+      <w:pPr>
+        <w:numPr>
+          <w:ilvl w:val="0"/>
+          <w:numId w:val="1050"/>
+        </w:numPr>
+        <w:pStyle w:val="Compact"/>
+      </w:pPr>
+      <w:r>
+        <w:rPr>
+          <w:bCs/>
+          <w:b/>
+        </w:rPr>
+        <w:t xml:space="preserve">Models overfitted within a few epochs.</w:t>
+      </w:r>
+      <w:r>
+        <w:t xml:space="preserve"> </w:t>
+      </w:r>
+      <w:r>
+        <w:t xml:space="preserve">The response combines three things:</w:t>
+      </w:r>
+    </w:p>
+    <w:p>
+      <w:pPr>
+        <w:numPr>
+          <w:ilvl w:val="1"/>
+          <w:numId w:val="1051"/>
+        </w:numPr>
+        <w:pStyle w:val="Compact"/>
+      </w:pPr>
+      <w:r>
+        <w:t xml:space="preserve">testing the organ hypothesis directly (flat OSTA);</w:t>
+      </w:r>
+    </w:p>
+    <w:p>
+      <w:pPr>
+        <w:numPr>
+          <w:ilvl w:val="1"/>
+          <w:numId w:val="1051"/>
+        </w:numPr>
+        <w:pStyle w:val="Compact"/>
+      </w:pPr>
+      <w:r>
+        <w:t xml:space="preserve">adding models built for irregular ICU data (GRU-D, TCN, the winner’s method);</w:t>
+      </w:r>
+    </w:p>
+    <w:p>
+      <w:pPr>
+        <w:numPr>
+          <w:ilvl w:val="1"/>
+          <w:numId w:val="1051"/>
+        </w:numPr>
+        <w:pStyle w:val="Compact"/>
+      </w:pPr>
+      <w:r>
+        <w:t xml:space="preserve">using scarce labels better (self-supervised pretraining, per-channel encoders, event attention, the hazard head), with a loss aligned to the utility score.</w:t>
+      </w:r>
+    </w:p>
+    <w:p>
+      <w:pPr>
+        <w:numPr>
+          <w:ilvl w:val="0"/>
+          <w:numId w:val="1050"/>
+        </w:numPr>
+        <w:pStyle w:val="Compact"/>
+      </w:pPr>
+      <w:r>
+        <w:rPr>
+          <w:bCs/>
+          <w:b/>
+        </w:rPr>
+        <w:t xml:space="preserve">The original OSTA loss gave no gain.</w:t>
+      </w:r>
+      <w:r>
+        <w:t xml:space="preserve"> </w:t>
+      </w:r>
+      <w:r>
+        <w:t xml:space="preserve">It was retired.</w:t>
+      </w:r>
+    </w:p>
+    <w:bookmarkEnd w:id="35"/>
+    <w:bookmarkEnd w:id="36"/>
+    <w:bookmarkStart w:id="37" w:name="X0296bd26dd3c8397ebfff3644d5772bc7e084f6"/>
+    <w:p>
+      <w:pPr>
+        <w:pStyle w:val="Heading2"/>
+      </w:pPr>
+      <w:r>
+        <w:t xml:space="preserve">15. Known code notes (no effect on stage-1 results; to correct before stage 2)</w:t>
+      </w:r>
+    </w:p>
+    <w:p>
+      <w:pPr>
+        <w:numPr>
+          <w:ilvl w:val="0"/>
+          <w:numId w:val="1052"/>
+        </w:numPr>
+        <w:pStyle w:val="Compact"/>
+      </w:pPr>
+      <w:r>
+        <w:t xml:space="preserve">The</w:t>
+      </w:r>
+      <w:r>
+        <w:t xml:space="preserve"> </w:t>
+      </w:r>
+      <w:r>
+        <w:rPr>
+          <w:rStyle w:val="VerbatimChar"/>
+        </w:rPr>
+        <w:t xml:space="preserve">utility.json</w:t>
+      </w:r>
+      <w:r>
+        <w:t xml:space="preserve"> </w:t>
+      </w:r>
+      <w:r>
+        <w:t xml:space="preserve">scope text says that post-onset hours are never trained on, and that an onset after the window counts as non-septic. Under the V11 primary loss and the 6-hour look-ahead, Sections 4 and 8 are the correct statements.</w:t>
+      </w:r>
+    </w:p>
+    <w:p>
+      <w:pPr>
+        <w:numPr>
+          <w:ilvl w:val="0"/>
+          <w:numId w:val="1052"/>
+        </w:numPr>
+        <w:pStyle w:val="Compact"/>
+      </w:pPr>
+      <w:r>
+        <w:t xml:space="preserve">The secondary analysis notebook still names the V10 arm list.</w:t>
+      </w:r>
+    </w:p>
+    <w:p>
+      <w:pPr>
+        <w:numPr>
+          <w:ilvl w:val="0"/>
+          <w:numId w:val="1052"/>
+        </w:numPr>
+        <w:pStyle w:val="Compact"/>
+      </w:pPr>
+      <w:r>
+        <w:t xml:space="preserve">The</w:t>
+      </w:r>
+      <w:r>
+        <w:t xml:space="preserve"> </w:t>
+      </w:r>
+      <w:r>
+        <w:rPr>
+          <w:rStyle w:val="VerbatimChar"/>
+        </w:rPr>
+        <w:t xml:space="preserve">_11</w:t>
+      </w:r>
+      <w:r>
+        <w:t xml:space="preserve"> </w:t>
+      </w:r>
+      <w:r>
+        <w:t xml:space="preserve">notebook embeds the earlier label worker (Section 4); the repository copy carries the interval-units fix.</w:t>
+      </w:r>
+    </w:p>
+    <w:bookmarkEnd w:id="37"/>
+    <w:bookmarkEnd w:id="38"/>
     <w:sectPr/>
   </w:body>
 </w:document>
@@ -4091,6 +7629,18 @@
     <w:abstractNumId w:val="991"/>
   </w:num>
   <w:num w:numId="1005">
+    <w:abstractNumId w:val="991"/>
+  </w:num>
+  <w:num w:numId="1006">
+    <w:abstractNumId w:val="991"/>
+  </w:num>
+  <w:num w:numId="1007">
+    <w:abstractNumId w:val="991"/>
+  </w:num>
+  <w:num w:numId="1008">
+    <w:abstractNumId w:val="991"/>
+  </w:num>
+  <w:num w:numId="1009">
     <w:abstractNumId w:val="99411"/>
     <w:lvlOverride w:ilvl="0">
       <w:startOverride w:val="1"/>
@@ -4119,18 +7669,6 @@
     <w:lvlOverride w:ilvl="8">
       <w:startOverride w:val="1"/>
     </w:lvlOverride>
-  </w:num>
-  <w:num w:numId="1006">
-    <w:abstractNumId w:val="991"/>
-  </w:num>
-  <w:num w:numId="1007">
-    <w:abstractNumId w:val="991"/>
-  </w:num>
-  <w:num w:numId="1008">
-    <w:abstractNumId w:val="991"/>
-  </w:num>
-  <w:num w:numId="1009">
-    <w:abstractNumId w:val="991"/>
   </w:num>
   <w:num w:numId="1010">
     <w:abstractNumId w:val="991"/>
@@ -4181,6 +7719,45 @@
     <w:abstractNumId w:val="991"/>
   </w:num>
   <w:num w:numId="1026">
+    <w:abstractNumId w:val="991"/>
+  </w:num>
+  <w:num w:numId="1027">
+    <w:abstractNumId w:val="991"/>
+  </w:num>
+  <w:num w:numId="1028">
+    <w:abstractNumId w:val="991"/>
+  </w:num>
+  <w:num w:numId="1029">
+    <w:abstractNumId w:val="991"/>
+  </w:num>
+  <w:num w:numId="1030">
+    <w:abstractNumId w:val="991"/>
+  </w:num>
+  <w:num w:numId="1031">
+    <w:abstractNumId w:val="991"/>
+  </w:num>
+  <w:num w:numId="1032">
+    <w:abstractNumId w:val="991"/>
+  </w:num>
+  <w:num w:numId="1033">
+    <w:abstractNumId w:val="991"/>
+  </w:num>
+  <w:num w:numId="1034">
+    <w:abstractNumId w:val="991"/>
+  </w:num>
+  <w:num w:numId="1035">
+    <w:abstractNumId w:val="991"/>
+  </w:num>
+  <w:num w:numId="1036">
+    <w:abstractNumId w:val="991"/>
+  </w:num>
+  <w:num w:numId="1037">
+    <w:abstractNumId w:val="991"/>
+  </w:num>
+  <w:num w:numId="1038">
+    <w:abstractNumId w:val="991"/>
+  </w:num>
+  <w:num w:numId="1039">
     <w:abstractNumId w:val="99411"/>
     <w:lvlOverride w:ilvl="0">
       <w:startOverride w:val="1"/>
@@ -4210,7 +7787,70 @@
       <w:startOverride w:val="1"/>
     </w:lvlOverride>
   </w:num>
-  <w:num w:numId="1027">
+  <w:num w:numId="1040">
+    <w:abstractNumId w:val="991"/>
+  </w:num>
+  <w:num w:numId="1041">
+    <w:abstractNumId w:val="991"/>
+  </w:num>
+  <w:num w:numId="1042">
+    <w:abstractNumId w:val="991"/>
+  </w:num>
+  <w:num w:numId="1043">
+    <w:abstractNumId w:val="99411"/>
+    <w:lvlOverride w:ilvl="0">
+      <w:startOverride w:val="1"/>
+    </w:lvlOverride>
+    <w:lvlOverride w:ilvl="1">
+      <w:startOverride w:val="1"/>
+    </w:lvlOverride>
+    <w:lvlOverride w:ilvl="2">
+      <w:startOverride w:val="1"/>
+    </w:lvlOverride>
+    <w:lvlOverride w:ilvl="3">
+      <w:startOverride w:val="1"/>
+    </w:lvlOverride>
+    <w:lvlOverride w:ilvl="4">
+      <w:startOverride w:val="1"/>
+    </w:lvlOverride>
+    <w:lvlOverride w:ilvl="5">
+      <w:startOverride w:val="1"/>
+    </w:lvlOverride>
+    <w:lvlOverride w:ilvl="6">
+      <w:startOverride w:val="1"/>
+    </w:lvlOverride>
+    <w:lvlOverride w:ilvl="7">
+      <w:startOverride w:val="1"/>
+    </w:lvlOverride>
+    <w:lvlOverride w:ilvl="8">
+      <w:startOverride w:val="1"/>
+    </w:lvlOverride>
+  </w:num>
+  <w:num w:numId="1044">
+    <w:abstractNumId w:val="991"/>
+  </w:num>
+  <w:num w:numId="1045">
+    <w:abstractNumId w:val="991"/>
+  </w:num>
+  <w:num w:numId="1046">
+    <w:abstractNumId w:val="991"/>
+  </w:num>
+  <w:num w:numId="1047">
+    <w:abstractNumId w:val="991"/>
+  </w:num>
+  <w:num w:numId="1048">
+    <w:abstractNumId w:val="991"/>
+  </w:num>
+  <w:num w:numId="1049">
+    <w:abstractNumId w:val="991"/>
+  </w:num>
+  <w:num w:numId="1050">
+    <w:abstractNumId w:val="991"/>
+  </w:num>
+  <w:num w:numId="1051">
+    <w:abstractNumId w:val="991"/>
+  </w:num>
+  <w:num w:numId="1052">
     <w:abstractNumId w:val="991"/>
   </w:num>
 </w:numbering>

--- a/dev/protocol/Study_Protocol_v11.docx
+++ b/dev/protocol/Study_Protocol_v11.docx
@@ -844,19 +844,19 @@
               <w:jc w:val="left"/>
             </w:pPr>
             <w:r>
-              <w:t xml:space="preserve">Public training set</w:t>
-            </w:r>
-          </w:p>
-        </w:tc>
-        <w:tc>
-          <w:tcPr/>
-          <w:p>
-            <w:pPr>
-              <w:pStyle w:val="Compact"/>
-              <w:jc w:val="left"/>
-            </w:pPr>
-            <w:r>
-              <w:t xml:space="preserve">Earlier work and the causal OSTA baseline (Section 14); legacy external validation (Notebook B)</w:t>
+              <w:t xml:space="preserve">Public training set (hospital systems A and B; a third, C, was hidden)</w:t>
+            </w:r>
+          </w:p>
+        </w:tc>
+        <w:tc>
+          <w:tcPr/>
+          <w:p>
+            <w:pPr>
+              <w:pStyle w:val="Compact"/>
+              <w:jc w:val="left"/>
+            </w:pPr>
+            <w:r>
+              <w:t xml:space="preserve">Earlier work and the causal OSTA baseline (Section 14); legacy external validation (Notebook B). Hospital system A is Beth Israel Deaconess, the MIMIC-IV hospital (Reyna et al. 2020), so the challenge data are not an external test for a MIMIC-IV-trained model and are not used as one</w:t>
             </w:r>
           </w:p>
         </w:tc>
@@ -6050,7 +6050,7 @@
         <w:pStyle w:val="FirstParagraph"/>
       </w:pPr>
       <w:r>
-        <w:t xml:space="preserve">Notebook B applies the PhysioNet 2019-trained models, frozen, with no fitting on the target data, to the full 120-hour step-labelled trajectories of MIMIC-IV and eICU development patients. Stays with onset before 7 h are excluded.</w:t>
+        <w:t xml:space="preserve">Notebook B applies the PhysioNet 2019-trained models, frozen, with no fitting on the target data, to the full 120-hour step-labelled trajectories of MIMIC-IV and eICU development patients. Stays with onset before 7 h are excluded. Because challenge hospital system A is Beth Israel Deaconess, the MIMIC-IV results of Notebook B are a same-hospital check and only the eICU results are external.</w:t>
       </w:r>
     </w:p>
     <w:tbl>

--- a/dev/protocol/Study_Protocol_v11.docx
+++ b/dev/protocol/Study_Protocol_v11.docx
@@ -5020,6 +5020,27 @@
       </w:pPr>
       <w:r>
         <w:t xml:space="preserve">eICU leave-hospital-out evaluation.</w:t>
+      </w:r>
+    </w:p>
+    <w:p>
+      <w:pPr>
+        <w:numPr>
+          <w:ilvl w:val="1"/>
+          <w:numId w:val="1038"/>
+        </w:numPr>
+        <w:pStyle w:val="Compact"/>
+      </w:pPr>
+      <w:r>
+        <w:t xml:space="preserve">paired patient-level bootstrap of the utility difference between arms, computed from the saved per-stay utilities (</w:t>
+      </w:r>
+      <w:r>
+        <w:rPr>
+          <w:rStyle w:val="VerbatimChar"/>
+        </w:rPr>
+        <w:t xml:space="preserve">utility_per_stay.parquet</w:t>
+      </w:r>
+      <w:r>
+        <w:t xml:space="preserve">). Until it is run, no arm is reported as better than another on utility; overlapping intervals do not settle the question either way.</w:t>
       </w:r>
     </w:p>
     <w:p>

--- a/dev/protocol/Study_Protocol_v11.docx
+++ b/dev/protocol/Study_Protocol_v11.docx
@@ -5360,23 +5360,7 @@
               <w:jc w:val="left"/>
             </w:pPr>
             <w:r>
-              <w:t xml:space="preserve">No single winner. Plain cross-entropy ranked first for OSTA, utility-weighted for SSL-CNN→OSTA, and temporal label smoothing last for both.</w:t>
-            </w:r>
-            <w:r>
-              <w:t xml:space="preserve"> </w:t>
-            </w:r>
-            <w:r>
-              <w:rPr>
-                <w:bCs/>
-                <w:b/>
-              </w:rPr>
-              <w:t xml:space="preserve">TO FREEZE:</w:t>
-            </w:r>
-            <w:r>
-              <w:t xml:space="preserve"> </w:t>
-            </w:r>
-            <w:r>
-              <w:t xml:space="preserve">the stage-2 loss, once eICU is complete</w:t>
+              <w:t xml:space="preserve">No single winner on MIMIC-IV alone. Plain cross-entropy ranked first for OSTA, utility-weighted for SSL-CNN→OSTA, and temporal label smoothing last for both. See the cross-database reading below</w:t>
             </w:r>
           </w:p>
         </w:tc>
@@ -5469,609 +5453,25 @@
           <w:bCs/>
           <w:b/>
         </w:rPr>
-        <w:t xml:space="preserve">Stage-1 outcome on eICU:</w:t>
-      </w:r>
-      <w:r>
-        <w:t xml:space="preserve"> </w:t>
-      </w:r>
-      <w:r>
-        <w:t xml:space="preserve">pending (run in progress). The MIMIC-IV-trained models scored on eICU development patients gave utilities of −0.03 to +0.04, with intervals including zero.</w:t>
-      </w:r>
-    </w:p>
-    <w:bookmarkEnd w:id="29"/>
-    <w:bookmarkStart w:id="30" w:name="stage-2-full-cohort"/>
-    <w:p>
-      <w:pPr>
-        <w:pStyle w:val="Heading2"/>
-      </w:pPr>
-      <w:r>
-        <w:t xml:space="preserve">11. Stage 2, full cohort</w:t>
-      </w:r>
-    </w:p>
-    <w:p>
-      <w:pPr>
-        <w:numPr>
-          <w:ilvl w:val="0"/>
-          <w:numId w:val="1040"/>
-        </w:numPr>
-        <w:pStyle w:val="Compact"/>
-      </w:pPr>
-      <w:r>
-        <w:rPr>
-          <w:bCs/>
-          <w:b/>
-        </w:rPr>
-        <w:t xml:space="preserve">Data:</w:t>
-      </w:r>
-      <w:r>
-        <w:t xml:space="preserve"> </w:t>
-      </w:r>
-      <w:r>
-        <w:t xml:space="preserve">all eligible stays in both databases (</w:t>
+        <w:t xml:space="preserve">Stage-1 outcome on eICU</w:t>
+      </w:r>
+      <w:r>
+        <w:t xml:space="preserve"> </w:t>
+      </w:r>
+      <w:r>
+        <w:t xml:space="preserve">(same run, completed 22 Oct 2026; development split; 888 test stays, 45 events; preliminary; digest in</w:t>
+      </w:r>
+      <w:r>
+        <w:t xml:space="preserve"> </w:t>
       </w:r>
       <w:r>
         <w:rPr>
           <w:rStyle w:val="VerbatimChar"/>
         </w:rPr>
-        <w:t xml:space="preserve">FULL_SAMPLE_STAYS_PER_DATASET=None</w:t>
-      </w:r>
-      <w:r>
-        <w:t xml:space="preserve">); the same split rules; three seeds.</w:t>
-      </w:r>
-    </w:p>
-    <w:p>
-      <w:pPr>
-        <w:numPr>
-          <w:ilvl w:val="0"/>
-          <w:numId w:val="1040"/>
-        </w:numPr>
-        <w:pStyle w:val="Compact"/>
-      </w:pPr>
-      <w:r>
-        <w:rPr>
-          <w:bCs/>
-          <w:b/>
-        </w:rPr>
-        <w:t xml:space="preserve">Arms (TO FREEZE):</w:t>
-      </w:r>
-    </w:p>
-    <w:p>
-      <w:pPr>
-        <w:numPr>
-          <w:ilvl w:val="1"/>
-          <w:numId w:val="1041"/>
-        </w:numPr>
-        <w:pStyle w:val="Compact"/>
-      </w:pPr>
-      <w:r>
-        <w:t xml:space="preserve">the union of the MIMIC-IV and eICU shortlists;</w:t>
-      </w:r>
-    </w:p>
-    <w:p>
-      <w:pPr>
-        <w:numPr>
-          <w:ilvl w:val="1"/>
-          <w:numId w:val="1041"/>
-        </w:numPr>
-        <w:pStyle w:val="Compact"/>
-      </w:pPr>
-      <w:r>
-        <w:t xml:space="preserve">OSTA, CNN–Transformer, boosted trees and logistic regression;</w:t>
-      </w:r>
-    </w:p>
-    <w:p>
-      <w:pPr>
-        <w:numPr>
-          <w:ilvl w:val="1"/>
-          <w:numId w:val="1041"/>
-        </w:numPr>
-        <w:pStyle w:val="Compact"/>
-      </w:pPr>
-      <w:r>
-        <w:t xml:space="preserve">signature boosted trees;</w:t>
-      </w:r>
-    </w:p>
-    <w:p>
-      <w:pPr>
-        <w:numPr>
-          <w:ilvl w:val="1"/>
-          <w:numId w:val="1041"/>
-        </w:numPr>
-        <w:pStyle w:val="Compact"/>
-      </w:pPr>
-      <w:r>
-        <w:t xml:space="preserve">the D1 pair, labelled exploratory.</w:t>
-      </w:r>
-    </w:p>
-    <w:p>
-      <w:pPr>
-        <w:numPr>
-          <w:ilvl w:val="0"/>
-          <w:numId w:val="1040"/>
-        </w:numPr>
-        <w:pStyle w:val="Compact"/>
-      </w:pPr>
-      <w:r>
-        <w:rPr>
-          <w:bCs/>
-          <w:b/>
-        </w:rPr>
-        <w:t xml:space="preserve">Loss (TO FREEZE):</w:t>
-      </w:r>
-      <w:r>
-        <w:t xml:space="preserve"> </w:t>
-      </w:r>
-      <w:r>
-        <w:t xml:space="preserve">decided by Section 10 across both databases.</w:t>
-      </w:r>
-    </w:p>
-    <w:p>
-      <w:pPr>
-        <w:numPr>
-          <w:ilvl w:val="0"/>
-          <w:numId w:val="1040"/>
-        </w:numPr>
-        <w:pStyle w:val="Compact"/>
-      </w:pPr>
-      <w:r>
-        <w:rPr>
-          <w:bCs/>
-          <w:b/>
-        </w:rPr>
-        <w:t xml:space="preserve">Pretraining corpus (TO FREEZE):</w:t>
-      </w:r>
-    </w:p>
-    <w:p>
-      <w:pPr>
-        <w:numPr>
-          <w:ilvl w:val="1"/>
-          <w:numId w:val="1042"/>
-        </w:numPr>
-        <w:pStyle w:val="Compact"/>
-      </w:pPr>
-      <w:r>
-        <w:t xml:space="preserve">non-cohort stays plus training-split stays (inputs only, no labels);</w:t>
-      </w:r>
-    </w:p>
-    <w:p>
-      <w:pPr>
-        <w:numPr>
-          <w:ilvl w:val="1"/>
-          <w:numId w:val="1042"/>
-        </w:numPr>
-        <w:pStyle w:val="Compact"/>
-      </w:pPr>
-      <w:r>
-        <w:t xml:space="preserve">excluding every stay of a validation, test or protected patient.</w:t>
-      </w:r>
-    </w:p>
-    <w:p>
-      <w:pPr>
-        <w:numPr>
-          <w:ilvl w:val="0"/>
-          <w:numId w:val="1040"/>
-        </w:numPr>
-        <w:pStyle w:val="Compact"/>
-      </w:pPr>
-      <w:r>
-        <w:rPr>
-          <w:bCs/>
-          <w:b/>
-        </w:rPr>
-        <w:t xml:space="preserve">Final-release encoder (TO FREEZE):</w:t>
-      </w:r>
-      <w:r>
-        <w:t xml:space="preserve"> </w:t>
-      </w:r>
-      <w:r>
-        <w:t xml:space="preserve">Section 5.3.</w:t>
-      </w:r>
-    </w:p>
-    <w:p>
-      <w:pPr>
-        <w:numPr>
-          <w:ilvl w:val="0"/>
-          <w:numId w:val="1040"/>
-        </w:numPr>
-        <w:pStyle w:val="Compact"/>
-      </w:pPr>
-      <w:r>
-        <w:rPr>
-          <w:bCs/>
-          <w:b/>
-        </w:rPr>
-        <w:t xml:space="preserve">eICU leave-hospital-out (TO FREEZE):</w:t>
-      </w:r>
-      <w:r>
-        <w:t xml:space="preserve"> </w:t>
-      </w:r>
-      <w:r>
-        <w:t xml:space="preserve">hospital grouping and the minimum events per hospital.</w:t>
-      </w:r>
-    </w:p>
-    <w:p>
-      <w:pPr>
-        <w:numPr>
-          <w:ilvl w:val="0"/>
-          <w:numId w:val="1040"/>
-        </w:numPr>
-        <w:pStyle w:val="Compact"/>
-      </w:pPr>
-      <w:r>
-        <w:rPr>
-          <w:bCs/>
-          <w:b/>
-        </w:rPr>
-        <w:t xml:space="preserve">Then:</w:t>
-      </w:r>
-    </w:p>
-    <w:p>
-      <w:pPr>
-        <w:numPr>
-          <w:ilvl w:val="1"/>
-          <w:numId w:val="1043"/>
-        </w:numPr>
-        <w:pStyle w:val="Compact"/>
-      </w:pPr>
-      <w:r>
-        <w:t xml:space="preserve">freeze this protocol (commit);</w:t>
-      </w:r>
-    </w:p>
-    <w:p>
-      <w:pPr>
-        <w:numPr>
-          <w:ilvl w:val="1"/>
-          <w:numId w:val="1043"/>
-        </w:numPr>
-        <w:pStyle w:val="Compact"/>
-      </w:pPr>
-      <w:r>
-        <w:t xml:space="preserve">declare</w:t>
-      </w:r>
-      <w:r>
-        <w:t xml:space="preserve"> </w:t>
-      </w:r>
-      <w:r>
-        <w:rPr>
-          <w:rStyle w:val="VerbatimChar"/>
-        </w:rPr>
-        <w:t xml:space="preserve">PRIOR_TEST_EXPOSURE</w:t>
-      </w:r>
-      <w:r>
-        <w:t xml:space="preserve">;</w:t>
-      </w:r>
-    </w:p>
-    <w:p>
-      <w:pPr>
-        <w:numPr>
-          <w:ilvl w:val="1"/>
-          <w:numId w:val="1043"/>
-        </w:numPr>
-        <w:pStyle w:val="Compact"/>
-      </w:pPr>
-      <w:r>
-        <w:t xml:space="preserve">open the holdout once;</w:t>
-      </w:r>
-    </w:p>
-    <w:p>
-      <w:pPr>
-        <w:numPr>
-          <w:ilvl w:val="1"/>
-          <w:numId w:val="1043"/>
-        </w:numPr>
-        <w:pStyle w:val="Compact"/>
-      </w:pPr>
-      <w:r>
-        <w:t xml:space="preserve">report every prespecified arm and analysis, whatever its result.</w:t>
-      </w:r>
-    </w:p>
-    <w:p>
-      <w:pPr>
-        <w:numPr>
-          <w:ilvl w:val="0"/>
-          <w:numId w:val="1040"/>
-        </w:numPr>
-        <w:pStyle w:val="Compact"/>
-      </w:pPr>
-      <w:r>
-        <w:rPr>
-          <w:bCs/>
-          <w:b/>
-        </w:rPr>
-        <w:t xml:space="preserve">Reporting standards:</w:t>
-      </w:r>
-      <w:r>
-        <w:t xml:space="preserve"> </w:t>
-      </w:r>
-      <w:r>
-        <w:t xml:space="preserve">TRIPOD+AI for reporting and PROBAST+AI for the risk-of-bias assessment.</w:t>
-      </w:r>
-    </w:p>
-    <w:bookmarkEnd w:id="30"/>
-    <w:bookmarkStart w:id="31" w:name="reproducibility"/>
-    <w:p>
-      <w:pPr>
-        <w:pStyle w:val="Heading2"/>
-      </w:pPr>
-      <w:r>
-        <w:t xml:space="preserve">12. Reproducibility</w:t>
-      </w:r>
-    </w:p>
-    <w:p>
-      <w:pPr>
-        <w:numPr>
-          <w:ilvl w:val="0"/>
-          <w:numId w:val="1044"/>
-        </w:numPr>
-        <w:pStyle w:val="Compact"/>
-      </w:pPr>
-      <w:r>
-        <w:t xml:space="preserve">Each notebook embeds its code with SHA-256 checks and runs with</w:t>
-      </w:r>
-      <w:r>
-        <w:t xml:space="preserve"> </w:t>
-      </w:r>
-      <w:r>
-        <w:rPr>
-          <w:bCs/>
-          <w:b/>
-        </w:rPr>
-        <w:t xml:space="preserve">Run all</w:t>
-      </w:r>
-      <w:r>
-        <w:t xml:space="preserve"> </w:t>
-      </w:r>
-      <w:r>
-        <w:t xml:space="preserve">only. No manual or AI-assistant edits are made between runs.</w:t>
-      </w:r>
-    </w:p>
-    <w:p>
-      <w:pPr>
-        <w:numPr>
-          <w:ilvl w:val="0"/>
-          <w:numId w:val="1044"/>
-        </w:numPr>
-        <w:pStyle w:val="Compact"/>
-      </w:pPr>
-      <w:r>
-        <w:t xml:space="preserve">Stages are cached under keys built from code, data and configuration:</w:t>
-      </w:r>
-      <w:r>
-        <w:t xml:space="preserve"> </w:t>
-      </w:r>
-      <w:r>
-        <w:rPr>
-          <w:rStyle w:val="VerbatimChar"/>
-        </w:rPr>
-        <w:t xml:space="preserve">COHORT_KEY</w:t>
-      </w:r>
-      <w:r>
-        <w:t xml:space="preserve">,</w:t>
-      </w:r>
-      <w:r>
-        <w:t xml:space="preserve"> </w:t>
-      </w:r>
-      <w:r>
-        <w:rPr>
-          <w:rStyle w:val="VerbatimChar"/>
-        </w:rPr>
-        <w:t xml:space="preserve">RAW_STAGE_KEY</w:t>
-      </w:r>
-      <w:r>
-        <w:t xml:space="preserve">,</w:t>
-      </w:r>
-      <w:r>
-        <w:t xml:space="preserve"> </w:t>
-      </w:r>
-      <w:r>
-        <w:rPr>
-          <w:rStyle w:val="VerbatimChar"/>
-        </w:rPr>
-        <w:t xml:space="preserve">SUPP_KEY</w:t>
-      </w:r>
-      <w:r>
-        <w:t xml:space="preserve">,</w:t>
-      </w:r>
-      <w:r>
-        <w:t xml:space="preserve"> </w:t>
-      </w:r>
-      <w:r>
-        <w:rPr>
-          <w:rStyle w:val="VerbatimChar"/>
-        </w:rPr>
-        <w:t xml:space="preserve">DATA_KEY</w:t>
-      </w:r>
-      <w:r>
-        <w:t xml:space="preserve">,</w:t>
-      </w:r>
-      <w:r>
-        <w:t xml:space="preserve"> </w:t>
-      </w:r>
-      <w:r>
-        <w:rPr>
-          <w:rStyle w:val="VerbatimChar"/>
-        </w:rPr>
-        <w:t xml:space="preserve">SSL_KEY</w:t>
-      </w:r>
-      <w:r>
-        <w:t xml:space="preserve"> </w:t>
-      </w:r>
-      <w:r>
-        <w:t xml:space="preserve">and</w:t>
-      </w:r>
-      <w:r>
-        <w:t xml:space="preserve"> </w:t>
-      </w:r>
-      <w:r>
-        <w:rPr>
-          <w:rStyle w:val="VerbatimChar"/>
-        </w:rPr>
-        <w:t xml:space="preserve">RUN_KEY</w:t>
-      </w:r>
-      <w:r>
-        <w:t xml:space="preserve">.</w:t>
-      </w:r>
-    </w:p>
-    <w:p>
-      <w:pPr>
-        <w:numPr>
-          <w:ilvl w:val="1"/>
-          <w:numId w:val="1045"/>
-        </w:numPr>
-        <w:pStyle w:val="Compact"/>
-      </w:pPr>
-      <w:r>
-        <w:t xml:space="preserve">A changed input produces a new key.</w:t>
-      </w:r>
-    </w:p>
-    <w:p>
-      <w:pPr>
-        <w:numPr>
-          <w:ilvl w:val="1"/>
-          <w:numId w:val="1045"/>
-        </w:numPr>
-        <w:pStyle w:val="Compact"/>
-      </w:pPr>
-      <w:r>
-        <w:t xml:space="preserve">A per-run</w:t>
-      </w:r>
-      <w:r>
-        <w:t xml:space="preserve"> </w:t>
-      </w:r>
-      <w:r>
-        <w:rPr>
-          <w:rStyle w:val="VerbatimChar"/>
-        </w:rPr>
-        <w:t xml:space="preserve">contract.json</w:t>
-      </w:r>
-      <w:r>
-        <w:t xml:space="preserve"> </w:t>
-      </w:r>
-      <w:r>
-        <w:t xml:space="preserve">refuses a changed contract.</w:t>
-      </w:r>
-    </w:p>
-    <w:p>
-      <w:pPr>
-        <w:numPr>
-          <w:ilvl w:val="1"/>
-          <w:numId w:val="1045"/>
-        </w:numPr>
-        <w:pStyle w:val="Compact"/>
-      </w:pPr>
-      <w:r>
-        <w:rPr>
-          <w:rStyle w:val="VerbatimChar"/>
-        </w:rPr>
-        <w:t xml:space="preserve">FORCE_*</w:t>
-      </w:r>
-      <w:r>
-        <w:t xml:space="preserve"> </w:t>
-      </w:r>
-      <w:r>
-        <w:t xml:space="preserve">settings stay False.</w:t>
-      </w:r>
-    </w:p>
-    <w:p>
-      <w:pPr>
-        <w:numPr>
-          <w:ilvl w:val="0"/>
-          <w:numId w:val="1044"/>
-        </w:numPr>
-        <w:pStyle w:val="Compact"/>
-      </w:pPr>
-      <w:r>
-        <w:t xml:space="preserve">Each arm writes</w:t>
-      </w:r>
-      <w:r>
-        <w:t xml:space="preserve"> </w:t>
-      </w:r>
-      <w:r>
-        <w:rPr>
-          <w:rStyle w:val="VerbatimChar"/>
-        </w:rPr>
-        <w:t xml:space="preserve">completed.json</w:t>
-      </w:r>
-      <w:r>
-        <w:t xml:space="preserve">. Every run writes</w:t>
-      </w:r>
-      <w:r>
-        <w:t xml:space="preserve"> </w:t>
-      </w:r>
-      <w:r>
-        <w:rPr>
-          <w:rStyle w:val="VerbatimChar"/>
-        </w:rPr>
-        <w:t xml:space="preserve">run_protocol.json</w:t>
-      </w:r>
-      <w:r>
-        <w:t xml:space="preserve"> </w:t>
-      </w:r>
-      <w:r>
-        <w:t xml:space="preserve">with the configuration, the feature list and the rules.</w:t>
-      </w:r>
-    </w:p>
-    <w:p>
-      <w:pPr>
-        <w:numPr>
-          <w:ilvl w:val="0"/>
-          <w:numId w:val="1044"/>
-        </w:numPr>
-        <w:pStyle w:val="Compact"/>
-      </w:pPr>
-      <w:r>
-        <w:rPr>
-          <w:rStyle w:val="VerbatimChar"/>
-        </w:rPr>
-        <w:t xml:space="preserve">_11</w:t>
-      </w:r>
-      <w:r>
-        <w:t xml:space="preserve"> </w:t>
-      </w:r>
-      <w:r>
-        <w:t xml:space="preserve">runs 212 engineering self-tests before training, covering causality, split leakage, scorer agreement and the loss definitions. The repository copy has one more.</w:t>
-      </w:r>
-    </w:p>
-    <w:p>
-      <w:pPr>
-        <w:numPr>
-          <w:ilvl w:val="0"/>
-          <w:numId w:val="1044"/>
-        </w:numPr>
-        <w:pStyle w:val="Compact"/>
-      </w:pPr>
-      <w:r>
-        <w:t xml:space="preserve">A synthetic fixture run of the whole notebook must pass before any notebook is released.</w:t>
-      </w:r>
-    </w:p>
-    <w:p>
-      <w:pPr>
-        <w:numPr>
-          <w:ilvl w:val="0"/>
-          <w:numId w:val="1044"/>
-        </w:numPr>
-        <w:pStyle w:val="Compact"/>
-      </w:pPr>
-      <w:r>
-        <w:t xml:space="preserve">Only one heavy notebook runs on the project Drive at a time.</w:t>
-      </w:r>
-    </w:p>
-    <w:bookmarkEnd w:id="31"/>
-    <w:bookmarkStart w:id="32" w:name="legacy-external-validation-notebook-b"/>
-    <w:p>
-      <w:pPr>
-        <w:pStyle w:val="Heading2"/>
-      </w:pPr>
-      <w:r>
-        <w:t xml:space="preserve">13. Legacy external validation (Notebook B)</w:t>
-      </w:r>
-    </w:p>
-    <w:p>
-      <w:pPr>
-        <w:pStyle w:val="FirstParagraph"/>
-      </w:pPr>
-      <w:r>
-        <w:t xml:space="preserve">Notebook B applies the PhysioNet 2019-trained models, frozen, with no fitting on the target data, to the full 120-hour step-labelled trajectories of MIMIC-IV and eICU development patients. Stays with onset before 7 h are excluded. Because challenge hospital system A is Beth Israel Deaconess, the MIMIC-IV results of Notebook B are a same-hospital check and only the eICU results are external.</w:t>
+        <w:t xml:space="preserve">dev/results/run_4cd752bef2ccbd42_summary.md</w:t>
+      </w:r>
+      <w:r>
+        <w:t xml:space="preserve">):</w:t>
       </w:r>
     </w:p>
     <w:tbl>
@@ -6097,19 +5497,19 @@
               <w:jc w:val="left"/>
             </w:pPr>
             <w:r>
-              <w:t xml:space="preserve">Model</w:t>
-            </w:r>
-          </w:p>
-        </w:tc>
-        <w:tc>
-          <w:tcPr/>
-          <w:p>
-            <w:pPr>
-              <w:pStyle w:val="Compact"/>
-              <w:jc w:val="left"/>
-            </w:pPr>
-            <w:r>
-              <w:t xml:space="preserve">Original training recipe</w:t>
+              <w:t xml:space="preserve">Item</w:t>
+            </w:r>
+          </w:p>
+        </w:tc>
+        <w:tc>
+          <w:tcPr/>
+          <w:p>
+            <w:pPr>
+              <w:pStyle w:val="Compact"/>
+              <w:jc w:val="left"/>
+            </w:pPr>
+            <w:r>
+              <w:t xml:space="preserve">Outcome</w:t>
             </w:r>
           </w:p>
         </w:tc>
@@ -6123,19 +5523,19 @@
               <w:jc w:val="left"/>
             </w:pPr>
             <w:r>
-              <w:t xml:space="preserve">Causal OSTA v5</w:t>
-            </w:r>
-          </w:p>
-        </w:tc>
-        <w:tc>
-          <w:tcPr/>
-          <w:p>
-            <w:pPr>
-              <w:pStyle w:val="Compact"/>
-              <w:jc w:val="left"/>
-            </w:pPr>
-            <w:r>
-              <w:t xml:space="preserve">3 seeds, 50 epochs, patience 10, batch 256, learning rate 5e-4, cosine schedule</w:t>
+              <w:t xml:space="preserve">Organ structure</w:t>
+            </w:r>
+          </w:p>
+        </w:tc>
+        <w:tc>
+          <w:tcPr/>
+          <w:p>
+            <w:pPr>
+              <w:pStyle w:val="Compact"/>
+              <w:jc w:val="left"/>
+            </w:pPr>
+            <w:r>
+              <w:t xml:space="preserve">Not supported (validation rank: flat OSTA 2.5, OSTA 15.5; validation utility flat OSTA 0.039, OSTA 0.010)</w:t>
             </w:r>
           </w:p>
         </w:tc>
@@ -6149,19 +5549,168 @@
               <w:jc w:val="left"/>
             </w:pPr>
             <w:r>
-              <w:t xml:space="preserve">Paper-1 CNN–Transformer</w:t>
-            </w:r>
-          </w:p>
-        </w:tc>
-        <w:tc>
-          <w:tcPr/>
-          <w:p>
-            <w:pPr>
-              <w:pStyle w:val="Compact"/>
-              <w:jc w:val="left"/>
-            </w:pPr>
-            <w:r>
-              <w:t xml:space="preserve">1 seed, 30 epochs, patience 7</w:t>
+              <w:t xml:space="preserve">Loss</w:t>
+            </w:r>
+          </w:p>
+        </w:tc>
+        <w:tc>
+          <w:tcPr/>
+          <w:p>
+            <w:pPr>
+              <w:pStyle w:val="Compact"/>
+              <w:jc w:val="left"/>
+            </w:pPr>
+            <w:r>
+              <w:t xml:space="preserve">Plain cross-entropy ranked first for both OSTA and SSL-CNN→OSTA; temporal label smoothing second; utility-weighted last</w:t>
+            </w:r>
+          </w:p>
+        </w:tc>
+      </w:tr>
+      <w:tr>
+        <w:tc>
+          <w:tcPr/>
+          <w:p>
+            <w:pPr>
+              <w:pStyle w:val="Compact"/>
+              <w:jc w:val="left"/>
+            </w:pPr>
+            <w:r>
+              <w:t xml:space="preserve">Shortlist</w:t>
+            </w:r>
+          </w:p>
+        </w:tc>
+        <w:tc>
+          <w:tcPr/>
+          <w:p>
+            <w:pPr>
+              <w:pStyle w:val="Compact"/>
+              <w:jc w:val="left"/>
+            </w:pPr>
+            <w:r>
+              <w:t xml:space="preserve">GRU-D, flat OSTA and SSL-CNN→flat (pooled encoder)</w:t>
+            </w:r>
+          </w:p>
+        </w:tc>
+      </w:tr>
+      <w:tr>
+        <w:tc>
+          <w:tcPr/>
+          <w:p>
+            <w:pPr>
+              <w:pStyle w:val="Compact"/>
+              <w:jc w:val="left"/>
+            </w:pPr>
+            <w:r>
+              <w:t xml:space="preserve">Test results (normalised utility)</w:t>
+            </w:r>
+          </w:p>
+        </w:tc>
+        <w:tc>
+          <w:tcPr/>
+          <w:p>
+            <w:pPr>
+              <w:pStyle w:val="Compact"/>
+              <w:jc w:val="left"/>
+            </w:pPr>
+            <w:r>
+              <w:t xml:space="preserve">Point estimates −0.001 to 0.075 (CNN–Transformer 0.075, GRU-D 0.066, TCN 0.043); upper 95 % limits up to 0.16; lower limits to be read from</w:t>
+            </w:r>
+            <w:r>
+              <w:t xml:space="preserve"> </w:t>
+            </w:r>
+            <w:r>
+              <w:rPr>
+                <w:rStyle w:val="VerbatimChar"/>
+              </w:rPr>
+              <w:t xml:space="preserve">team_summary_performance.csv</w:t>
+            </w:r>
+            <w:r>
+              <w:t xml:space="preserve"> </w:t>
+            </w:r>
+            <w:r>
+              <w:t xml:space="preserve">(the notebook display truncated the column). At the false-alarm budget OSTA, OSTA@bce and OSTA@tls raised no alarm. Hourly AUROC 0.53–0.68</w:t>
+            </w:r>
+          </w:p>
+        </w:tc>
+      </w:tr>
+      <w:tr>
+        <w:tc>
+          <w:tcPr/>
+          <w:p>
+            <w:pPr>
+              <w:pStyle w:val="Compact"/>
+              <w:jc w:val="left"/>
+            </w:pPr>
+            <w:r>
+              <w:t xml:space="preserve">Transfer</w:t>
+            </w:r>
+          </w:p>
+        </w:tc>
+        <w:tc>
+          <w:tcPr/>
+          <w:p>
+            <w:pPr>
+              <w:pStyle w:val="Compact"/>
+              <w:jc w:val="left"/>
+            </w:pPr>
+            <w:r>
+              <w:t xml:space="preserve">MIMIC-IV models on eICU patients −0.03 to +0.04 (logistic −0.15), the same band as eICU’s own models; eICU models on MIMIC-IV patients −0.00 to +0.03, most OSTA variants silent</w:t>
+            </w:r>
+          </w:p>
+        </w:tc>
+      </w:tr>
+      <w:tr>
+        <w:tc>
+          <w:tcPr/>
+          <w:p>
+            <w:pPr>
+              <w:pStyle w:val="Compact"/>
+              <w:jc w:val="left"/>
+            </w:pPr>
+            <w:r>
+              <w:t xml:space="preserve">D1 pair</w:t>
+            </w:r>
+          </w:p>
+        </w:tc>
+        <w:tc>
+          <w:tcPr/>
+          <w:p>
+            <w:pPr>
+              <w:pStyle w:val="Compact"/>
+              <w:jc w:val="left"/>
+            </w:pPr>
+            <w:r>
+              <w:t xml:space="preserve">Neither</w:t>
+            </w:r>
+            <w:r>
+              <w:t xml:space="preserve"> </w:t>
+            </w:r>
+            <w:r>
+              <w:rPr>
+                <w:rStyle w:val="VerbatimChar"/>
+              </w:rPr>
+              <w:t xml:space="preserve">ssl_cnn_osta</w:t>
+            </w:r>
+            <w:r>
+              <w:t xml:space="preserve"> </w:t>
+            </w:r>
+            <w:r>
+              <w:t xml:space="preserve">nor</w:t>
+            </w:r>
+            <w:r>
+              <w:t xml:space="preserve"> </w:t>
+            </w:r>
+            <w:r>
+              <w:rPr>
+                <w:rStyle w:val="VerbatimChar"/>
+              </w:rPr>
+              <w:t xml:space="preserve">ssl_cnn_flat</w:t>
+            </w:r>
+            <w:r>
+              <w:t xml:space="preserve"> </w:t>
+            </w:r>
+            <w:r>
+              <w:t xml:space="preserve">was chosen by the rule on eICU; D1 stands as written</w:t>
             </w:r>
           </w:p>
         </w:tc>
@@ -6169,13 +5718,784 @@
     </w:tbl>
     <w:p>
       <w:pPr>
-        <w:numPr>
-          <w:ilvl w:val="0"/>
+        <w:pStyle w:val="BodyText"/>
+      </w:pPr>
+      <w:r>
+        <w:rPr>
+          <w:bCs/>
+          <w:b/>
+        </w:rPr>
+        <w:t xml:space="preserve">Cross-database reading of the rules (for the stage-2 freeze):</w:t>
+      </w:r>
+    </w:p>
+    <w:p>
+      <w:pPr>
+        <w:numPr>
+          <w:ilvl w:val="0"/>
+          <w:numId w:val="1040"/>
+        </w:numPr>
+        <w:pStyle w:val="Compact"/>
+      </w:pPr>
+      <w:r>
+        <w:t xml:space="preserve">Organ structure: not supported on either database. Flat OSTA goes forward; OSTA stays only as a fixed baseline.</w:t>
+      </w:r>
+    </w:p>
+    <w:p>
+      <w:pPr>
+        <w:numPr>
+          <w:ilvl w:val="0"/>
+          <w:numId w:val="1040"/>
+        </w:numPr>
+        <w:pStyle w:val="Compact"/>
+      </w:pPr>
+      <w:r>
+        <w:t xml:space="preserve">Loss: plain cross-entropy ranked first in three of the four comparisons and the utility-weighted loss in one; temporal label smoothing never ranked first. Reading the rule</w:t>
+      </w:r>
+      <w:r>
+        <w:t xml:space="preserve"> </w:t>
+      </w:r>
+      <w:r>
+        <w:t xml:space="preserve">“</w:t>
+      </w:r>
+      <w:r>
+        <w:t xml:space="preserve">across both databases</w:t>
+      </w:r>
+      <w:r>
+        <w:t xml:space="preserve">”</w:t>
+      </w:r>
+      <w:r>
+        <w:t xml:space="preserve"> </w:t>
+      </w:r>
+      <w:r>
+        <w:t xml:space="preserve">by rank average, the stage-2 loss is plain cross-entropy.</w:t>
+      </w:r>
+      <w:r>
+        <w:t xml:space="preserve"> </w:t>
+      </w:r>
+      <w:r>
+        <w:rPr>
+          <w:bCs/>
+          <w:b/>
+        </w:rPr>
+        <w:t xml:space="preserve">TO FREEZE:</w:t>
+      </w:r>
+      <w:r>
+        <w:t xml:space="preserve"> </w:t>
+      </w:r>
+      <w:r>
+        <w:t xml:space="preserve">the candidate confirms this reading (or records a deviation) before the full-cohort run.</w:t>
+      </w:r>
+    </w:p>
+    <w:p>
+      <w:pPr>
+        <w:numPr>
+          <w:ilvl w:val="0"/>
+          <w:numId w:val="1040"/>
+        </w:numPr>
+        <w:pStyle w:val="Compact"/>
+      </w:pPr>
+      <w:r>
+        <w:t xml:space="preserve">Shortlist union: GRU-D, TCN, flat OSTA, SSL-CNN→flat (pooled).</w:t>
+      </w:r>
+    </w:p>
+    <w:bookmarkEnd w:id="29"/>
+    <w:bookmarkStart w:id="30" w:name="stage-2-full-cohort"/>
+    <w:p>
+      <w:pPr>
+        <w:pStyle w:val="Heading2"/>
+      </w:pPr>
+      <w:r>
+        <w:t xml:space="preserve">11. Stage 2, full cohort</w:t>
+      </w:r>
+    </w:p>
+    <w:p>
+      <w:pPr>
+        <w:numPr>
+          <w:ilvl w:val="0"/>
+          <w:numId w:val="1041"/>
+        </w:numPr>
+        <w:pStyle w:val="Compact"/>
+      </w:pPr>
+      <w:r>
+        <w:rPr>
+          <w:bCs/>
+          <w:b/>
+        </w:rPr>
+        <w:t xml:space="preserve">Data:</w:t>
+      </w:r>
+      <w:r>
+        <w:t xml:space="preserve"> </w:t>
+      </w:r>
+      <w:r>
+        <w:t xml:space="preserve">all eligible stays in both databases (</w:t>
+      </w:r>
+      <w:r>
+        <w:rPr>
+          <w:rStyle w:val="VerbatimChar"/>
+        </w:rPr>
+        <w:t xml:space="preserve">FULL_SAMPLE_STAYS_PER_DATASET=None</w:t>
+      </w:r>
+      <w:r>
+        <w:t xml:space="preserve">); the same split rules; three seeds.</w:t>
+      </w:r>
+    </w:p>
+    <w:p>
+      <w:pPr>
+        <w:numPr>
+          <w:ilvl w:val="0"/>
+          <w:numId w:val="1041"/>
+        </w:numPr>
+        <w:pStyle w:val="Compact"/>
+      </w:pPr>
+      <w:r>
+        <w:rPr>
+          <w:bCs/>
+          <w:b/>
+        </w:rPr>
+        <w:t xml:space="preserve">Arms (TO FREEZE):</w:t>
+      </w:r>
+    </w:p>
+    <w:p>
+      <w:pPr>
+        <w:numPr>
+          <w:ilvl w:val="1"/>
+          <w:numId w:val="1042"/>
+        </w:numPr>
+        <w:pStyle w:val="Compact"/>
+      </w:pPr>
+      <w:r>
+        <w:t xml:space="preserve">the union of the MIMIC-IV and eICU shortlists: GRU-D, TCN, flat OSTA, SSL-CNN→flat (pooled encoder);</w:t>
+      </w:r>
+    </w:p>
+    <w:p>
+      <w:pPr>
+        <w:numPr>
+          <w:ilvl w:val="1"/>
+          <w:numId w:val="1042"/>
+        </w:numPr>
+        <w:pStyle w:val="Compact"/>
+      </w:pPr>
+      <w:r>
+        <w:t xml:space="preserve">OSTA, CNN–Transformer, boosted trees and logistic regression;</w:t>
+      </w:r>
+    </w:p>
+    <w:p>
+      <w:pPr>
+        <w:numPr>
+          <w:ilvl w:val="1"/>
+          <w:numId w:val="1042"/>
+        </w:numPr>
+        <w:pStyle w:val="Compact"/>
+      </w:pPr>
+      <w:r>
+        <w:t xml:space="preserve">signature boosted trees;</w:t>
+      </w:r>
+    </w:p>
+    <w:p>
+      <w:pPr>
+        <w:numPr>
+          <w:ilvl w:val="1"/>
+          <w:numId w:val="1042"/>
+        </w:numPr>
+        <w:pStyle w:val="Compact"/>
+      </w:pPr>
+      <w:r>
+        <w:t xml:space="preserve">the D1 pair, labelled exploratory.</w:t>
+      </w:r>
+    </w:p>
+    <w:p>
+      <w:pPr>
+        <w:numPr>
+          <w:ilvl w:val="0"/>
+          <w:numId w:val="1041"/>
+        </w:numPr>
+        <w:pStyle w:val="Compact"/>
+      </w:pPr>
+      <w:r>
+        <w:rPr>
+          <w:bCs/>
+          <w:b/>
+        </w:rPr>
+        <w:t xml:space="preserve">Loss (TO FREEZE):</w:t>
+      </w:r>
+      <w:r>
+        <w:t xml:space="preserve"> </w:t>
+      </w:r>
+      <w:r>
+        <w:t xml:space="preserve">decided by Section 10 across both databases; the rule’s reading is plain cross-entropy (three of four comparisons).</w:t>
+      </w:r>
+    </w:p>
+    <w:p>
+      <w:pPr>
+        <w:numPr>
+          <w:ilvl w:val="0"/>
+          <w:numId w:val="1041"/>
+        </w:numPr>
+        <w:pStyle w:val="Compact"/>
+      </w:pPr>
+      <w:r>
+        <w:rPr>
+          <w:bCs/>
+          <w:b/>
+        </w:rPr>
+        <w:t xml:space="preserve">Pretraining corpus (TO FREEZE):</w:t>
+      </w:r>
+    </w:p>
+    <w:p>
+      <w:pPr>
+        <w:numPr>
+          <w:ilvl w:val="1"/>
+          <w:numId w:val="1043"/>
+        </w:numPr>
+        <w:pStyle w:val="Compact"/>
+      </w:pPr>
+      <w:r>
+        <w:t xml:space="preserve">non-cohort stays plus training-split stays (inputs only, no labels);</w:t>
+      </w:r>
+    </w:p>
+    <w:p>
+      <w:pPr>
+        <w:numPr>
+          <w:ilvl w:val="1"/>
+          <w:numId w:val="1043"/>
+        </w:numPr>
+        <w:pStyle w:val="Compact"/>
+      </w:pPr>
+      <w:r>
+        <w:t xml:space="preserve">excluding every stay of a validation, test or protected patient.</w:t>
+      </w:r>
+    </w:p>
+    <w:p>
+      <w:pPr>
+        <w:numPr>
+          <w:ilvl w:val="0"/>
+          <w:numId w:val="1041"/>
+        </w:numPr>
+        <w:pStyle w:val="Compact"/>
+      </w:pPr>
+      <w:r>
+        <w:rPr>
+          <w:bCs/>
+          <w:b/>
+        </w:rPr>
+        <w:t xml:space="preserve">Final-release encoder (TO FREEZE):</w:t>
+      </w:r>
+      <w:r>
+        <w:t xml:space="preserve"> </w:t>
+      </w:r>
+      <w:r>
+        <w:t xml:space="preserve">Section 5.3.</w:t>
+      </w:r>
+    </w:p>
+    <w:p>
+      <w:pPr>
+        <w:numPr>
+          <w:ilvl w:val="0"/>
+          <w:numId w:val="1041"/>
+        </w:numPr>
+        <w:pStyle w:val="Compact"/>
+      </w:pPr>
+      <w:r>
+        <w:rPr>
+          <w:bCs/>
+          <w:b/>
+        </w:rPr>
+        <w:t xml:space="preserve">eICU leave-hospital-out (TO FREEZE):</w:t>
+      </w:r>
+      <w:r>
+        <w:t xml:space="preserve"> </w:t>
+      </w:r>
+      <w:r>
+        <w:t xml:space="preserve">hospital grouping and the minimum events per hospital.</w:t>
+      </w:r>
+    </w:p>
+    <w:p>
+      <w:pPr>
+        <w:numPr>
+          <w:ilvl w:val="0"/>
+          <w:numId w:val="1041"/>
+        </w:numPr>
+        <w:pStyle w:val="Compact"/>
+      </w:pPr>
+      <w:r>
+        <w:rPr>
+          <w:bCs/>
+          <w:b/>
+        </w:rPr>
+        <w:t xml:space="preserve">Then:</w:t>
+      </w:r>
+    </w:p>
+    <w:p>
+      <w:pPr>
+        <w:numPr>
+          <w:ilvl w:val="1"/>
+          <w:numId w:val="1044"/>
+        </w:numPr>
+        <w:pStyle w:val="Compact"/>
+      </w:pPr>
+      <w:r>
+        <w:t xml:space="preserve">freeze this protocol (commit);</w:t>
+      </w:r>
+    </w:p>
+    <w:p>
+      <w:pPr>
+        <w:numPr>
+          <w:ilvl w:val="1"/>
+          <w:numId w:val="1044"/>
+        </w:numPr>
+        <w:pStyle w:val="Compact"/>
+      </w:pPr>
+      <w:r>
+        <w:t xml:space="preserve">declare</w:t>
+      </w:r>
+      <w:r>
+        <w:t xml:space="preserve"> </w:t>
+      </w:r>
+      <w:r>
+        <w:rPr>
+          <w:rStyle w:val="VerbatimChar"/>
+        </w:rPr>
+        <w:t xml:space="preserve">PRIOR_TEST_EXPOSURE</w:t>
+      </w:r>
+      <w:r>
+        <w:t xml:space="preserve">;</w:t>
+      </w:r>
+    </w:p>
+    <w:p>
+      <w:pPr>
+        <w:numPr>
+          <w:ilvl w:val="1"/>
+          <w:numId w:val="1044"/>
+        </w:numPr>
+        <w:pStyle w:val="Compact"/>
+      </w:pPr>
+      <w:r>
+        <w:t xml:space="preserve">open the holdout once;</w:t>
+      </w:r>
+    </w:p>
+    <w:p>
+      <w:pPr>
+        <w:numPr>
+          <w:ilvl w:val="1"/>
+          <w:numId w:val="1044"/>
+        </w:numPr>
+        <w:pStyle w:val="Compact"/>
+      </w:pPr>
+      <w:r>
+        <w:t xml:space="preserve">report every prespecified arm and analysis, whatever its result.</w:t>
+      </w:r>
+    </w:p>
+    <w:p>
+      <w:pPr>
+        <w:numPr>
+          <w:ilvl w:val="0"/>
+          <w:numId w:val="1041"/>
+        </w:numPr>
+        <w:pStyle w:val="Compact"/>
+      </w:pPr>
+      <w:r>
+        <w:rPr>
+          <w:bCs/>
+          <w:b/>
+        </w:rPr>
+        <w:t xml:space="preserve">Reporting standards:</w:t>
+      </w:r>
+      <w:r>
+        <w:t xml:space="preserve"> </w:t>
+      </w:r>
+      <w:r>
+        <w:t xml:space="preserve">TRIPOD+AI for reporting and PROBAST+AI for the risk-of-bias assessment.</w:t>
+      </w:r>
+    </w:p>
+    <w:bookmarkEnd w:id="30"/>
+    <w:bookmarkStart w:id="31" w:name="reproducibility"/>
+    <w:p>
+      <w:pPr>
+        <w:pStyle w:val="Heading2"/>
+      </w:pPr>
+      <w:r>
+        <w:t xml:space="preserve">12. Reproducibility</w:t>
+      </w:r>
+    </w:p>
+    <w:p>
+      <w:pPr>
+        <w:numPr>
+          <w:ilvl w:val="0"/>
+          <w:numId w:val="1045"/>
+        </w:numPr>
+        <w:pStyle w:val="Compact"/>
+      </w:pPr>
+      <w:r>
+        <w:t xml:space="preserve">Each notebook embeds its code with SHA-256 checks and runs with</w:t>
+      </w:r>
+      <w:r>
+        <w:t xml:space="preserve"> </w:t>
+      </w:r>
+      <w:r>
+        <w:rPr>
+          <w:bCs/>
+          <w:b/>
+        </w:rPr>
+        <w:t xml:space="preserve">Run all</w:t>
+      </w:r>
+      <w:r>
+        <w:t xml:space="preserve"> </w:t>
+      </w:r>
+      <w:r>
+        <w:t xml:space="preserve">only. No manual or AI-assistant edits are made between runs.</w:t>
+      </w:r>
+    </w:p>
+    <w:p>
+      <w:pPr>
+        <w:numPr>
+          <w:ilvl w:val="0"/>
+          <w:numId w:val="1045"/>
+        </w:numPr>
+        <w:pStyle w:val="Compact"/>
+      </w:pPr>
+      <w:r>
+        <w:t xml:space="preserve">Stages are cached under keys built from code, data and configuration:</w:t>
+      </w:r>
+      <w:r>
+        <w:t xml:space="preserve"> </w:t>
+      </w:r>
+      <w:r>
+        <w:rPr>
+          <w:rStyle w:val="VerbatimChar"/>
+        </w:rPr>
+        <w:t xml:space="preserve">COHORT_KEY</w:t>
+      </w:r>
+      <w:r>
+        <w:t xml:space="preserve">,</w:t>
+      </w:r>
+      <w:r>
+        <w:t xml:space="preserve"> </w:t>
+      </w:r>
+      <w:r>
+        <w:rPr>
+          <w:rStyle w:val="VerbatimChar"/>
+        </w:rPr>
+        <w:t xml:space="preserve">RAW_STAGE_KEY</w:t>
+      </w:r>
+      <w:r>
+        <w:t xml:space="preserve">,</w:t>
+      </w:r>
+      <w:r>
+        <w:t xml:space="preserve"> </w:t>
+      </w:r>
+      <w:r>
+        <w:rPr>
+          <w:rStyle w:val="VerbatimChar"/>
+        </w:rPr>
+        <w:t xml:space="preserve">SUPP_KEY</w:t>
+      </w:r>
+      <w:r>
+        <w:t xml:space="preserve">,</w:t>
+      </w:r>
+      <w:r>
+        <w:t xml:space="preserve"> </w:t>
+      </w:r>
+      <w:r>
+        <w:rPr>
+          <w:rStyle w:val="VerbatimChar"/>
+        </w:rPr>
+        <w:t xml:space="preserve">DATA_KEY</w:t>
+      </w:r>
+      <w:r>
+        <w:t xml:space="preserve">,</w:t>
+      </w:r>
+      <w:r>
+        <w:t xml:space="preserve"> </w:t>
+      </w:r>
+      <w:r>
+        <w:rPr>
+          <w:rStyle w:val="VerbatimChar"/>
+        </w:rPr>
+        <w:t xml:space="preserve">SSL_KEY</w:t>
+      </w:r>
+      <w:r>
+        <w:t xml:space="preserve"> </w:t>
+      </w:r>
+      <w:r>
+        <w:t xml:space="preserve">and</w:t>
+      </w:r>
+      <w:r>
+        <w:t xml:space="preserve"> </w:t>
+      </w:r>
+      <w:r>
+        <w:rPr>
+          <w:rStyle w:val="VerbatimChar"/>
+        </w:rPr>
+        <w:t xml:space="preserve">RUN_KEY</w:t>
+      </w:r>
+      <w:r>
+        <w:t xml:space="preserve">.</w:t>
+      </w:r>
+    </w:p>
+    <w:p>
+      <w:pPr>
+        <w:numPr>
+          <w:ilvl w:val="1"/>
           <w:numId w:val="1046"/>
         </w:numPr>
         <w:pStyle w:val="Compact"/>
       </w:pPr>
       <w:r>
+        <w:t xml:space="preserve">A changed input produces a new key.</w:t>
+      </w:r>
+    </w:p>
+    <w:p>
+      <w:pPr>
+        <w:numPr>
+          <w:ilvl w:val="1"/>
+          <w:numId w:val="1046"/>
+        </w:numPr>
+        <w:pStyle w:val="Compact"/>
+      </w:pPr>
+      <w:r>
+        <w:t xml:space="preserve">A per-run</w:t>
+      </w:r>
+      <w:r>
+        <w:t xml:space="preserve"> </w:t>
+      </w:r>
+      <w:r>
+        <w:rPr>
+          <w:rStyle w:val="VerbatimChar"/>
+        </w:rPr>
+        <w:t xml:space="preserve">contract.json</w:t>
+      </w:r>
+      <w:r>
+        <w:t xml:space="preserve"> </w:t>
+      </w:r>
+      <w:r>
+        <w:t xml:space="preserve">refuses a changed contract.</w:t>
+      </w:r>
+    </w:p>
+    <w:p>
+      <w:pPr>
+        <w:numPr>
+          <w:ilvl w:val="1"/>
+          <w:numId w:val="1046"/>
+        </w:numPr>
+        <w:pStyle w:val="Compact"/>
+      </w:pPr>
+      <w:r>
+        <w:rPr>
+          <w:rStyle w:val="VerbatimChar"/>
+        </w:rPr>
+        <w:t xml:space="preserve">FORCE_*</w:t>
+      </w:r>
+      <w:r>
+        <w:t xml:space="preserve"> </w:t>
+      </w:r>
+      <w:r>
+        <w:t xml:space="preserve">settings stay False.</w:t>
+      </w:r>
+    </w:p>
+    <w:p>
+      <w:pPr>
+        <w:numPr>
+          <w:ilvl w:val="0"/>
+          <w:numId w:val="1045"/>
+        </w:numPr>
+        <w:pStyle w:val="Compact"/>
+      </w:pPr>
+      <w:r>
+        <w:t xml:space="preserve">Each arm writes</w:t>
+      </w:r>
+      <w:r>
+        <w:t xml:space="preserve"> </w:t>
+      </w:r>
+      <w:r>
+        <w:rPr>
+          <w:rStyle w:val="VerbatimChar"/>
+        </w:rPr>
+        <w:t xml:space="preserve">completed.json</w:t>
+      </w:r>
+      <w:r>
+        <w:t xml:space="preserve">. Every run writes</w:t>
+      </w:r>
+      <w:r>
+        <w:t xml:space="preserve"> </w:t>
+      </w:r>
+      <w:r>
+        <w:rPr>
+          <w:rStyle w:val="VerbatimChar"/>
+        </w:rPr>
+        <w:t xml:space="preserve">run_protocol.json</w:t>
+      </w:r>
+      <w:r>
+        <w:t xml:space="preserve"> </w:t>
+      </w:r>
+      <w:r>
+        <w:t xml:space="preserve">with the configuration, the feature list and the rules.</w:t>
+      </w:r>
+    </w:p>
+    <w:p>
+      <w:pPr>
+        <w:numPr>
+          <w:ilvl w:val="0"/>
+          <w:numId w:val="1045"/>
+        </w:numPr>
+        <w:pStyle w:val="Compact"/>
+      </w:pPr>
+      <w:r>
+        <w:rPr>
+          <w:rStyle w:val="VerbatimChar"/>
+        </w:rPr>
+        <w:t xml:space="preserve">_11</w:t>
+      </w:r>
+      <w:r>
+        <w:t xml:space="preserve"> </w:t>
+      </w:r>
+      <w:r>
+        <w:t xml:space="preserve">runs 212 engineering self-tests before training, covering causality, split leakage, scorer agreement and the loss definitions. The repository copy has one more.</w:t>
+      </w:r>
+    </w:p>
+    <w:p>
+      <w:pPr>
+        <w:numPr>
+          <w:ilvl w:val="0"/>
+          <w:numId w:val="1045"/>
+        </w:numPr>
+        <w:pStyle w:val="Compact"/>
+      </w:pPr>
+      <w:r>
+        <w:t xml:space="preserve">A synthetic fixture run of the whole notebook must pass before any notebook is released.</w:t>
+      </w:r>
+    </w:p>
+    <w:p>
+      <w:pPr>
+        <w:numPr>
+          <w:ilvl w:val="0"/>
+          <w:numId w:val="1045"/>
+        </w:numPr>
+        <w:pStyle w:val="Compact"/>
+      </w:pPr>
+      <w:r>
+        <w:t xml:space="preserve">Only one heavy notebook runs on the project Drive at a time.</w:t>
+      </w:r>
+    </w:p>
+    <w:bookmarkEnd w:id="31"/>
+    <w:bookmarkStart w:id="32" w:name="legacy-external-validation-notebook-b"/>
+    <w:p>
+      <w:pPr>
+        <w:pStyle w:val="Heading2"/>
+      </w:pPr>
+      <w:r>
+        <w:t xml:space="preserve">13. Legacy external validation (Notebook B)</w:t>
+      </w:r>
+    </w:p>
+    <w:p>
+      <w:pPr>
+        <w:pStyle w:val="FirstParagraph"/>
+      </w:pPr>
+      <w:r>
+        <w:t xml:space="preserve">Notebook B applies the PhysioNet 2019-trained models, frozen, with no fitting on the target data, to the full 120-hour step-labelled trajectories of MIMIC-IV and eICU development patients. Stays with onset before 7 h are excluded. Because challenge hospital system A is Beth Israel Deaconess, the MIMIC-IV results of Notebook B are a same-hospital check and only the eICU results are external.</w:t>
+      </w:r>
+    </w:p>
+    <w:tbl>
+      <w:tblPr>
+        <w:tblStyle w:val="Table"/>
+        <w:tblW w:type="pct" w:w="5000"/>
+        <w:tblLook w:firstRow="1" w:lastRow="0" w:firstColumn="0" w:lastColumn="0" w:noHBand="0" w:noVBand="0" w:val="0020"/>
+        <w:jc w:val="start"/>
+      </w:tblPr>
+      <w:tblGrid>
+        <w:gridCol w:w="3960"/>
+        <w:gridCol w:w="3960"/>
+      </w:tblGrid>
+      <w:tr>
+        <w:trPr>
+          <w:tblHeader w:val="true"/>
+        </w:trPr>
+        <w:tc>
+          <w:tcPr/>
+          <w:p>
+            <w:pPr>
+              <w:pStyle w:val="Compact"/>
+              <w:jc w:val="left"/>
+            </w:pPr>
+            <w:r>
+              <w:t xml:space="preserve">Model</w:t>
+            </w:r>
+          </w:p>
+        </w:tc>
+        <w:tc>
+          <w:tcPr/>
+          <w:p>
+            <w:pPr>
+              <w:pStyle w:val="Compact"/>
+              <w:jc w:val="left"/>
+            </w:pPr>
+            <w:r>
+              <w:t xml:space="preserve">Original training recipe</w:t>
+            </w:r>
+          </w:p>
+        </w:tc>
+      </w:tr>
+      <w:tr>
+        <w:tc>
+          <w:tcPr/>
+          <w:p>
+            <w:pPr>
+              <w:pStyle w:val="Compact"/>
+              <w:jc w:val="left"/>
+            </w:pPr>
+            <w:r>
+              <w:t xml:space="preserve">Causal OSTA v5</w:t>
+            </w:r>
+          </w:p>
+        </w:tc>
+        <w:tc>
+          <w:tcPr/>
+          <w:p>
+            <w:pPr>
+              <w:pStyle w:val="Compact"/>
+              <w:jc w:val="left"/>
+            </w:pPr>
+            <w:r>
+              <w:t xml:space="preserve">3 seeds, 50 epochs, patience 10, batch 256, learning rate 5e-4, cosine schedule</w:t>
+            </w:r>
+          </w:p>
+        </w:tc>
+      </w:tr>
+      <w:tr>
+        <w:tc>
+          <w:tcPr/>
+          <w:p>
+            <w:pPr>
+              <w:pStyle w:val="Compact"/>
+              <w:jc w:val="left"/>
+            </w:pPr>
+            <w:r>
+              <w:t xml:space="preserve">Paper-1 CNN–Transformer</w:t>
+            </w:r>
+          </w:p>
+        </w:tc>
+        <w:tc>
+          <w:tcPr/>
+          <w:p>
+            <w:pPr>
+              <w:pStyle w:val="Compact"/>
+              <w:jc w:val="left"/>
+            </w:pPr>
+            <w:r>
+              <w:t xml:space="preserve">1 seed, 30 epochs, patience 7</w:t>
+            </w:r>
+          </w:p>
+        </w:tc>
+      </w:tr>
+    </w:tbl>
+    <w:p>
+      <w:pPr>
+        <w:numPr>
+          <w:ilvl w:val="0"/>
+          <w:numId w:val="1047"/>
+        </w:numPr>
+        <w:pStyle w:val="Compact"/>
+      </w:pPr>
+      <w:r>
         <w:rPr>
           <w:bCs/>
           <w:b/>
@@ -6193,7 +6513,7 @@
       <w:pPr>
         <w:numPr>
           <w:ilvl w:val="0"/>
-          <w:numId w:val="1046"/>
+          <w:numId w:val="1047"/>
         </w:numPr>
         <w:pStyle w:val="Compact"/>
       </w:pPr>
@@ -6215,7 +6535,7 @@
       <w:pPr>
         <w:numPr>
           <w:ilvl w:val="0"/>
-          <w:numId w:val="1046"/>
+          <w:numId w:val="1047"/>
         </w:numPr>
         <w:pStyle w:val="Compact"/>
       </w:pPr>
@@ -6270,7 +6590,7 @@
       <w:pPr>
         <w:numPr>
           <w:ilvl w:val="0"/>
-          <w:numId w:val="1046"/>
+          <w:numId w:val="1047"/>
         </w:numPr>
         <w:pStyle w:val="Compact"/>
       </w:pPr>
@@ -6564,7 +6884,7 @@
       <w:pPr>
         <w:numPr>
           <w:ilvl w:val="0"/>
-          <w:numId w:val="1047"/>
+          <w:numId w:val="1048"/>
         </w:numPr>
         <w:pStyle w:val="Compact"/>
       </w:pPr>
@@ -6576,7 +6896,7 @@
       <w:pPr>
         <w:numPr>
           <w:ilvl w:val="0"/>
-          <w:numId w:val="1047"/>
+          <w:numId w:val="1048"/>
         </w:numPr>
         <w:pStyle w:val="Compact"/>
       </w:pPr>
@@ -6588,83 +6908,83 @@
       <w:pPr>
         <w:numPr>
           <w:ilvl w:val="1"/>
+          <w:numId w:val="1049"/>
+        </w:numPr>
+        <w:pStyle w:val="Compact"/>
+      </w:pPr>
+      <w:r>
+        <w:t xml:space="preserve">as extra inputs (observer features);</w:t>
+      </w:r>
+    </w:p>
+    <w:p>
+      <w:pPr>
+        <w:numPr>
+          <w:ilvl w:val="1"/>
+          <w:numId w:val="1049"/>
+        </w:numPr>
+        <w:pStyle w:val="Compact"/>
+      </w:pPr>
+      <w:r>
+        <w:t xml:space="preserve">added at the output (output fusion);</w:t>
+      </w:r>
+    </w:p>
+    <w:p>
+      <w:pPr>
+        <w:numPr>
+          <w:ilvl w:val="1"/>
+          <w:numId w:val="1049"/>
+        </w:numPr>
+        <w:pStyle w:val="Compact"/>
+      </w:pPr>
+      <w:r>
+        <w:t xml:space="preserve">steering OSTA’s cross-organ attention through learned gates (gated guidance);</w:t>
+      </w:r>
+    </w:p>
+    <w:p>
+      <w:pPr>
+        <w:numPr>
+          <w:ilvl w:val="1"/>
+          <w:numId w:val="1049"/>
+        </w:numPr>
+        <w:pStyle w:val="Compact"/>
+      </w:pPr>
+      <w:r>
+        <w:t xml:space="preserve">the same steering always on, as a control for the gate (ungated guidance);</w:t>
+      </w:r>
+    </w:p>
+    <w:p>
+      <w:pPr>
+        <w:numPr>
+          <w:ilvl w:val="0"/>
           <w:numId w:val="1048"/>
         </w:numPr>
         <w:pStyle w:val="Compact"/>
       </w:pPr>
       <w:r>
-        <w:t xml:space="preserve">as extra inputs (observer features);</w:t>
-      </w:r>
-    </w:p>
-    <w:p>
-      <w:pPr>
-        <w:numPr>
-          <w:ilvl w:val="1"/>
+        <w:t xml:space="preserve">CNN–Transformer;</w:t>
+      </w:r>
+    </w:p>
+    <w:p>
+      <w:pPr>
+        <w:numPr>
+          <w:ilvl w:val="0"/>
           <w:numId w:val="1048"/>
         </w:numPr>
         <w:pStyle w:val="Compact"/>
       </w:pPr>
       <w:r>
-        <w:t xml:space="preserve">added at the output (output fusion);</w:t>
-      </w:r>
-    </w:p>
-    <w:p>
-      <w:pPr>
-        <w:numPr>
-          <w:ilvl w:val="1"/>
+        <w:t xml:space="preserve">L2 logistic regression;</w:t>
+      </w:r>
+    </w:p>
+    <w:p>
+      <w:pPr>
+        <w:numPr>
+          <w:ilvl w:val="0"/>
           <w:numId w:val="1048"/>
         </w:numPr>
         <w:pStyle w:val="Compact"/>
       </w:pPr>
       <w:r>
-        <w:t xml:space="preserve">steering OSTA’s cross-organ attention through learned gates (gated guidance);</w:t>
-      </w:r>
-    </w:p>
-    <w:p>
-      <w:pPr>
-        <w:numPr>
-          <w:ilvl w:val="1"/>
-          <w:numId w:val="1048"/>
-        </w:numPr>
-        <w:pStyle w:val="Compact"/>
-      </w:pPr>
-      <w:r>
-        <w:t xml:space="preserve">the same steering always on, as a control for the gate (ungated guidance);</w:t>
-      </w:r>
-    </w:p>
-    <w:p>
-      <w:pPr>
-        <w:numPr>
-          <w:ilvl w:val="0"/>
-          <w:numId w:val="1047"/>
-        </w:numPr>
-        <w:pStyle w:val="Compact"/>
-      </w:pPr>
-      <w:r>
-        <w:t xml:space="preserve">CNN–Transformer;</w:t>
-      </w:r>
-    </w:p>
-    <w:p>
-      <w:pPr>
-        <w:numPr>
-          <w:ilvl w:val="0"/>
-          <w:numId w:val="1047"/>
-        </w:numPr>
-        <w:pStyle w:val="Compact"/>
-      </w:pPr>
-      <w:r>
-        <w:t xml:space="preserve">L2 logistic regression;</w:t>
-      </w:r>
-    </w:p>
-    <w:p>
-      <w:pPr>
-        <w:numPr>
-          <w:ilvl w:val="0"/>
-          <w:numId w:val="1047"/>
-        </w:numPr>
-        <w:pStyle w:val="Compact"/>
-      </w:pPr>
-      <w:r>
         <w:t xml:space="preserve">histogram gradient-boosted trees.</w:t>
       </w:r>
     </w:p>
@@ -6680,7 +7000,7 @@
       <w:pPr>
         <w:numPr>
           <w:ilvl w:val="0"/>
-          <w:numId w:val="1049"/>
+          <w:numId w:val="1050"/>
         </w:numPr>
         <w:pStyle w:val="Compact"/>
       </w:pPr>
@@ -6692,7 +7012,7 @@
       <w:pPr>
         <w:numPr>
           <w:ilvl w:val="0"/>
-          <w:numId w:val="1049"/>
+          <w:numId w:val="1050"/>
         </w:numPr>
         <w:pStyle w:val="Compact"/>
       </w:pPr>
@@ -7190,7 +7510,7 @@
       <w:pPr>
         <w:numPr>
           <w:ilvl w:val="0"/>
-          <w:numId w:val="1050"/>
+          <w:numId w:val="1051"/>
         </w:numPr>
         <w:pStyle w:val="Compact"/>
       </w:pPr>
@@ -7212,7 +7532,7 @@
       <w:pPr>
         <w:numPr>
           <w:ilvl w:val="0"/>
-          <w:numId w:val="1050"/>
+          <w:numId w:val="1051"/>
         </w:numPr>
         <w:pStyle w:val="Compact"/>
       </w:pPr>
@@ -7234,43 +7554,43 @@
       <w:pPr>
         <w:numPr>
           <w:ilvl w:val="1"/>
+          <w:numId w:val="1052"/>
+        </w:numPr>
+        <w:pStyle w:val="Compact"/>
+      </w:pPr>
+      <w:r>
+        <w:t xml:space="preserve">testing the organ hypothesis directly (flat OSTA);</w:t>
+      </w:r>
+    </w:p>
+    <w:p>
+      <w:pPr>
+        <w:numPr>
+          <w:ilvl w:val="1"/>
+          <w:numId w:val="1052"/>
+        </w:numPr>
+        <w:pStyle w:val="Compact"/>
+      </w:pPr>
+      <w:r>
+        <w:t xml:space="preserve">adding models built for irregular ICU data (GRU-D, TCN, the winner’s method);</w:t>
+      </w:r>
+    </w:p>
+    <w:p>
+      <w:pPr>
+        <w:numPr>
+          <w:ilvl w:val="1"/>
+          <w:numId w:val="1052"/>
+        </w:numPr>
+        <w:pStyle w:val="Compact"/>
+      </w:pPr>
+      <w:r>
+        <w:t xml:space="preserve">using scarce labels better (self-supervised pretraining, per-channel encoders, event attention, the hazard head), with a loss aligned to the utility score.</w:t>
+      </w:r>
+    </w:p>
+    <w:p>
+      <w:pPr>
+        <w:numPr>
+          <w:ilvl w:val="0"/>
           <w:numId w:val="1051"/>
-        </w:numPr>
-        <w:pStyle w:val="Compact"/>
-      </w:pPr>
-      <w:r>
-        <w:t xml:space="preserve">testing the organ hypothesis directly (flat OSTA);</w:t>
-      </w:r>
-    </w:p>
-    <w:p>
-      <w:pPr>
-        <w:numPr>
-          <w:ilvl w:val="1"/>
-          <w:numId w:val="1051"/>
-        </w:numPr>
-        <w:pStyle w:val="Compact"/>
-      </w:pPr>
-      <w:r>
-        <w:t xml:space="preserve">adding models built for irregular ICU data (GRU-D, TCN, the winner’s method);</w:t>
-      </w:r>
-    </w:p>
-    <w:p>
-      <w:pPr>
-        <w:numPr>
-          <w:ilvl w:val="1"/>
-          <w:numId w:val="1051"/>
-        </w:numPr>
-        <w:pStyle w:val="Compact"/>
-      </w:pPr>
-      <w:r>
-        <w:t xml:space="preserve">using scarce labels better (self-supervised pretraining, per-channel encoders, event attention, the hazard head), with a loss aligned to the utility score.</w:t>
-      </w:r>
-    </w:p>
-    <w:p>
-      <w:pPr>
-        <w:numPr>
-          <w:ilvl w:val="0"/>
-          <w:numId w:val="1050"/>
         </w:numPr>
         <w:pStyle w:val="Compact"/>
       </w:pPr>
@@ -7303,7 +7623,7 @@
       <w:pPr>
         <w:numPr>
           <w:ilvl w:val="0"/>
-          <w:numId w:val="1052"/>
+          <w:numId w:val="1053"/>
         </w:numPr>
         <w:pStyle w:val="Compact"/>
       </w:pPr>
@@ -7330,7 +7650,7 @@
       <w:pPr>
         <w:numPr>
           <w:ilvl w:val="0"/>
-          <w:numId w:val="1052"/>
+          <w:numId w:val="1053"/>
         </w:numPr>
         <w:pStyle w:val="Compact"/>
       </w:pPr>
@@ -7342,7 +7662,7 @@
       <w:pPr>
         <w:numPr>
           <w:ilvl w:val="0"/>
-          <w:numId w:val="1052"/>
+          <w:numId w:val="1053"/>
         </w:numPr>
         <w:pStyle w:val="Compact"/>
       </w:pPr>
@@ -7818,6 +8138,9 @@
     <w:abstractNumId w:val="991"/>
   </w:num>
   <w:num w:numId="1043">
+    <w:abstractNumId w:val="991"/>
+  </w:num>
+  <w:num w:numId="1044">
     <w:abstractNumId w:val="99411"/>
     <w:lvlOverride w:ilvl="0">
       <w:startOverride w:val="1"/>
@@ -7847,9 +8170,6 @@
       <w:startOverride w:val="1"/>
     </w:lvlOverride>
   </w:num>
-  <w:num w:numId="1044">
-    <w:abstractNumId w:val="991"/>
-  </w:num>
   <w:num w:numId="1045">
     <w:abstractNumId w:val="991"/>
   </w:num>
@@ -7872,6 +8192,9 @@
     <w:abstractNumId w:val="991"/>
   </w:num>
   <w:num w:numId="1052">
+    <w:abstractNumId w:val="991"/>
+  </w:num>
+  <w:num w:numId="1053">
     <w:abstractNumId w:val="991"/>
   </w:num>
 </w:numbering>

--- a/dev/protocol/Study_Protocol_v11.docx
+++ b/dev/protocol/Study_Protocol_v11.docx
@@ -2,7 +2,7 @@
 <file path=word/document.xml><?xml version="1.0" encoding="utf-8"?>
 <w:document xmlns:w="http://schemas.openxmlformats.org/wordprocessingml/2006/main" xmlns:m="http://schemas.openxmlformats.org/officeDocument/2006/math" xmlns:r="http://schemas.openxmlformats.org/officeDocument/2006/relationships" xmlns:o="urn:schemas-microsoft-com:office:office" xmlns:v="urn:schemas-microsoft-com:vml" xmlns:w10="urn:schemas-microsoft-com:office:word" xmlns:a="http://schemas.openxmlformats.org/drawingml/2006/main" xmlns:pic="http://schemas.openxmlformats.org/drawingml/2006/picture" xmlns:wp="http://schemas.openxmlformats.org/drawingml/2006/wordprocessingDrawing">
   <w:body>
-    <w:bookmarkStart w:id="38" w:name="X2351f334f17781296d91bfff42ea2b910f98989"/>
+    <w:bookmarkStart w:id="42" w:name="X2351f334f17781296d91bfff42ea2b910f98989"/>
     <w:p>
       <w:pPr>
         <w:pStyle w:val="Heading1"/>
@@ -5799,12 +5799,690 @@
       </w:r>
     </w:p>
     <w:bookmarkEnd w:id="29"/>
-    <w:bookmarkStart w:id="30" w:name="stage-2-full-cohort"/>
+    <w:bookmarkStart w:id="33" w:name="X107348d32c6f3016a98df991ad75d6f5e69b687"/>
     <w:p>
       <w:pPr>
         <w:pStyle w:val="Heading2"/>
       </w:pPr>
       <w:r>
+        <w:t xml:space="preserve">10b. Stage 1b: training recipe and alarm policy, decided on validation only (added 24 Oct 2026)</w:t>
+      </w:r>
+    </w:p>
+    <w:p>
+      <w:pPr>
+        <w:pStyle w:val="FirstParagraph"/>
+      </w:pPr>
+      <w:r>
+        <w:rPr>
+          <w:bCs/>
+          <w:b/>
+        </w:rPr>
+        <w:t xml:space="preserve">Status and disclosure.</w:t>
+      </w:r>
+      <w:r>
+        <w:t xml:space="preserve"> </w:t>
+      </w:r>
+      <w:r>
+        <w:t xml:space="preserve">This section was written after the stage-1 development results of run</w:t>
+      </w:r>
+      <w:r>
+        <w:t xml:space="preserve"> </w:t>
+      </w:r>
+      <w:r>
+        <w:rPr>
+          <w:rStyle w:val="VerbatimChar"/>
+        </w:rPr>
+        <w:t xml:space="preserve">4cd752bef2ccbd42</w:t>
+      </w:r>
+      <w:r>
+        <w:t xml:space="preserve"> </w:t>
+      </w:r>
+      <w:r>
+        <w:t xml:space="preserve">had been seen (Section 10) and before any stage-1b code ran. It is therefore not blind to stage 1, and it says so. It is blind to the test splits: no test-split number is computed, displayed or read during stage 1b, and the sealed holdout stays sealed. Everything below is chosen on the training and validation splits of the two prespecified 10,000-stay samples, by rules fixed here.</w:t>
+      </w:r>
+    </w:p>
+    <w:p>
+      <w:pPr>
+        <w:pStyle w:val="BodyText"/>
+      </w:pPr>
+      <w:r>
+        <w:rPr>
+          <w:bCs/>
+          <w:b/>
+        </w:rPr>
+        <w:t xml:space="preserve">Why.</w:t>
+      </w:r>
+      <w:r>
+        <w:t xml:space="preserve"> </w:t>
+      </w:r>
+      <w:r>
+        <w:t xml:space="preserve">Stage 1 left three things undecided that stage 2 needs: (1) the project’s own architecture, after the organ grouping was not supported on either database; (2) the alarm threshold, after an absolute probability threshold set on the calibration split left OSTA, OSTA@bce and OSTA@tls silent on the eICU test split (no alarm within the false-alarm budget); (3) the alarm policy, which the consultants’ study will tune and which must exist before their answers can be used.</w:t>
+      </w:r>
+    </w:p>
+    <w:bookmarkStart w:id="30" w:name="Xa2a3df0fb6d41ee25c9705cf39e9693433a214a"/>
+    <w:p>
+      <w:pPr>
+        <w:pStyle w:val="Heading3"/>
+      </w:pPr>
+      <w:r>
+        <w:t xml:space="preserve">10b.1 What is tried (the complete list; nothing is added during the stage)</w:t>
+      </w:r>
+    </w:p>
+    <w:tbl>
+      <w:tblPr>
+        <w:tblStyle w:val="Table"/>
+        <w:tblW w:type="pct" w:w="5000"/>
+        <w:tblLook w:firstRow="1" w:lastRow="0" w:firstColumn="0" w:lastColumn="0" w:noHBand="0" w:noVBand="0" w:val="0020"/>
+        <w:jc w:val="start"/>
+      </w:tblPr>
+      <w:tblGrid>
+        <w:gridCol w:w="2640"/>
+        <w:gridCol w:w="2640"/>
+        <w:gridCol w:w="2640"/>
+      </w:tblGrid>
+      <w:tr>
+        <w:trPr>
+          <w:tblHeader w:val="true"/>
+        </w:trPr>
+        <w:tc>
+          <w:tcPr/>
+          <w:p>
+            <w:pPr>
+              <w:pStyle w:val="Compact"/>
+              <w:jc w:val="left"/>
+            </w:pPr>
+            <w:r>
+              <w:t xml:space="preserve">Item</w:t>
+            </w:r>
+          </w:p>
+        </w:tc>
+        <w:tc>
+          <w:tcPr/>
+          <w:p>
+            <w:pPr>
+              <w:pStyle w:val="Compact"/>
+              <w:jc w:val="left"/>
+            </w:pPr>
+            <w:r>
+              <w:t xml:space="preserve">Options compared</w:t>
+            </w:r>
+          </w:p>
+        </w:tc>
+        <w:tc>
+          <w:tcPr/>
+          <w:p>
+            <w:pPr>
+              <w:pStyle w:val="Compact"/>
+              <w:jc w:val="left"/>
+            </w:pPr>
+            <w:r>
+              <w:t xml:space="preserve">Fixed settings</w:t>
+            </w:r>
+          </w:p>
+        </w:tc>
+      </w:tr>
+      <w:tr>
+        <w:tc>
+          <w:tcPr/>
+          <w:p>
+            <w:pPr>
+              <w:pStyle w:val="Compact"/>
+              <w:jc w:val="left"/>
+            </w:pPr>
+            <w:r>
+              <w:t xml:space="preserve">A. Backbone</w:t>
+            </w:r>
+          </w:p>
+        </w:tc>
+        <w:tc>
+          <w:tcPr/>
+          <w:p>
+            <w:pPr>
+              <w:pStyle w:val="Compact"/>
+              <w:jc w:val="left"/>
+            </w:pPr>
+            <w:r>
+              <w:rPr>
+                <w:rStyle w:val="VerbatimChar"/>
+              </w:rPr>
+              <w:t xml:space="preserve">flat_osta</w:t>
+            </w:r>
+            <w:r>
+              <w:t xml:space="preserve"> </w:t>
+            </w:r>
+            <w:r>
+              <w:t xml:space="preserve">(reference) vs</w:t>
+            </w:r>
+            <w:r>
+              <w:t xml:space="preserve"> </w:t>
+            </w:r>
+            <w:r>
+              <w:rPr>
+                <w:rStyle w:val="VerbatimChar"/>
+              </w:rPr>
+              <w:t xml:space="preserve">flat_osta_heads</w:t>
+            </w:r>
+            <w:r>
+              <w:t xml:space="preserve">: the same flat backbone with fourteen organ heads at the output</w:t>
+            </w:r>
+          </w:p>
+        </w:tc>
+        <w:tc>
+          <w:tcPr/>
+          <w:p>
+            <w:pPr>
+              <w:pStyle w:val="Compact"/>
+              <w:jc w:val="left"/>
+            </w:pPr>
+            <w:r>
+              <w:t xml:space="preserve">d_global 128, 4 heads, 2 + 2 layers, dropout 0.2, batch 32, AdamW wd 1e-4, 30 epochs, early stopping on validation AUPRC (patience 5), seed 42, as in V11</w:t>
+            </w:r>
+          </w:p>
+        </w:tc>
+      </w:tr>
+      <w:tr>
+        <w:tc>
+          <w:tcPr/>
+          <w:p>
+            <w:pPr>
+              <w:pStyle w:val="Compact"/>
+              <w:jc w:val="left"/>
+            </w:pPr>
+            <w:r>
+              <w:t xml:space="preserve">B. Organ heads</w:t>
+            </w:r>
+          </w:p>
+        </w:tc>
+        <w:tc>
+          <w:tcPr/>
+          <w:p>
+            <w:pPr>
+              <w:pStyle w:val="Compact"/>
+              <w:jc w:val="left"/>
+            </w:pPr>
+            <w:r>
+              <w:t xml:space="preserve">Each head is a linear readout on the shared stay representation, trained jointly with the sepsis head on its own target: whether that organ’s SOFA component worsens within 6, 12 and 24 h (the targets already defined for self-supervised pretraining,</w:t>
+            </w:r>
+            <w:r>
+              <w:t xml:space="preserve"> </w:t>
+            </w:r>
+            <w:r>
+              <w:rPr>
+                <w:rStyle w:val="VerbatimChar"/>
+              </w:rPr>
+              <w:t xml:space="preserve">ssl_targets</w:t>
+            </w:r>
+            <w:r>
+              <w:t xml:space="preserve">). Auxiliary loss weight 0.2, fixed. Heads never feed back into the sepsis risk</w:t>
+            </w:r>
+          </w:p>
+        </w:tc>
+        <w:tc>
+          <w:tcPr/>
+          <w:p>
+            <w:pPr>
+              <w:pStyle w:val="Compact"/>
+              <w:jc w:val="left"/>
+            </w:pPr>
+            <w:r>
+              <w:t xml:space="preserve">Six SOFA organs plus the eight other groups of the V11 mapping; groups with no SOFA target carry only the 6 h</w:t>
+            </w:r>
+            <w:r>
+              <w:t xml:space="preserve"> </w:t>
+            </w:r>
+            <w:r>
+              <w:t xml:space="preserve">“</w:t>
+            </w:r>
+            <w:r>
+              <w:t xml:space="preserve">any worsening</w:t>
+            </w:r>
+            <w:r>
+              <w:t xml:space="preserve">”</w:t>
+            </w:r>
+            <w:r>
+              <w:t xml:space="preserve"> </w:t>
+            </w:r>
+            <w:r>
+              <w:t xml:space="preserve">target</w:t>
+            </w:r>
+          </w:p>
+        </w:tc>
+      </w:tr>
+      <w:tr>
+        <w:tc>
+          <w:tcPr/>
+          <w:p>
+            <w:pPr>
+              <w:pStyle w:val="Compact"/>
+              <w:jc w:val="left"/>
+            </w:pPr>
+            <w:r>
+              <w:t xml:space="preserve">C. Input dropout</w:t>
+            </w:r>
+          </w:p>
+        </w:tc>
+        <w:tc>
+          <w:tcPr/>
+          <w:p>
+            <w:pPr>
+              <w:pStyle w:val="Compact"/>
+              <w:jc w:val="left"/>
+            </w:pPr>
+            <w:r>
+              <w:t xml:space="preserve">0 (reference), 0.1, 0.2: each predictor’s value, measured flag and age channels are hidden together with that probability during training only</w:t>
+            </w:r>
+          </w:p>
+        </w:tc>
+        <w:tc>
+          <w:tcPr/>
+          <w:p>
+            <w:pPr>
+              <w:pStyle w:val="Compact"/>
+              <w:jc w:val="left"/>
+            </w:pPr>
+            <w:r>
+              <w:t xml:space="preserve">Applied to both backbones; 2 × 3 = 6 trainings per database</w:t>
+            </w:r>
+          </w:p>
+        </w:tc>
+      </w:tr>
+      <w:tr>
+        <w:tc>
+          <w:tcPr/>
+          <w:p>
+            <w:pPr>
+              <w:pStyle w:val="Compact"/>
+              <w:jc w:val="left"/>
+            </w:pPr>
+            <w:r>
+              <w:t xml:space="preserve">D. Loss</w:t>
+            </w:r>
+          </w:p>
+        </w:tc>
+        <w:tc>
+          <w:tcPr/>
+          <w:p>
+            <w:pPr>
+              <w:pStyle w:val="Compact"/>
+              <w:jc w:val="left"/>
+            </w:pPr>
+            <w:r>
+              <w:t xml:space="preserve">Plain cross-entropy for every stage-1b training (Section 10 rule, three of four comparisons). No loss comparison in stage 1b</w:t>
+            </w:r>
+          </w:p>
+        </w:tc>
+        <w:tc>
+          <w:tcPr/>
+          <w:p>
+            <w:pPr>
+              <w:pStyle w:val="Compact"/>
+              <w:jc w:val="left"/>
+            </w:pPr>
+            <w:r>
+              <w:t xml:space="preserve">—</w:t>
+            </w:r>
+          </w:p>
+        </w:tc>
+      </w:tr>
+      <w:tr>
+        <w:tc>
+          <w:tcPr/>
+          <w:p>
+            <w:pPr>
+              <w:pStyle w:val="Compact"/>
+              <w:jc w:val="left"/>
+            </w:pPr>
+            <w:r>
+              <w:t xml:space="preserve">E. Operating point</w:t>
+            </w:r>
+          </w:p>
+        </w:tc>
+        <w:tc>
+          <w:tcPr/>
+          <w:p>
+            <w:pPr>
+              <w:pStyle w:val="Compact"/>
+              <w:jc w:val="left"/>
+            </w:pPr>
+            <w:r>
+              <w:t xml:space="preserve">Absolute threshold (as implemented in V11) vs</w:t>
+            </w:r>
+            <w:r>
+              <w:t xml:space="preserve"> </w:t>
+            </w:r>
+            <w:r>
+              <w:rPr>
+                <w:bCs/>
+                <w:b/>
+              </w:rPr>
+              <w:t xml:space="preserve">quantile operating point</w:t>
+            </w:r>
+            <w:r>
+              <w:t xml:space="preserve">: the budget threshold is found on the calibration split as before, then carried to any scored population as an alarm rate, not a probability: the fraction of calibration hours at or above the threshold is computed, and on the scored population the alarm fires on the same fraction of its own hours (the same quantile of its own score distribution). The quantile is label-free, so it can be set on a new hospital’s unlabelled hours</w:t>
+            </w:r>
+          </w:p>
+        </w:tc>
+        <w:tc>
+          <w:tcPr/>
+          <w:p>
+            <w:pPr>
+              <w:pStyle w:val="Compact"/>
+              <w:jc w:val="left"/>
+            </w:pPr>
+            <w:r>
+              <w:t xml:space="preserve">Budget 0.5 false alarms per patient-day on the calibration split, unchanged</w:t>
+            </w:r>
+          </w:p>
+        </w:tc>
+      </w:tr>
+      <w:tr>
+        <w:tc>
+          <w:tcPr/>
+          <w:p>
+            <w:pPr>
+              <w:pStyle w:val="Compact"/>
+              <w:jc w:val="left"/>
+            </w:pPr>
+            <w:r>
+              <w:t xml:space="preserve">F. Alarm policy</w:t>
+            </w:r>
+          </w:p>
+        </w:tc>
+        <w:tc>
+          <w:tcPr/>
+          <w:p>
+            <w:pPr>
+              <w:pStyle w:val="Compact"/>
+              <w:jc w:val="left"/>
+            </w:pPr>
+            <w:r>
+              <w:t xml:space="preserve">Persistence 1 h (as now) vs 2 h; cooldown 6 h (as now, kept); fresh-information hours: alarms allowed in every hour (as now) vs only in hours in which at least one predictor was newly charted</w:t>
+            </w:r>
+          </w:p>
+        </w:tc>
+        <w:tc>
+          <w:tcPr/>
+          <w:p>
+            <w:pPr>
+              <w:pStyle w:val="Compact"/>
+              <w:jc w:val="left"/>
+            </w:pPr>
+            <w:r>
+              <w:t xml:space="preserve">Evaluated on validation only; false alarms per patient-day always counted over every hour of the day</w:t>
+            </w:r>
+          </w:p>
+        </w:tc>
+      </w:tr>
+    </w:tbl>
+    <w:p>
+      <w:pPr>
+        <w:pStyle w:val="BodyText"/>
+      </w:pPr>
+      <w:r>
+        <w:t xml:space="preserve">Items E and F are evaluation settings applied to saved predictions; they need no retraining. The PhysioNet utility is always reported on the plain hourly predictions (no persistence, no cooldown, no fresh-hour rule) so that it stays comparable with the published score; the policy is judged on the clinical metrics (event sensitivity, false alarms per patient-day, warning time, antibiotic lead).</w:t>
+      </w:r>
+    </w:p>
+    <w:bookmarkEnd w:id="30"/>
+    <w:bookmarkStart w:id="31" w:name="b.2-decision-rules-fixed-now"/>
+    <w:p>
+      <w:pPr>
+        <w:pStyle w:val="Heading3"/>
+      </w:pPr>
+      <w:r>
+        <w:t xml:space="preserve">10b.2 Decision rules (fixed now)</w:t>
+      </w:r>
+    </w:p>
+    <w:p>
+      <w:pPr>
+        <w:numPr>
+          <w:ilvl w:val="0"/>
+          <w:numId w:val="1041"/>
+        </w:numPr>
+        <w:pStyle w:val="Compact"/>
+      </w:pPr>
+      <w:r>
+        <w:rPr>
+          <w:bCs/>
+          <w:b/>
+        </w:rPr>
+        <w:t xml:space="preserve">Backbone and input dropout.</w:t>
+      </w:r>
+      <w:r>
+        <w:t xml:space="preserve"> </w:t>
+      </w:r>
+      <w:r>
+        <w:t xml:space="preserve">Rank the six trainings per database by the Section 10 rule (rank-average of validation utility and validation AUPRC). The setting with the best average rank across both databases goes to stage 2 as</w:t>
+      </w:r>
+      <w:r>
+        <w:t xml:space="preserve"> </w:t>
+      </w:r>
+      <w:r>
+        <w:t xml:space="preserve">“</w:t>
+      </w:r>
+      <w:r>
+        <w:t xml:space="preserve">the project’s model</w:t>
+      </w:r>
+      <w:r>
+        <w:t xml:space="preserve">”</w:t>
+      </w:r>
+      <w:r>
+        <w:t xml:space="preserve">.</w:t>
+      </w:r>
+      <w:r>
+        <w:t xml:space="preserve"> </w:t>
+      </w:r>
+      <w:r>
+        <w:rPr>
+          <w:rStyle w:val="VerbatimChar"/>
+        </w:rPr>
+        <w:t xml:space="preserve">flat_osta_heads</w:t>
+      </w:r>
+      <w:r>
+        <w:t xml:space="preserve"> </w:t>
+      </w:r>
+      <w:r>
+        <w:t xml:space="preserve">is kept only if its best configuration is not ranked below the best</w:t>
+      </w:r>
+      <w:r>
+        <w:t xml:space="preserve"> </w:t>
+      </w:r>
+      <w:r>
+        <w:rPr>
+          <w:rStyle w:val="VerbatimChar"/>
+        </w:rPr>
+        <w:t xml:space="preserve">flat_osta</w:t>
+      </w:r>
+      <w:r>
+        <w:t xml:space="preserve"> </w:t>
+      </w:r>
+      <w:r>
+        <w:t xml:space="preserve">configuration on the cross-database average; otherwise the heads are reported as not supported and the stage-2 model is</w:t>
+      </w:r>
+      <w:r>
+        <w:t xml:space="preserve"> </w:t>
+      </w:r>
+      <w:r>
+        <w:rPr>
+          <w:rStyle w:val="VerbatimChar"/>
+        </w:rPr>
+        <w:t xml:space="preserve">flat_osta</w:t>
+      </w:r>
+      <w:r>
+        <w:t xml:space="preserve"> </w:t>
+      </w:r>
+      <w:r>
+        <w:t xml:space="preserve">with the chosen input dropout.</w:t>
+      </w:r>
+    </w:p>
+    <w:p>
+      <w:pPr>
+        <w:numPr>
+          <w:ilvl w:val="0"/>
+          <w:numId w:val="1041"/>
+        </w:numPr>
+        <w:pStyle w:val="Compact"/>
+      </w:pPr>
+      <w:r>
+        <w:rPr>
+          <w:bCs/>
+          <w:b/>
+        </w:rPr>
+        <w:t xml:space="preserve">Organ heads as explanation.</w:t>
+      </w:r>
+      <w:r>
+        <w:t xml:space="preserve"> </w:t>
+      </w:r>
+      <w:r>
+        <w:t xml:space="preserve">Reported regardless of rule 1: per-organ validation AUROC of each head’s 6 h target. A head with AUROC below 0.60 on both databases is reported as uninformative. This does not affect rule 1; it tells the consultants’ study which organ readings can be trusted.</w:t>
+      </w:r>
+    </w:p>
+    <w:p>
+      <w:pPr>
+        <w:numPr>
+          <w:ilvl w:val="0"/>
+          <w:numId w:val="1041"/>
+        </w:numPr>
+        <w:pStyle w:val="Compact"/>
+      </w:pPr>
+      <w:r>
+        <w:rPr>
+          <w:bCs/>
+          <w:b/>
+        </w:rPr>
+        <w:t xml:space="preserve">Operating point.</w:t>
+      </w:r>
+      <w:r>
+        <w:t xml:space="preserve"> </w:t>
+      </w:r>
+      <w:r>
+        <w:t xml:space="preserve">The quantile operating point replaces the absolute threshold for every event metric and every transfer row in stage 2 if, on the validation splits, it keeps the false-alarm rate within 0.5 per patient-day on both databases and raises no model to silence. Otherwise the absolute threshold stays and the silence is reported as found.</w:t>
+      </w:r>
+    </w:p>
+    <w:p>
+      <w:pPr>
+        <w:numPr>
+          <w:ilvl w:val="0"/>
+          <w:numId w:val="1041"/>
+        </w:numPr>
+        <w:pStyle w:val="Compact"/>
+      </w:pPr>
+      <w:r>
+        <w:rPr>
+          <w:bCs/>
+          <w:b/>
+        </w:rPr>
+        <w:t xml:space="preserve">Policy.</w:t>
+      </w:r>
+      <w:r>
+        <w:t xml:space="preserve"> </w:t>
+      </w:r>
+      <w:r>
+        <w:t xml:space="preserve">Among the four policy combinations (persistence 1 or 2 h × all hours or fresh hours), the one with the highest validation event sensitivity at or under the budget, averaged over both databases, is the stage-2 default. Ties go to the simpler policy. The consultants’ study may move the budget and the persistence; that change is recorded, dated, before the holdout opens.</w:t>
+      </w:r>
+    </w:p>
+    <w:p>
+      <w:pPr>
+        <w:numPr>
+          <w:ilvl w:val="0"/>
+          <w:numId w:val="1041"/>
+        </w:numPr>
+        <w:pStyle w:val="Compact"/>
+      </w:pPr>
+      <w:r>
+        <w:rPr>
+          <w:bCs/>
+          <w:b/>
+        </w:rPr>
+        <w:t xml:space="preserve">No other change.</w:t>
+      </w:r>
+      <w:r>
+        <w:t xml:space="preserve"> </w:t>
+      </w:r>
+      <w:r>
+        <w:t xml:space="preserve">Predictor set, label, splits, calibration, bootstrap, horizon (6 h) and every other setting stay as in Section 1 to 9.</w:t>
+      </w:r>
+    </w:p>
+    <w:bookmarkEnd w:id="31"/>
+    <w:bookmarkStart w:id="32" w:name="b.3-outputs-and-audit-trail"/>
+    <w:p>
+      <w:pPr>
+        <w:pStyle w:val="Heading3"/>
+      </w:pPr>
+      <w:r>
+        <w:t xml:space="preserve">10b.3 Outputs and audit trail</w:t>
+      </w:r>
+    </w:p>
+    <w:p>
+      <w:pPr>
+        <w:numPr>
+          <w:ilvl w:val="0"/>
+          <w:numId w:val="1042"/>
+        </w:numPr>
+        <w:pStyle w:val="Compact"/>
+      </w:pPr>
+      <w:r>
+        <w:t xml:space="preserve">A validation-only summary table per database: arm × input dropout × operating point × policy, with validation utility, AUPRC, event sensitivity, false alarms per patient-day, warning time, and per-organ head AUROC.</w:t>
+      </w:r>
+    </w:p>
+    <w:p>
+      <w:pPr>
+        <w:numPr>
+          <w:ilvl w:val="0"/>
+          <w:numId w:val="1042"/>
+        </w:numPr>
+        <w:pStyle w:val="Compact"/>
+      </w:pPr>
+      <w:r>
+        <w:t xml:space="preserve">The team summary code refuses to print any test-split row while</w:t>
+      </w:r>
+      <w:r>
+        <w:t xml:space="preserve"> </w:t>
+      </w:r>
+      <w:r>
+        <w:rPr>
+          <w:rStyle w:val="VerbatimChar"/>
+        </w:rPr>
+        <w:t xml:space="preserve">STAGE='1b'</w:t>
+      </w:r>
+      <w:r>
+        <w:t xml:space="preserve">; the test predictions are still written to disk, unread, so that the chosen configuration can later be reported on the development test split once, together with the stage-2 results, labelled</w:t>
+      </w:r>
+      <w:r>
+        <w:t xml:space="preserve"> </w:t>
+      </w:r>
+      <w:r>
+        <w:t xml:space="preserve">“</w:t>
+      </w:r>
+      <w:r>
+        <w:t xml:space="preserve">chosen on validation in stage 1b</w:t>
+      </w:r>
+      <w:r>
+        <w:t xml:space="preserve">”</w:t>
+      </w:r>
+      <w:r>
+        <w:t xml:space="preserve">.</w:t>
+      </w:r>
+    </w:p>
+    <w:p>
+      <w:pPr>
+        <w:numPr>
+          <w:ilvl w:val="0"/>
+          <w:numId w:val="1042"/>
+        </w:numPr>
+        <w:pStyle w:val="Compact"/>
+      </w:pPr>
+      <w:r>
+        <w:t xml:space="preserve">The outcome of rules 1 to 4 is appended to this section with the run key and date, and Section 11 is updated in the same commit. That commit is the stage-2 freeze candidate.</w:t>
+      </w:r>
+    </w:p>
+    <w:bookmarkEnd w:id="32"/>
+    <w:bookmarkEnd w:id="33"/>
+    <w:bookmarkStart w:id="34" w:name="stage-2-full-cohort"/>
+    <w:p>
+      <w:pPr>
+        <w:pStyle w:val="Heading2"/>
+      </w:pPr>
+      <w:r>
         <w:t xml:space="preserve">11. Stage 2, full cohort</w:t>
       </w:r>
     </w:p>
@@ -5812,7 +6490,7 @@
       <w:pPr>
         <w:numPr>
           <w:ilvl w:val="0"/>
-          <w:numId w:val="1041"/>
+          <w:numId w:val="1043"/>
         </w:numPr>
         <w:pStyle w:val="Compact"/>
       </w:pPr>
@@ -5843,7 +6521,7 @@
       <w:pPr>
         <w:numPr>
           <w:ilvl w:val="0"/>
-          <w:numId w:val="1041"/>
+          <w:numId w:val="1043"/>
         </w:numPr>
         <w:pStyle w:val="Compact"/>
       </w:pPr>
@@ -5853,176 +6531,6 @@
           <w:b/>
         </w:rPr>
         <w:t xml:space="preserve">Arms (TO FREEZE):</w:t>
-      </w:r>
-    </w:p>
-    <w:p>
-      <w:pPr>
-        <w:numPr>
-          <w:ilvl w:val="1"/>
-          <w:numId w:val="1042"/>
-        </w:numPr>
-        <w:pStyle w:val="Compact"/>
-      </w:pPr>
-      <w:r>
-        <w:t xml:space="preserve">the union of the MIMIC-IV and eICU shortlists: GRU-D, TCN, flat OSTA, SSL-CNN→flat (pooled encoder);</w:t>
-      </w:r>
-    </w:p>
-    <w:p>
-      <w:pPr>
-        <w:numPr>
-          <w:ilvl w:val="1"/>
-          <w:numId w:val="1042"/>
-        </w:numPr>
-        <w:pStyle w:val="Compact"/>
-      </w:pPr>
-      <w:r>
-        <w:t xml:space="preserve">OSTA, CNN–Transformer, boosted trees and logistic regression;</w:t>
-      </w:r>
-    </w:p>
-    <w:p>
-      <w:pPr>
-        <w:numPr>
-          <w:ilvl w:val="1"/>
-          <w:numId w:val="1042"/>
-        </w:numPr>
-        <w:pStyle w:val="Compact"/>
-      </w:pPr>
-      <w:r>
-        <w:t xml:space="preserve">signature boosted trees;</w:t>
-      </w:r>
-    </w:p>
-    <w:p>
-      <w:pPr>
-        <w:numPr>
-          <w:ilvl w:val="1"/>
-          <w:numId w:val="1042"/>
-        </w:numPr>
-        <w:pStyle w:val="Compact"/>
-      </w:pPr>
-      <w:r>
-        <w:t xml:space="preserve">the D1 pair, labelled exploratory.</w:t>
-      </w:r>
-    </w:p>
-    <w:p>
-      <w:pPr>
-        <w:numPr>
-          <w:ilvl w:val="0"/>
-          <w:numId w:val="1041"/>
-        </w:numPr>
-        <w:pStyle w:val="Compact"/>
-      </w:pPr>
-      <w:r>
-        <w:rPr>
-          <w:bCs/>
-          <w:b/>
-        </w:rPr>
-        <w:t xml:space="preserve">Loss (TO FREEZE):</w:t>
-      </w:r>
-      <w:r>
-        <w:t xml:space="preserve"> </w:t>
-      </w:r>
-      <w:r>
-        <w:t xml:space="preserve">decided by Section 10 across both databases; the rule’s reading is plain cross-entropy (three of four comparisons).</w:t>
-      </w:r>
-    </w:p>
-    <w:p>
-      <w:pPr>
-        <w:numPr>
-          <w:ilvl w:val="0"/>
-          <w:numId w:val="1041"/>
-        </w:numPr>
-        <w:pStyle w:val="Compact"/>
-      </w:pPr>
-      <w:r>
-        <w:rPr>
-          <w:bCs/>
-          <w:b/>
-        </w:rPr>
-        <w:t xml:space="preserve">Pretraining corpus (TO FREEZE):</w:t>
-      </w:r>
-    </w:p>
-    <w:p>
-      <w:pPr>
-        <w:numPr>
-          <w:ilvl w:val="1"/>
-          <w:numId w:val="1043"/>
-        </w:numPr>
-        <w:pStyle w:val="Compact"/>
-      </w:pPr>
-      <w:r>
-        <w:t xml:space="preserve">non-cohort stays plus training-split stays (inputs only, no labels);</w:t>
-      </w:r>
-    </w:p>
-    <w:p>
-      <w:pPr>
-        <w:numPr>
-          <w:ilvl w:val="1"/>
-          <w:numId w:val="1043"/>
-        </w:numPr>
-        <w:pStyle w:val="Compact"/>
-      </w:pPr>
-      <w:r>
-        <w:t xml:space="preserve">excluding every stay of a validation, test or protected patient.</w:t>
-      </w:r>
-    </w:p>
-    <w:p>
-      <w:pPr>
-        <w:numPr>
-          <w:ilvl w:val="0"/>
-          <w:numId w:val="1041"/>
-        </w:numPr>
-        <w:pStyle w:val="Compact"/>
-      </w:pPr>
-      <w:r>
-        <w:rPr>
-          <w:bCs/>
-          <w:b/>
-        </w:rPr>
-        <w:t xml:space="preserve">Final-release encoder (TO FREEZE):</w:t>
-      </w:r>
-      <w:r>
-        <w:t xml:space="preserve"> </w:t>
-      </w:r>
-      <w:r>
-        <w:t xml:space="preserve">Section 5.3.</w:t>
-      </w:r>
-    </w:p>
-    <w:p>
-      <w:pPr>
-        <w:numPr>
-          <w:ilvl w:val="0"/>
-          <w:numId w:val="1041"/>
-        </w:numPr>
-        <w:pStyle w:val="Compact"/>
-      </w:pPr>
-      <w:r>
-        <w:rPr>
-          <w:bCs/>
-          <w:b/>
-        </w:rPr>
-        <w:t xml:space="preserve">eICU leave-hospital-out (TO FREEZE):</w:t>
-      </w:r>
-      <w:r>
-        <w:t xml:space="preserve"> </w:t>
-      </w:r>
-      <w:r>
-        <w:t xml:space="preserve">hospital grouping and the minimum events per hospital.</w:t>
-      </w:r>
-    </w:p>
-    <w:p>
-      <w:pPr>
-        <w:numPr>
-          <w:ilvl w:val="0"/>
-          <w:numId w:val="1041"/>
-        </w:numPr>
-        <w:pStyle w:val="Compact"/>
-      </w:pPr>
-      <w:r>
-        <w:rPr>
-          <w:bCs/>
-          <w:b/>
-        </w:rPr>
-        <w:t xml:space="preserve">Then:</w:t>
       </w:r>
     </w:p>
     <w:p>
@@ -6034,7 +6542,7 @@
         <w:pStyle w:val="Compact"/>
       </w:pPr>
       <w:r>
-        <w:t xml:space="preserve">freeze this protocol (commit);</w:t>
+        <w:t xml:space="preserve">the union of the MIMIC-IV and eICU shortlists: GRU-D, TCN, flat OSTA, SSL-CNN→flat (pooled encoder);</w:t>
       </w:r>
     </w:p>
     <w:p>
@@ -6046,19 +6554,7 @@
         <w:pStyle w:val="Compact"/>
       </w:pPr>
       <w:r>
-        <w:t xml:space="preserve">declare</w:t>
-      </w:r>
-      <w:r>
-        <w:t xml:space="preserve"> </w:t>
-      </w:r>
-      <w:r>
-        <w:rPr>
-          <w:rStyle w:val="VerbatimChar"/>
-        </w:rPr>
-        <w:t xml:space="preserve">PRIOR_TEST_EXPOSURE</w:t>
-      </w:r>
-      <w:r>
-        <w:t xml:space="preserve">;</w:t>
+        <w:t xml:space="preserve">OSTA, CNN–Transformer, boosted trees and logistic regression;</w:t>
       </w:r>
     </w:p>
     <w:p>
@@ -6070,7 +6566,7 @@
         <w:pStyle w:val="Compact"/>
       </w:pPr>
       <w:r>
-        <w:t xml:space="preserve">open the holdout once;</w:t>
+        <w:t xml:space="preserve">signature boosted trees;</w:t>
       </w:r>
     </w:p>
     <w:p>
@@ -6082,154 +6578,224 @@
         <w:pStyle w:val="Compact"/>
       </w:pPr>
       <w:r>
-        <w:t xml:space="preserve">report every prespecified arm and analysis, whatever its result.</w:t>
-      </w:r>
-    </w:p>
-    <w:p>
-      <w:pPr>
-        <w:numPr>
-          <w:ilvl w:val="0"/>
-          <w:numId w:val="1041"/>
-        </w:numPr>
-        <w:pStyle w:val="Compact"/>
-      </w:pPr>
-      <w:r>
-        <w:rPr>
-          <w:bCs/>
-          <w:b/>
-        </w:rPr>
-        <w:t xml:space="preserve">Reporting standards:</w:t>
-      </w:r>
-      <w:r>
-        <w:t xml:space="preserve"> </w:t>
-      </w:r>
-      <w:r>
-        <w:t xml:space="preserve">TRIPOD+AI for reporting and PROBAST+AI for the risk-of-bias assessment.</w:t>
-      </w:r>
-    </w:p>
-    <w:bookmarkEnd w:id="30"/>
-    <w:bookmarkStart w:id="31" w:name="reproducibility"/>
-    <w:p>
-      <w:pPr>
-        <w:pStyle w:val="Heading2"/>
-      </w:pPr>
-      <w:r>
-        <w:t xml:space="preserve">12. Reproducibility</w:t>
-      </w:r>
-    </w:p>
-    <w:p>
-      <w:pPr>
-        <w:numPr>
-          <w:ilvl w:val="0"/>
+        <w:t xml:space="preserve">the D1 pair, labelled exploratory.</w:t>
+      </w:r>
+    </w:p>
+    <w:p>
+      <w:pPr>
+        <w:numPr>
+          <w:ilvl w:val="0"/>
+          <w:numId w:val="1043"/>
+        </w:numPr>
+        <w:pStyle w:val="Compact"/>
+      </w:pPr>
+      <w:r>
+        <w:rPr>
+          <w:bCs/>
+          <w:b/>
+        </w:rPr>
+        <w:t xml:space="preserve">Loss (decided 24 Oct 2026):</w:t>
+      </w:r>
+      <w:r>
+        <w:t xml:space="preserve"> </w:t>
+      </w:r>
+      <w:r>
+        <w:t xml:space="preserve">plain cross-entropy for every arm, by the Section 10 rule (first in three of four validation comparisons). The utility-weighted loss is kept selectable and runs once as a prespecified secondary comparator on</w:t>
+      </w:r>
+      <w:r>
+        <w:t xml:space="preserve"> </w:t>
+      </w:r>
+      <w:r>
+        <w:rPr>
+          <w:rStyle w:val="VerbatimChar"/>
+        </w:rPr>
+        <w:t xml:space="preserve">ssl_cnn_osta</w:t>
+      </w:r>
+      <w:r>
+        <w:t xml:space="preserve"> </w:t>
+      </w:r>
+      <w:r>
+        <w:t xml:space="preserve">only, where it ranked first on MIMIC-IV validation; it cannot replace the primary.</w:t>
+      </w:r>
+    </w:p>
+    <w:p>
+      <w:pPr>
+        <w:numPr>
+          <w:ilvl w:val="0"/>
+          <w:numId w:val="1043"/>
+        </w:numPr>
+        <w:pStyle w:val="Compact"/>
+      </w:pPr>
+      <w:r>
+        <w:rPr>
+          <w:bCs/>
+          <w:b/>
+        </w:rPr>
+        <w:t xml:space="preserve">Project model (TO FREEZE by stage 1b, Section 10b):</w:t>
+      </w:r>
+      <w:r>
+        <w:t xml:space="preserve"> </w:t>
+      </w:r>
+      <w:r>
+        <w:rPr>
+          <w:rStyle w:val="VerbatimChar"/>
+        </w:rPr>
+        <w:t xml:space="preserve">flat_osta</w:t>
+      </w:r>
+      <w:r>
+        <w:t xml:space="preserve"> </w:t>
+      </w:r>
+      <w:r>
+        <w:t xml:space="preserve">or</w:t>
+      </w:r>
+      <w:r>
+        <w:t xml:space="preserve"> </w:t>
+      </w:r>
+      <w:r>
+        <w:rPr>
+          <w:rStyle w:val="VerbatimChar"/>
+        </w:rPr>
+        <w:t xml:space="preserve">flat_osta_heads</w:t>
+      </w:r>
+      <w:r>
+        <w:t xml:space="preserve">, with the input-dropout setting chosen on validation; it replaces</w:t>
+      </w:r>
+      <w:r>
+        <w:t xml:space="preserve"> </w:t>
+      </w:r>
+      <w:r>
+        <w:rPr>
+          <w:rStyle w:val="VerbatimChar"/>
+        </w:rPr>
+        <w:t xml:space="preserve">flat_osta</w:t>
+      </w:r>
+      <w:r>
+        <w:t xml:space="preserve"> </w:t>
+      </w:r>
+      <w:r>
+        <w:t xml:space="preserve">in the arm list.</w:t>
+      </w:r>
+    </w:p>
+    <w:p>
+      <w:pPr>
+        <w:numPr>
+          <w:ilvl w:val="0"/>
+          <w:numId w:val="1043"/>
+        </w:numPr>
+        <w:pStyle w:val="Compact"/>
+      </w:pPr>
+      <w:r>
+        <w:rPr>
+          <w:bCs/>
+          <w:b/>
+        </w:rPr>
+        <w:t xml:space="preserve">Operating point and alarm policy (TO FREEZE by stage 1b):</w:t>
+      </w:r>
+      <w:r>
+        <w:t xml:space="preserve"> </w:t>
+      </w:r>
+      <w:r>
+        <w:t xml:space="preserve">quantile operating point and the policy chosen by rule 10b.2.4, unless rule 3 fails.</w:t>
+      </w:r>
+    </w:p>
+    <w:p>
+      <w:pPr>
+        <w:numPr>
+          <w:ilvl w:val="0"/>
+          <w:numId w:val="1043"/>
+        </w:numPr>
+        <w:pStyle w:val="Compact"/>
+      </w:pPr>
+      <w:r>
+        <w:rPr>
+          <w:bCs/>
+          <w:b/>
+        </w:rPr>
+        <w:t xml:space="preserve">Pretraining corpus (TO FREEZE):</w:t>
+      </w:r>
+    </w:p>
+    <w:p>
+      <w:pPr>
+        <w:numPr>
+          <w:ilvl w:val="1"/>
           <w:numId w:val="1045"/>
         </w:numPr>
         <w:pStyle w:val="Compact"/>
       </w:pPr>
       <w:r>
-        <w:t xml:space="preserve">Each notebook embeds its code with SHA-256 checks and runs with</w:t>
-      </w:r>
-      <w:r>
-        <w:t xml:space="preserve"> </w:t>
-      </w:r>
-      <w:r>
-        <w:rPr>
-          <w:bCs/>
-          <w:b/>
-        </w:rPr>
-        <w:t xml:space="preserve">Run all</w:t>
-      </w:r>
-      <w:r>
-        <w:t xml:space="preserve"> </w:t>
-      </w:r>
-      <w:r>
-        <w:t xml:space="preserve">only. No manual or AI-assistant edits are made between runs.</w:t>
-      </w:r>
-    </w:p>
-    <w:p>
-      <w:pPr>
-        <w:numPr>
-          <w:ilvl w:val="0"/>
+        <w:t xml:space="preserve">non-cohort stays plus training-split stays (inputs only, no labels);</w:t>
+      </w:r>
+    </w:p>
+    <w:p>
+      <w:pPr>
+        <w:numPr>
+          <w:ilvl w:val="1"/>
           <w:numId w:val="1045"/>
         </w:numPr>
         <w:pStyle w:val="Compact"/>
       </w:pPr>
       <w:r>
-        <w:t xml:space="preserve">Stages are cached under keys built from code, data and configuration:</w:t>
-      </w:r>
-      <w:r>
-        <w:t xml:space="preserve"> </w:t>
-      </w:r>
-      <w:r>
-        <w:rPr>
-          <w:rStyle w:val="VerbatimChar"/>
-        </w:rPr>
-        <w:t xml:space="preserve">COHORT_KEY</w:t>
-      </w:r>
-      <w:r>
-        <w:t xml:space="preserve">,</w:t>
-      </w:r>
-      <w:r>
-        <w:t xml:space="preserve"> </w:t>
-      </w:r>
-      <w:r>
-        <w:rPr>
-          <w:rStyle w:val="VerbatimChar"/>
-        </w:rPr>
-        <w:t xml:space="preserve">RAW_STAGE_KEY</w:t>
-      </w:r>
-      <w:r>
-        <w:t xml:space="preserve">,</w:t>
-      </w:r>
-      <w:r>
-        <w:t xml:space="preserve"> </w:t>
-      </w:r>
-      <w:r>
-        <w:rPr>
-          <w:rStyle w:val="VerbatimChar"/>
-        </w:rPr>
-        <w:t xml:space="preserve">SUPP_KEY</w:t>
-      </w:r>
-      <w:r>
-        <w:t xml:space="preserve">,</w:t>
-      </w:r>
-      <w:r>
-        <w:t xml:space="preserve"> </w:t>
-      </w:r>
-      <w:r>
-        <w:rPr>
-          <w:rStyle w:val="VerbatimChar"/>
-        </w:rPr>
-        <w:t xml:space="preserve">DATA_KEY</w:t>
-      </w:r>
-      <w:r>
-        <w:t xml:space="preserve">,</w:t>
-      </w:r>
-      <w:r>
-        <w:t xml:space="preserve"> </w:t>
-      </w:r>
-      <w:r>
-        <w:rPr>
-          <w:rStyle w:val="VerbatimChar"/>
-        </w:rPr>
-        <w:t xml:space="preserve">SSL_KEY</w:t>
-      </w:r>
-      <w:r>
-        <w:t xml:space="preserve"> </w:t>
-      </w:r>
-      <w:r>
-        <w:t xml:space="preserve">and</w:t>
-      </w:r>
-      <w:r>
-        <w:t xml:space="preserve"> </w:t>
-      </w:r>
-      <w:r>
-        <w:rPr>
-          <w:rStyle w:val="VerbatimChar"/>
-        </w:rPr>
-        <w:t xml:space="preserve">RUN_KEY</w:t>
-      </w:r>
-      <w:r>
-        <w:t xml:space="preserve">.</w:t>
+        <w:t xml:space="preserve">excluding every stay of a validation, test or protected patient.</w:t>
+      </w:r>
+    </w:p>
+    <w:p>
+      <w:pPr>
+        <w:numPr>
+          <w:ilvl w:val="0"/>
+          <w:numId w:val="1043"/>
+        </w:numPr>
+        <w:pStyle w:val="Compact"/>
+      </w:pPr>
+      <w:r>
+        <w:rPr>
+          <w:bCs/>
+          <w:b/>
+        </w:rPr>
+        <w:t xml:space="preserve">Final-release encoder (TO FREEZE):</w:t>
+      </w:r>
+      <w:r>
+        <w:t xml:space="preserve"> </w:t>
+      </w:r>
+      <w:r>
+        <w:t xml:space="preserve">Section 5.3.</w:t>
+      </w:r>
+    </w:p>
+    <w:p>
+      <w:pPr>
+        <w:numPr>
+          <w:ilvl w:val="0"/>
+          <w:numId w:val="1043"/>
+        </w:numPr>
+        <w:pStyle w:val="Compact"/>
+      </w:pPr>
+      <w:r>
+        <w:rPr>
+          <w:bCs/>
+          <w:b/>
+        </w:rPr>
+        <w:t xml:space="preserve">eICU leave-hospital-out (TO FREEZE):</w:t>
+      </w:r>
+      <w:r>
+        <w:t xml:space="preserve"> </w:t>
+      </w:r>
+      <w:r>
+        <w:t xml:space="preserve">hospital grouping and the minimum events per hospital.</w:t>
+      </w:r>
+    </w:p>
+    <w:p>
+      <w:pPr>
+        <w:numPr>
+          <w:ilvl w:val="0"/>
+          <w:numId w:val="1043"/>
+        </w:numPr>
+        <w:pStyle w:val="Compact"/>
+      </w:pPr>
+      <w:r>
+        <w:rPr>
+          <w:bCs/>
+          <w:b/>
+        </w:rPr>
+        <w:t xml:space="preserve">Then:</w:t>
       </w:r>
     </w:p>
     <w:p>
@@ -6241,7 +6807,7 @@
         <w:pStyle w:val="Compact"/>
       </w:pPr>
       <w:r>
-        <w:t xml:space="preserve">A changed input produces a new key.</w:t>
+        <w:t xml:space="preserve">freeze this protocol (commit);</w:t>
       </w:r>
     </w:p>
     <w:p>
@@ -6253,7 +6819,7 @@
         <w:pStyle w:val="Compact"/>
       </w:pPr>
       <w:r>
-        <w:t xml:space="preserve">A per-run</w:t>
+        <w:t xml:space="preserve">declare</w:t>
       </w:r>
       <w:r>
         <w:t xml:space="preserve"> </w:t>
@@ -6262,13 +6828,10 @@
         <w:rPr>
           <w:rStyle w:val="VerbatimChar"/>
         </w:rPr>
-        <w:t xml:space="preserve">contract.json</w:t>
-      </w:r>
-      <w:r>
-        <w:t xml:space="preserve"> </w:t>
-      </w:r>
-      <w:r>
-        <w:t xml:space="preserve">refuses a changed contract.</w:t>
+        <w:t xml:space="preserve">PRIOR_TEST_EXPOSURE</w:t>
+      </w:r>
+      <w:r>
+        <w:t xml:space="preserve">;</w:t>
       </w:r>
     </w:p>
     <w:p>
@@ -6280,9 +6843,219 @@
         <w:pStyle w:val="Compact"/>
       </w:pPr>
       <w:r>
+        <w:t xml:space="preserve">open the holdout once;</w:t>
+      </w:r>
+    </w:p>
+    <w:p>
+      <w:pPr>
+        <w:numPr>
+          <w:ilvl w:val="1"/>
+          <w:numId w:val="1046"/>
+        </w:numPr>
+        <w:pStyle w:val="Compact"/>
+      </w:pPr>
+      <w:r>
+        <w:t xml:space="preserve">report every prespecified arm and analysis, whatever its result.</w:t>
+      </w:r>
+    </w:p>
+    <w:p>
+      <w:pPr>
+        <w:numPr>
+          <w:ilvl w:val="0"/>
+          <w:numId w:val="1043"/>
+        </w:numPr>
+        <w:pStyle w:val="Compact"/>
+      </w:pPr>
+      <w:r>
+        <w:rPr>
+          <w:bCs/>
+          <w:b/>
+        </w:rPr>
+        <w:t xml:space="preserve">Reporting standards:</w:t>
+      </w:r>
+      <w:r>
+        <w:t xml:space="preserve"> </w:t>
+      </w:r>
+      <w:r>
+        <w:t xml:space="preserve">TRIPOD+AI for reporting and PROBAST+AI for the risk-of-bias assessment.</w:t>
+      </w:r>
+    </w:p>
+    <w:bookmarkEnd w:id="34"/>
+    <w:bookmarkStart w:id="35" w:name="reproducibility"/>
+    <w:p>
+      <w:pPr>
+        <w:pStyle w:val="Heading2"/>
+      </w:pPr>
+      <w:r>
+        <w:t xml:space="preserve">12. Reproducibility</w:t>
+      </w:r>
+    </w:p>
+    <w:p>
+      <w:pPr>
+        <w:numPr>
+          <w:ilvl w:val="0"/>
+          <w:numId w:val="1047"/>
+        </w:numPr>
+        <w:pStyle w:val="Compact"/>
+      </w:pPr>
+      <w:r>
+        <w:t xml:space="preserve">Each notebook embeds its code with SHA-256 checks and runs with</w:t>
+      </w:r>
+      <w:r>
+        <w:t xml:space="preserve"> </w:t>
+      </w:r>
+      <w:r>
+        <w:rPr>
+          <w:bCs/>
+          <w:b/>
+        </w:rPr>
+        <w:t xml:space="preserve">Run all</w:t>
+      </w:r>
+      <w:r>
+        <w:t xml:space="preserve"> </w:t>
+      </w:r>
+      <w:r>
+        <w:t xml:space="preserve">only. No manual or AI-assistant edits are made between runs.</w:t>
+      </w:r>
+    </w:p>
+    <w:p>
+      <w:pPr>
+        <w:numPr>
+          <w:ilvl w:val="0"/>
+          <w:numId w:val="1047"/>
+        </w:numPr>
+        <w:pStyle w:val="Compact"/>
+      </w:pPr>
+      <w:r>
+        <w:t xml:space="preserve">Stages are cached under keys built from code, data and configuration:</w:t>
+      </w:r>
+      <w:r>
+        <w:t xml:space="preserve"> </w:t>
+      </w:r>
+      <w:r>
         <w:rPr>
           <w:rStyle w:val="VerbatimChar"/>
         </w:rPr>
+        <w:t xml:space="preserve">COHORT_KEY</w:t>
+      </w:r>
+      <w:r>
+        <w:t xml:space="preserve">,</w:t>
+      </w:r>
+      <w:r>
+        <w:t xml:space="preserve"> </w:t>
+      </w:r>
+      <w:r>
+        <w:rPr>
+          <w:rStyle w:val="VerbatimChar"/>
+        </w:rPr>
+        <w:t xml:space="preserve">RAW_STAGE_KEY</w:t>
+      </w:r>
+      <w:r>
+        <w:t xml:space="preserve">,</w:t>
+      </w:r>
+      <w:r>
+        <w:t xml:space="preserve"> </w:t>
+      </w:r>
+      <w:r>
+        <w:rPr>
+          <w:rStyle w:val="VerbatimChar"/>
+        </w:rPr>
+        <w:t xml:space="preserve">SUPP_KEY</w:t>
+      </w:r>
+      <w:r>
+        <w:t xml:space="preserve">,</w:t>
+      </w:r>
+      <w:r>
+        <w:t xml:space="preserve"> </w:t>
+      </w:r>
+      <w:r>
+        <w:rPr>
+          <w:rStyle w:val="VerbatimChar"/>
+        </w:rPr>
+        <w:t xml:space="preserve">DATA_KEY</w:t>
+      </w:r>
+      <w:r>
+        <w:t xml:space="preserve">,</w:t>
+      </w:r>
+      <w:r>
+        <w:t xml:space="preserve"> </w:t>
+      </w:r>
+      <w:r>
+        <w:rPr>
+          <w:rStyle w:val="VerbatimChar"/>
+        </w:rPr>
+        <w:t xml:space="preserve">SSL_KEY</w:t>
+      </w:r>
+      <w:r>
+        <w:t xml:space="preserve"> </w:t>
+      </w:r>
+      <w:r>
+        <w:t xml:space="preserve">and</w:t>
+      </w:r>
+      <w:r>
+        <w:t xml:space="preserve"> </w:t>
+      </w:r>
+      <w:r>
+        <w:rPr>
+          <w:rStyle w:val="VerbatimChar"/>
+        </w:rPr>
+        <w:t xml:space="preserve">RUN_KEY</w:t>
+      </w:r>
+      <w:r>
+        <w:t xml:space="preserve">.</w:t>
+      </w:r>
+    </w:p>
+    <w:p>
+      <w:pPr>
+        <w:numPr>
+          <w:ilvl w:val="1"/>
+          <w:numId w:val="1048"/>
+        </w:numPr>
+        <w:pStyle w:val="Compact"/>
+      </w:pPr>
+      <w:r>
+        <w:t xml:space="preserve">A changed input produces a new key.</w:t>
+      </w:r>
+    </w:p>
+    <w:p>
+      <w:pPr>
+        <w:numPr>
+          <w:ilvl w:val="1"/>
+          <w:numId w:val="1048"/>
+        </w:numPr>
+        <w:pStyle w:val="Compact"/>
+      </w:pPr>
+      <w:r>
+        <w:t xml:space="preserve">A per-run</w:t>
+      </w:r>
+      <w:r>
+        <w:t xml:space="preserve"> </w:t>
+      </w:r>
+      <w:r>
+        <w:rPr>
+          <w:rStyle w:val="VerbatimChar"/>
+        </w:rPr>
+        <w:t xml:space="preserve">contract.json</w:t>
+      </w:r>
+      <w:r>
+        <w:t xml:space="preserve"> </w:t>
+      </w:r>
+      <w:r>
+        <w:t xml:space="preserve">refuses a changed contract.</w:t>
+      </w:r>
+    </w:p>
+    <w:p>
+      <w:pPr>
+        <w:numPr>
+          <w:ilvl w:val="1"/>
+          <w:numId w:val="1048"/>
+        </w:numPr>
+        <w:pStyle w:val="Compact"/>
+      </w:pPr>
+      <w:r>
+        <w:rPr>
+          <w:rStyle w:val="VerbatimChar"/>
+        </w:rPr>
         <w:t xml:space="preserve">FORCE_*</w:t>
       </w:r>
       <w:r>
@@ -6296,7 +7069,7 @@
       <w:pPr>
         <w:numPr>
           <w:ilvl w:val="0"/>
-          <w:numId w:val="1045"/>
+          <w:numId w:val="1047"/>
         </w:numPr>
         <w:pStyle w:val="Compact"/>
       </w:pPr>
@@ -6335,7 +7108,7 @@
       <w:pPr>
         <w:numPr>
           <w:ilvl w:val="0"/>
-          <w:numId w:val="1045"/>
+          <w:numId w:val="1047"/>
         </w:numPr>
         <w:pStyle w:val="Compact"/>
       </w:pPr>
@@ -6356,7 +7129,7 @@
       <w:pPr>
         <w:numPr>
           <w:ilvl w:val="0"/>
-          <w:numId w:val="1045"/>
+          <w:numId w:val="1047"/>
         </w:numPr>
         <w:pStyle w:val="Compact"/>
       </w:pPr>
@@ -6368,7 +7141,7 @@
       <w:pPr>
         <w:numPr>
           <w:ilvl w:val="0"/>
-          <w:numId w:val="1045"/>
+          <w:numId w:val="1047"/>
         </w:numPr>
         <w:pStyle w:val="Compact"/>
       </w:pPr>
@@ -6376,8 +7149,8 @@
         <w:t xml:space="preserve">Only one heavy notebook runs on the project Drive at a time.</w:t>
       </w:r>
     </w:p>
-    <w:bookmarkEnd w:id="31"/>
-    <w:bookmarkStart w:id="32" w:name="legacy-external-validation-notebook-b"/>
+    <w:bookmarkEnd w:id="35"/>
+    <w:bookmarkStart w:id="36" w:name="legacy-external-validation-notebook-b"/>
     <w:p>
       <w:pPr>
         <w:pStyle w:val="Heading2"/>
@@ -6491,7 +7264,7 @@
       <w:pPr>
         <w:numPr>
           <w:ilvl w:val="0"/>
-          <w:numId w:val="1047"/>
+          <w:numId w:val="1049"/>
         </w:numPr>
         <w:pStyle w:val="Compact"/>
       </w:pPr>
@@ -6513,7 +7286,7 @@
       <w:pPr>
         <w:numPr>
           <w:ilvl w:val="0"/>
-          <w:numId w:val="1047"/>
+          <w:numId w:val="1049"/>
         </w:numPr>
         <w:pStyle w:val="Compact"/>
       </w:pPr>
@@ -6535,7 +7308,7 @@
       <w:pPr>
         <w:numPr>
           <w:ilvl w:val="0"/>
-          <w:numId w:val="1047"/>
+          <w:numId w:val="1049"/>
         </w:numPr>
         <w:pStyle w:val="Compact"/>
       </w:pPr>
@@ -6590,7 +7363,7 @@
       <w:pPr>
         <w:numPr>
           <w:ilvl w:val="0"/>
-          <w:numId w:val="1047"/>
+          <w:numId w:val="1049"/>
         </w:numPr>
         <w:pStyle w:val="Compact"/>
       </w:pPr>
@@ -6608,8 +7381,8 @@
         <w:t xml:space="preserve">not yet run on real data; it awaits the original model folders.</w:t>
       </w:r>
     </w:p>
-    <w:bookmarkEnd w:id="32"/>
-    <w:bookmarkStart w:id="36" w:name="Xe149fb2478db8da35cf9b6ef25933425736707f"/>
+    <w:bookmarkEnd w:id="36"/>
+    <w:bookmarkStart w:id="40" w:name="Xe149fb2478db8da35cf9b6ef25933425736707f"/>
     <w:p>
       <w:pPr>
         <w:pStyle w:val="Heading2"/>
@@ -6626,7 +7399,7 @@
         <w:t xml:space="preserve">The models and the pipeline were built in three stages. Each stage was triggered by a finding from the one before. All numbers are causal; results from the earlier leaky pipeline are never reported.</w:t>
       </w:r>
     </w:p>
-    <w:bookmarkStart w:id="33" w:name="X735e13a538b82c8e9d481869e251d3414058621"/>
+    <w:bookmarkStart w:id="37" w:name="X735e13a538b82c8e9d481869e251d3414058621"/>
     <w:p>
       <w:pPr>
         <w:pStyle w:val="Heading3"/>
@@ -6852,8 +7625,8 @@
         </w:tc>
       </w:tr>
     </w:tbl>
-    <w:bookmarkEnd w:id="33"/>
-    <w:bookmarkStart w:id="34" w:name="X02b04979c6e494c5ca74ff48a676d02b1c052ef"/>
+    <w:bookmarkEnd w:id="37"/>
+    <w:bookmarkStart w:id="38" w:name="X02b04979c6e494c5ca74ff48a676d02b1c052ef"/>
     <w:p>
       <w:pPr>
         <w:pStyle w:val="Heading3"/>
@@ -6884,7 +7657,7 @@
       <w:pPr>
         <w:numPr>
           <w:ilvl w:val="0"/>
-          <w:numId w:val="1048"/>
+          <w:numId w:val="1050"/>
         </w:numPr>
         <w:pStyle w:val="Compact"/>
       </w:pPr>
@@ -6896,7 +7669,7 @@
       <w:pPr>
         <w:numPr>
           <w:ilvl w:val="0"/>
-          <w:numId w:val="1048"/>
+          <w:numId w:val="1050"/>
         </w:numPr>
         <w:pStyle w:val="Compact"/>
       </w:pPr>
@@ -6908,7 +7681,7 @@
       <w:pPr>
         <w:numPr>
           <w:ilvl w:val="1"/>
-          <w:numId w:val="1049"/>
+          <w:numId w:val="1051"/>
         </w:numPr>
         <w:pStyle w:val="Compact"/>
       </w:pPr>
@@ -6920,7 +7693,7 @@
       <w:pPr>
         <w:numPr>
           <w:ilvl w:val="1"/>
-          <w:numId w:val="1049"/>
+          <w:numId w:val="1051"/>
         </w:numPr>
         <w:pStyle w:val="Compact"/>
       </w:pPr>
@@ -6932,7 +7705,7 @@
       <w:pPr>
         <w:numPr>
           <w:ilvl w:val="1"/>
-          <w:numId w:val="1049"/>
+          <w:numId w:val="1051"/>
         </w:numPr>
         <w:pStyle w:val="Compact"/>
       </w:pPr>
@@ -6944,7 +7717,7 @@
       <w:pPr>
         <w:numPr>
           <w:ilvl w:val="1"/>
-          <w:numId w:val="1049"/>
+          <w:numId w:val="1051"/>
         </w:numPr>
         <w:pStyle w:val="Compact"/>
       </w:pPr>
@@ -6956,7 +7729,7 @@
       <w:pPr>
         <w:numPr>
           <w:ilvl w:val="0"/>
-          <w:numId w:val="1048"/>
+          <w:numId w:val="1050"/>
         </w:numPr>
         <w:pStyle w:val="Compact"/>
       </w:pPr>
@@ -6968,7 +7741,7 @@
       <w:pPr>
         <w:numPr>
           <w:ilvl w:val="0"/>
-          <w:numId w:val="1048"/>
+          <w:numId w:val="1050"/>
         </w:numPr>
         <w:pStyle w:val="Compact"/>
       </w:pPr>
@@ -6980,7 +7753,7 @@
       <w:pPr>
         <w:numPr>
           <w:ilvl w:val="0"/>
-          <w:numId w:val="1048"/>
+          <w:numId w:val="1050"/>
         </w:numPr>
         <w:pStyle w:val="Compact"/>
       </w:pPr>
@@ -7000,7 +7773,7 @@
       <w:pPr>
         <w:numPr>
           <w:ilvl w:val="0"/>
-          <w:numId w:val="1050"/>
+          <w:numId w:val="1052"/>
         </w:numPr>
         <w:pStyle w:val="Compact"/>
       </w:pPr>
@@ -7012,7 +7785,7 @@
       <w:pPr>
         <w:numPr>
           <w:ilvl w:val="0"/>
-          <w:numId w:val="1050"/>
+          <w:numId w:val="1052"/>
         </w:numPr>
         <w:pStyle w:val="Compact"/>
       </w:pPr>
@@ -7488,8 +8261,8 @@
         <w:t xml:space="preserve">): hourly OSTA exceeded qSOFA on MIMIC-IV by +0.28 AUROC (95 % CI 0.21 to 0.35). In eICU, onset-anchored, the models were not better than qSOFA or SIRS.</w:t>
       </w:r>
     </w:p>
-    <w:bookmarkEnd w:id="34"/>
-    <w:bookmarkStart w:id="35" w:name="stage-3-v11-this-protocol"/>
+    <w:bookmarkEnd w:id="38"/>
+    <w:bookmarkStart w:id="39" w:name="stage-3-v11-this-protocol"/>
     <w:p>
       <w:pPr>
         <w:pStyle w:val="Heading3"/>
@@ -7510,7 +8283,7 @@
       <w:pPr>
         <w:numPr>
           <w:ilvl w:val="0"/>
-          <w:numId w:val="1051"/>
+          <w:numId w:val="1053"/>
         </w:numPr>
         <w:pStyle w:val="Compact"/>
       </w:pPr>
@@ -7532,7 +8305,7 @@
       <w:pPr>
         <w:numPr>
           <w:ilvl w:val="0"/>
-          <w:numId w:val="1051"/>
+          <w:numId w:val="1053"/>
         </w:numPr>
         <w:pStyle w:val="Compact"/>
       </w:pPr>
@@ -7554,7 +8327,7 @@
       <w:pPr>
         <w:numPr>
           <w:ilvl w:val="1"/>
-          <w:numId w:val="1052"/>
+          <w:numId w:val="1054"/>
         </w:numPr>
         <w:pStyle w:val="Compact"/>
       </w:pPr>
@@ -7566,7 +8339,7 @@
       <w:pPr>
         <w:numPr>
           <w:ilvl w:val="1"/>
-          <w:numId w:val="1052"/>
+          <w:numId w:val="1054"/>
         </w:numPr>
         <w:pStyle w:val="Compact"/>
       </w:pPr>
@@ -7578,7 +8351,7 @@
       <w:pPr>
         <w:numPr>
           <w:ilvl w:val="1"/>
-          <w:numId w:val="1052"/>
+          <w:numId w:val="1054"/>
         </w:numPr>
         <w:pStyle w:val="Compact"/>
       </w:pPr>
@@ -7590,7 +8363,7 @@
       <w:pPr>
         <w:numPr>
           <w:ilvl w:val="0"/>
-          <w:numId w:val="1051"/>
+          <w:numId w:val="1053"/>
         </w:numPr>
         <w:pStyle w:val="Compact"/>
       </w:pPr>
@@ -7608,9 +8381,9 @@
         <w:t xml:space="preserve">It was retired.</w:t>
       </w:r>
     </w:p>
-    <w:bookmarkEnd w:id="35"/>
-    <w:bookmarkEnd w:id="36"/>
-    <w:bookmarkStart w:id="37" w:name="X0296bd26dd3c8397ebfff3644d5772bc7e084f6"/>
+    <w:bookmarkEnd w:id="39"/>
+    <w:bookmarkEnd w:id="40"/>
+    <w:bookmarkStart w:id="41" w:name="X0296bd26dd3c8397ebfff3644d5772bc7e084f6"/>
     <w:p>
       <w:pPr>
         <w:pStyle w:val="Heading2"/>
@@ -7623,7 +8396,7 @@
       <w:pPr>
         <w:numPr>
           <w:ilvl w:val="0"/>
-          <w:numId w:val="1053"/>
+          <w:numId w:val="1055"/>
         </w:numPr>
         <w:pStyle w:val="Compact"/>
       </w:pPr>
@@ -7650,7 +8423,7 @@
       <w:pPr>
         <w:numPr>
           <w:ilvl w:val="0"/>
-          <w:numId w:val="1053"/>
+          <w:numId w:val="1055"/>
         </w:numPr>
         <w:pStyle w:val="Compact"/>
       </w:pPr>
@@ -7662,7 +8435,7 @@
       <w:pPr>
         <w:numPr>
           <w:ilvl w:val="0"/>
-          <w:numId w:val="1053"/>
+          <w:numId w:val="1055"/>
         </w:numPr>
         <w:pStyle w:val="Compact"/>
       </w:pPr>
@@ -7685,8 +8458,8 @@
         <w:t xml:space="preserve">notebook embeds the earlier label worker (Section 4); the repository copy carries the interval-units fix.</w:t>
       </w:r>
     </w:p>
-    <w:bookmarkEnd w:id="37"/>
-    <w:bookmarkEnd w:id="38"/>
+    <w:bookmarkEnd w:id="41"/>
+    <w:bookmarkEnd w:id="42"/>
     <w:sectPr/>
   </w:body>
 </w:document>
@@ -8132,15 +8905,6 @@
     <w:abstractNumId w:val="991"/>
   </w:num>
   <w:num w:numId="1041">
-    <w:abstractNumId w:val="991"/>
-  </w:num>
-  <w:num w:numId="1042">
-    <w:abstractNumId w:val="991"/>
-  </w:num>
-  <w:num w:numId="1043">
-    <w:abstractNumId w:val="991"/>
-  </w:num>
-  <w:num w:numId="1044">
     <w:abstractNumId w:val="99411"/>
     <w:lvlOverride w:ilvl="0">
       <w:startOverride w:val="1"/>
@@ -8170,11 +8934,47 @@
       <w:startOverride w:val="1"/>
     </w:lvlOverride>
   </w:num>
+  <w:num w:numId="1042">
+    <w:abstractNumId w:val="991"/>
+  </w:num>
+  <w:num w:numId="1043">
+    <w:abstractNumId w:val="991"/>
+  </w:num>
+  <w:num w:numId="1044">
+    <w:abstractNumId w:val="991"/>
+  </w:num>
   <w:num w:numId="1045">
     <w:abstractNumId w:val="991"/>
   </w:num>
   <w:num w:numId="1046">
-    <w:abstractNumId w:val="991"/>
+    <w:abstractNumId w:val="99411"/>
+    <w:lvlOverride w:ilvl="0">
+      <w:startOverride w:val="1"/>
+    </w:lvlOverride>
+    <w:lvlOverride w:ilvl="1">
+      <w:startOverride w:val="1"/>
+    </w:lvlOverride>
+    <w:lvlOverride w:ilvl="2">
+      <w:startOverride w:val="1"/>
+    </w:lvlOverride>
+    <w:lvlOverride w:ilvl="3">
+      <w:startOverride w:val="1"/>
+    </w:lvlOverride>
+    <w:lvlOverride w:ilvl="4">
+      <w:startOverride w:val="1"/>
+    </w:lvlOverride>
+    <w:lvlOverride w:ilvl="5">
+      <w:startOverride w:val="1"/>
+    </w:lvlOverride>
+    <w:lvlOverride w:ilvl="6">
+      <w:startOverride w:val="1"/>
+    </w:lvlOverride>
+    <w:lvlOverride w:ilvl="7">
+      <w:startOverride w:val="1"/>
+    </w:lvlOverride>
+    <w:lvlOverride w:ilvl="8">
+      <w:startOverride w:val="1"/>
+    </w:lvlOverride>
   </w:num>
   <w:num w:numId="1047">
     <w:abstractNumId w:val="991"/>
@@ -8195,6 +8995,12 @@
     <w:abstractNumId w:val="991"/>
   </w:num>
   <w:num w:numId="1053">
+    <w:abstractNumId w:val="991"/>
+  </w:num>
+  <w:num w:numId="1054">
+    <w:abstractNumId w:val="991"/>
+  </w:num>
+  <w:num w:numId="1055">
     <w:abstractNumId w:val="991"/>
   </w:num>
 </w:numbering>

--- a/dev/protocol/Study_Protocol_v11.docx
+++ b/dev/protocol/Study_Protocol_v11.docx
@@ -6001,7 +6001,40 @@
               <w:jc w:val="left"/>
             </w:pPr>
             <w:r>
-              <w:t xml:space="preserve">Each head is a linear readout on the shared stay representation, trained jointly with the sepsis head on its own target: whether that organ’s SOFA component worsens within 6, 12 and 24 h (the targets already defined for self-supervised pretraining,</w:t>
+              <w:t xml:space="preserve">Seven heads, each a linear readout on the shared stay representation, trained jointly with the sepsis head on its own label-free target: for each of the six SOFA organs (respiration, coagulation, liver, cardiovascular, central nervous system, renal), whether that organ’s SOFA component rises within 6, 12 and 24 h; and one</w:t>
+            </w:r>
+            <w:r>
+              <w:t xml:space="preserve"> </w:t>
+            </w:r>
+            <w:r>
+              <w:t xml:space="preserve">“</w:t>
+            </w:r>
+            <w:r>
+              <w:t xml:space="preserve">any organ</w:t>
+            </w:r>
+            <w:r>
+              <w:t xml:space="preserve">”</w:t>
+            </w:r>
+            <w:r>
+              <w:t xml:space="preserve"> </w:t>
+            </w:r>
+            <w:r>
+              <w:t xml:space="preserve">head for a rise in any component. These are the per-component form of the</w:t>
+            </w:r>
+            <w:r>
+              <w:t xml:space="preserve"> </w:t>
+            </w:r>
+            <w:r>
+              <w:rPr>
+                <w:rStyle w:val="VerbatimChar"/>
+              </w:rPr>
+              <w:t xml:space="preserve">worsen</w:t>
+            </w:r>
+            <w:r>
+              <w:t xml:space="preserve"> </w:t>
+            </w:r>
+            <w:r>
+              <w:t xml:space="preserve">target already built for self-supervised pretraining in</w:t>
             </w:r>
             <w:r>
               <w:t xml:space="preserve"> </w:t>
@@ -6013,37 +6046,34 @@
               <w:t xml:space="preserve">ssl_targets</w:t>
             </w:r>
             <w:r>
-              <w:t xml:space="preserve">). Auxiliary loss weight 0.2, fixed. Heads never feed back into the sepsis risk</w:t>
-            </w:r>
-          </w:p>
-        </w:tc>
-        <w:tc>
-          <w:tcPr/>
-          <w:p>
-            <w:pPr>
-              <w:pStyle w:val="Compact"/>
-              <w:jc w:val="left"/>
-            </w:pPr>
-            <w:r>
-              <w:t xml:space="preserve">Six SOFA organs plus the eight other groups of the V11 mapping; groups with no SOFA target carry only the 6 h</w:t>
-            </w:r>
-            <w:r>
               <w:t xml:space="preserve"> </w:t>
             </w:r>
             <w:r>
-              <w:t xml:space="preserve">“</w:t>
-            </w:r>
-            <w:r>
-              <w:t xml:space="preserve">any worsening</w:t>
-            </w:r>
-            <w:r>
-              <w:t xml:space="preserve">”</w:t>
+              <w:t xml:space="preserve">(which currently reduces over components with</w:t>
             </w:r>
             <w:r>
               <w:t xml:space="preserve"> </w:t>
             </w:r>
             <w:r>
-              <w:t xml:space="preserve">target</w:t>
+              <w:rPr>
+                <w:rStyle w:val="VerbatimChar"/>
+              </w:rPr>
+              <w:t xml:space="preserve">.any(-1)</w:t>
+            </w:r>
+            <w:r>
+              <w:t xml:space="preserve">; stage 1b keeps the per-component values). Auxiliary loss weight 0.2, fixed in advance and not tuned. Heads never feed back into the sepsis risk</w:t>
+            </w:r>
+          </w:p>
+        </w:tc>
+        <w:tc>
+          <w:tcPr/>
+          <w:p>
+            <w:pPr>
+              <w:pStyle w:val="Compact"/>
+              <w:jc w:val="left"/>
+            </w:pPr>
+            <w:r>
+              <w:t xml:space="preserve">The eight non-SOFA predictor groups of the V11 mapping get no head: they have no organ-failure target, and a head without its own target would be decoration</w:t>
             </w:r>
           </w:p>
         </w:tc>
@@ -6158,19 +6188,19 @@
               <w:t xml:space="preserve">quantile operating point</w:t>
             </w:r>
             <w:r>
-              <w:t xml:space="preserve">: the budget threshold is found on the calibration split as before, then carried to any scored population as an alarm rate, not a probability: the fraction of calibration hours at or above the threshold is computed, and on the scored population the alarm fires on the same fraction of its own hours (the same quantile of its own score distribution). The quantile is label-free, so it can be set on a new hospital’s unlabelled hours</w:t>
-            </w:r>
-          </w:p>
-        </w:tc>
-        <w:tc>
-          <w:tcPr/>
-          <w:p>
-            <w:pPr>
-              <w:pStyle w:val="Compact"/>
-              <w:jc w:val="left"/>
-            </w:pPr>
-            <w:r>
-              <w:t xml:space="preserve">Budget 0.5 false alarms per patient-day on the calibration split, unchanged</w:t>
+              <w:t xml:space="preserve">: each threshold (budget and utility) is found on the calibration split exactly as before, then carried to any scored population as an alarm rate, not a probability: the fraction of calibration hours at or above the threshold is recorded, and on the scored population the alarm fires on the same fraction of its own hours (the same quantile of its own score distribution). The quantile is label-free, so it can be set on a new hospital’s unlabelled hours. It needs at least 10,000 scored hours; below that the absolute threshold is used and the fallback is recorded</w:t>
+            </w:r>
+          </w:p>
+        </w:tc>
+        <w:tc>
+          <w:tcPr/>
+          <w:p>
+            <w:pPr>
+              <w:pStyle w:val="Compact"/>
+              <w:jc w:val="left"/>
+            </w:pPr>
+            <w:r>
+              <w:t xml:space="preserve">Budget 0.5 false alarms per patient-day on the calibration split, unchanged. Applied to internal rows and to transfer rows</w:t>
             </w:r>
           </w:p>
         </w:tc>
@@ -6196,7 +6226,40 @@
               <w:jc w:val="left"/>
             </w:pPr>
             <w:r>
-              <w:t xml:space="preserve">Persistence 1 h (as now) vs 2 h; cooldown 6 h (as now, kept); fresh-information hours: alarms allowed in every hour (as now) vs only in hours in which at least one predictor was newly charted</w:t>
+              <w:t xml:space="preserve">Persistence 1 h (as now) vs 2 h (risk at or above the operating point in the current and the previous hour); cooldown 6 h (as now, kept); fresh-information hours: alarms allowed in every hour (as now) vs only in hours in which at least one predictor was newly charted (age channel under 1 h, the same</w:t>
+            </w:r>
+            <w:r>
+              <w:t xml:space="preserve"> </w:t>
+            </w:r>
+            <w:r>
+              <w:t xml:space="preserve">“</w:t>
+            </w:r>
+            <w:r>
+              <w:t xml:space="preserve">fresh</w:t>
+            </w:r>
+            <w:r>
+              <w:t xml:space="preserve">”</w:t>
+            </w:r>
+            <w:r>
+              <w:t xml:space="preserve"> </w:t>
+            </w:r>
+            <w:r>
+              <w:t xml:space="preserve">rule</w:t>
+            </w:r>
+            <w:r>
+              <w:t xml:space="preserve"> </w:t>
+            </w:r>
+            <w:r>
+              <w:rPr>
+                <w:rStyle w:val="VerbatimChar"/>
+              </w:rPr>
+              <w:t xml:space="preserve">ssl_targets</w:t>
+            </w:r>
+            <w:r>
+              <w:t xml:space="preserve"> </w:t>
+            </w:r>
+            <w:r>
+              <w:t xml:space="preserve">uses)</w:t>
             </w:r>
           </w:p>
         </w:tc>
@@ -6355,7 +6418,7 @@
         <w:t xml:space="preserve"> </w:t>
       </w:r>
       <w:r>
-        <w:t xml:space="preserve">The quantile operating point replaces the absolute threshold for every event metric and every transfer row in stage 2 if, on the validation splits, it keeps the false-alarm rate within 0.5 per patient-day on both databases and raises no model to silence. Otherwise the absolute threshold stays and the silence is reported as found.</w:t>
+        <w:t xml:space="preserve">The quantile operating point replaces the absolute threshold for every event metric and every transfer row in stage 2 if, on the validation splits, it keeps the false-alarm rate within 0.5 per patient-day on both databases and leaves no model silent. Otherwise the absolute threshold stays and the silence is reported as found. The PhysioNet utility on internal rows keeps the absolute utility threshold, for comparability; on transfer rows both forms are reported.</w:t>
       </w:r>
     </w:p>
     <w:p>
@@ -6400,6 +6463,28 @@
       </w:r>
       <w:r>
         <w:t xml:space="preserve">Predictor set, label, splits, calibration, bootstrap, horizon (6 h) and every other setting stay as in Section 1 to 9.</w:t>
+      </w:r>
+    </w:p>
+    <w:p>
+      <w:pPr>
+        <w:numPr>
+          <w:ilvl w:val="0"/>
+          <w:numId w:val="1041"/>
+        </w:numPr>
+        <w:pStyle w:val="Compact"/>
+      </w:pPr>
+      <w:r>
+        <w:rPr>
+          <w:bCs/>
+          <w:b/>
+        </w:rPr>
+        <w:t xml:space="preserve">Power, stated plainly.</w:t>
+      </w:r>
+      <w:r>
+        <w:t xml:space="preserve"> </w:t>
+      </w:r>
+      <w:r>
+        <w:t xml:space="preserve">Each validation split holds about 35 septic stays (MIMIC-IV) and about 22 (eICU). The rules above will be noisy, and early stopping already uses the same validation split, so validation numbers are optimistic for every configuration alike. That is why rule 1 defaults to the simpler model unless the heads are at least as good, and why none of these choices is a result: the result is the holdout.</w:t>
       </w:r>
     </w:p>
     <w:bookmarkEnd w:id="31"/>

--- a/dev/protocol/Study_Protocol_v11.docx
+++ b/dev/protocol/Study_Protocol_v11.docx
@@ -6061,7 +6061,7 @@
               <w:t xml:space="preserve">.any(-1)</w:t>
             </w:r>
             <w:r>
-              <w:t xml:space="preserve">; stage 1b keeps the per-component values). Auxiliary loss weight 0.2, fixed in advance and not tuned. Heads never feed back into the sepsis risk</w:t>
+              <w:t xml:space="preserve">; stage 1b keeps the per-component values). The head losses are combined with the sepsis loss by uncertainty weighting (Kendall, Gal and Cipolla, CVPR 2018): one learned log-variance per task, so no auxiliary weight is chosen by hand; the learned weights are reported, and a weight driven toward zero is itself evidence that the organ targets do not help the sepsis task. Heads never feed back into the sepsis risk</w:t>
             </w:r>
           </w:p>
         </w:tc>

--- a/dev/protocol/Study_Protocol_v11.docx
+++ b/dev/protocol/Study_Protocol_v11.docx
@@ -5856,7 +5856,22 @@
         <w:t xml:space="preserve"> </w:t>
       </w:r>
       <w:r>
-        <w:t xml:space="preserve">Stage 1 left three things undecided that stage 2 needs: (1) the project’s own architecture, after the organ grouping was not supported on either database; (2) the alarm threshold, after an absolute probability threshold set on the calibration split left OSTA, OSTA@bce and OSTA@tls silent on the eICU test split (no alarm within the false-alarm budget); (3) the alarm policy, which the consultants’ study will tune and which must exist before their answers can be used.</w:t>
+        <w:t xml:space="preserve">Stage 1 left three things undecided that stage 2 needs: (1) the project’s own architecture, after the organ grouping was not supported on either database; (2) the alarm threshold, after OSTA, OSTA@bce and OSTA@tls were silent on the eICU test split (no alarm within the false-alarm budget). Two mechanisms can produce that silence and the run outputs seen so far do not separate them: a scale shift (the absolute probability chosen on the calibration split fires there but not on the scored population), which the quantile operating point removes; or a budget that is unattainable on the calibration split (every threshold that fires at all exceeds 0.5 false alarms per patient-day there, so the rule selects</w:t>
+      </w:r>
+      <w:r>
+        <w:t xml:space="preserve"> </w:t>
+      </w:r>
+      <w:r>
+        <w:t xml:space="preserve">“</w:t>
+      </w:r>
+      <w:r>
+        <w:t xml:space="preserve">never alarm</w:t>
+      </w:r>
+      <w:r>
+        <w:t xml:space="preserve">”</w:t>
+      </w:r>
+      <w:r>
+        <w:t xml:space="preserve">), which no re-expression of the threshold can fix and which must then be reported as the finding it is. Stage 1b records the calibration alarm fraction of every chosen threshold so the cause is stated, not guessed; (3) the alarm policy, which the consultants’ study will tune and which must exist before their answers can be used.</w:t>
       </w:r>
     </w:p>
     <w:bookmarkStart w:id="30" w:name="Xa2a3df0fb6d41ee25c9705cf39e9693433a214a"/>
@@ -6418,7 +6433,7 @@
         <w:t xml:space="preserve"> </w:t>
       </w:r>
       <w:r>
-        <w:t xml:space="preserve">The quantile operating point replaces the absolute threshold for every event metric and every transfer row in stage 2 if, on the validation splits, it keeps the false-alarm rate within 0.5 per patient-day on both databases and leaves no model silent. Otherwise the absolute threshold stays and the silence is reported as found. The PhysioNet utility on internal rows keeps the absolute utility threshold, for comparability; on transfer rows both forms are reported.</w:t>
+        <w:t xml:space="preserve">The quantile operating point replaces the absolute threshold for every event metric and every transfer row in stage 2 if, on the validation splits, it keeps the false-alarm rate within 0.5 per patient-day on both databases and leaves no model silent. Otherwise the absolute threshold stays and the silence is reported as found, with its cause (scale shift, or a budget unattainable on the calibration split) named from the recorded calibration alarm fraction. The PhysioNet utility on internal rows keeps the absolute utility threshold, for comparability; on transfer rows both forms are reported.</w:t>
       </w:r>
     </w:p>
     <w:p>

--- a/dev/protocol/Study_Protocol_v11.docx
+++ b/dev/protocol/Study_Protocol_v11.docx
@@ -2,7 +2,7 @@
 <file path=word/document.xml><?xml version="1.0" encoding="utf-8"?>
 <w:document xmlns:w="http://schemas.openxmlformats.org/wordprocessingml/2006/main" xmlns:m="http://schemas.openxmlformats.org/officeDocument/2006/math" xmlns:r="http://schemas.openxmlformats.org/officeDocument/2006/relationships" xmlns:o="urn:schemas-microsoft-com:office:office" xmlns:v="urn:schemas-microsoft-com:vml" xmlns:w10="urn:schemas-microsoft-com:office:word" xmlns:a="http://schemas.openxmlformats.org/drawingml/2006/main" xmlns:pic="http://schemas.openxmlformats.org/drawingml/2006/picture" xmlns:wp="http://schemas.openxmlformats.org/drawingml/2006/wordprocessingDrawing">
   <w:body>
-    <w:bookmarkStart w:id="42" w:name="X2351f334f17781296d91bfff42ea2b910f98989"/>
+    <w:bookmarkStart w:id="43" w:name="X2351f334f17781296d91bfff42ea2b910f98989"/>
     <w:p>
       <w:pPr>
         <w:pStyle w:val="Heading1"/>
@@ -5799,7 +5799,7 @@
       </w:r>
     </w:p>
     <w:bookmarkEnd w:id="29"/>
-    <w:bookmarkStart w:id="33" w:name="X107348d32c6f3016a98df991ad75d6f5e69b687"/>
+    <w:bookmarkStart w:id="34" w:name="X107348d32c6f3016a98df991ad75d6f5e69b687"/>
     <w:p>
       <w:pPr>
         <w:pStyle w:val="Heading2"/>
@@ -6455,7 +6455,7 @@
         <w:t xml:space="preserve"> </w:t>
       </w:r>
       <w:r>
-        <w:t xml:space="preserve">Among the four policy combinations (persistence 1 or 2 h × all hours or fresh hours), the one with the highest validation event sensitivity at or under the budget, averaged over both databases, is the stage-2 default. Ties go to the simpler policy. The consultants’ study may move the budget and the persistence; that change is recorded, dated, before the holdout opens.</w:t>
+        <w:t xml:space="preserve">Among the four policy combinations (persistence 1 or 2 h × all hours or fresh hours), the one with the highest validation event sensitivity at or under the budget, averaged over both databases, is the stage-2 default; at equal sensitivity the longer median warning time wins (a persistence rule costs an hour of warning, which only matters if it buys nothing); then the simpler policy. The consultants’ study may move the budget and the persistence; that change is recorded, dated, before the holdout opens.</w:t>
       </w:r>
     </w:p>
     <w:p>
@@ -6493,6 +6493,28 @@
           <w:bCs/>
           <w:b/>
         </w:rPr>
+        <w:t xml:space="preserve">Per-hospital alarm volume in stage 2.</w:t>
+      </w:r>
+      <w:r>
+        <w:t xml:space="preserve"> </w:t>
+      </w:r>
+      <w:r>
+        <w:t xml:space="preserve">Where the quantile operating point is adopted, the leave-hospital-out evaluation on eICU sets the quantile per held-out hospital when that hospital has at least 10,000 scored hours, and pooled otherwise. A ward experiences its own alarm volume, not the network’s average; deployed systems fix that volume per site (one new alert per 35 patients per day in the Kaiser Permanente deterioration programme).</w:t>
+      </w:r>
+    </w:p>
+    <w:p>
+      <w:pPr>
+        <w:numPr>
+          <w:ilvl w:val="0"/>
+          <w:numId w:val="1041"/>
+        </w:numPr>
+        <w:pStyle w:val="Compact"/>
+      </w:pPr>
+      <w:r>
+        <w:rPr>
+          <w:bCs/>
+          <w:b/>
+        </w:rPr>
         <w:t xml:space="preserve">Power, stated plainly.</w:t>
       </w:r>
       <w:r>
@@ -6503,12 +6525,70 @@
       </w:r>
     </w:p>
     <w:bookmarkEnd w:id="31"/>
-    <w:bookmarkStart w:id="32" w:name="b.3-outputs-and-audit-trail"/>
+    <w:bookmarkStart w:id="32" w:name="X6144da9730dc65da781d073c4b4a0a850200478"/>
     <w:p>
       <w:pPr>
         <w:pStyle w:val="Heading3"/>
       </w:pPr>
       <w:r>
+        <w:t xml:space="preserve">10b.2a Literature basis for the four rules (added 25 Oct 2026)</w:t>
+      </w:r>
+    </w:p>
+    <w:p>
+      <w:pPr>
+        <w:numPr>
+          <w:ilvl w:val="0"/>
+          <w:numId w:val="1042"/>
+        </w:numPr>
+        <w:pStyle w:val="Compact"/>
+      </w:pPr>
+      <w:r>
+        <w:t xml:space="preserve">Rules 1 and 4 rank by what a ward experiences: patients caught and alarms raised at a fixed burden, not AUROC. Deployed systems that changed outcomes fixed the alert volume and routed alerts through a screening team (Kaiser Permanente Advance Alert Monitor; COMPOSER at UC San Diego, which also abstains on unfamiliar inputs). The conformal abstention policy of Section 9 stays as the secondary policy for the same reason.</w:t>
+      </w:r>
+    </w:p>
+    <w:p>
+      <w:pPr>
+        <w:numPr>
+          <w:ilvl w:val="0"/>
+          <w:numId w:val="1042"/>
+        </w:numPr>
+        <w:pStyle w:val="Compact"/>
+      </w:pPr>
+      <w:r>
+        <w:t xml:space="preserve">Rule 2 withholds an organ reading that is near chance (AUROC under 0.60 on both databases): an explanation that is wrong more often than it is right is worse than none (automation bias, BMJ Digit Health 2026 review).</w:t>
+      </w:r>
+    </w:p>
+    <w:p>
+      <w:pPr>
+        <w:numPr>
+          <w:ilvl w:val="0"/>
+          <w:numId w:val="1042"/>
+        </w:numPr>
+        <w:pStyle w:val="Compact"/>
+      </w:pPr>
+      <w:r>
+        <w:t xml:space="preserve">Rule 3 carries alarm volume, not probability, across hospitals because scale shift between ICU databases is large (29 features differ materially between MIMIC-IV and eICU in the 2026 multi-centre sepsis study) and the budget is a per-site quantity.</w:t>
+      </w:r>
+    </w:p>
+    <w:p>
+      <w:pPr>
+        <w:numPr>
+          <w:ilvl w:val="0"/>
+          <w:numId w:val="1042"/>
+        </w:numPr>
+        <w:pStyle w:val="Compact"/>
+      </w:pPr>
+      <w:r>
+        <w:t xml:space="preserve">The multi-centre sepsis study (npj Digit Med 2026, HiRID/MIMIC-IV/eICU, 216,536 stays) found that fine-tuning a source model on a new site consistently underperformed, that retraining or pooled (fusion) training did best with small or large target data, and that supervised domain adaptation helped with medium target data. Stage 2 therefore adds a prespecified pooled-training arm (Section 11) rather than a fine-tuning arm.</w:t>
+      </w:r>
+    </w:p>
+    <w:bookmarkEnd w:id="32"/>
+    <w:bookmarkStart w:id="33" w:name="b.3-outputs-and-audit-trail"/>
+    <w:p>
+      <w:pPr>
+        <w:pStyle w:val="Heading3"/>
+      </w:pPr>
+      <w:r>
         <w:t xml:space="preserve">10b.3 Outputs and audit trail</w:t>
       </w:r>
     </w:p>
@@ -6516,7 +6596,7 @@
       <w:pPr>
         <w:numPr>
           <w:ilvl w:val="0"/>
-          <w:numId w:val="1042"/>
+          <w:numId w:val="1043"/>
         </w:numPr>
         <w:pStyle w:val="Compact"/>
       </w:pPr>
@@ -6528,7 +6608,7 @@
       <w:pPr>
         <w:numPr>
           <w:ilvl w:val="0"/>
-          <w:numId w:val="1042"/>
+          <w:numId w:val="1043"/>
         </w:numPr>
         <w:pStyle w:val="Compact"/>
       </w:pPr>
@@ -6567,7 +6647,7 @@
       <w:pPr>
         <w:numPr>
           <w:ilvl w:val="0"/>
-          <w:numId w:val="1042"/>
+          <w:numId w:val="1043"/>
         </w:numPr>
         <w:pStyle w:val="Compact"/>
       </w:pPr>
@@ -6575,9 +6655,9 @@
         <w:t xml:space="preserve">The outcome of rules 1 to 4 is appended to this section with the run key and date, and Section 11 is updated in the same commit. That commit is the stage-2 freeze candidate.</w:t>
       </w:r>
     </w:p>
-    <w:bookmarkEnd w:id="32"/>
     <w:bookmarkEnd w:id="33"/>
-    <w:bookmarkStart w:id="34" w:name="stage-2-full-cohort"/>
+    <w:bookmarkEnd w:id="34"/>
+    <w:bookmarkStart w:id="35" w:name="stage-2-full-cohort"/>
     <w:p>
       <w:pPr>
         <w:pStyle w:val="Heading2"/>
@@ -6590,7 +6670,7 @@
       <w:pPr>
         <w:numPr>
           <w:ilvl w:val="0"/>
-          <w:numId w:val="1043"/>
+          <w:numId w:val="1044"/>
         </w:numPr>
         <w:pStyle w:val="Compact"/>
       </w:pPr>
@@ -6621,7 +6701,7 @@
       <w:pPr>
         <w:numPr>
           <w:ilvl w:val="0"/>
-          <w:numId w:val="1043"/>
+          <w:numId w:val="1044"/>
         </w:numPr>
         <w:pStyle w:val="Compact"/>
       </w:pPr>
@@ -6631,187 +6711,6 @@
           <w:b/>
         </w:rPr>
         <w:t xml:space="preserve">Arms (TO FREEZE):</w:t>
-      </w:r>
-    </w:p>
-    <w:p>
-      <w:pPr>
-        <w:numPr>
-          <w:ilvl w:val="1"/>
-          <w:numId w:val="1044"/>
-        </w:numPr>
-        <w:pStyle w:val="Compact"/>
-      </w:pPr>
-      <w:r>
-        <w:t xml:space="preserve">the union of the MIMIC-IV and eICU shortlists: GRU-D, TCN, flat OSTA, SSL-CNN→flat (pooled encoder);</w:t>
-      </w:r>
-    </w:p>
-    <w:p>
-      <w:pPr>
-        <w:numPr>
-          <w:ilvl w:val="1"/>
-          <w:numId w:val="1044"/>
-        </w:numPr>
-        <w:pStyle w:val="Compact"/>
-      </w:pPr>
-      <w:r>
-        <w:t xml:space="preserve">OSTA, CNN–Transformer, boosted trees and logistic regression;</w:t>
-      </w:r>
-    </w:p>
-    <w:p>
-      <w:pPr>
-        <w:numPr>
-          <w:ilvl w:val="1"/>
-          <w:numId w:val="1044"/>
-        </w:numPr>
-        <w:pStyle w:val="Compact"/>
-      </w:pPr>
-      <w:r>
-        <w:t xml:space="preserve">signature boosted trees;</w:t>
-      </w:r>
-    </w:p>
-    <w:p>
-      <w:pPr>
-        <w:numPr>
-          <w:ilvl w:val="1"/>
-          <w:numId w:val="1044"/>
-        </w:numPr>
-        <w:pStyle w:val="Compact"/>
-      </w:pPr>
-      <w:r>
-        <w:t xml:space="preserve">the D1 pair, labelled exploratory.</w:t>
-      </w:r>
-    </w:p>
-    <w:p>
-      <w:pPr>
-        <w:numPr>
-          <w:ilvl w:val="0"/>
-          <w:numId w:val="1043"/>
-        </w:numPr>
-        <w:pStyle w:val="Compact"/>
-      </w:pPr>
-      <w:r>
-        <w:rPr>
-          <w:bCs/>
-          <w:b/>
-        </w:rPr>
-        <w:t xml:space="preserve">Loss (decided 24 Oct 2026):</w:t>
-      </w:r>
-      <w:r>
-        <w:t xml:space="preserve"> </w:t>
-      </w:r>
-      <w:r>
-        <w:t xml:space="preserve">plain cross-entropy for every arm, by the Section 10 rule (first in three of four validation comparisons). The utility-weighted loss is kept selectable and runs once as a prespecified secondary comparator on</w:t>
-      </w:r>
-      <w:r>
-        <w:t xml:space="preserve"> </w:t>
-      </w:r>
-      <w:r>
-        <w:rPr>
-          <w:rStyle w:val="VerbatimChar"/>
-        </w:rPr>
-        <w:t xml:space="preserve">ssl_cnn_osta</w:t>
-      </w:r>
-      <w:r>
-        <w:t xml:space="preserve"> </w:t>
-      </w:r>
-      <w:r>
-        <w:t xml:space="preserve">only, where it ranked first on MIMIC-IV validation; it cannot replace the primary.</w:t>
-      </w:r>
-    </w:p>
-    <w:p>
-      <w:pPr>
-        <w:numPr>
-          <w:ilvl w:val="0"/>
-          <w:numId w:val="1043"/>
-        </w:numPr>
-        <w:pStyle w:val="Compact"/>
-      </w:pPr>
-      <w:r>
-        <w:rPr>
-          <w:bCs/>
-          <w:b/>
-        </w:rPr>
-        <w:t xml:space="preserve">Project model (TO FREEZE by stage 1b, Section 10b):</w:t>
-      </w:r>
-      <w:r>
-        <w:t xml:space="preserve"> </w:t>
-      </w:r>
-      <w:r>
-        <w:rPr>
-          <w:rStyle w:val="VerbatimChar"/>
-        </w:rPr>
-        <w:t xml:space="preserve">flat_osta</w:t>
-      </w:r>
-      <w:r>
-        <w:t xml:space="preserve"> </w:t>
-      </w:r>
-      <w:r>
-        <w:t xml:space="preserve">or</w:t>
-      </w:r>
-      <w:r>
-        <w:t xml:space="preserve"> </w:t>
-      </w:r>
-      <w:r>
-        <w:rPr>
-          <w:rStyle w:val="VerbatimChar"/>
-        </w:rPr>
-        <w:t xml:space="preserve">flat_osta_heads</w:t>
-      </w:r>
-      <w:r>
-        <w:t xml:space="preserve">, with the input-dropout setting chosen on validation; it replaces</w:t>
-      </w:r>
-      <w:r>
-        <w:t xml:space="preserve"> </w:t>
-      </w:r>
-      <w:r>
-        <w:rPr>
-          <w:rStyle w:val="VerbatimChar"/>
-        </w:rPr>
-        <w:t xml:space="preserve">flat_osta</w:t>
-      </w:r>
-      <w:r>
-        <w:t xml:space="preserve"> </w:t>
-      </w:r>
-      <w:r>
-        <w:t xml:space="preserve">in the arm list.</w:t>
-      </w:r>
-    </w:p>
-    <w:p>
-      <w:pPr>
-        <w:numPr>
-          <w:ilvl w:val="0"/>
-          <w:numId w:val="1043"/>
-        </w:numPr>
-        <w:pStyle w:val="Compact"/>
-      </w:pPr>
-      <w:r>
-        <w:rPr>
-          <w:bCs/>
-          <w:b/>
-        </w:rPr>
-        <w:t xml:space="preserve">Operating point and alarm policy (TO FREEZE by stage 1b):</w:t>
-      </w:r>
-      <w:r>
-        <w:t xml:space="preserve"> </w:t>
-      </w:r>
-      <w:r>
-        <w:t xml:space="preserve">quantile operating point and the policy chosen by rule 10b.2.4, unless rule 3 fails.</w:t>
-      </w:r>
-    </w:p>
-    <w:p>
-      <w:pPr>
-        <w:numPr>
-          <w:ilvl w:val="0"/>
-          <w:numId w:val="1043"/>
-        </w:numPr>
-        <w:pStyle w:val="Compact"/>
-      </w:pPr>
-      <w:r>
-        <w:rPr>
-          <w:bCs/>
-          <w:b/>
-        </w:rPr>
-        <w:t xml:space="preserve">Pretraining corpus (TO FREEZE):</w:t>
       </w:r>
     </w:p>
     <w:p>
@@ -6823,7 +6722,7 @@
         <w:pStyle w:val="Compact"/>
       </w:pPr>
       <w:r>
-        <w:t xml:space="preserve">non-cohort stays plus training-split stays (inputs only, no labels);</w:t>
+        <w:t xml:space="preserve">the union of the MIMIC-IV and eICU shortlists: GRU-D, TCN, flat OSTA, SSL-CNN→flat (pooled encoder);</w:t>
       </w:r>
     </w:p>
     <w:p>
@@ -6835,67 +6734,186 @@
         <w:pStyle w:val="Compact"/>
       </w:pPr>
       <w:r>
-        <w:t xml:space="preserve">excluding every stay of a validation, test or protected patient.</w:t>
-      </w:r>
-    </w:p>
-    <w:p>
-      <w:pPr>
-        <w:numPr>
-          <w:ilvl w:val="0"/>
-          <w:numId w:val="1043"/>
-        </w:numPr>
-        <w:pStyle w:val="Compact"/>
-      </w:pPr>
-      <w:r>
-        <w:rPr>
-          <w:bCs/>
-          <w:b/>
-        </w:rPr>
-        <w:t xml:space="preserve">Final-release encoder (TO FREEZE):</w:t>
-      </w:r>
-      <w:r>
-        <w:t xml:space="preserve"> </w:t>
-      </w:r>
-      <w:r>
-        <w:t xml:space="preserve">Section 5.3.</w:t>
-      </w:r>
-    </w:p>
-    <w:p>
-      <w:pPr>
-        <w:numPr>
-          <w:ilvl w:val="0"/>
-          <w:numId w:val="1043"/>
-        </w:numPr>
-        <w:pStyle w:val="Compact"/>
-      </w:pPr>
-      <w:r>
-        <w:rPr>
-          <w:bCs/>
-          <w:b/>
-        </w:rPr>
-        <w:t xml:space="preserve">eICU leave-hospital-out (TO FREEZE):</w:t>
-      </w:r>
-      <w:r>
-        <w:t xml:space="preserve"> </w:t>
-      </w:r>
-      <w:r>
-        <w:t xml:space="preserve">hospital grouping and the minimum events per hospital.</w:t>
-      </w:r>
-    </w:p>
-    <w:p>
-      <w:pPr>
-        <w:numPr>
-          <w:ilvl w:val="0"/>
-          <w:numId w:val="1043"/>
-        </w:numPr>
-        <w:pStyle w:val="Compact"/>
-      </w:pPr>
-      <w:r>
-        <w:rPr>
-          <w:bCs/>
-          <w:b/>
-        </w:rPr>
-        <w:t xml:space="preserve">Then:</w:t>
+        <w:t xml:space="preserve">OSTA, CNN–Transformer, boosted trees and logistic regression;</w:t>
+      </w:r>
+    </w:p>
+    <w:p>
+      <w:pPr>
+        <w:numPr>
+          <w:ilvl w:val="1"/>
+          <w:numId w:val="1045"/>
+        </w:numPr>
+        <w:pStyle w:val="Compact"/>
+      </w:pPr>
+      <w:r>
+        <w:t xml:space="preserve">signature boosted trees;</w:t>
+      </w:r>
+    </w:p>
+    <w:p>
+      <w:pPr>
+        <w:numPr>
+          <w:ilvl w:val="1"/>
+          <w:numId w:val="1045"/>
+        </w:numPr>
+        <w:pStyle w:val="Compact"/>
+      </w:pPr>
+      <w:r>
+        <w:t xml:space="preserve">the D1 pair, labelled exploratory;</w:t>
+      </w:r>
+    </w:p>
+    <w:p>
+      <w:pPr>
+        <w:numPr>
+          <w:ilvl w:val="1"/>
+          <w:numId w:val="1045"/>
+        </w:numPr>
+        <w:pStyle w:val="Compact"/>
+      </w:pPr>
+      <w:r>
+        <w:rPr>
+          <w:bCs/>
+          <w:b/>
+        </w:rPr>
+        <w:t xml:space="preserve">(proposed 25 Oct 2026, to confirm before the freeze)</w:t>
+      </w:r>
+      <w:r>
+        <w:t xml:space="preserve"> </w:t>
+      </w:r>
+      <w:r>
+        <w:t xml:space="preserve">a pooled-training arm: the project model and GRU-D trained once on the MIMIC-IV and eICU development splits together (same hours, same label, one normaliser per database), evaluated on each database’s test split and leave-hospital-out on eICU. Basis: pooled training was the best strategy for small and large target data in the 2026 multi-centre sepsis study; fine-tuning was not.</w:t>
+      </w:r>
+    </w:p>
+    <w:p>
+      <w:pPr>
+        <w:numPr>
+          <w:ilvl w:val="0"/>
+          <w:numId w:val="1044"/>
+        </w:numPr>
+        <w:pStyle w:val="Compact"/>
+      </w:pPr>
+      <w:r>
+        <w:rPr>
+          <w:bCs/>
+          <w:b/>
+        </w:rPr>
+        <w:t xml:space="preserve">Loss (decided 24 Oct 2026):</w:t>
+      </w:r>
+      <w:r>
+        <w:t xml:space="preserve"> </w:t>
+      </w:r>
+      <w:r>
+        <w:t xml:space="preserve">plain cross-entropy for every arm, by the Section 10 rule (first in three of four validation comparisons). The utility-weighted loss is kept selectable and runs once as a prespecified secondary comparator on</w:t>
+      </w:r>
+      <w:r>
+        <w:t xml:space="preserve"> </w:t>
+      </w:r>
+      <w:r>
+        <w:rPr>
+          <w:rStyle w:val="VerbatimChar"/>
+        </w:rPr>
+        <w:t xml:space="preserve">ssl_cnn_osta</w:t>
+      </w:r>
+      <w:r>
+        <w:t xml:space="preserve"> </w:t>
+      </w:r>
+      <w:r>
+        <w:t xml:space="preserve">only, where it ranked first on MIMIC-IV validation; it cannot replace the primary.</w:t>
+      </w:r>
+    </w:p>
+    <w:p>
+      <w:pPr>
+        <w:numPr>
+          <w:ilvl w:val="0"/>
+          <w:numId w:val="1044"/>
+        </w:numPr>
+        <w:pStyle w:val="Compact"/>
+      </w:pPr>
+      <w:r>
+        <w:rPr>
+          <w:bCs/>
+          <w:b/>
+        </w:rPr>
+        <w:t xml:space="preserve">Project model (TO FREEZE by stage 1b, Section 10b):</w:t>
+      </w:r>
+      <w:r>
+        <w:t xml:space="preserve"> </w:t>
+      </w:r>
+      <w:r>
+        <w:rPr>
+          <w:rStyle w:val="VerbatimChar"/>
+        </w:rPr>
+        <w:t xml:space="preserve">flat_osta</w:t>
+      </w:r>
+      <w:r>
+        <w:t xml:space="preserve"> </w:t>
+      </w:r>
+      <w:r>
+        <w:t xml:space="preserve">or</w:t>
+      </w:r>
+      <w:r>
+        <w:t xml:space="preserve"> </w:t>
+      </w:r>
+      <w:r>
+        <w:rPr>
+          <w:rStyle w:val="VerbatimChar"/>
+        </w:rPr>
+        <w:t xml:space="preserve">flat_osta_heads</w:t>
+      </w:r>
+      <w:r>
+        <w:t xml:space="preserve">, with the input-dropout setting chosen on validation; it replaces</w:t>
+      </w:r>
+      <w:r>
+        <w:t xml:space="preserve"> </w:t>
+      </w:r>
+      <w:r>
+        <w:rPr>
+          <w:rStyle w:val="VerbatimChar"/>
+        </w:rPr>
+        <w:t xml:space="preserve">flat_osta</w:t>
+      </w:r>
+      <w:r>
+        <w:t xml:space="preserve"> </w:t>
+      </w:r>
+      <w:r>
+        <w:t xml:space="preserve">in the arm list.</w:t>
+      </w:r>
+    </w:p>
+    <w:p>
+      <w:pPr>
+        <w:numPr>
+          <w:ilvl w:val="0"/>
+          <w:numId w:val="1044"/>
+        </w:numPr>
+        <w:pStyle w:val="Compact"/>
+      </w:pPr>
+      <w:r>
+        <w:rPr>
+          <w:bCs/>
+          <w:b/>
+        </w:rPr>
+        <w:t xml:space="preserve">Operating point and alarm policy (TO FREEZE by stage 1b):</w:t>
+      </w:r>
+      <w:r>
+        <w:t xml:space="preserve"> </w:t>
+      </w:r>
+      <w:r>
+        <w:t xml:space="preserve">quantile operating point and the policy chosen by rule 10b.2.4, unless rule 3 fails.</w:t>
+      </w:r>
+    </w:p>
+    <w:p>
+      <w:pPr>
+        <w:numPr>
+          <w:ilvl w:val="0"/>
+          <w:numId w:val="1044"/>
+        </w:numPr>
+        <w:pStyle w:val="Compact"/>
+      </w:pPr>
+      <w:r>
+        <w:rPr>
+          <w:bCs/>
+          <w:b/>
+        </w:rPr>
+        <w:t xml:space="preserve">Pretraining corpus (TO FREEZE):</w:t>
       </w:r>
     </w:p>
     <w:p>
@@ -6907,7 +6925,7 @@
         <w:pStyle w:val="Compact"/>
       </w:pPr>
       <w:r>
-        <w:t xml:space="preserve">freeze this protocol (commit);</w:t>
+        <w:t xml:space="preserve">non-cohort stays plus training-split stays (inputs only, no labels);</w:t>
       </w:r>
     </w:p>
     <w:p>
@@ -6919,6 +6937,90 @@
         <w:pStyle w:val="Compact"/>
       </w:pPr>
       <w:r>
+        <w:t xml:space="preserve">excluding every stay of a validation, test or protected patient.</w:t>
+      </w:r>
+    </w:p>
+    <w:p>
+      <w:pPr>
+        <w:numPr>
+          <w:ilvl w:val="0"/>
+          <w:numId w:val="1044"/>
+        </w:numPr>
+        <w:pStyle w:val="Compact"/>
+      </w:pPr>
+      <w:r>
+        <w:rPr>
+          <w:bCs/>
+          <w:b/>
+        </w:rPr>
+        <w:t xml:space="preserve">Final-release encoder (TO FREEZE):</w:t>
+      </w:r>
+      <w:r>
+        <w:t xml:space="preserve"> </w:t>
+      </w:r>
+      <w:r>
+        <w:t xml:space="preserve">Section 5.3.</w:t>
+      </w:r>
+    </w:p>
+    <w:p>
+      <w:pPr>
+        <w:numPr>
+          <w:ilvl w:val="0"/>
+          <w:numId w:val="1044"/>
+        </w:numPr>
+        <w:pStyle w:val="Compact"/>
+      </w:pPr>
+      <w:r>
+        <w:rPr>
+          <w:bCs/>
+          <w:b/>
+        </w:rPr>
+        <w:t xml:space="preserve">eICU leave-hospital-out (TO FREEZE):</w:t>
+      </w:r>
+      <w:r>
+        <w:t xml:space="preserve"> </w:t>
+      </w:r>
+      <w:r>
+        <w:t xml:space="preserve">hospital grouping and the minimum events per hospital.</w:t>
+      </w:r>
+    </w:p>
+    <w:p>
+      <w:pPr>
+        <w:numPr>
+          <w:ilvl w:val="0"/>
+          <w:numId w:val="1044"/>
+        </w:numPr>
+        <w:pStyle w:val="Compact"/>
+      </w:pPr>
+      <w:r>
+        <w:rPr>
+          <w:bCs/>
+          <w:b/>
+        </w:rPr>
+        <w:t xml:space="preserve">Then:</w:t>
+      </w:r>
+    </w:p>
+    <w:p>
+      <w:pPr>
+        <w:numPr>
+          <w:ilvl w:val="1"/>
+          <w:numId w:val="1047"/>
+        </w:numPr>
+        <w:pStyle w:val="Compact"/>
+      </w:pPr>
+      <w:r>
+        <w:t xml:space="preserve">freeze this protocol (commit);</w:t>
+      </w:r>
+    </w:p>
+    <w:p>
+      <w:pPr>
+        <w:numPr>
+          <w:ilvl w:val="1"/>
+          <w:numId w:val="1047"/>
+        </w:numPr>
+        <w:pStyle w:val="Compact"/>
+      </w:pPr>
+      <w:r>
         <w:t xml:space="preserve">declare</w:t>
       </w:r>
       <w:r>
@@ -6938,7 +7040,7 @@
       <w:pPr>
         <w:numPr>
           <w:ilvl w:val="1"/>
-          <w:numId w:val="1046"/>
+          <w:numId w:val="1047"/>
         </w:numPr>
         <w:pStyle w:val="Compact"/>
       </w:pPr>
@@ -6950,7 +7052,7 @@
       <w:pPr>
         <w:numPr>
           <w:ilvl w:val="1"/>
-          <w:numId w:val="1046"/>
+          <w:numId w:val="1047"/>
         </w:numPr>
         <w:pStyle w:val="Compact"/>
       </w:pPr>
@@ -6962,7 +7064,7 @@
       <w:pPr>
         <w:numPr>
           <w:ilvl w:val="0"/>
-          <w:numId w:val="1043"/>
+          <w:numId w:val="1044"/>
         </w:numPr>
         <w:pStyle w:val="Compact"/>
       </w:pPr>
@@ -6980,8 +7082,8 @@
         <w:t xml:space="preserve">TRIPOD+AI for reporting and PROBAST+AI for the risk-of-bias assessment.</w:t>
       </w:r>
     </w:p>
-    <w:bookmarkEnd w:id="34"/>
-    <w:bookmarkStart w:id="35" w:name="reproducibility"/>
+    <w:bookmarkEnd w:id="35"/>
+    <w:bookmarkStart w:id="36" w:name="reproducibility"/>
     <w:p>
       <w:pPr>
         <w:pStyle w:val="Heading2"/>
@@ -6994,7 +7096,7 @@
       <w:pPr>
         <w:numPr>
           <w:ilvl w:val="0"/>
-          <w:numId w:val="1047"/>
+          <w:numId w:val="1048"/>
         </w:numPr>
         <w:pStyle w:val="Compact"/>
       </w:pPr>
@@ -7022,7 +7124,7 @@
       <w:pPr>
         <w:numPr>
           <w:ilvl w:val="0"/>
-          <w:numId w:val="1047"/>
+          <w:numId w:val="1048"/>
         </w:numPr>
         <w:pStyle w:val="Compact"/>
       </w:pPr>
@@ -7109,131 +7211,131 @@
       <w:pPr>
         <w:numPr>
           <w:ilvl w:val="1"/>
+          <w:numId w:val="1049"/>
+        </w:numPr>
+        <w:pStyle w:val="Compact"/>
+      </w:pPr>
+      <w:r>
+        <w:t xml:space="preserve">A changed input produces a new key.</w:t>
+      </w:r>
+    </w:p>
+    <w:p>
+      <w:pPr>
+        <w:numPr>
+          <w:ilvl w:val="1"/>
+          <w:numId w:val="1049"/>
+        </w:numPr>
+        <w:pStyle w:val="Compact"/>
+      </w:pPr>
+      <w:r>
+        <w:t xml:space="preserve">A per-run</w:t>
+      </w:r>
+      <w:r>
+        <w:t xml:space="preserve"> </w:t>
+      </w:r>
+      <w:r>
+        <w:rPr>
+          <w:rStyle w:val="VerbatimChar"/>
+        </w:rPr>
+        <w:t xml:space="preserve">contract.json</w:t>
+      </w:r>
+      <w:r>
+        <w:t xml:space="preserve"> </w:t>
+      </w:r>
+      <w:r>
+        <w:t xml:space="preserve">refuses a changed contract.</w:t>
+      </w:r>
+    </w:p>
+    <w:p>
+      <w:pPr>
+        <w:numPr>
+          <w:ilvl w:val="1"/>
+          <w:numId w:val="1049"/>
+        </w:numPr>
+        <w:pStyle w:val="Compact"/>
+      </w:pPr>
+      <w:r>
+        <w:rPr>
+          <w:rStyle w:val="VerbatimChar"/>
+        </w:rPr>
+        <w:t xml:space="preserve">FORCE_*</w:t>
+      </w:r>
+      <w:r>
+        <w:t xml:space="preserve"> </w:t>
+      </w:r>
+      <w:r>
+        <w:t xml:space="preserve">settings stay False.</w:t>
+      </w:r>
+    </w:p>
+    <w:p>
+      <w:pPr>
+        <w:numPr>
+          <w:ilvl w:val="0"/>
           <w:numId w:val="1048"/>
         </w:numPr>
         <w:pStyle w:val="Compact"/>
       </w:pPr>
       <w:r>
-        <w:t xml:space="preserve">A changed input produces a new key.</w:t>
-      </w:r>
-    </w:p>
-    <w:p>
-      <w:pPr>
-        <w:numPr>
-          <w:ilvl w:val="1"/>
+        <w:t xml:space="preserve">Each arm writes</w:t>
+      </w:r>
+      <w:r>
+        <w:t xml:space="preserve"> </w:t>
+      </w:r>
+      <w:r>
+        <w:rPr>
+          <w:rStyle w:val="VerbatimChar"/>
+        </w:rPr>
+        <w:t xml:space="preserve">completed.json</w:t>
+      </w:r>
+      <w:r>
+        <w:t xml:space="preserve">. Every run writes</w:t>
+      </w:r>
+      <w:r>
+        <w:t xml:space="preserve"> </w:t>
+      </w:r>
+      <w:r>
+        <w:rPr>
+          <w:rStyle w:val="VerbatimChar"/>
+        </w:rPr>
+        <w:t xml:space="preserve">run_protocol.json</w:t>
+      </w:r>
+      <w:r>
+        <w:t xml:space="preserve"> </w:t>
+      </w:r>
+      <w:r>
+        <w:t xml:space="preserve">with the configuration, the feature list and the rules.</w:t>
+      </w:r>
+    </w:p>
+    <w:p>
+      <w:pPr>
+        <w:numPr>
+          <w:ilvl w:val="0"/>
           <w:numId w:val="1048"/>
         </w:numPr>
         <w:pStyle w:val="Compact"/>
       </w:pPr>
       <w:r>
-        <w:t xml:space="preserve">A per-run</w:t>
-      </w:r>
-      <w:r>
-        <w:t xml:space="preserve"> </w:t>
-      </w:r>
-      <w:r>
         <w:rPr>
           <w:rStyle w:val="VerbatimChar"/>
         </w:rPr>
-        <w:t xml:space="preserve">contract.json</w:t>
-      </w:r>
-      <w:r>
-        <w:t xml:space="preserve"> </w:t>
-      </w:r>
-      <w:r>
-        <w:t xml:space="preserve">refuses a changed contract.</w:t>
-      </w:r>
-    </w:p>
-    <w:p>
-      <w:pPr>
-        <w:numPr>
-          <w:ilvl w:val="1"/>
+        <w:t xml:space="preserve">_11</w:t>
+      </w:r>
+      <w:r>
+        <w:t xml:space="preserve"> </w:t>
+      </w:r>
+      <w:r>
+        <w:t xml:space="preserve">runs 212 engineering self-tests before training, covering causality, split leakage, scorer agreement and the loss definitions. The repository copy has one more.</w:t>
+      </w:r>
+    </w:p>
+    <w:p>
+      <w:pPr>
+        <w:numPr>
+          <w:ilvl w:val="0"/>
           <w:numId w:val="1048"/>
         </w:numPr>
         <w:pStyle w:val="Compact"/>
       </w:pPr>
       <w:r>
-        <w:rPr>
-          <w:rStyle w:val="VerbatimChar"/>
-        </w:rPr>
-        <w:t xml:space="preserve">FORCE_*</w:t>
-      </w:r>
-      <w:r>
-        <w:t xml:space="preserve"> </w:t>
-      </w:r>
-      <w:r>
-        <w:t xml:space="preserve">settings stay False.</w:t>
-      </w:r>
-    </w:p>
-    <w:p>
-      <w:pPr>
-        <w:numPr>
-          <w:ilvl w:val="0"/>
-          <w:numId w:val="1047"/>
-        </w:numPr>
-        <w:pStyle w:val="Compact"/>
-      </w:pPr>
-      <w:r>
-        <w:t xml:space="preserve">Each arm writes</w:t>
-      </w:r>
-      <w:r>
-        <w:t xml:space="preserve"> </w:t>
-      </w:r>
-      <w:r>
-        <w:rPr>
-          <w:rStyle w:val="VerbatimChar"/>
-        </w:rPr>
-        <w:t xml:space="preserve">completed.json</w:t>
-      </w:r>
-      <w:r>
-        <w:t xml:space="preserve">. Every run writes</w:t>
-      </w:r>
-      <w:r>
-        <w:t xml:space="preserve"> </w:t>
-      </w:r>
-      <w:r>
-        <w:rPr>
-          <w:rStyle w:val="VerbatimChar"/>
-        </w:rPr>
-        <w:t xml:space="preserve">run_protocol.json</w:t>
-      </w:r>
-      <w:r>
-        <w:t xml:space="preserve"> </w:t>
-      </w:r>
-      <w:r>
-        <w:t xml:space="preserve">with the configuration, the feature list and the rules.</w:t>
-      </w:r>
-    </w:p>
-    <w:p>
-      <w:pPr>
-        <w:numPr>
-          <w:ilvl w:val="0"/>
-          <w:numId w:val="1047"/>
-        </w:numPr>
-        <w:pStyle w:val="Compact"/>
-      </w:pPr>
-      <w:r>
-        <w:rPr>
-          <w:rStyle w:val="VerbatimChar"/>
-        </w:rPr>
-        <w:t xml:space="preserve">_11</w:t>
-      </w:r>
-      <w:r>
-        <w:t xml:space="preserve"> </w:t>
-      </w:r>
-      <w:r>
-        <w:t xml:space="preserve">runs 212 engineering self-tests before training, covering causality, split leakage, scorer agreement and the loss definitions. The repository copy has one more.</w:t>
-      </w:r>
-    </w:p>
-    <w:p>
-      <w:pPr>
-        <w:numPr>
-          <w:ilvl w:val="0"/>
-          <w:numId w:val="1047"/>
-        </w:numPr>
-        <w:pStyle w:val="Compact"/>
-      </w:pPr>
-      <w:r>
         <w:t xml:space="preserve">A synthetic fixture run of the whole notebook must pass before any notebook is released.</w:t>
       </w:r>
     </w:p>
@@ -7241,7 +7343,7 @@
       <w:pPr>
         <w:numPr>
           <w:ilvl w:val="0"/>
-          <w:numId w:val="1047"/>
+          <w:numId w:val="1048"/>
         </w:numPr>
         <w:pStyle w:val="Compact"/>
       </w:pPr>
@@ -7249,8 +7351,8 @@
         <w:t xml:space="preserve">Only one heavy notebook runs on the project Drive at a time.</w:t>
       </w:r>
     </w:p>
-    <w:bookmarkEnd w:id="35"/>
-    <w:bookmarkStart w:id="36" w:name="legacy-external-validation-notebook-b"/>
+    <w:bookmarkEnd w:id="36"/>
+    <w:bookmarkStart w:id="37" w:name="legacy-external-validation-notebook-b"/>
     <w:p>
       <w:pPr>
         <w:pStyle w:val="Heading2"/>
@@ -7364,7 +7466,7 @@
       <w:pPr>
         <w:numPr>
           <w:ilvl w:val="0"/>
-          <w:numId w:val="1049"/>
+          <w:numId w:val="1050"/>
         </w:numPr>
         <w:pStyle w:val="Compact"/>
       </w:pPr>
@@ -7386,7 +7488,7 @@
       <w:pPr>
         <w:numPr>
           <w:ilvl w:val="0"/>
-          <w:numId w:val="1049"/>
+          <w:numId w:val="1050"/>
         </w:numPr>
         <w:pStyle w:val="Compact"/>
       </w:pPr>
@@ -7408,7 +7510,7 @@
       <w:pPr>
         <w:numPr>
           <w:ilvl w:val="0"/>
-          <w:numId w:val="1049"/>
+          <w:numId w:val="1050"/>
         </w:numPr>
         <w:pStyle w:val="Compact"/>
       </w:pPr>
@@ -7463,7 +7565,7 @@
       <w:pPr>
         <w:numPr>
           <w:ilvl w:val="0"/>
-          <w:numId w:val="1049"/>
+          <w:numId w:val="1050"/>
         </w:numPr>
         <w:pStyle w:val="Compact"/>
       </w:pPr>
@@ -7481,8 +7583,8 @@
         <w:t xml:space="preserve">not yet run on real data; it awaits the original model folders.</w:t>
       </w:r>
     </w:p>
-    <w:bookmarkEnd w:id="36"/>
-    <w:bookmarkStart w:id="40" w:name="Xe149fb2478db8da35cf9b6ef25933425736707f"/>
+    <w:bookmarkEnd w:id="37"/>
+    <w:bookmarkStart w:id="41" w:name="Xe149fb2478db8da35cf9b6ef25933425736707f"/>
     <w:p>
       <w:pPr>
         <w:pStyle w:val="Heading2"/>
@@ -7499,7 +7601,7 @@
         <w:t xml:space="preserve">The models and the pipeline were built in three stages. Each stage was triggered by a finding from the one before. All numbers are causal; results from the earlier leaky pipeline are never reported.</w:t>
       </w:r>
     </w:p>
-    <w:bookmarkStart w:id="37" w:name="X735e13a538b82c8e9d481869e251d3414058621"/>
+    <w:bookmarkStart w:id="38" w:name="X735e13a538b82c8e9d481869e251d3414058621"/>
     <w:p>
       <w:pPr>
         <w:pStyle w:val="Heading3"/>
@@ -7725,8 +7827,8 @@
         </w:tc>
       </w:tr>
     </w:tbl>
-    <w:bookmarkEnd w:id="37"/>
-    <w:bookmarkStart w:id="38" w:name="X02b04979c6e494c5ca74ff48a676d02b1c052ef"/>
+    <w:bookmarkEnd w:id="38"/>
+    <w:bookmarkStart w:id="39" w:name="X02b04979c6e494c5ca74ff48a676d02b1c052ef"/>
     <w:p>
       <w:pPr>
         <w:pStyle w:val="Heading3"/>
@@ -7757,7 +7859,7 @@
       <w:pPr>
         <w:numPr>
           <w:ilvl w:val="0"/>
-          <w:numId w:val="1050"/>
+          <w:numId w:val="1051"/>
         </w:numPr>
         <w:pStyle w:val="Compact"/>
       </w:pPr>
@@ -7769,7 +7871,7 @@
       <w:pPr>
         <w:numPr>
           <w:ilvl w:val="0"/>
-          <w:numId w:val="1050"/>
+          <w:numId w:val="1051"/>
         </w:numPr>
         <w:pStyle w:val="Compact"/>
       </w:pPr>
@@ -7781,83 +7883,83 @@
       <w:pPr>
         <w:numPr>
           <w:ilvl w:val="1"/>
+          <w:numId w:val="1052"/>
+        </w:numPr>
+        <w:pStyle w:val="Compact"/>
+      </w:pPr>
+      <w:r>
+        <w:t xml:space="preserve">as extra inputs (observer features);</w:t>
+      </w:r>
+    </w:p>
+    <w:p>
+      <w:pPr>
+        <w:numPr>
+          <w:ilvl w:val="1"/>
+          <w:numId w:val="1052"/>
+        </w:numPr>
+        <w:pStyle w:val="Compact"/>
+      </w:pPr>
+      <w:r>
+        <w:t xml:space="preserve">added at the output (output fusion);</w:t>
+      </w:r>
+    </w:p>
+    <w:p>
+      <w:pPr>
+        <w:numPr>
+          <w:ilvl w:val="1"/>
+          <w:numId w:val="1052"/>
+        </w:numPr>
+        <w:pStyle w:val="Compact"/>
+      </w:pPr>
+      <w:r>
+        <w:t xml:space="preserve">steering OSTA’s cross-organ attention through learned gates (gated guidance);</w:t>
+      </w:r>
+    </w:p>
+    <w:p>
+      <w:pPr>
+        <w:numPr>
+          <w:ilvl w:val="1"/>
+          <w:numId w:val="1052"/>
+        </w:numPr>
+        <w:pStyle w:val="Compact"/>
+      </w:pPr>
+      <w:r>
+        <w:t xml:space="preserve">the same steering always on, as a control for the gate (ungated guidance);</w:t>
+      </w:r>
+    </w:p>
+    <w:p>
+      <w:pPr>
+        <w:numPr>
+          <w:ilvl w:val="0"/>
           <w:numId w:val="1051"/>
         </w:numPr>
         <w:pStyle w:val="Compact"/>
       </w:pPr>
       <w:r>
-        <w:t xml:space="preserve">as extra inputs (observer features);</w:t>
-      </w:r>
-    </w:p>
-    <w:p>
-      <w:pPr>
-        <w:numPr>
-          <w:ilvl w:val="1"/>
+        <w:t xml:space="preserve">CNN–Transformer;</w:t>
+      </w:r>
+    </w:p>
+    <w:p>
+      <w:pPr>
+        <w:numPr>
+          <w:ilvl w:val="0"/>
           <w:numId w:val="1051"/>
         </w:numPr>
         <w:pStyle w:val="Compact"/>
       </w:pPr>
       <w:r>
-        <w:t xml:space="preserve">added at the output (output fusion);</w:t>
-      </w:r>
-    </w:p>
-    <w:p>
-      <w:pPr>
-        <w:numPr>
-          <w:ilvl w:val="1"/>
+        <w:t xml:space="preserve">L2 logistic regression;</w:t>
+      </w:r>
+    </w:p>
+    <w:p>
+      <w:pPr>
+        <w:numPr>
+          <w:ilvl w:val="0"/>
           <w:numId w:val="1051"/>
         </w:numPr>
         <w:pStyle w:val="Compact"/>
       </w:pPr>
       <w:r>
-        <w:t xml:space="preserve">steering OSTA’s cross-organ attention through learned gates (gated guidance);</w:t>
-      </w:r>
-    </w:p>
-    <w:p>
-      <w:pPr>
-        <w:numPr>
-          <w:ilvl w:val="1"/>
-          <w:numId w:val="1051"/>
-        </w:numPr>
-        <w:pStyle w:val="Compact"/>
-      </w:pPr>
-      <w:r>
-        <w:t xml:space="preserve">the same steering always on, as a control for the gate (ungated guidance);</w:t>
-      </w:r>
-    </w:p>
-    <w:p>
-      <w:pPr>
-        <w:numPr>
-          <w:ilvl w:val="0"/>
-          <w:numId w:val="1050"/>
-        </w:numPr>
-        <w:pStyle w:val="Compact"/>
-      </w:pPr>
-      <w:r>
-        <w:t xml:space="preserve">CNN–Transformer;</w:t>
-      </w:r>
-    </w:p>
-    <w:p>
-      <w:pPr>
-        <w:numPr>
-          <w:ilvl w:val="0"/>
-          <w:numId w:val="1050"/>
-        </w:numPr>
-        <w:pStyle w:val="Compact"/>
-      </w:pPr>
-      <w:r>
-        <w:t xml:space="preserve">L2 logistic regression;</w:t>
-      </w:r>
-    </w:p>
-    <w:p>
-      <w:pPr>
-        <w:numPr>
-          <w:ilvl w:val="0"/>
-          <w:numId w:val="1050"/>
-        </w:numPr>
-        <w:pStyle w:val="Compact"/>
-      </w:pPr>
-      <w:r>
         <w:t xml:space="preserve">histogram gradient-boosted trees.</w:t>
       </w:r>
     </w:p>
@@ -7873,7 +7975,7 @@
       <w:pPr>
         <w:numPr>
           <w:ilvl w:val="0"/>
-          <w:numId w:val="1052"/>
+          <w:numId w:val="1053"/>
         </w:numPr>
         <w:pStyle w:val="Compact"/>
       </w:pPr>
@@ -7885,7 +7987,7 @@
       <w:pPr>
         <w:numPr>
           <w:ilvl w:val="0"/>
-          <w:numId w:val="1052"/>
+          <w:numId w:val="1053"/>
         </w:numPr>
         <w:pStyle w:val="Compact"/>
       </w:pPr>
@@ -8361,8 +8463,8 @@
         <w:t xml:space="preserve">): hourly OSTA exceeded qSOFA on MIMIC-IV by +0.28 AUROC (95 % CI 0.21 to 0.35). In eICU, onset-anchored, the models were not better than qSOFA or SIRS.</w:t>
       </w:r>
     </w:p>
-    <w:bookmarkEnd w:id="38"/>
-    <w:bookmarkStart w:id="39" w:name="stage-3-v11-this-protocol"/>
+    <w:bookmarkEnd w:id="39"/>
+    <w:bookmarkStart w:id="40" w:name="stage-3-v11-this-protocol"/>
     <w:p>
       <w:pPr>
         <w:pStyle w:val="Heading3"/>
@@ -8383,7 +8485,7 @@
       <w:pPr>
         <w:numPr>
           <w:ilvl w:val="0"/>
-          <w:numId w:val="1053"/>
+          <w:numId w:val="1054"/>
         </w:numPr>
         <w:pStyle w:val="Compact"/>
       </w:pPr>
@@ -8405,7 +8507,7 @@
       <w:pPr>
         <w:numPr>
           <w:ilvl w:val="0"/>
-          <w:numId w:val="1053"/>
+          <w:numId w:val="1054"/>
         </w:numPr>
         <w:pStyle w:val="Compact"/>
       </w:pPr>
@@ -8427,47 +8529,47 @@
       <w:pPr>
         <w:numPr>
           <w:ilvl w:val="1"/>
+          <w:numId w:val="1055"/>
+        </w:numPr>
+        <w:pStyle w:val="Compact"/>
+      </w:pPr>
+      <w:r>
+        <w:t xml:space="preserve">testing the organ hypothesis directly (flat OSTA);</w:t>
+      </w:r>
+    </w:p>
+    <w:p>
+      <w:pPr>
+        <w:numPr>
+          <w:ilvl w:val="1"/>
+          <w:numId w:val="1055"/>
+        </w:numPr>
+        <w:pStyle w:val="Compact"/>
+      </w:pPr>
+      <w:r>
+        <w:t xml:space="preserve">adding models built for irregular ICU data (GRU-D, TCN, the winner’s method);</w:t>
+      </w:r>
+    </w:p>
+    <w:p>
+      <w:pPr>
+        <w:numPr>
+          <w:ilvl w:val="1"/>
+          <w:numId w:val="1055"/>
+        </w:numPr>
+        <w:pStyle w:val="Compact"/>
+      </w:pPr>
+      <w:r>
+        <w:t xml:space="preserve">using scarce labels better (self-supervised pretraining, per-channel encoders, event attention, the hazard head), with a loss aligned to the utility score.</w:t>
+      </w:r>
+    </w:p>
+    <w:p>
+      <w:pPr>
+        <w:numPr>
+          <w:ilvl w:val="0"/>
           <w:numId w:val="1054"/>
         </w:numPr>
         <w:pStyle w:val="Compact"/>
       </w:pPr>
       <w:r>
-        <w:t xml:space="preserve">testing the organ hypothesis directly (flat OSTA);</w:t>
-      </w:r>
-    </w:p>
-    <w:p>
-      <w:pPr>
-        <w:numPr>
-          <w:ilvl w:val="1"/>
-          <w:numId w:val="1054"/>
-        </w:numPr>
-        <w:pStyle w:val="Compact"/>
-      </w:pPr>
-      <w:r>
-        <w:t xml:space="preserve">adding models built for irregular ICU data (GRU-D, TCN, the winner’s method);</w:t>
-      </w:r>
-    </w:p>
-    <w:p>
-      <w:pPr>
-        <w:numPr>
-          <w:ilvl w:val="1"/>
-          <w:numId w:val="1054"/>
-        </w:numPr>
-        <w:pStyle w:val="Compact"/>
-      </w:pPr>
-      <w:r>
-        <w:t xml:space="preserve">using scarce labels better (self-supervised pretraining, per-channel encoders, event attention, the hazard head), with a loss aligned to the utility score.</w:t>
-      </w:r>
-    </w:p>
-    <w:p>
-      <w:pPr>
-        <w:numPr>
-          <w:ilvl w:val="0"/>
-          <w:numId w:val="1053"/>
-        </w:numPr>
-        <w:pStyle w:val="Compact"/>
-      </w:pPr>
-      <w:r>
         <w:rPr>
           <w:bCs/>
           <w:b/>
@@ -8481,9 +8583,9 @@
         <w:t xml:space="preserve">It was retired.</w:t>
       </w:r>
     </w:p>
-    <w:bookmarkEnd w:id="39"/>
     <w:bookmarkEnd w:id="40"/>
-    <w:bookmarkStart w:id="41" w:name="X0296bd26dd3c8397ebfff3644d5772bc7e084f6"/>
+    <w:bookmarkEnd w:id="41"/>
+    <w:bookmarkStart w:id="42" w:name="X0296bd26dd3c8397ebfff3644d5772bc7e084f6"/>
     <w:p>
       <w:pPr>
         <w:pStyle w:val="Heading2"/>
@@ -8496,7 +8598,7 @@
       <w:pPr>
         <w:numPr>
           <w:ilvl w:val="0"/>
-          <w:numId w:val="1055"/>
+          <w:numId w:val="1056"/>
         </w:numPr>
         <w:pStyle w:val="Compact"/>
       </w:pPr>
@@ -8523,7 +8625,7 @@
       <w:pPr>
         <w:numPr>
           <w:ilvl w:val="0"/>
-          <w:numId w:val="1055"/>
+          <w:numId w:val="1056"/>
         </w:numPr>
         <w:pStyle w:val="Compact"/>
       </w:pPr>
@@ -8535,7 +8637,7 @@
       <w:pPr>
         <w:numPr>
           <w:ilvl w:val="0"/>
-          <w:numId w:val="1055"/>
+          <w:numId w:val="1056"/>
         </w:numPr>
         <w:pStyle w:val="Compact"/>
       </w:pPr>
@@ -8558,8 +8660,8 @@
         <w:t xml:space="preserve">notebook embeds the earlier label worker (Section 4); the repository copy carries the interval-units fix.</w:t>
       </w:r>
     </w:p>
-    <w:bookmarkEnd w:id="41"/>
     <w:bookmarkEnd w:id="42"/>
+    <w:bookmarkEnd w:id="43"/>
     <w:sectPr/>
   </w:body>
 </w:document>
@@ -9047,6 +9149,9 @@
     <w:abstractNumId w:val="991"/>
   </w:num>
   <w:num w:numId="1046">
+    <w:abstractNumId w:val="991"/>
+  </w:num>
+  <w:num w:numId="1047">
     <w:abstractNumId w:val="99411"/>
     <w:lvlOverride w:ilvl="0">
       <w:startOverride w:val="1"/>
@@ -9076,9 +9181,6 @@
       <w:startOverride w:val="1"/>
     </w:lvlOverride>
   </w:num>
-  <w:num w:numId="1047">
-    <w:abstractNumId w:val="991"/>
-  </w:num>
   <w:num w:numId="1048">
     <w:abstractNumId w:val="991"/>
   </w:num>
@@ -9101,6 +9203,9 @@
     <w:abstractNumId w:val="991"/>
   </w:num>
   <w:num w:numId="1055">
+    <w:abstractNumId w:val="991"/>
+  </w:num>
+  <w:num w:numId="1056">
     <w:abstractNumId w:val="991"/>
   </w:num>
 </w:numbering>

--- a/dev/protocol/Study_Protocol_v11.docx
+++ b/dev/protocol/Study_Protocol_v11.docx
@@ -2,7 +2,7 @@
 <file path=word/document.xml><?xml version="1.0" encoding="utf-8"?>
 <w:document xmlns:w="http://schemas.openxmlformats.org/wordprocessingml/2006/main" xmlns:m="http://schemas.openxmlformats.org/officeDocument/2006/math" xmlns:r="http://schemas.openxmlformats.org/officeDocument/2006/relationships" xmlns:o="urn:schemas-microsoft-com:office:office" xmlns:v="urn:schemas-microsoft-com:vml" xmlns:w10="urn:schemas-microsoft-com:office:word" xmlns:a="http://schemas.openxmlformats.org/drawingml/2006/main" xmlns:pic="http://schemas.openxmlformats.org/drawingml/2006/picture" xmlns:wp="http://schemas.openxmlformats.org/drawingml/2006/wordprocessingDrawing">
   <w:body>
-    <w:bookmarkStart w:id="43" w:name="X2351f334f17781296d91bfff42ea2b910f98989"/>
+    <w:bookmarkStart w:id="46" w:name="X2351f334f17781296d91bfff42ea2b910f98989"/>
     <w:p>
       <w:pPr>
         <w:pStyle w:val="Heading1"/>
@@ -6657,12 +6657,531 @@
     </w:p>
     <w:bookmarkEnd w:id="33"/>
     <w:bookmarkEnd w:id="34"/>
-    <w:bookmarkStart w:id="35" w:name="stage-2-full-cohort"/>
+    <w:bookmarkStart w:id="37" w:name="Xeee41a197e0aa17e9e980612ff0ae143f9f5b10"/>
     <w:p>
       <w:pPr>
         <w:pStyle w:val="Heading2"/>
       </w:pPr>
       <w:r>
+        <w:t xml:space="preserve">10c. Pathophysiology study and the arrived-septic patients (added 29 Oct 2026)</w:t>
+      </w:r>
+    </w:p>
+    <w:p>
+      <w:pPr>
+        <w:pStyle w:val="FirstParagraph"/>
+      </w:pPr>
+      <w:r>
+        <w:rPr>
+          <w:bCs/>
+          <w:b/>
+        </w:rPr>
+        <w:t xml:space="preserve">Decision (project partner and candidate, 29 Oct 2026).</w:t>
+      </w:r>
+      <w:r>
+        <w:t xml:space="preserve"> </w:t>
+      </w:r>
+      <w:r>
+        <w:t xml:space="preserve">The patients who arrive in the ICU already septic are the majority of septic ICU patients. The stage-1 cohort excludes them (YAIB exclusion 7: onset before the sixth ICU hour) and so learns sepsis physiology from the minority who become septic later. Two consequences follow for stage 2, and one study precedes it. None of this is driven by a test-split result; it is driven by clinical reasoning and by the event counts of Section 10 (45 eICU events).</w:t>
+      </w:r>
+    </w:p>
+    <w:bookmarkStart w:id="35" w:name="X2f223e7305813159a6636e0ede6a23ef324ea88"/>
+    <w:p>
+      <w:pPr>
+        <w:pStyle w:val="Heading3"/>
+      </w:pPr>
+      <w:r>
+        <w:t xml:space="preserve">10c.1 The pathophysiology study (notebook</w:t>
+      </w:r>
+      <w:r>
+        <w:t xml:space="preserve"> </w:t>
+      </w:r>
+      <w:r>
+        <w:rPr>
+          <w:rStyle w:val="VerbatimChar"/>
+        </w:rPr>
+        <w:t xml:space="preserve">_13_pathophysiology</w:t>
+      </w:r>
+      <w:r>
+        <w:t xml:space="preserve">; descriptive; before the freeze)</w:t>
+      </w:r>
+    </w:p>
+    <w:p>
+      <w:pPr>
+        <w:pStyle w:val="FirstParagraph"/>
+      </w:pPr>
+      <w:r>
+        <w:rPr>
+          <w:bCs/>
+          <w:b/>
+        </w:rPr>
+        <w:t xml:space="preserve">Purpose.</w:t>
+      </w:r>
+      <w:r>
+        <w:t xml:space="preserve"> </w:t>
+      </w:r>
+      <w:r>
+        <w:t xml:space="preserve">To describe, in both databases, which physiological patterns precede and accompany sepsis, which of them are shared across the two hospital systems, and which are artefacts of practice (how often things are measured). The output shapes the stage-2 predictor sets by a procedure fixed here; it estimates no model.</w:t>
+      </w:r>
+    </w:p>
+    <w:p>
+      <w:pPr>
+        <w:pStyle w:val="BodyText"/>
+      </w:pPr>
+      <w:r>
+        <w:rPr>
+          <w:bCs/>
+          <w:b/>
+        </w:rPr>
+        <w:t xml:space="preserve">Who is in it (training-split and non-cohort patients only; never validation, test or protected patients):</w:t>
+      </w:r>
+    </w:p>
+    <w:p>
+      <w:pPr>
+        <w:numPr>
+          <w:ilvl w:val="0"/>
+          <w:numId w:val="1044"/>
+        </w:numPr>
+        <w:pStyle w:val="Compact"/>
+      </w:pPr>
+      <w:r>
+        <w:rPr>
+          <w:iCs/>
+          <w:i/>
+        </w:rPr>
+        <w:t xml:space="preserve">Incident</w:t>
+      </w:r>
+      <w:r>
+        <w:t xml:space="preserve"> </w:t>
+      </w:r>
+      <w:r>
+        <w:t xml:space="preserve">(ICU-acquired): cohort stays with onset at or after the sixth ICU hour, training and observer-fit splits.</w:t>
+      </w:r>
+    </w:p>
+    <w:p>
+      <w:pPr>
+        <w:numPr>
+          <w:ilvl w:val="0"/>
+          <w:numId w:val="1044"/>
+        </w:numPr>
+        <w:pStyle w:val="Compact"/>
+      </w:pPr>
+      <w:r>
+        <w:rPr>
+          <w:iCs/>
+          <w:i/>
+        </w:rPr>
+        <w:t xml:space="preserve">Arrived septic</w:t>
+      </w:r>
+      <w:r>
+        <w:t xml:space="preserve"> </w:t>
+      </w:r>
+      <w:r>
+        <w:t xml:space="preserve">(prevalent): sampled candidate stays excluded by YAIB exclusion 7 (onset before the sixth ICU hour, including onset before ICU admission), whose hourly features already exist in the unlabelled corpus and whose onset exists in the label batches. No label extraction is repeated.</w:t>
+      </w:r>
+    </w:p>
+    <w:p>
+      <w:pPr>
+        <w:numPr>
+          <w:ilvl w:val="0"/>
+          <w:numId w:val="1044"/>
+        </w:numPr>
+        <w:pStyle w:val="Compact"/>
+      </w:pPr>
+      <w:r>
+        <w:rPr>
+          <w:iCs/>
+          <w:i/>
+        </w:rPr>
+        <w:t xml:space="preserve">Controls</w:t>
+      </w:r>
+      <w:r>
+        <w:t xml:space="preserve">: cohort stays with no onset, training and observer-fit splits.</w:t>
+      </w:r>
+    </w:p>
+    <w:p>
+      <w:pPr>
+        <w:pStyle w:val="FirstParagraph"/>
+      </w:pPr>
+      <w:r>
+        <w:rPr>
+          <w:bCs/>
+          <w:b/>
+        </w:rPr>
+        <w:t xml:space="preserve">What is measured.</w:t>
+      </w:r>
+      <w:r>
+        <w:t xml:space="preserve"> </w:t>
+      </w:r>
+      <w:r>
+        <w:t xml:space="preserve">For a fixed list of physiological channels (vital signs, blood gas, haematology, chemistry, lactate, inflammatory markers, urine output; and the six SOFA components), only</w:t>
+      </w:r>
+      <w:r>
+        <w:t xml:space="preserve"> </w:t>
+      </w:r>
+      <w:r>
+        <w:rPr>
+          <w:iCs/>
+          <w:i/>
+        </w:rPr>
+        <w:t xml:space="preserve">fresh</w:t>
+      </w:r>
+      <w:r>
+        <w:t xml:space="preserve"> </w:t>
+      </w:r>
+      <w:r>
+        <w:t xml:space="preserve">measurements (age under 1 h) are used for values, so that carry-forward and imputation do not manufacture trajectories. Measurement frequency per stay-hour is reported separately as the practice signal.</w:t>
+      </w:r>
+    </w:p>
+    <w:p>
+      <w:pPr>
+        <w:pStyle w:val="BodyText"/>
+      </w:pPr>
+      <w:r>
+        <w:rPr>
+          <w:bCs/>
+          <w:b/>
+        </w:rPr>
+        <w:t xml:space="preserve">Alignments.</w:t>
+      </w:r>
+      <w:r>
+        <w:t xml:space="preserve"> </w:t>
+      </w:r>
+      <w:r>
+        <w:t xml:space="preserve">Hours relative to onset (incident: −24 to +6; arrived septic: onset to +24) and hours since ICU admission (all groups: 1 to 30), in 4-hour bins: median, quartiles, number of stays with a fresh value, measurement rate.</w:t>
+      </w:r>
+    </w:p>
+    <w:p>
+      <w:pPr>
+        <w:pStyle w:val="BodyText"/>
+      </w:pPr>
+      <w:r>
+        <w:rPr>
+          <w:bCs/>
+          <w:b/>
+        </w:rPr>
+        <w:t xml:space="preserve">Comparisons (Cliff’s delta on fresh values, with 95 % bootstrap intervals by stay):</w:t>
+      </w:r>
+    </w:p>
+    <w:p>
+      <w:pPr>
+        <w:numPr>
+          <w:ilvl w:val="0"/>
+          <w:numId w:val="1045"/>
+        </w:numPr>
+        <w:pStyle w:val="Compact"/>
+      </w:pPr>
+      <w:r>
+        <w:t xml:space="preserve">Incident versus controls, by hour since admission: the baseline difference of patients who will become septic.</w:t>
+      </w:r>
+    </w:p>
+    <w:p>
+      <w:pPr>
+        <w:numPr>
+          <w:ilvl w:val="0"/>
+          <w:numId w:val="1045"/>
+        </w:numPr>
+        <w:pStyle w:val="Compact"/>
+      </w:pPr>
+      <w:r>
+        <w:t xml:space="preserve">Incident in the 12 h before onset versus controls at matched hours: the pre-onset signal.</w:t>
+      </w:r>
+    </w:p>
+    <w:p>
+      <w:pPr>
+        <w:numPr>
+          <w:ilvl w:val="0"/>
+          <w:numId w:val="1045"/>
+        </w:numPr>
+        <w:pStyle w:val="Compact"/>
+      </w:pPr>
+      <w:r>
+        <w:t xml:space="preserve">Arrived septic versus incident, both in the 12 h after onset: whether the two routes to sepsis look alike once sepsis is present.</w:t>
+      </w:r>
+    </w:p>
+    <w:p>
+      <w:pPr>
+        <w:numPr>
+          <w:ilvl w:val="0"/>
+          <w:numId w:val="1045"/>
+        </w:numPr>
+        <w:pStyle w:val="Compact"/>
+      </w:pPr>
+      <w:r>
+        <w:t xml:space="preserve">Arrived septic in the first 12 ICU hours versus incident in the 12 h before onset: whether early-arrived sepsis resembles impending sepsis.</w:t>
+      </w:r>
+    </w:p>
+    <w:p>
+      <w:pPr>
+        <w:numPr>
+          <w:ilvl w:val="0"/>
+          <w:numId w:val="1045"/>
+        </w:numPr>
+        <w:pStyle w:val="Compact"/>
+      </w:pPr>
+      <w:r>
+        <w:t xml:space="preserve">Rate of change: per-stay slope of fresh values over the 12 h before onset (incident), the first 12 h (arrived septic) and hours 7 to 18 (controls).</w:t>
+      </w:r>
+    </w:p>
+    <w:p>
+      <w:pPr>
+        <w:pStyle w:val="FirstParagraph"/>
+      </w:pPr>
+      <w:r>
+        <w:rPr>
+          <w:bCs/>
+          <w:b/>
+        </w:rPr>
+        <w:t xml:space="preserve">Cross-database rule (fixed now).</w:t>
+      </w:r>
+      <w:r>
+        <w:t xml:space="preserve"> </w:t>
+      </w:r>
+      <w:r>
+        <w:t xml:space="preserve">A channel’s pattern is</w:t>
+      </w:r>
+      <w:r>
+        <w:t xml:space="preserve"> </w:t>
+      </w:r>
+      <w:r>
+        <w:rPr>
+          <w:iCs/>
+          <w:i/>
+        </w:rPr>
+        <w:t xml:space="preserve">shared</w:t>
+      </w:r>
+      <w:r>
+        <w:t xml:space="preserve"> </w:t>
+      </w:r>
+      <w:r>
+        <w:t xml:space="preserve">when its delta has the same sign and |delta| ≥ 0.147 in both databases;</w:t>
+      </w:r>
+      <w:r>
+        <w:t xml:space="preserve"> </w:t>
+      </w:r>
+      <w:r>
+        <w:rPr>
+          <w:iCs/>
+          <w:i/>
+        </w:rPr>
+        <w:t xml:space="preserve">strong shared</w:t>
+      </w:r>
+      <w:r>
+        <w:t xml:space="preserve"> </w:t>
+      </w:r>
+      <w:r>
+        <w:t xml:space="preserve">at ≥ 0.33;</w:t>
+      </w:r>
+      <w:r>
+        <w:t xml:space="preserve"> </w:t>
+      </w:r>
+      <w:r>
+        <w:rPr>
+          <w:iCs/>
+          <w:i/>
+        </w:rPr>
+        <w:t xml:space="preserve">database-specific</w:t>
+      </w:r>
+      <w:r>
+        <w:t xml:space="preserve"> </w:t>
+      </w:r>
+      <w:r>
+        <w:t xml:space="preserve">when the threshold is met in one database only;</w:t>
+      </w:r>
+      <w:r>
+        <w:t xml:space="preserve"> </w:t>
+      </w:r>
+      <w:r>
+        <w:rPr>
+          <w:iCs/>
+          <w:i/>
+        </w:rPr>
+        <w:t xml:space="preserve">no signal</w:t>
+      </w:r>
+      <w:r>
+        <w:t xml:space="preserve"> </w:t>
+      </w:r>
+      <w:r>
+        <w:t xml:space="preserve">otherwise. The same rule applies to measurement rates, which identifies practice differences.</w:t>
+      </w:r>
+    </w:p>
+    <w:p>
+      <w:pPr>
+        <w:pStyle w:val="BodyText"/>
+      </w:pPr>
+      <w:r>
+        <w:rPr>
+          <w:bCs/>
+          <w:b/>
+        </w:rPr>
+        <w:t xml:space="preserve">Outputs.</w:t>
+      </w:r>
+      <w:r>
+        <w:t xml:space="preserve"> </w:t>
+      </w:r>
+      <w:r>
+        <w:t xml:space="preserve">Aggregate tables (CSV), small-multiple figures,</w:t>
+      </w:r>
+      <w:r>
+        <w:t xml:space="preserve"> </w:t>
+      </w:r>
+      <w:r>
+        <w:rPr>
+          <w:rStyle w:val="VerbatimChar"/>
+        </w:rPr>
+        <w:t xml:space="preserve">shared_physiology.json</w:t>
+      </w:r>
+      <w:r>
+        <w:t xml:space="preserve">, with counts under 11 masked. No patient-level data leave the runtime.</w:t>
+      </w:r>
+    </w:p>
+    <w:bookmarkEnd w:id="35"/>
+    <w:bookmarkStart w:id="36" w:name="Xf2b8a0fdb4b3289f880ee442699d88004b4d756"/>
+    <w:p>
+      <w:pPr>
+        <w:pStyle w:val="Heading3"/>
+      </w:pPr>
+      <w:r>
+        <w:t xml:space="preserve">10c.2 Consequences for stage 2 (prespecified here; TO FREEZE with Section 11)</w:t>
+      </w:r>
+    </w:p>
+    <w:p>
+      <w:pPr>
+        <w:numPr>
+          <w:ilvl w:val="0"/>
+          <w:numId w:val="1046"/>
+        </w:numPr>
+        <w:pStyle w:val="Compact"/>
+      </w:pPr>
+      <w:r>
+        <w:rPr>
+          <w:bCs/>
+          <w:b/>
+        </w:rPr>
+        <w:t xml:space="preserve">All-comers cohort.</w:t>
+      </w:r>
+      <w:r>
+        <w:t xml:space="preserve"> </w:t>
+      </w:r>
+      <w:r>
+        <w:t xml:space="preserve">The stage-2 cohort keeps YAIB exclusions 1 to 6 and drops exclusion 7: stays with onset before the sixth ICU hour (including before admission) stay in the cohort. Their hours before onset, if any, are scored as now; their hours from onset to onset + 6 h carry the positive label; later hours are not scored. The warning model is trained on all comers.</w:t>
+      </w:r>
+      <w:r>
+        <w:t xml:space="preserve"> </w:t>
+      </w:r>
+      <w:r>
+        <w:rPr>
+          <w:bCs/>
+          <w:b/>
+        </w:rPr>
+        <w:t xml:space="preserve">The primary evaluation stays the incident cohort</w:t>
+      </w:r>
+      <w:r>
+        <w:t xml:space="preserve"> </w:t>
+      </w:r>
+      <w:r>
+        <w:t xml:space="preserve">(onset at or after 6 h), reported exactly as in stage 1 so that it remains comparable with Section 10 and with the literature. The all-comers evaluation is a prespecified secondary, reported stratified: incident, arrived septic, controls. This makes the model learn sepsis physiology from every septic patient and tests it on the patients who can be warned.</w:t>
+      </w:r>
+    </w:p>
+    <w:p>
+      <w:pPr>
+        <w:numPr>
+          <w:ilvl w:val="0"/>
+          <w:numId w:val="1046"/>
+        </w:numPr>
+        <w:pStyle w:val="Compact"/>
+      </w:pPr>
+      <w:r>
+        <w:rPr>
+          <w:bCs/>
+          <w:b/>
+        </w:rPr>
+        <w:t xml:space="preserve">Predictor-set arms.</w:t>
+      </w:r>
+      <w:r>
+        <w:t xml:space="preserve"> </w:t>
+      </w:r>
+      <w:r>
+        <w:t xml:space="preserve">Beside the full 659-predictor set: (a)</w:t>
+      </w:r>
+      <w:r>
+        <w:t xml:space="preserve"> </w:t>
+      </w:r>
+      <w:r>
+        <w:rPr>
+          <w:iCs/>
+          <w:i/>
+        </w:rPr>
+        <w:t xml:space="preserve">physiology only</w:t>
+      </w:r>
+      <w:r>
+        <w:t xml:space="preserve">, defined by class from the feature registry (raw measurements, derived criteria and ratios, renal windows, handcrafted physiology features, with their masks and ages, age and sex; no exposures, devices, medications, imaging, fluids, charted states, admission context, comorbidity flags or prophylaxis); (b)</w:t>
+      </w:r>
+      <w:r>
+        <w:t xml:space="preserve"> </w:t>
+      </w:r>
+      <w:r>
+        <w:rPr>
+          <w:iCs/>
+          <w:i/>
+        </w:rPr>
+        <w:t xml:space="preserve">shared physiology</w:t>
+      </w:r>
+      <w:r>
+        <w:t xml:space="preserve">, the channels the 10c.1 rule marks shared in both databases, applied to (a); (c) variant of (a) without the mask and age channels, to measure how much of home performance is charting practice. Judged by transfer and leave-hospital-out as well as at home.</w:t>
+      </w:r>
+    </w:p>
+    <w:p>
+      <w:pPr>
+        <w:numPr>
+          <w:ilvl w:val="0"/>
+          <w:numId w:val="1046"/>
+        </w:numPr>
+        <w:pStyle w:val="Compact"/>
+      </w:pPr>
+      <w:r>
+        <w:rPr>
+          <w:bCs/>
+          <w:b/>
+        </w:rPr>
+        <w:t xml:space="preserve">Recognition-to-anticipation pretraining.</w:t>
+      </w:r>
+      <w:r>
+        <w:t xml:space="preserve"> </w:t>
+      </w:r>
+      <w:r>
+        <w:t xml:space="preserve">A prespecified self-supervised variant: the encoder is first trained to recognise sepsis present in the first 6 h of the arrived-septic stays against non-septic stays (a label-free task with respect to the warning target), then the warning model is trained on the cohort. One arm beside the existing self-supervised pair.</w:t>
+      </w:r>
+    </w:p>
+    <w:p>
+      <w:pPr>
+        <w:numPr>
+          <w:ilvl w:val="0"/>
+          <w:numId w:val="1046"/>
+        </w:numPr>
+        <w:pStyle w:val="Compact"/>
+      </w:pPr>
+      <w:r>
+        <w:rPr>
+          <w:bCs/>
+          <w:b/>
+        </w:rPr>
+        <w:t xml:space="preserve">Build consequence.</w:t>
+      </w:r>
+      <w:r>
+        <w:t xml:space="preserve"> </w:t>
+      </w:r>
+      <w:r>
+        <w:t xml:space="preserve">Dropping exclusion 7 changes the cohort key; labels are reused (the label batches cover every candidate), the cohort step reruns, and features are built for the added stays. Recorded here before any stage-2 result exists.</w:t>
+      </w:r>
+    </w:p>
+    <w:bookmarkEnd w:id="36"/>
+    <w:bookmarkEnd w:id="37"/>
+    <w:bookmarkStart w:id="38" w:name="stage-2-full-cohort"/>
+    <w:p>
+      <w:pPr>
+        <w:pStyle w:val="Heading2"/>
+      </w:pPr>
+      <w:r>
         <w:t xml:space="preserve">11. Stage 2, full cohort</w:t>
       </w:r>
     </w:p>
@@ -6670,7 +7189,7 @@
       <w:pPr>
         <w:numPr>
           <w:ilvl w:val="0"/>
-          <w:numId w:val="1044"/>
+          <w:numId w:val="1047"/>
         </w:numPr>
         <w:pStyle w:val="Compact"/>
       </w:pPr>
@@ -6701,7 +7220,7 @@
       <w:pPr>
         <w:numPr>
           <w:ilvl w:val="0"/>
-          <w:numId w:val="1044"/>
+          <w:numId w:val="1047"/>
         </w:numPr>
         <w:pStyle w:val="Compact"/>
       </w:pPr>
@@ -6717,7 +7236,7 @@
       <w:pPr>
         <w:numPr>
           <w:ilvl w:val="1"/>
-          <w:numId w:val="1045"/>
+          <w:numId w:val="1048"/>
         </w:numPr>
         <w:pStyle w:val="Compact"/>
       </w:pPr>
@@ -6729,7 +7248,7 @@
       <w:pPr>
         <w:numPr>
           <w:ilvl w:val="1"/>
-          <w:numId w:val="1045"/>
+          <w:numId w:val="1048"/>
         </w:numPr>
         <w:pStyle w:val="Compact"/>
       </w:pPr>
@@ -6741,7 +7260,7 @@
       <w:pPr>
         <w:numPr>
           <w:ilvl w:val="1"/>
-          <w:numId w:val="1045"/>
+          <w:numId w:val="1048"/>
         </w:numPr>
         <w:pStyle w:val="Compact"/>
       </w:pPr>
@@ -6753,7 +7272,7 @@
       <w:pPr>
         <w:numPr>
           <w:ilvl w:val="1"/>
-          <w:numId w:val="1045"/>
+          <w:numId w:val="1048"/>
         </w:numPr>
         <w:pStyle w:val="Compact"/>
       </w:pPr>
@@ -6765,7 +7284,7 @@
       <w:pPr>
         <w:numPr>
           <w:ilvl w:val="1"/>
-          <w:numId w:val="1045"/>
+          <w:numId w:val="1048"/>
         </w:numPr>
         <w:pStyle w:val="Compact"/>
       </w:pPr>
@@ -6787,7 +7306,7 @@
       <w:pPr>
         <w:numPr>
           <w:ilvl w:val="0"/>
-          <w:numId w:val="1044"/>
+          <w:numId w:val="1047"/>
         </w:numPr>
         <w:pStyle w:val="Compact"/>
       </w:pPr>
@@ -6824,7 +7343,67 @@
       <w:pPr>
         <w:numPr>
           <w:ilvl w:val="0"/>
-          <w:numId w:val="1044"/>
+          <w:numId w:val="1047"/>
+        </w:numPr>
+        <w:pStyle w:val="Compact"/>
+      </w:pPr>
+      <w:r>
+        <w:rPr>
+          <w:bCs/>
+          <w:b/>
+        </w:rPr>
+        <w:t xml:space="preserve">Cohort (decided 29 Oct 2026, Section 10c.2):</w:t>
+      </w:r>
+      <w:r>
+        <w:t xml:space="preserve"> </w:t>
+      </w:r>
+      <w:r>
+        <w:t xml:space="preserve">all comers (YAIB exclusion 7 dropped); primary evaluation on the incident cohort, secondary stratified on all comers.</w:t>
+      </w:r>
+    </w:p>
+    <w:p>
+      <w:pPr>
+        <w:numPr>
+          <w:ilvl w:val="0"/>
+          <w:numId w:val="1047"/>
+        </w:numPr>
+        <w:pStyle w:val="Compact"/>
+      </w:pPr>
+      <w:r>
+        <w:rPr>
+          <w:bCs/>
+          <w:b/>
+        </w:rPr>
+        <w:t xml:space="preserve">Predictor-set arms (Section 10c.2):</w:t>
+      </w:r>
+      <w:r>
+        <w:t xml:space="preserve"> </w:t>
+      </w:r>
+      <w:r>
+        <w:t xml:space="preserve">full 659; physiology only; shared physiology; physiology only without mask and age channels.</w:t>
+      </w:r>
+    </w:p>
+    <w:p>
+      <w:pPr>
+        <w:numPr>
+          <w:ilvl w:val="0"/>
+          <w:numId w:val="1047"/>
+        </w:numPr>
+        <w:pStyle w:val="Compact"/>
+      </w:pPr>
+      <w:r>
+        <w:rPr>
+          <w:bCs/>
+          <w:b/>
+        </w:rPr>
+        <w:t xml:space="preserve">Recognition-to-anticipation pretraining arm (Section 10c.2).</w:t>
+      </w:r>
+    </w:p>
+    <w:p>
+      <w:pPr>
+        <w:numPr>
+          <w:ilvl w:val="0"/>
+          <w:numId w:val="1047"/>
         </w:numPr>
         <w:pStyle w:val="Compact"/>
       </w:pPr>
@@ -6882,7 +7461,7 @@
       <w:pPr>
         <w:numPr>
           <w:ilvl w:val="0"/>
-          <w:numId w:val="1044"/>
+          <w:numId w:val="1047"/>
         </w:numPr>
         <w:pStyle w:val="Compact"/>
       </w:pPr>
@@ -6904,7 +7483,7 @@
       <w:pPr>
         <w:numPr>
           <w:ilvl w:val="0"/>
-          <w:numId w:val="1044"/>
+          <w:numId w:val="1047"/>
         </w:numPr>
         <w:pStyle w:val="Compact"/>
       </w:pPr>
@@ -6914,297 +7493,6 @@
           <w:b/>
         </w:rPr>
         <w:t xml:space="preserve">Pretraining corpus (TO FREEZE):</w:t>
-      </w:r>
-    </w:p>
-    <w:p>
-      <w:pPr>
-        <w:numPr>
-          <w:ilvl w:val="1"/>
-          <w:numId w:val="1046"/>
-        </w:numPr>
-        <w:pStyle w:val="Compact"/>
-      </w:pPr>
-      <w:r>
-        <w:t xml:space="preserve">non-cohort stays plus training-split stays (inputs only, no labels);</w:t>
-      </w:r>
-    </w:p>
-    <w:p>
-      <w:pPr>
-        <w:numPr>
-          <w:ilvl w:val="1"/>
-          <w:numId w:val="1046"/>
-        </w:numPr>
-        <w:pStyle w:val="Compact"/>
-      </w:pPr>
-      <w:r>
-        <w:t xml:space="preserve">excluding every stay of a validation, test or protected patient.</w:t>
-      </w:r>
-    </w:p>
-    <w:p>
-      <w:pPr>
-        <w:numPr>
-          <w:ilvl w:val="0"/>
-          <w:numId w:val="1044"/>
-        </w:numPr>
-        <w:pStyle w:val="Compact"/>
-      </w:pPr>
-      <w:r>
-        <w:rPr>
-          <w:bCs/>
-          <w:b/>
-        </w:rPr>
-        <w:t xml:space="preserve">Final-release encoder (TO FREEZE):</w:t>
-      </w:r>
-      <w:r>
-        <w:t xml:space="preserve"> </w:t>
-      </w:r>
-      <w:r>
-        <w:t xml:space="preserve">Section 5.3.</w:t>
-      </w:r>
-    </w:p>
-    <w:p>
-      <w:pPr>
-        <w:numPr>
-          <w:ilvl w:val="0"/>
-          <w:numId w:val="1044"/>
-        </w:numPr>
-        <w:pStyle w:val="Compact"/>
-      </w:pPr>
-      <w:r>
-        <w:rPr>
-          <w:bCs/>
-          <w:b/>
-        </w:rPr>
-        <w:t xml:space="preserve">eICU leave-hospital-out (TO FREEZE):</w:t>
-      </w:r>
-      <w:r>
-        <w:t xml:space="preserve"> </w:t>
-      </w:r>
-      <w:r>
-        <w:t xml:space="preserve">hospital grouping and the minimum events per hospital.</w:t>
-      </w:r>
-    </w:p>
-    <w:p>
-      <w:pPr>
-        <w:numPr>
-          <w:ilvl w:val="0"/>
-          <w:numId w:val="1044"/>
-        </w:numPr>
-        <w:pStyle w:val="Compact"/>
-      </w:pPr>
-      <w:r>
-        <w:rPr>
-          <w:bCs/>
-          <w:b/>
-        </w:rPr>
-        <w:t xml:space="preserve">Then:</w:t>
-      </w:r>
-    </w:p>
-    <w:p>
-      <w:pPr>
-        <w:numPr>
-          <w:ilvl w:val="1"/>
-          <w:numId w:val="1047"/>
-        </w:numPr>
-        <w:pStyle w:val="Compact"/>
-      </w:pPr>
-      <w:r>
-        <w:t xml:space="preserve">freeze this protocol (commit);</w:t>
-      </w:r>
-    </w:p>
-    <w:p>
-      <w:pPr>
-        <w:numPr>
-          <w:ilvl w:val="1"/>
-          <w:numId w:val="1047"/>
-        </w:numPr>
-        <w:pStyle w:val="Compact"/>
-      </w:pPr>
-      <w:r>
-        <w:t xml:space="preserve">declare</w:t>
-      </w:r>
-      <w:r>
-        <w:t xml:space="preserve"> </w:t>
-      </w:r>
-      <w:r>
-        <w:rPr>
-          <w:rStyle w:val="VerbatimChar"/>
-        </w:rPr>
-        <w:t xml:space="preserve">PRIOR_TEST_EXPOSURE</w:t>
-      </w:r>
-      <w:r>
-        <w:t xml:space="preserve">;</w:t>
-      </w:r>
-    </w:p>
-    <w:p>
-      <w:pPr>
-        <w:numPr>
-          <w:ilvl w:val="1"/>
-          <w:numId w:val="1047"/>
-        </w:numPr>
-        <w:pStyle w:val="Compact"/>
-      </w:pPr>
-      <w:r>
-        <w:t xml:space="preserve">open the holdout once;</w:t>
-      </w:r>
-    </w:p>
-    <w:p>
-      <w:pPr>
-        <w:numPr>
-          <w:ilvl w:val="1"/>
-          <w:numId w:val="1047"/>
-        </w:numPr>
-        <w:pStyle w:val="Compact"/>
-      </w:pPr>
-      <w:r>
-        <w:t xml:space="preserve">report every prespecified arm and analysis, whatever its result.</w:t>
-      </w:r>
-    </w:p>
-    <w:p>
-      <w:pPr>
-        <w:numPr>
-          <w:ilvl w:val="0"/>
-          <w:numId w:val="1044"/>
-        </w:numPr>
-        <w:pStyle w:val="Compact"/>
-      </w:pPr>
-      <w:r>
-        <w:rPr>
-          <w:bCs/>
-          <w:b/>
-        </w:rPr>
-        <w:t xml:space="preserve">Reporting standards:</w:t>
-      </w:r>
-      <w:r>
-        <w:t xml:space="preserve"> </w:t>
-      </w:r>
-      <w:r>
-        <w:t xml:space="preserve">TRIPOD+AI for reporting and PROBAST+AI for the risk-of-bias assessment.</w:t>
-      </w:r>
-    </w:p>
-    <w:bookmarkEnd w:id="35"/>
-    <w:bookmarkStart w:id="36" w:name="reproducibility"/>
-    <w:p>
-      <w:pPr>
-        <w:pStyle w:val="Heading2"/>
-      </w:pPr>
-      <w:r>
-        <w:t xml:space="preserve">12. Reproducibility</w:t>
-      </w:r>
-    </w:p>
-    <w:p>
-      <w:pPr>
-        <w:numPr>
-          <w:ilvl w:val="0"/>
-          <w:numId w:val="1048"/>
-        </w:numPr>
-        <w:pStyle w:val="Compact"/>
-      </w:pPr>
-      <w:r>
-        <w:t xml:space="preserve">Each notebook embeds its code with SHA-256 checks and runs with</w:t>
-      </w:r>
-      <w:r>
-        <w:t xml:space="preserve"> </w:t>
-      </w:r>
-      <w:r>
-        <w:rPr>
-          <w:bCs/>
-          <w:b/>
-        </w:rPr>
-        <w:t xml:space="preserve">Run all</w:t>
-      </w:r>
-      <w:r>
-        <w:t xml:space="preserve"> </w:t>
-      </w:r>
-      <w:r>
-        <w:t xml:space="preserve">only. No manual or AI-assistant edits are made between runs.</w:t>
-      </w:r>
-    </w:p>
-    <w:p>
-      <w:pPr>
-        <w:numPr>
-          <w:ilvl w:val="0"/>
-          <w:numId w:val="1048"/>
-        </w:numPr>
-        <w:pStyle w:val="Compact"/>
-      </w:pPr>
-      <w:r>
-        <w:t xml:space="preserve">Stages are cached under keys built from code, data and configuration:</w:t>
-      </w:r>
-      <w:r>
-        <w:t xml:space="preserve"> </w:t>
-      </w:r>
-      <w:r>
-        <w:rPr>
-          <w:rStyle w:val="VerbatimChar"/>
-        </w:rPr>
-        <w:t xml:space="preserve">COHORT_KEY</w:t>
-      </w:r>
-      <w:r>
-        <w:t xml:space="preserve">,</w:t>
-      </w:r>
-      <w:r>
-        <w:t xml:space="preserve"> </w:t>
-      </w:r>
-      <w:r>
-        <w:rPr>
-          <w:rStyle w:val="VerbatimChar"/>
-        </w:rPr>
-        <w:t xml:space="preserve">RAW_STAGE_KEY</w:t>
-      </w:r>
-      <w:r>
-        <w:t xml:space="preserve">,</w:t>
-      </w:r>
-      <w:r>
-        <w:t xml:space="preserve"> </w:t>
-      </w:r>
-      <w:r>
-        <w:rPr>
-          <w:rStyle w:val="VerbatimChar"/>
-        </w:rPr>
-        <w:t xml:space="preserve">SUPP_KEY</w:t>
-      </w:r>
-      <w:r>
-        <w:t xml:space="preserve">,</w:t>
-      </w:r>
-      <w:r>
-        <w:t xml:space="preserve"> </w:t>
-      </w:r>
-      <w:r>
-        <w:rPr>
-          <w:rStyle w:val="VerbatimChar"/>
-        </w:rPr>
-        <w:t xml:space="preserve">DATA_KEY</w:t>
-      </w:r>
-      <w:r>
-        <w:t xml:space="preserve">,</w:t>
-      </w:r>
-      <w:r>
-        <w:t xml:space="preserve"> </w:t>
-      </w:r>
-      <w:r>
-        <w:rPr>
-          <w:rStyle w:val="VerbatimChar"/>
-        </w:rPr>
-        <w:t xml:space="preserve">SSL_KEY</w:t>
-      </w:r>
-      <w:r>
-        <w:t xml:space="preserve"> </w:t>
-      </w:r>
-      <w:r>
-        <w:t xml:space="preserve">and</w:t>
-      </w:r>
-      <w:r>
-        <w:t xml:space="preserve"> </w:t>
-      </w:r>
-      <w:r>
-        <w:rPr>
-          <w:rStyle w:val="VerbatimChar"/>
-        </w:rPr>
-        <w:t xml:space="preserve">RUN_KEY</w:t>
-      </w:r>
-      <w:r>
-        <w:t xml:space="preserve">.</w:t>
       </w:r>
     </w:p>
     <w:p>
@@ -7216,7 +7504,7 @@
         <w:pStyle w:val="Compact"/>
       </w:pPr>
       <w:r>
-        <w:t xml:space="preserve">A changed input produces a new key.</w:t>
+        <w:t xml:space="preserve">non-cohort stays plus training-split stays (inputs only, no labels);</w:t>
       </w:r>
     </w:p>
     <w:p>
@@ -7228,6 +7516,297 @@
         <w:pStyle w:val="Compact"/>
       </w:pPr>
       <w:r>
+        <w:t xml:space="preserve">excluding every stay of a validation, test or protected patient.</w:t>
+      </w:r>
+    </w:p>
+    <w:p>
+      <w:pPr>
+        <w:numPr>
+          <w:ilvl w:val="0"/>
+          <w:numId w:val="1047"/>
+        </w:numPr>
+        <w:pStyle w:val="Compact"/>
+      </w:pPr>
+      <w:r>
+        <w:rPr>
+          <w:bCs/>
+          <w:b/>
+        </w:rPr>
+        <w:t xml:space="preserve">Final-release encoder (TO FREEZE):</w:t>
+      </w:r>
+      <w:r>
+        <w:t xml:space="preserve"> </w:t>
+      </w:r>
+      <w:r>
+        <w:t xml:space="preserve">Section 5.3.</w:t>
+      </w:r>
+    </w:p>
+    <w:p>
+      <w:pPr>
+        <w:numPr>
+          <w:ilvl w:val="0"/>
+          <w:numId w:val="1047"/>
+        </w:numPr>
+        <w:pStyle w:val="Compact"/>
+      </w:pPr>
+      <w:r>
+        <w:rPr>
+          <w:bCs/>
+          <w:b/>
+        </w:rPr>
+        <w:t xml:space="preserve">eICU leave-hospital-out (TO FREEZE):</w:t>
+      </w:r>
+      <w:r>
+        <w:t xml:space="preserve"> </w:t>
+      </w:r>
+      <w:r>
+        <w:t xml:space="preserve">hospital grouping and the minimum events per hospital.</w:t>
+      </w:r>
+    </w:p>
+    <w:p>
+      <w:pPr>
+        <w:numPr>
+          <w:ilvl w:val="0"/>
+          <w:numId w:val="1047"/>
+        </w:numPr>
+        <w:pStyle w:val="Compact"/>
+      </w:pPr>
+      <w:r>
+        <w:rPr>
+          <w:bCs/>
+          <w:b/>
+        </w:rPr>
+        <w:t xml:space="preserve">Then:</w:t>
+      </w:r>
+    </w:p>
+    <w:p>
+      <w:pPr>
+        <w:numPr>
+          <w:ilvl w:val="1"/>
+          <w:numId w:val="1050"/>
+        </w:numPr>
+        <w:pStyle w:val="Compact"/>
+      </w:pPr>
+      <w:r>
+        <w:t xml:space="preserve">freeze this protocol (commit);</w:t>
+      </w:r>
+    </w:p>
+    <w:p>
+      <w:pPr>
+        <w:numPr>
+          <w:ilvl w:val="1"/>
+          <w:numId w:val="1050"/>
+        </w:numPr>
+        <w:pStyle w:val="Compact"/>
+      </w:pPr>
+      <w:r>
+        <w:t xml:space="preserve">declare</w:t>
+      </w:r>
+      <w:r>
+        <w:t xml:space="preserve"> </w:t>
+      </w:r>
+      <w:r>
+        <w:rPr>
+          <w:rStyle w:val="VerbatimChar"/>
+        </w:rPr>
+        <w:t xml:space="preserve">PRIOR_TEST_EXPOSURE</w:t>
+      </w:r>
+      <w:r>
+        <w:t xml:space="preserve">;</w:t>
+      </w:r>
+    </w:p>
+    <w:p>
+      <w:pPr>
+        <w:numPr>
+          <w:ilvl w:val="1"/>
+          <w:numId w:val="1050"/>
+        </w:numPr>
+        <w:pStyle w:val="Compact"/>
+      </w:pPr>
+      <w:r>
+        <w:t xml:space="preserve">open the holdout once;</w:t>
+      </w:r>
+    </w:p>
+    <w:p>
+      <w:pPr>
+        <w:numPr>
+          <w:ilvl w:val="1"/>
+          <w:numId w:val="1050"/>
+        </w:numPr>
+        <w:pStyle w:val="Compact"/>
+      </w:pPr>
+      <w:r>
+        <w:t xml:space="preserve">report every prespecified arm and analysis, whatever its result.</w:t>
+      </w:r>
+    </w:p>
+    <w:p>
+      <w:pPr>
+        <w:numPr>
+          <w:ilvl w:val="0"/>
+          <w:numId w:val="1047"/>
+        </w:numPr>
+        <w:pStyle w:val="Compact"/>
+      </w:pPr>
+      <w:r>
+        <w:rPr>
+          <w:bCs/>
+          <w:b/>
+        </w:rPr>
+        <w:t xml:space="preserve">Reporting standards:</w:t>
+      </w:r>
+      <w:r>
+        <w:t xml:space="preserve"> </w:t>
+      </w:r>
+      <w:r>
+        <w:t xml:space="preserve">TRIPOD+AI for reporting and PROBAST+AI for the risk-of-bias assessment.</w:t>
+      </w:r>
+    </w:p>
+    <w:bookmarkEnd w:id="38"/>
+    <w:bookmarkStart w:id="39" w:name="reproducibility"/>
+    <w:p>
+      <w:pPr>
+        <w:pStyle w:val="Heading2"/>
+      </w:pPr>
+      <w:r>
+        <w:t xml:space="preserve">12. Reproducibility</w:t>
+      </w:r>
+    </w:p>
+    <w:p>
+      <w:pPr>
+        <w:numPr>
+          <w:ilvl w:val="0"/>
+          <w:numId w:val="1051"/>
+        </w:numPr>
+        <w:pStyle w:val="Compact"/>
+      </w:pPr>
+      <w:r>
+        <w:t xml:space="preserve">Each notebook embeds its code with SHA-256 checks and runs with</w:t>
+      </w:r>
+      <w:r>
+        <w:t xml:space="preserve"> </w:t>
+      </w:r>
+      <w:r>
+        <w:rPr>
+          <w:bCs/>
+          <w:b/>
+        </w:rPr>
+        <w:t xml:space="preserve">Run all</w:t>
+      </w:r>
+      <w:r>
+        <w:t xml:space="preserve"> </w:t>
+      </w:r>
+      <w:r>
+        <w:t xml:space="preserve">only. No manual or AI-assistant edits are made between runs.</w:t>
+      </w:r>
+    </w:p>
+    <w:p>
+      <w:pPr>
+        <w:numPr>
+          <w:ilvl w:val="0"/>
+          <w:numId w:val="1051"/>
+        </w:numPr>
+        <w:pStyle w:val="Compact"/>
+      </w:pPr>
+      <w:r>
+        <w:t xml:space="preserve">Stages are cached under keys built from code, data and configuration:</w:t>
+      </w:r>
+      <w:r>
+        <w:t xml:space="preserve"> </w:t>
+      </w:r>
+      <w:r>
+        <w:rPr>
+          <w:rStyle w:val="VerbatimChar"/>
+        </w:rPr>
+        <w:t xml:space="preserve">COHORT_KEY</w:t>
+      </w:r>
+      <w:r>
+        <w:t xml:space="preserve">,</w:t>
+      </w:r>
+      <w:r>
+        <w:t xml:space="preserve"> </w:t>
+      </w:r>
+      <w:r>
+        <w:rPr>
+          <w:rStyle w:val="VerbatimChar"/>
+        </w:rPr>
+        <w:t xml:space="preserve">RAW_STAGE_KEY</w:t>
+      </w:r>
+      <w:r>
+        <w:t xml:space="preserve">,</w:t>
+      </w:r>
+      <w:r>
+        <w:t xml:space="preserve"> </w:t>
+      </w:r>
+      <w:r>
+        <w:rPr>
+          <w:rStyle w:val="VerbatimChar"/>
+        </w:rPr>
+        <w:t xml:space="preserve">SUPP_KEY</w:t>
+      </w:r>
+      <w:r>
+        <w:t xml:space="preserve">,</w:t>
+      </w:r>
+      <w:r>
+        <w:t xml:space="preserve"> </w:t>
+      </w:r>
+      <w:r>
+        <w:rPr>
+          <w:rStyle w:val="VerbatimChar"/>
+        </w:rPr>
+        <w:t xml:space="preserve">DATA_KEY</w:t>
+      </w:r>
+      <w:r>
+        <w:t xml:space="preserve">,</w:t>
+      </w:r>
+      <w:r>
+        <w:t xml:space="preserve"> </w:t>
+      </w:r>
+      <w:r>
+        <w:rPr>
+          <w:rStyle w:val="VerbatimChar"/>
+        </w:rPr>
+        <w:t xml:space="preserve">SSL_KEY</w:t>
+      </w:r>
+      <w:r>
+        <w:t xml:space="preserve"> </w:t>
+      </w:r>
+      <w:r>
+        <w:t xml:space="preserve">and</w:t>
+      </w:r>
+      <w:r>
+        <w:t xml:space="preserve"> </w:t>
+      </w:r>
+      <w:r>
+        <w:rPr>
+          <w:rStyle w:val="VerbatimChar"/>
+        </w:rPr>
+        <w:t xml:space="preserve">RUN_KEY</w:t>
+      </w:r>
+      <w:r>
+        <w:t xml:space="preserve">.</w:t>
+      </w:r>
+    </w:p>
+    <w:p>
+      <w:pPr>
+        <w:numPr>
+          <w:ilvl w:val="1"/>
+          <w:numId w:val="1052"/>
+        </w:numPr>
+        <w:pStyle w:val="Compact"/>
+      </w:pPr>
+      <w:r>
+        <w:t xml:space="preserve">A changed input produces a new key.</w:t>
+      </w:r>
+    </w:p>
+    <w:p>
+      <w:pPr>
+        <w:numPr>
+          <w:ilvl w:val="1"/>
+          <w:numId w:val="1052"/>
+        </w:numPr>
+        <w:pStyle w:val="Compact"/>
+      </w:pPr>
+      <w:r>
         <w:t xml:space="preserve">A per-run</w:t>
       </w:r>
       <w:r>
@@ -7250,7 +7829,7 @@
       <w:pPr>
         <w:numPr>
           <w:ilvl w:val="1"/>
-          <w:numId w:val="1049"/>
+          <w:numId w:val="1052"/>
         </w:numPr>
         <w:pStyle w:val="Compact"/>
       </w:pPr>
@@ -7271,7 +7850,7 @@
       <w:pPr>
         <w:numPr>
           <w:ilvl w:val="0"/>
-          <w:numId w:val="1048"/>
+          <w:numId w:val="1051"/>
         </w:numPr>
         <w:pStyle w:val="Compact"/>
       </w:pPr>
@@ -7310,7 +7889,7 @@
       <w:pPr>
         <w:numPr>
           <w:ilvl w:val="0"/>
-          <w:numId w:val="1048"/>
+          <w:numId w:val="1051"/>
         </w:numPr>
         <w:pStyle w:val="Compact"/>
       </w:pPr>
@@ -7331,7 +7910,7 @@
       <w:pPr>
         <w:numPr>
           <w:ilvl w:val="0"/>
-          <w:numId w:val="1048"/>
+          <w:numId w:val="1051"/>
         </w:numPr>
         <w:pStyle w:val="Compact"/>
       </w:pPr>
@@ -7343,7 +7922,7 @@
       <w:pPr>
         <w:numPr>
           <w:ilvl w:val="0"/>
-          <w:numId w:val="1048"/>
+          <w:numId w:val="1051"/>
         </w:numPr>
         <w:pStyle w:val="Compact"/>
       </w:pPr>
@@ -7351,8 +7930,8 @@
         <w:t xml:space="preserve">Only one heavy notebook runs on the project Drive at a time.</w:t>
       </w:r>
     </w:p>
-    <w:bookmarkEnd w:id="36"/>
-    <w:bookmarkStart w:id="37" w:name="legacy-external-validation-notebook-b"/>
+    <w:bookmarkEnd w:id="39"/>
+    <w:bookmarkStart w:id="40" w:name="legacy-external-validation-notebook-b"/>
     <w:p>
       <w:pPr>
         <w:pStyle w:val="Heading2"/>
@@ -7466,7 +8045,7 @@
       <w:pPr>
         <w:numPr>
           <w:ilvl w:val="0"/>
-          <w:numId w:val="1050"/>
+          <w:numId w:val="1053"/>
         </w:numPr>
         <w:pStyle w:val="Compact"/>
       </w:pPr>
@@ -7488,7 +8067,7 @@
       <w:pPr>
         <w:numPr>
           <w:ilvl w:val="0"/>
-          <w:numId w:val="1050"/>
+          <w:numId w:val="1053"/>
         </w:numPr>
         <w:pStyle w:val="Compact"/>
       </w:pPr>
@@ -7510,7 +8089,7 @@
       <w:pPr>
         <w:numPr>
           <w:ilvl w:val="0"/>
-          <w:numId w:val="1050"/>
+          <w:numId w:val="1053"/>
         </w:numPr>
         <w:pStyle w:val="Compact"/>
       </w:pPr>
@@ -7565,7 +8144,7 @@
       <w:pPr>
         <w:numPr>
           <w:ilvl w:val="0"/>
-          <w:numId w:val="1050"/>
+          <w:numId w:val="1053"/>
         </w:numPr>
         <w:pStyle w:val="Compact"/>
       </w:pPr>
@@ -7583,8 +8162,8 @@
         <w:t xml:space="preserve">not yet run on real data; it awaits the original model folders.</w:t>
       </w:r>
     </w:p>
-    <w:bookmarkEnd w:id="37"/>
-    <w:bookmarkStart w:id="41" w:name="Xe149fb2478db8da35cf9b6ef25933425736707f"/>
+    <w:bookmarkEnd w:id="40"/>
+    <w:bookmarkStart w:id="44" w:name="Xe149fb2478db8da35cf9b6ef25933425736707f"/>
     <w:p>
       <w:pPr>
         <w:pStyle w:val="Heading2"/>
@@ -7601,7 +8180,7 @@
         <w:t xml:space="preserve">The models and the pipeline were built in three stages. Each stage was triggered by a finding from the one before. All numbers are causal; results from the earlier leaky pipeline are never reported.</w:t>
       </w:r>
     </w:p>
-    <w:bookmarkStart w:id="38" w:name="X735e13a538b82c8e9d481869e251d3414058621"/>
+    <w:bookmarkStart w:id="41" w:name="X735e13a538b82c8e9d481869e251d3414058621"/>
     <w:p>
       <w:pPr>
         <w:pStyle w:val="Heading3"/>
@@ -7827,8 +8406,8 @@
         </w:tc>
       </w:tr>
     </w:tbl>
-    <w:bookmarkEnd w:id="38"/>
-    <w:bookmarkStart w:id="39" w:name="X02b04979c6e494c5ca74ff48a676d02b1c052ef"/>
+    <w:bookmarkEnd w:id="41"/>
+    <w:bookmarkStart w:id="42" w:name="X02b04979c6e494c5ca74ff48a676d02b1c052ef"/>
     <w:p>
       <w:pPr>
         <w:pStyle w:val="Heading3"/>
@@ -7859,7 +8438,7 @@
       <w:pPr>
         <w:numPr>
           <w:ilvl w:val="0"/>
-          <w:numId w:val="1051"/>
+          <w:numId w:val="1054"/>
         </w:numPr>
         <w:pStyle w:val="Compact"/>
       </w:pPr>
@@ -7871,7 +8450,7 @@
       <w:pPr>
         <w:numPr>
           <w:ilvl w:val="0"/>
-          <w:numId w:val="1051"/>
+          <w:numId w:val="1054"/>
         </w:numPr>
         <w:pStyle w:val="Compact"/>
       </w:pPr>
@@ -7883,7 +8462,7 @@
       <w:pPr>
         <w:numPr>
           <w:ilvl w:val="1"/>
-          <w:numId w:val="1052"/>
+          <w:numId w:val="1055"/>
         </w:numPr>
         <w:pStyle w:val="Compact"/>
       </w:pPr>
@@ -7895,7 +8474,7 @@
       <w:pPr>
         <w:numPr>
           <w:ilvl w:val="1"/>
-          <w:numId w:val="1052"/>
+          <w:numId w:val="1055"/>
         </w:numPr>
         <w:pStyle w:val="Compact"/>
       </w:pPr>
@@ -7907,7 +8486,7 @@
       <w:pPr>
         <w:numPr>
           <w:ilvl w:val="1"/>
-          <w:numId w:val="1052"/>
+          <w:numId w:val="1055"/>
         </w:numPr>
         <w:pStyle w:val="Compact"/>
       </w:pPr>
@@ -7919,7 +8498,7 @@
       <w:pPr>
         <w:numPr>
           <w:ilvl w:val="1"/>
-          <w:numId w:val="1052"/>
+          <w:numId w:val="1055"/>
         </w:numPr>
         <w:pStyle w:val="Compact"/>
       </w:pPr>
@@ -7931,7 +8510,7 @@
       <w:pPr>
         <w:numPr>
           <w:ilvl w:val="0"/>
-          <w:numId w:val="1051"/>
+          <w:numId w:val="1054"/>
         </w:numPr>
         <w:pStyle w:val="Compact"/>
       </w:pPr>
@@ -7943,7 +8522,7 @@
       <w:pPr>
         <w:numPr>
           <w:ilvl w:val="0"/>
-          <w:numId w:val="1051"/>
+          <w:numId w:val="1054"/>
         </w:numPr>
         <w:pStyle w:val="Compact"/>
       </w:pPr>
@@ -7955,7 +8534,7 @@
       <w:pPr>
         <w:numPr>
           <w:ilvl w:val="0"/>
-          <w:numId w:val="1051"/>
+          <w:numId w:val="1054"/>
         </w:numPr>
         <w:pStyle w:val="Compact"/>
       </w:pPr>
@@ -7975,7 +8554,7 @@
       <w:pPr>
         <w:numPr>
           <w:ilvl w:val="0"/>
-          <w:numId w:val="1053"/>
+          <w:numId w:val="1056"/>
         </w:numPr>
         <w:pStyle w:val="Compact"/>
       </w:pPr>
@@ -7987,7 +8566,7 @@
       <w:pPr>
         <w:numPr>
           <w:ilvl w:val="0"/>
-          <w:numId w:val="1053"/>
+          <w:numId w:val="1056"/>
         </w:numPr>
         <w:pStyle w:val="Compact"/>
       </w:pPr>
@@ -8463,8 +9042,8 @@
         <w:t xml:space="preserve">): hourly OSTA exceeded qSOFA on MIMIC-IV by +0.28 AUROC (95 % CI 0.21 to 0.35). In eICU, onset-anchored, the models were not better than qSOFA or SIRS.</w:t>
       </w:r>
     </w:p>
-    <w:bookmarkEnd w:id="39"/>
-    <w:bookmarkStart w:id="40" w:name="stage-3-v11-this-protocol"/>
+    <w:bookmarkEnd w:id="42"/>
+    <w:bookmarkStart w:id="43" w:name="stage-3-v11-this-protocol"/>
     <w:p>
       <w:pPr>
         <w:pStyle w:val="Heading3"/>
@@ -8485,7 +9064,7 @@
       <w:pPr>
         <w:numPr>
           <w:ilvl w:val="0"/>
-          <w:numId w:val="1054"/>
+          <w:numId w:val="1057"/>
         </w:numPr>
         <w:pStyle w:val="Compact"/>
       </w:pPr>
@@ -8507,7 +9086,7 @@
       <w:pPr>
         <w:numPr>
           <w:ilvl w:val="0"/>
-          <w:numId w:val="1054"/>
+          <w:numId w:val="1057"/>
         </w:numPr>
         <w:pStyle w:val="Compact"/>
       </w:pPr>
@@ -8529,7 +9108,7 @@
       <w:pPr>
         <w:numPr>
           <w:ilvl w:val="1"/>
-          <w:numId w:val="1055"/>
+          <w:numId w:val="1058"/>
         </w:numPr>
         <w:pStyle w:val="Compact"/>
       </w:pPr>
@@ -8541,7 +9120,7 @@
       <w:pPr>
         <w:numPr>
           <w:ilvl w:val="1"/>
-          <w:numId w:val="1055"/>
+          <w:numId w:val="1058"/>
         </w:numPr>
         <w:pStyle w:val="Compact"/>
       </w:pPr>
@@ -8553,7 +9132,7 @@
       <w:pPr>
         <w:numPr>
           <w:ilvl w:val="1"/>
-          <w:numId w:val="1055"/>
+          <w:numId w:val="1058"/>
         </w:numPr>
         <w:pStyle w:val="Compact"/>
       </w:pPr>
@@ -8565,7 +9144,7 @@
       <w:pPr>
         <w:numPr>
           <w:ilvl w:val="0"/>
-          <w:numId w:val="1054"/>
+          <w:numId w:val="1057"/>
         </w:numPr>
         <w:pStyle w:val="Compact"/>
       </w:pPr>
@@ -8583,9 +9162,9 @@
         <w:t xml:space="preserve">It was retired.</w:t>
       </w:r>
     </w:p>
-    <w:bookmarkEnd w:id="40"/>
-    <w:bookmarkEnd w:id="41"/>
-    <w:bookmarkStart w:id="42" w:name="X0296bd26dd3c8397ebfff3644d5772bc7e084f6"/>
+    <w:bookmarkEnd w:id="43"/>
+    <w:bookmarkEnd w:id="44"/>
+    <w:bookmarkStart w:id="45" w:name="X0296bd26dd3c8397ebfff3644d5772bc7e084f6"/>
     <w:p>
       <w:pPr>
         <w:pStyle w:val="Heading2"/>
@@ -8598,7 +9177,7 @@
       <w:pPr>
         <w:numPr>
           <w:ilvl w:val="0"/>
-          <w:numId w:val="1056"/>
+          <w:numId w:val="1059"/>
         </w:numPr>
         <w:pStyle w:val="Compact"/>
       </w:pPr>
@@ -8625,7 +9204,7 @@
       <w:pPr>
         <w:numPr>
           <w:ilvl w:val="0"/>
-          <w:numId w:val="1056"/>
+          <w:numId w:val="1059"/>
         </w:numPr>
         <w:pStyle w:val="Compact"/>
       </w:pPr>
@@ -8637,7 +9216,7 @@
       <w:pPr>
         <w:numPr>
           <w:ilvl w:val="0"/>
-          <w:numId w:val="1056"/>
+          <w:numId w:val="1059"/>
         </w:numPr>
         <w:pStyle w:val="Compact"/>
       </w:pPr>
@@ -8660,8 +9239,8 @@
         <w:t xml:space="preserve">notebook embeds the earlier label worker (Section 4); the repository copy carries the interval-units fix.</w:t>
       </w:r>
     </w:p>
-    <w:bookmarkEnd w:id="42"/>
-    <w:bookmarkEnd w:id="43"/>
+    <w:bookmarkEnd w:id="45"/>
+    <w:bookmarkEnd w:id="46"/>
     <w:sectPr/>
   </w:body>
 </w:document>
@@ -9146,12 +9725,6 @@
     <w:abstractNumId w:val="991"/>
   </w:num>
   <w:num w:numId="1045">
-    <w:abstractNumId w:val="991"/>
-  </w:num>
-  <w:num w:numId="1046">
-    <w:abstractNumId w:val="991"/>
-  </w:num>
-  <w:num w:numId="1047">
     <w:abstractNumId w:val="99411"/>
     <w:lvlOverride w:ilvl="0">
       <w:startOverride w:val="1"/>
@@ -9181,6 +9754,39 @@
       <w:startOverride w:val="1"/>
     </w:lvlOverride>
   </w:num>
+  <w:num w:numId="1046">
+    <w:abstractNumId w:val="99411"/>
+    <w:lvlOverride w:ilvl="0">
+      <w:startOverride w:val="1"/>
+    </w:lvlOverride>
+    <w:lvlOverride w:ilvl="1">
+      <w:startOverride w:val="1"/>
+    </w:lvlOverride>
+    <w:lvlOverride w:ilvl="2">
+      <w:startOverride w:val="1"/>
+    </w:lvlOverride>
+    <w:lvlOverride w:ilvl="3">
+      <w:startOverride w:val="1"/>
+    </w:lvlOverride>
+    <w:lvlOverride w:ilvl="4">
+      <w:startOverride w:val="1"/>
+    </w:lvlOverride>
+    <w:lvlOverride w:ilvl="5">
+      <w:startOverride w:val="1"/>
+    </w:lvlOverride>
+    <w:lvlOverride w:ilvl="6">
+      <w:startOverride w:val="1"/>
+    </w:lvlOverride>
+    <w:lvlOverride w:ilvl="7">
+      <w:startOverride w:val="1"/>
+    </w:lvlOverride>
+    <w:lvlOverride w:ilvl="8">
+      <w:startOverride w:val="1"/>
+    </w:lvlOverride>
+  </w:num>
+  <w:num w:numId="1047">
+    <w:abstractNumId w:val="991"/>
+  </w:num>
   <w:num w:numId="1048">
     <w:abstractNumId w:val="991"/>
   </w:num>
@@ -9188,7 +9794,34 @@
     <w:abstractNumId w:val="991"/>
   </w:num>
   <w:num w:numId="1050">
-    <w:abstractNumId w:val="991"/>
+    <w:abstractNumId w:val="99411"/>
+    <w:lvlOverride w:ilvl="0">
+      <w:startOverride w:val="1"/>
+    </w:lvlOverride>
+    <w:lvlOverride w:ilvl="1">
+      <w:startOverride w:val="1"/>
+    </w:lvlOverride>
+    <w:lvlOverride w:ilvl="2">
+      <w:startOverride w:val="1"/>
+    </w:lvlOverride>
+    <w:lvlOverride w:ilvl="3">
+      <w:startOverride w:val="1"/>
+    </w:lvlOverride>
+    <w:lvlOverride w:ilvl="4">
+      <w:startOverride w:val="1"/>
+    </w:lvlOverride>
+    <w:lvlOverride w:ilvl="5">
+      <w:startOverride w:val="1"/>
+    </w:lvlOverride>
+    <w:lvlOverride w:ilvl="6">
+      <w:startOverride w:val="1"/>
+    </w:lvlOverride>
+    <w:lvlOverride w:ilvl="7">
+      <w:startOverride w:val="1"/>
+    </w:lvlOverride>
+    <w:lvlOverride w:ilvl="8">
+      <w:startOverride w:val="1"/>
+    </w:lvlOverride>
   </w:num>
   <w:num w:numId="1051">
     <w:abstractNumId w:val="991"/>
@@ -9206,6 +9839,15 @@
     <w:abstractNumId w:val="991"/>
   </w:num>
   <w:num w:numId="1056">
+    <w:abstractNumId w:val="991"/>
+  </w:num>
+  <w:num w:numId="1057">
+    <w:abstractNumId w:val="991"/>
+  </w:num>
+  <w:num w:numId="1058">
+    <w:abstractNumId w:val="991"/>
+  </w:num>
+  <w:num w:numId="1059">
     <w:abstractNumId w:val="991"/>
   </w:num>
 </w:numbering>

--- a/dev/protocol/Study_Protocol_v11.docx
+++ b/dev/protocol/Study_Protocol_v11.docx
@@ -1142,6 +1142,24 @@
     <w:p>
       <w:pPr>
         <w:pStyle w:val="FirstParagraph"/>
+      </w:pPr>
+      <w:r>
+        <w:rPr>
+          <w:bCs/>
+          <w:b/>
+        </w:rPr>
+        <w:t xml:space="preserve">The two suspicion rules are not the same (stated 30 Oct 2026).</w:t>
+      </w:r>
+      <w:r>
+        <w:t xml:space="preserve"> </w:t>
+      </w:r>
+      <w:r>
+        <w:t xml:space="preserve">The eICU onset fires on the antibiotic alone, so it tends to be earlier and admits more empirically treated patients than the MIMIC-IV onset. Consequences, fixed here: prevalence, mortality and onset timing are never compared between the databases as rates; cross-database claims are about the direction and size of within-database differences (the Section 10c rule); and Section 10c.2 prespecifies label sensitivity analyses (antibiotic-only label in MIMIC-IV, culture-confirmed label in eICU where cultures are recorded, documented-sepsis stratum) and one alternative target anchored on the first antibiotic, which is defined identically in both databases.</w:t>
+      </w:r>
+    </w:p>
+    <w:p>
+      <w:pPr>
+        <w:pStyle w:val="BodyText"/>
       </w:pPr>
       <w:r>
         <w:rPr>
@@ -6684,7 +6702,7 @@
         <w:t xml:space="preserve">The patients who arrive in the ICU already septic are the majority of septic ICU patients. The stage-1 cohort excludes them (YAIB exclusion 7: onset before the sixth ICU hour) and so learns sepsis physiology from the minority who become septic later. Two consequences follow for stage 2, and one study precedes it. None of this is driven by a test-split result; it is driven by clinical reasoning and by the event counts of Section 10 (45 eICU events).</w:t>
       </w:r>
     </w:p>
-    <w:bookmarkStart w:id="35" w:name="X2f223e7305813159a6636e0ede6a23ef324ea88"/>
+    <w:bookmarkStart w:id="35" w:name="X128fe2b86bea5cb457c6de47eda0dff20366092"/>
     <w:p>
       <w:pPr>
         <w:pStyle w:val="Heading3"/>
@@ -6702,7 +6720,7 @@
         <w:t xml:space="preserve">_13_pathophysiology</w:t>
       </w:r>
       <w:r>
-        <w:t xml:space="preserve">; descriptive; before the freeze)</w:t>
+        <w:t xml:space="preserve">; descriptive; before the freeze; design revised 30 Oct 2026)</w:t>
       </w:r>
     </w:p>
     <w:p>
@@ -6720,7 +6738,22 @@
         <w:t xml:space="preserve"> </w:t>
       </w:r>
       <w:r>
-        <w:t xml:space="preserve">To describe, in both databases, which physiological patterns precede and accompany sepsis, which of them are shared across the two hospital systems, and which are artefacts of practice (how often things are measured). The output shapes the stage-2 predictor sets by a procedure fixed here; it estimates no model.</w:t>
+        <w:t xml:space="preserve">To describe, in both databases, which physiological patterns precede and accompany sepsis by the route into it and by its course, which of them are shared across the two hospital systems, and which are artefacts of practice. Hypotheses H1 to H23 of</w:t>
+      </w:r>
+      <w:r>
+        <w:t xml:space="preserve"> </w:t>
+      </w:r>
+      <w:r>
+        <w:rPr>
+          <w:rStyle w:val="VerbatimChar"/>
+        </w:rPr>
+        <w:t xml:space="preserve">dev/pathophysiology/PATHOPHYSIOLOGY_FRAMEWORK.md</w:t>
+      </w:r>
+      <w:r>
+        <w:t xml:space="preserve"> </w:t>
+      </w:r>
+      <w:r>
+        <w:t xml:space="preserve">were registered before the run; each is reported as supported in both databases, in one, opposite, no signal or not testable.</w:t>
       </w:r>
     </w:p>
     <w:p>
@@ -6754,7 +6787,22 @@
         <w:t xml:space="preserve"> </w:t>
       </w:r>
       <w:r>
-        <w:t xml:space="preserve">(ICU-acquired): cohort stays with onset at or after the sixth ICU hour, training and observer-fit splits.</w:t>
+        <w:t xml:space="preserve">(ICU-acquired): cohort stays with onset at or after the sixth ICU hour, train and observer-fit splits. Their hourly features are rebuilt from the raw-stage events with follow-up extended to the ICU discharge (120 h at most), because the cohort shards end shortly after the onset; the same</w:t>
+      </w:r>
+      <w:r>
+        <w:t xml:space="preserve"> </w:t>
+      </w:r>
+      <w:r>
+        <w:rPr>
+          <w:rStyle w:val="VerbatimChar"/>
+        </w:rPr>
+        <w:t xml:space="preserve">build_sequence</w:t>
+      </w:r>
+      <w:r>
+        <w:t xml:space="preserve"> </w:t>
+      </w:r>
+      <w:r>
+        <w:t xml:space="preserve">code is used.</w:t>
       </w:r>
     </w:p>
     <w:p>
@@ -6770,13 +6818,40 @@
           <w:iCs/>
           <w:i/>
         </w:rPr>
-        <w:t xml:space="preserve">Arrived septic</w:t>
-      </w:r>
-      <w:r>
-        <w:t xml:space="preserve"> </w:t>
-      </w:r>
-      <w:r>
-        <w:t xml:space="preserve">(prevalent): sampled candidate stays excluded by YAIB exclusion 7 (onset before the sixth ICU hour, including onset before ICU admission), whose hourly features already exist in the unlabelled corpus and whose onset exists in the label batches. No label extraction is repeated.</w:t>
+        <w:t xml:space="preserve">Septic on arrival</w:t>
+      </w:r>
+      <w:r>
+        <w:t xml:space="preserve">: candidate stays with an operational onset at or before ICU hour 0 (excluded by YAIB exclusion 7) whose hourly features exist in the unlabelled corpus; onset from the cached label batches (the</w:t>
+      </w:r>
+      <w:r>
+        <w:t xml:space="preserve"> </w:t>
+      </w:r>
+      <w:r>
+        <w:rPr>
+          <w:rStyle w:val="VerbatimChar"/>
+        </w:rPr>
+        <w:t xml:space="preserve">time</w:t>
+      </w:r>
+      <w:r>
+        <w:t xml:space="preserve"> </w:t>
+      </w:r>
+      <w:r>
+        <w:t xml:space="preserve">of the</w:t>
+      </w:r>
+      <w:r>
+        <w:t xml:space="preserve"> </w:t>
+      </w:r>
+      <w:r>
+        <w:rPr>
+          <w:rStyle w:val="VerbatimChar"/>
+        </w:rPr>
+        <w:t xml:space="preserve">sep3_alt</w:t>
+      </w:r>
+      <w:r>
+        <w:t xml:space="preserve"> </w:t>
+      </w:r>
+      <w:r>
+        <w:t xml:space="preserve">event). Coverage (candidates found in the corpus) is reported.</w:t>
       </w:r>
     </w:p>
     <w:p>
@@ -6792,152 +6867,73 @@
           <w:iCs/>
           <w:i/>
         </w:rPr>
-        <w:t xml:space="preserve">Controls</w:t>
-      </w:r>
-      <w:r>
-        <w:t xml:space="preserve">: cohort stays with no onset, training and observer-fit splits.</w:t>
-      </w:r>
-    </w:p>
-    <w:p>
-      <w:pPr>
-        <w:pStyle w:val="FirstParagraph"/>
-      </w:pPr>
-      <w:r>
-        <w:rPr>
-          <w:bCs/>
-          <w:b/>
-        </w:rPr>
-        <w:t xml:space="preserve">What is measured.</w:t>
-      </w:r>
-      <w:r>
-        <w:t xml:space="preserve"> </w:t>
-      </w:r>
-      <w:r>
-        <w:t xml:space="preserve">For a fixed list of physiological channels (vital signs, blood gas, haematology, chemistry, lactate, inflammatory markers, urine output; and the six SOFA components), only</w:t>
-      </w:r>
-      <w:r>
-        <w:t xml:space="preserve"> </w:t>
-      </w:r>
+        <w:t xml:space="preserve">Early ICU onset</w:t>
+      </w:r>
+      <w:r>
+        <w:t xml:space="preserve">: the same source, onset in hours 0 to 6.</w:t>
+      </w:r>
+    </w:p>
+    <w:p>
+      <w:pPr>
+        <w:numPr>
+          <w:ilvl w:val="0"/>
+          <w:numId w:val="1044"/>
+        </w:numPr>
+        <w:pStyle w:val="Compact"/>
+      </w:pPr>
       <w:r>
         <w:rPr>
           <w:iCs/>
           <w:i/>
         </w:rPr>
-        <w:t xml:space="preserve">fresh</w:t>
-      </w:r>
-      <w:r>
-        <w:t xml:space="preserve"> </w:t>
-      </w:r>
-      <w:r>
-        <w:t xml:space="preserve">measurements (age under 1 h) are used for values, so that carry-forward and imputation do not manufacture trajectories. Measurement frequency per stay-hour is reported separately as the practice signal.</w:t>
-      </w:r>
-    </w:p>
-    <w:p>
-      <w:pPr>
-        <w:pStyle w:val="BodyText"/>
-      </w:pPr>
-      <w:r>
-        <w:rPr>
-          <w:bCs/>
-          <w:b/>
-        </w:rPr>
-        <w:t xml:space="preserve">Alignments.</w:t>
-      </w:r>
-      <w:r>
-        <w:t xml:space="preserve"> </w:t>
-      </w:r>
-      <w:r>
-        <w:t xml:space="preserve">Hours relative to onset (incident: −24 to +6; arrived septic: onset to +24) and hours since ICU admission (all groups: 1 to 30), in 4-hour bins: median, quartiles, number of stays with a fresh value, measurement rate.</w:t>
-      </w:r>
-    </w:p>
-    <w:p>
-      <w:pPr>
-        <w:pStyle w:val="BodyText"/>
-      </w:pPr>
-      <w:r>
-        <w:rPr>
-          <w:bCs/>
-          <w:b/>
-        </w:rPr>
-        <w:t xml:space="preserve">Comparisons (Cliff’s delta on fresh values, with 95 % bootstrap intervals by stay):</w:t>
-      </w:r>
-    </w:p>
-    <w:p>
-      <w:pPr>
-        <w:numPr>
-          <w:ilvl w:val="0"/>
-          <w:numId w:val="1045"/>
-        </w:numPr>
-        <w:pStyle w:val="Compact"/>
-      </w:pPr>
-      <w:r>
-        <w:t xml:space="preserve">Incident versus controls, by hour since admission: the baseline difference of patients who will become septic.</w:t>
-      </w:r>
-    </w:p>
-    <w:p>
-      <w:pPr>
-        <w:numPr>
-          <w:ilvl w:val="0"/>
-          <w:numId w:val="1045"/>
-        </w:numPr>
-        <w:pStyle w:val="Compact"/>
-      </w:pPr>
-      <w:r>
-        <w:t xml:space="preserve">Incident in the 12 h before onset versus controls at matched hours: the pre-onset signal.</w:t>
-      </w:r>
-    </w:p>
-    <w:p>
-      <w:pPr>
-        <w:numPr>
-          <w:ilvl w:val="0"/>
-          <w:numId w:val="1045"/>
-        </w:numPr>
-        <w:pStyle w:val="Compact"/>
-      </w:pPr>
-      <w:r>
-        <w:t xml:space="preserve">Arrived septic versus incident, both in the 12 h after onset: whether the two routes to sepsis look alike once sepsis is present.</w:t>
-      </w:r>
-    </w:p>
-    <w:p>
-      <w:pPr>
-        <w:numPr>
-          <w:ilvl w:val="0"/>
-          <w:numId w:val="1045"/>
-        </w:numPr>
-        <w:pStyle w:val="Compact"/>
-      </w:pPr>
-      <w:r>
-        <w:t xml:space="preserve">Arrived septic in the first 12 ICU hours versus incident in the 12 h before onset: whether early-arrived sepsis resembles impending sepsis.</w:t>
-      </w:r>
-    </w:p>
-    <w:p>
-      <w:pPr>
-        <w:numPr>
-          <w:ilvl w:val="0"/>
-          <w:numId w:val="1045"/>
-        </w:numPr>
-        <w:pStyle w:val="Compact"/>
-      </w:pPr>
-      <w:r>
-        <w:t xml:space="preserve">Rate of change: per-stay slope of fresh values over the 12 h before onset (incident), the first 12 h (arrived septic) and hours 7 to 18 (controls).</w:t>
-      </w:r>
-    </w:p>
-    <w:p>
-      <w:pPr>
-        <w:pStyle w:val="FirstParagraph"/>
-      </w:pPr>
-      <w:r>
-        <w:rPr>
-          <w:bCs/>
-          <w:b/>
-        </w:rPr>
-        <w:t xml:space="preserve">Cross-database rule (fixed now).</w:t>
-      </w:r>
-      <w:r>
-        <w:t xml:space="preserve"> </w:t>
-      </w:r>
-      <w:r>
-        <w:t xml:space="preserve">A channel’s pattern is</w:t>
+        <w:t xml:space="preserve">Controls</w:t>
+      </w:r>
+      <w:r>
+        <w:t xml:space="preserve">: cohort stays with no onset, train and observer-fit splits, a seeded sample of at most 3,000 per database. Each control receives a</w:t>
+      </w:r>
+      <w:r>
+        <w:t xml:space="preserve"> </w:t>
+      </w:r>
+      <w:r>
+        <w:rPr>
+          <w:bCs/>
+          <w:b/>
+        </w:rPr>
+        <w:t xml:space="preserve">pseudo-onset</w:t>
+      </w:r>
+      <w:r>
+        <w:t xml:space="preserve"> </w:t>
+      </w:r>
+      <w:r>
+        <w:t xml:space="preserve">drawn from the incident onset distribution of its database within its follow-up, and a</w:t>
+      </w:r>
+      <w:r>
+        <w:t xml:space="preserve"> </w:t>
+      </w:r>
+      <w:r>
+        <w:rPr>
+          <w:bCs/>
+          <w:b/>
+        </w:rPr>
+        <w:t xml:space="preserve">pseudo-antibiotic time</w:t>
+      </w:r>
+      <w:r>
+        <w:t xml:space="preserve"> </w:t>
+      </w:r>
+      <w:r>
+        <w:t xml:space="preserve">= pseudo-onset + a lead drawn from the incident distribution of (first antibiotic − onset), so that onset-relative and antibiotic-relative comparisons are matched on time since admission.</w:t>
+      </w:r>
+    </w:p>
+    <w:p>
+      <w:pPr>
+        <w:numPr>
+          <w:ilvl w:val="0"/>
+          <w:numId w:val="1044"/>
+        </w:numPr>
+        <w:pStyle w:val="Compact"/>
+      </w:pPr>
+      <w:r>
+        <w:t xml:space="preserve">Transfers (ward or other hospital) and</w:t>
       </w:r>
       <w:r>
         <w:t xml:space="preserve"> </w:t>
@@ -6947,13 +6943,25 @@
           <w:iCs/>
           <w:i/>
         </w:rPr>
-        <w:t xml:space="preserve">shared</w:t>
-      </w:r>
-      <w:r>
-        <w:t xml:space="preserve"> </w:t>
-      </w:r>
-      <w:r>
-        <w:t xml:space="preserve">when its delta has the same sign and |delta| ≥ 0.147 in both databases;</w:t>
+        <w:t xml:space="preserve">documented sepsis</w:t>
+      </w:r>
+      <w:r>
+        <w:t xml:space="preserve"> </w:t>
+      </w:r>
+      <w:r>
+        <w:t xml:space="preserve">(sepsis coded for the admission in MIMIC-IV; sepsis in the diagnosis list or the APACHE admission diagnosis in eICU) are reported as strata within each group, not merged.</w:t>
+      </w:r>
+    </w:p>
+    <w:p>
+      <w:pPr>
+        <w:pStyle w:val="FirstParagraph"/>
+      </w:pPr>
+      <w:r>
+        <w:rPr>
+          <w:bCs/>
+          <w:b/>
+        </w:rPr>
+        <w:t xml:space="preserve">Course (every septic stay), read at onset + 48 h (72 h as sensitivity):</w:t>
       </w:r>
       <w:r>
         <w:t xml:space="preserve"> </w:t>
@@ -6963,13 +6971,13 @@
           <w:iCs/>
           <w:i/>
         </w:rPr>
-        <w:t xml:space="preserve">strong shared</w:t>
-      </w:r>
-      <w:r>
-        <w:t xml:space="preserve"> </w:t>
-      </w:r>
-      <w:r>
-        <w:t xml:space="preserve">at ≥ 0.33;</w:t>
+        <w:t xml:space="preserve">deteriorating</w:t>
+      </w:r>
+      <w:r>
+        <w:t xml:space="preserve"> </w:t>
+      </w:r>
+      <w:r>
+        <w:t xml:space="preserve">= hospital death, or a rise of at least 2 in the paired sum of SOFA components known at both times (at least four components), or vasopressor escalation to at least 0.1 norepinephrine-equivalent mcg/kg/min above the onset dose;</w:t>
       </w:r>
       <w:r>
         <w:t xml:space="preserve"> </w:t>
@@ -6979,13 +6987,13 @@
           <w:iCs/>
           <w:i/>
         </w:rPr>
-        <w:t xml:space="preserve">database-specific</w:t>
-      </w:r>
-      <w:r>
-        <w:t xml:space="preserve"> </w:t>
-      </w:r>
-      <w:r>
-        <w:t xml:space="preserve">when the threshold is met in one database only;</w:t>
+        <w:t xml:space="preserve">improving</w:t>
+      </w:r>
+      <w:r>
+        <w:t xml:space="preserve"> </w:t>
+      </w:r>
+      <w:r>
+        <w:t xml:space="preserve">= alive at hospital discharge, no rise, no vasopressor at the horizon; stays leaving the ICU alive before the horizon are reported separately and counted with improving in the two-way split; otherwise</w:t>
       </w:r>
       <w:r>
         <w:t xml:space="preserve"> </w:t>
@@ -6995,13 +7003,10 @@
           <w:iCs/>
           <w:i/>
         </w:rPr>
-        <w:t xml:space="preserve">no signal</w:t>
-      </w:r>
-      <w:r>
-        <w:t xml:space="preserve"> </w:t>
-      </w:r>
-      <w:r>
-        <w:t xml:space="preserve">otherwise. The same rule applies to measurement rates, which identifies practice differences.</w:t>
+        <w:t xml:space="preserve">indeterminate</w:t>
+      </w:r>
+      <w:r>
+        <w:t xml:space="preserve">. Hospital and ICU mortality, discharge timing and sepsis documentation come from the small raw tables and are used only to describe.</w:t>
       </w:r>
     </w:p>
     <w:p>
@@ -7013,13 +7018,85 @@
           <w:bCs/>
           <w:b/>
         </w:rPr>
+        <w:t xml:space="preserve">What is measured.</w:t>
+      </w:r>
+      <w:r>
+        <w:t xml:space="preserve"> </w:t>
+      </w:r>
+      <w:r>
+        <w:t xml:space="preserve">Fresh measurements for values (each newly available measurement once, placed at its measurement time); measurement frequency per stay-hour as the practice signal; carried SOFA components, vasopressor dose and window features as states; therapy and device exposure per window.</w:t>
+      </w:r>
+    </w:p>
+    <w:p>
+      <w:pPr>
+        <w:pStyle w:val="BodyText"/>
+      </w:pPr>
+      <w:r>
+        <w:rPr>
+          <w:bCs/>
+          <w:b/>
+        </w:rPr>
+        <w:t xml:space="preserve">Comparisons (rank-based Cliff’s delta, 200 stay bootstraps):</w:t>
+      </w:r>
+      <w:r>
+        <w:t xml:space="preserve"> </w:t>
+      </w:r>
+      <w:r>
+        <w:t xml:space="preserve">C1 incident vs control at hours 1 to 24; C2 incident 12 h before onset vs control 12 h before pseudo-onset; C2b the same at 24 to 12 h; C2a the same anchored on the first antibiotic; C2d and C2u the same for documented and undocumented incident sepsis; C3 septic on arrival (hours 1 to 6) vs incident (onset to +6 h), C3d among documented stays; C4 early ICU onset vs incident (onset to +6 h); C5 septic on arrival (hours 1 to 12) vs incident 12 h before onset; C6 and C6a per-stay slopes, incident vs control, onset- and antibiotic-anchored; C7 to C10 deteriorating vs improving (incident pre-onset; septic on arrival hours 1 to 6; all septic at +24 to +48 h; all septic at onset to +6 h). C9 overlaps the window that defines the course and is read as confirmation, not discovery.</w:t>
+      </w:r>
+    </w:p>
+    <w:p>
+      <w:pPr>
+        <w:pStyle w:val="BodyText"/>
+      </w:pPr>
+      <w:r>
+        <w:rPr>
+          <w:bCs/>
+          <w:b/>
+        </w:rPr>
+        <w:t xml:space="preserve">Cross-database rule (unchanged).</w:t>
+      </w:r>
+      <w:r>
+        <w:t xml:space="preserve"> </w:t>
+      </w:r>
+      <w:r>
+        <w:t xml:space="preserve">Shared: same sign and |delta| at or above 0.147 in both databases; strong shared at 0.33; database-specific when met in one; no signal otherwise. Measurement rates: shared when the incident-to-control ratio is at or above 1.5 (or at or below 1/1.5) in both.</w:t>
+      </w:r>
+    </w:p>
+    <w:p>
+      <w:pPr>
+        <w:pStyle w:val="BodyText"/>
+      </w:pPr>
+      <w:r>
+        <w:rPr>
+          <w:bCs/>
+          <w:b/>
+        </w:rPr>
+        <w:t xml:space="preserve">Data-driven description (no rule attached; reported for reading):</w:t>
+      </w:r>
+      <w:r>
+        <w:t xml:space="preserve"> </w:t>
+      </w:r>
+      <w:r>
+        <w:t xml:space="preserve">departure timing per channel, onset- and antibiotic-anchored; order of signs within patients (19 clinical thresholds; present, new, lead time; precedence matrix; the same thresholds in matched control windows); phenotypes at onset (k-means, k = 4, silhouette for 2 to 6, cross-database centroid reproducibility; sizes, mortality and course by cluster); compensation states per hour; heart-rate response per degree of temperature and relative bradycardia; therapy-stratified deltas; selection check (stays measured in every bin); hospital heterogeneity of values and rates in eICU controls; lactate clearance by course; therapy exposure by stratum, course and window; antibiotic timing relative to onset.</w:t>
+      </w:r>
+    </w:p>
+    <w:p>
+      <w:pPr>
+        <w:pStyle w:val="BodyText"/>
+      </w:pPr>
+      <w:r>
+        <w:rPr>
+          <w:bCs/>
+          <w:b/>
+        </w:rPr>
         <w:t xml:space="preserve">Outputs.</w:t>
       </w:r>
       <w:r>
         <w:t xml:space="preserve"> </w:t>
       </w:r>
       <w:r>
-        <w:t xml:space="preserve">Aggregate tables (CSV), small-multiple figures,</w:t>
+        <w:t xml:space="preserve">Aggregate tables (CSV), figures,</w:t>
       </w:r>
       <w:r>
         <w:t xml:space="preserve"> </w:t>
@@ -7031,7 +7108,171 @@
         <w:t xml:space="preserve">shared_physiology.json</w:t>
       </w:r>
       <w:r>
-        <w:t xml:space="preserve">, with counts under 11 masked. No patient-level data leave the runtime.</w:t>
+        <w:t xml:space="preserve">,</w:t>
+      </w:r>
+      <w:r>
+        <w:t xml:space="preserve"> </w:t>
+      </w:r>
+      <w:r>
+        <w:rPr>
+          <w:rStyle w:val="VerbatimChar"/>
+        </w:rPr>
+        <w:t xml:space="preserve">stage2_predictor_sets.json</w:t>
+      </w:r>
+      <w:r>
+        <w:t xml:space="preserve">,</w:t>
+      </w:r>
+      <w:r>
+        <w:t xml:space="preserve"> </w:t>
+      </w:r>
+      <w:r>
+        <w:rPr>
+          <w:rStyle w:val="VerbatimChar"/>
+        </w:rPr>
+        <w:t xml:space="preserve">hypothesis_results.csv</w:t>
+      </w:r>
+      <w:r>
+        <w:t xml:space="preserve">, a text digest; the hourly tables are cached under the run folder so that reruns do not reread the shards; counts under 11 masked; no patient-level data leave the runtime.</w:t>
+      </w:r>
+    </w:p>
+    <w:p>
+      <w:pPr>
+        <w:pStyle w:val="BodyText"/>
+      </w:pPr>
+      <w:r>
+        <w:rPr>
+          <w:bCs/>
+          <w:b/>
+        </w:rPr>
+        <w:t xml:space="preserve">Outcome of the first run (key</w:t>
+      </w:r>
+      <w:r>
+        <w:rPr>
+          <w:bCs/>
+          <w:b/>
+        </w:rPr>
+        <w:t xml:space="preserve"> </w:t>
+      </w:r>
+      <w:r>
+        <w:rPr>
+          <w:rStyle w:val="VerbatimChar"/>
+          <w:bCs/>
+          <w:b/>
+        </w:rPr>
+        <w:t xml:space="preserve">3101b901d915324b</w:t>
+      </w:r>
+      <w:r>
+        <w:rPr>
+          <w:bCs/>
+          <w:b/>
+        </w:rPr>
+        <w:t xml:space="preserve">, 30 Oct 2026; development splits of the 10,000-stay samples; full reading in</w:t>
+      </w:r>
+      <w:r>
+        <w:rPr>
+          <w:bCs/>
+          <w:b/>
+        </w:rPr>
+        <w:t xml:space="preserve"> </w:t>
+      </w:r>
+      <w:r>
+        <w:rPr>
+          <w:rStyle w:val="VerbatimChar"/>
+          <w:bCs/>
+          <w:b/>
+        </w:rPr>
+        <w:t xml:space="preserve">dev/pathophysiology/READING_run_3101b901d915324b.md</w:t>
+      </w:r>
+      <w:r>
+        <w:rPr>
+          <w:bCs/>
+          <w:b/>
+        </w:rPr>
+        <w:t xml:space="preserve">).</w:t>
+      </w:r>
+    </w:p>
+    <w:p>
+      <w:pPr>
+        <w:numPr>
+          <w:ilvl w:val="0"/>
+          <w:numId w:val="1045"/>
+        </w:numPr>
+        <w:pStyle w:val="Compact"/>
+      </w:pPr>
+      <w:r>
+        <w:t xml:space="preserve">Shared pre-onset physiology of ICU-acquired sepsis (C2): albumin (−0.29 / −0.31 MIMIC-IV / eICU), lymphocytes, neutrophil-to-lymphocyte ratio, PTT, respiratory rate, temperature and its 24-hour maximum, qSOFA and NEWS2 among measured; heart rate and pH join in the 24-to-12-hour window. No shared pre-onset signal for blood pressure, creatinine, bilirubin, glucose, acid-base, white-cell count, platelets or GCS. The vital-sign signals survive the selection check and are not explained by measurement rates.</w:t>
+      </w:r>
+    </w:p>
+    <w:p>
+      <w:pPr>
+        <w:numPr>
+          <w:ilvl w:val="0"/>
+          <w:numId w:val="1045"/>
+        </w:numPr>
+        <w:pStyle w:val="Compact"/>
+      </w:pPr>
+      <w:r>
+        <w:t xml:space="preserve">Most of the signal is a difference present from admission, not a change in the last 12 hours: composite scores and the temperature maximum separate incident patients from controls 48 h before onset; no shared slope signal.</w:t>
+      </w:r>
+    </w:p>
+    <w:p>
+      <w:pPr>
+        <w:numPr>
+          <w:ilvl w:val="0"/>
+          <w:numId w:val="1045"/>
+        </w:numPr>
+        <w:pStyle w:val="Compact"/>
+      </w:pPr>
+      <w:r>
+        <w:t xml:space="preserve">The first antibiotic precedes the operational onset by a median of 7 h in both databases (63 % before onset in MIMIC-IV, 44 % in eICU).</w:t>
+      </w:r>
+    </w:p>
+    <w:p>
+      <w:pPr>
+        <w:numPr>
+          <w:ilvl w:val="0"/>
+          <w:numId w:val="1045"/>
+        </w:numPr>
+        <w:pStyle w:val="Compact"/>
+      </w:pPr>
+      <w:r>
+        <w:t xml:space="preserve">Septic-on-arrival patients, against incident patients at onset, carry more organ dysfunction, acidosis and vasopressor use and a lower 24-hour temperature maximum (−0.43 / −0.27); in MIMIC-IV most are ward patients a median of 46 h into admission.</w:t>
+      </w:r>
+    </w:p>
+    <w:p>
+      <w:pPr>
+        <w:numPr>
+          <w:ilvl w:val="0"/>
+          <w:numId w:val="1045"/>
+        </w:numPr>
+        <w:pStyle w:val="Compact"/>
+      </w:pPr>
+      <w:r>
+        <w:t xml:space="preserve">A lactate-and-vasopressor phenotype at onset (median lactate 7.4 mmol/L) reproduces across databases with 63 % hospital mortality and holds almost no incident patients. Early separators of the course among arrivals: lactate, acidosis, the hepatic axis, FiO2 and respiratory rate, urea and creatinine, low albumin. Hypothermia marks the course, not the onset.</w:t>
+      </w:r>
+    </w:p>
+    <w:p>
+      <w:pPr>
+        <w:numPr>
+          <w:ilvl w:val="0"/>
+          <w:numId w:val="1045"/>
+        </w:numPr>
+        <w:pStyle w:val="Compact"/>
+      </w:pPr>
+      <w:r>
+        <w:t xml:space="preserve">In eICU controls the between-hospital share of variance is below 5 % for almost every value and 10 to 28 % for measurement rates; anion gap (0.41) and CRP (0.20) are the exceptions.</w:t>
+      </w:r>
+    </w:p>
+    <w:p>
+      <w:pPr>
+        <w:numPr>
+          <w:ilvl w:val="0"/>
+          <w:numId w:val="1045"/>
+        </w:numPr>
+        <w:pStyle w:val="Compact"/>
+      </w:pPr>
+      <w:r>
+        <w:t xml:space="preserve">Limits of that run, corrected in the revised notebook: the incident course could be read only as mortality (cohort sequences ended at onset; now rebuilt from the raw stage); the eICU arrival strata covered 39 % of candidates. The study is repeated on the full releases with the stage-2 data build (item 13 below).</w:t>
       </w:r>
     </w:p>
     <w:bookmarkEnd w:id="35"/>
@@ -7127,7 +7368,7 @@
         <w:t xml:space="preserve">shared physiology</w:t>
       </w:r>
       <w:r>
-        <w:t xml:space="preserve">, the channels the 10c.1 rule marks shared in both databases, applied to (a); (c) variant of (a) without the mask and age channels, to measure how much of home performance is charting practice. Judged by transfer and leave-hospital-out as well as at home.</w:t>
+        <w:t xml:space="preserve">, the channels the 10c.1 rule marks shared in the pre-onset comparisons C2, C2b, C2a or C6, applied to (a) (first run: albumin, heart rate, lymphocytes, neutrophil-to-lymphocyte ratio, PTT, respiratory rate, temperature and its 24-hour maximum, pH, qSOFA and NEWS2 among measured; 31 columns with masks and ages; recomputed on the full-release repeat and fixed at the freeze); (c) variant of (a) without the mask and age channels, to measure how much of home performance is charting practice. Judged by transfer and leave-hospital-out as well as at home.</w:t>
       </w:r>
     </w:p>
     <w:p>
@@ -7172,6 +7413,234 @@
       </w:r>
       <w:r>
         <w:t xml:space="preserve">Dropping exclusion 7 changes the cohort key; labels are reused (the label batches cover every candidate), the cohort step reruns, and features are built for the added stays. Recorded here before any stage-2 result exists.</w:t>
+      </w:r>
+    </w:p>
+    <w:p>
+      <w:pPr>
+        <w:numPr>
+          <w:ilvl w:val="0"/>
+          <w:numId w:val="1046"/>
+        </w:numPr>
+        <w:pStyle w:val="Compact"/>
+      </w:pPr>
+      <w:r>
+        <w:rPr>
+          <w:bCs/>
+          <w:b/>
+        </w:rPr>
+        <w:t xml:space="preserve">Arrival stays in training (added 30 Oct 2026).</w:t>
+      </w:r>
+      <w:r>
+        <w:t xml:space="preserve"> </w:t>
+      </w:r>
+      <w:r>
+        <w:t xml:space="preserve">Arrival and early-onset stays enter training only through the all-comers cohort of item 1 and the recognition pretraining of item 3; the primary evaluation remains incident-only, the all-comers evaluation stratified. The recognition pretraining arm is judged by its effect on the incident warning, not assumed to help: the first pathophysiology run showed that arrivals present treated, established sepsis (more organ dysfunction, acidosis and vasopressors; a lower temperature maximum), which is not the state a warning model must learn.</w:t>
+      </w:r>
+    </w:p>
+    <w:p>
+      <w:pPr>
+        <w:numPr>
+          <w:ilvl w:val="0"/>
+          <w:numId w:val="1046"/>
+        </w:numPr>
+        <w:pStyle w:val="Compact"/>
+      </w:pPr>
+      <w:r>
+        <w:rPr>
+          <w:bCs/>
+          <w:b/>
+        </w:rPr>
+        <w:t xml:space="preserve">Database-specific channels (added 30 Oct 2026).</w:t>
+      </w:r>
+      <w:r>
+        <w:t xml:space="preserve"> </w:t>
+      </w:r>
+      <w:r>
+        <w:t xml:space="preserve">Anion gap and CRP (between-hospital variance of the value itself), lactate and FiO2 (ordering practice), and measurement rates and ages in general are flagged as database-specific. They stay in the full predictor set and are excluded from the shared set by the rule; the stage-2 report names them when they drive a transfer loss.</w:t>
+      </w:r>
+    </w:p>
+    <w:p>
+      <w:pPr>
+        <w:numPr>
+          <w:ilvl w:val="0"/>
+          <w:numId w:val="1046"/>
+        </w:numPr>
+        <w:pStyle w:val="Compact"/>
+      </w:pPr>
+      <w:r>
+        <w:rPr>
+          <w:bCs/>
+          <w:b/>
+        </w:rPr>
+        <w:t xml:space="preserve">Baseline-relative arm (added 30 Oct 2026).</w:t>
+      </w:r>
+      <w:r>
+        <w:t xml:space="preserve"> </w:t>
+      </w:r>
+      <w:r>
+        <w:t xml:space="preserve">A prespecified comparison, same architecture: each physiological channel expressed as the deviation from the patient’s own hours 1 to 24 median (the existing</w:t>
+      </w:r>
+      <w:r>
+        <w:t xml:space="preserve"> </w:t>
+      </w:r>
+      <w:r>
+        <w:rPr>
+          <w:rStyle w:val="VerbatimChar"/>
+        </w:rPr>
+        <w:t xml:space="preserve">_DeltaBaseline</w:t>
+      </w:r>
+      <w:r>
+        <w:t xml:space="preserve"> </w:t>
+      </w:r>
+      <w:r>
+        <w:t xml:space="preserve">channels extended to the vital signs) against the absolute values. Purpose: to measure how much of the warning is change in the patient and how much is who the patient is, since the first run found the pre-onset signal largely present from admission.</w:t>
+      </w:r>
+    </w:p>
+    <w:p>
+      <w:pPr>
+        <w:numPr>
+          <w:ilvl w:val="0"/>
+          <w:numId w:val="1046"/>
+        </w:numPr>
+        <w:pStyle w:val="Compact"/>
+      </w:pPr>
+      <w:r>
+        <w:rPr>
+          <w:bCs/>
+          <w:b/>
+        </w:rPr>
+        <w:t xml:space="preserve">Lead time against the first antibiotic (added 30 Oct 2026)</w:t>
+      </w:r>
+      <w:r>
+        <w:t xml:space="preserve"> </w:t>
+      </w:r>
+      <w:r>
+        <w:t xml:space="preserve">is reported as a primary presentation beside lead time against the operational onset, for every arm and target, with the fraction of septic stays alarmed before the antibiotic.</w:t>
+      </w:r>
+    </w:p>
+    <w:p>
+      <w:pPr>
+        <w:numPr>
+          <w:ilvl w:val="0"/>
+          <w:numId w:val="1046"/>
+        </w:numPr>
+        <w:pStyle w:val="Compact"/>
+      </w:pPr>
+      <w:r>
+        <w:rPr>
+          <w:bCs/>
+          <w:b/>
+        </w:rPr>
+        <w:t xml:space="preserve">One alternative target, suspicion-anchored (added 30 Oct 2026; prespecified, to freeze with Section 11).</w:t>
+      </w:r>
+      <w:r>
+        <w:t xml:space="preserve"> </w:t>
+      </w:r>
+      <w:r>
+        <w:t xml:space="preserve">Event: the first systemic antibiotic course of the ICU stay starting at or after ICU hour 6, with no systemic antibiotic in the preceding 72 h, and continued (a later start or a stop time at least 72 h after it, or death within 72 h), that is the YAIB antibiotic-continuation rule without the culture requirement, applied identically in both databases from the supplement stage’s antibiotic start times. Positive hours: the 3 hours before the event; hours after it are not scored; stays without the event are negatives. The horizon is 3 h, not 6 h: the operational onset lags the antibiotic by about 7 h, so the physiology available before the antibiotic is shorter, and the first run placed new vital-sign signs 9 to 14 h before the operational onset, that is 2 to 7 h before the antibiotic. Metrics: event sensitivity at the 0.5 false-alarm-per-patient-day budget, AUPRC, warning time, calibration and the alarm policy of Section 10b; the PhysioNet utility is not used for this target, because its reward window is defined around the Sepsis-3 onset and has no meaning around an antibiotic time. Arms: the project model and the best non-project arm of Section 11, one seed on the samples, three on the full cohort. Rationale: it answers whether the model can warn before the clinician acts, and it removes the label asymmetry between the databases.</w:t>
+      </w:r>
+    </w:p>
+    <w:p>
+      <w:pPr>
+        <w:numPr>
+          <w:ilvl w:val="0"/>
+          <w:numId w:val="1046"/>
+        </w:numPr>
+        <w:pStyle w:val="Compact"/>
+      </w:pPr>
+      <w:r>
+        <w:rPr>
+          <w:bCs/>
+          <w:b/>
+        </w:rPr>
+        <w:t xml:space="preserve">Label sensitivity evaluations on the primary model (added 30 Oct 2026; no retraining).</w:t>
+      </w:r>
+      <w:r>
+        <w:t xml:space="preserve"> </w:t>
+      </w:r>
+      <w:r>
+        <w:t xml:space="preserve">The primary model’s saved predictions are scored against (a) an antibiotic-only label in MIMIC-IV, built with the eICU rule from the supplement stage; (b) a culture-confirmed label in eICU, built from</w:t>
+      </w:r>
+      <w:r>
+        <w:t xml:space="preserve"> </w:t>
+      </w:r>
+      <w:r>
+        <w:rPr>
+          <w:rStyle w:val="VerbatimChar"/>
+        </w:rPr>
+        <w:t xml:space="preserve">microLab</w:t>
+      </w:r>
+      <w:r>
+        <w:t xml:space="preserve"> </w:t>
+      </w:r>
+      <w:r>
+        <w:t xml:space="preserve">culture times for the hospitals that record them, reported with the hospital coverage; (c) the documented-sepsis stratum of Section 10c.1. Metrics as in item 9.</w:t>
+      </w:r>
+    </w:p>
+    <w:p>
+      <w:pPr>
+        <w:numPr>
+          <w:ilvl w:val="0"/>
+          <w:numId w:val="1046"/>
+        </w:numPr>
+        <w:pStyle w:val="Compact"/>
+      </w:pPr>
+      <w:r>
+        <w:rPr>
+          <w:bCs/>
+          <w:b/>
+        </w:rPr>
+        <w:t xml:space="preserve">Secondary target, onset followed by deterioration (added 30 Oct 2026; contingent).</w:t>
+      </w:r>
+      <w:r>
+        <w:t xml:space="preserve"> </w:t>
+      </w:r>
+      <w:r>
+        <w:t xml:space="preserve">Prespecified only if the full-release repeat of Section 10c.1, with the incident course readable, confirms a shared pre-onset signature of the deteriorating course (C7 shared channels). Definition of the course as in Section 10c.1. The alarm budget and utility weights for it would be set with the consultants.</w:t>
+      </w:r>
+    </w:p>
+    <w:p>
+      <w:pPr>
+        <w:numPr>
+          <w:ilvl w:val="0"/>
+          <w:numId w:val="1046"/>
+        </w:numPr>
+        <w:pStyle w:val="Compact"/>
+      </w:pPr>
+      <w:r>
+        <w:rPr>
+          <w:bCs/>
+          <w:b/>
+        </w:rPr>
+        <w:t xml:space="preserve">Consultants (added 30 Oct 2026).</w:t>
+      </w:r>
+      <w:r>
+        <w:t xml:space="preserve"> </w:t>
+      </w:r>
+      <w:r>
+        <w:t xml:space="preserve">Two questions are put to the ICU consultants before the freeze: whether a warning raised after the first antibiotic has clinical value, and which course definition they recognise (48 h or 72 h; the vasopressor threshold).</w:t>
+      </w:r>
+    </w:p>
+    <w:p>
+      <w:pPr>
+        <w:numPr>
+          <w:ilvl w:val="0"/>
+          <w:numId w:val="1046"/>
+        </w:numPr>
+        <w:pStyle w:val="Compact"/>
+      </w:pPr>
+      <w:r>
+        <w:rPr>
+          <w:bCs/>
+          <w:b/>
+        </w:rPr>
+        <w:t xml:space="preserve">Full-release repeat (added 30 Oct 2026).</w:t>
+      </w:r>
+      <w:r>
+        <w:t xml:space="preserve"> </w:t>
+      </w:r>
+      <w:r>
+        <w:t xml:space="preserve">Section 10c.1 is repeated on the full releases as the first output of the stage-2 data build, reusing its label and feature caches, with protected patients excluded; the shared set of item 2(b) and the contingency of item 11 are read from that repeat.</w:t>
       </w:r>
     </w:p>
     <w:bookmarkEnd w:id="36"/>
@@ -7358,7 +7827,7 @@
         <w:t xml:space="preserve"> </w:t>
       </w:r>
       <w:r>
-        <w:t xml:space="preserve">all comers (YAIB exclusion 7 dropped); primary evaluation on the incident cohort, secondary stratified on all comers.</w:t>
+        <w:t xml:space="preserve">all comers (YAIB exclusion 7 dropped); primary evaluation on the incident cohort, secondary stratified on all comers; arrival stays in training only as item 5 of Section 10c.2 allows.</w:t>
       </w:r>
     </w:p>
     <w:p>
@@ -7380,7 +7849,7 @@
         <w:t xml:space="preserve"> </w:t>
       </w:r>
       <w:r>
-        <w:t xml:space="preserve">full 659; physiology only; shared physiology; physiology only without mask and age channels.</w:t>
+        <w:t xml:space="preserve">full 659; physiology only; shared physiology; physiology only without mask and age channels; baseline-relative (item 7).</w:t>
       </w:r>
     </w:p>
     <w:p>
@@ -7396,7 +7865,94 @@
           <w:bCs/>
           <w:b/>
         </w:rPr>
-        <w:t xml:space="preserve">Recognition-to-anticipation pretraining arm (Section 10c.2).</w:t>
+        <w:t xml:space="preserve">Recognition-to-anticipation pretraining arm (Section 10c.2),</w:t>
+      </w:r>
+      <w:r>
+        <w:t xml:space="preserve"> </w:t>
+      </w:r>
+      <w:r>
+        <w:t xml:space="preserve">judged by its effect on the incident warning.</w:t>
+      </w:r>
+    </w:p>
+    <w:p>
+      <w:pPr>
+        <w:numPr>
+          <w:ilvl w:val="0"/>
+          <w:numId w:val="1047"/>
+        </w:numPr>
+        <w:pStyle w:val="Compact"/>
+      </w:pPr>
+      <w:r>
+        <w:rPr>
+          <w:bCs/>
+          <w:b/>
+        </w:rPr>
+        <w:t xml:space="preserve">Targets (Section 10c.2, items 9 to 11; added 30 Oct 2026):</w:t>
+      </w:r>
+      <w:r>
+        <w:t xml:space="preserve"> </w:t>
+      </w:r>
+      <w:r>
+        <w:t xml:space="preserve">primary, the YAIB</w:t>
+      </w:r>
+      <w:r>
+        <w:t xml:space="preserve"> </w:t>
+      </w:r>
+      <w:r>
+        <w:rPr>
+          <w:rStyle w:val="VerbatimChar"/>
+        </w:rPr>
+        <w:t xml:space="preserve">sep3_alt</w:t>
+      </w:r>
+      <w:r>
+        <w:t xml:space="preserve"> </w:t>
+      </w:r>
+      <w:r>
+        <w:t xml:space="preserve">onset with the 6-hour horizon; alternative, suspicion-anchored with a 3-hour horizon, scored without the PhysioNet utility; secondary, onset followed by deterioration, contingent on the full-release pathophysiology repeat.</w:t>
+      </w:r>
+    </w:p>
+    <w:p>
+      <w:pPr>
+        <w:numPr>
+          <w:ilvl w:val="0"/>
+          <w:numId w:val="1047"/>
+        </w:numPr>
+        <w:pStyle w:val="Compact"/>
+      </w:pPr>
+      <w:r>
+        <w:rPr>
+          <w:bCs/>
+          <w:b/>
+        </w:rPr>
+        <w:t xml:space="preserve">Label sensitivity (Section 10c.2, item 10):</w:t>
+      </w:r>
+      <w:r>
+        <w:t xml:space="preserve"> </w:t>
+      </w:r>
+      <w:r>
+        <w:t xml:space="preserve">antibiotic-only label in MIMIC-IV, culture-confirmed label in eICU, documented-sepsis stratum; evaluations of the primary model, no retraining.</w:t>
+      </w:r>
+    </w:p>
+    <w:p>
+      <w:pPr>
+        <w:numPr>
+          <w:ilvl w:val="0"/>
+          <w:numId w:val="1047"/>
+        </w:numPr>
+        <w:pStyle w:val="Compact"/>
+      </w:pPr>
+      <w:r>
+        <w:rPr>
+          <w:bCs/>
+          <w:b/>
+        </w:rPr>
+        <w:t xml:space="preserve">Lead time</w:t>
+      </w:r>
+      <w:r>
+        <w:t xml:space="preserve"> </w:t>
+      </w:r>
+      <w:r>
+        <w:t xml:space="preserve">against the operational onset and against the first antibiotic, both primary presentations (item 8).</w:t>
       </w:r>
     </w:p>
     <w:p>
@@ -9725,34 +10281,7 @@
     <w:abstractNumId w:val="991"/>
   </w:num>
   <w:num w:numId="1045">
-    <w:abstractNumId w:val="99411"/>
-    <w:lvlOverride w:ilvl="0">
-      <w:startOverride w:val="1"/>
-    </w:lvlOverride>
-    <w:lvlOverride w:ilvl="1">
-      <w:startOverride w:val="1"/>
-    </w:lvlOverride>
-    <w:lvlOverride w:ilvl="2">
-      <w:startOverride w:val="1"/>
-    </w:lvlOverride>
-    <w:lvlOverride w:ilvl="3">
-      <w:startOverride w:val="1"/>
-    </w:lvlOverride>
-    <w:lvlOverride w:ilvl="4">
-      <w:startOverride w:val="1"/>
-    </w:lvlOverride>
-    <w:lvlOverride w:ilvl="5">
-      <w:startOverride w:val="1"/>
-    </w:lvlOverride>
-    <w:lvlOverride w:ilvl="6">
-      <w:startOverride w:val="1"/>
-    </w:lvlOverride>
-    <w:lvlOverride w:ilvl="7">
-      <w:startOverride w:val="1"/>
-    </w:lvlOverride>
-    <w:lvlOverride w:ilvl="8">
-      <w:startOverride w:val="1"/>
-    </w:lvlOverride>
+    <w:abstractNumId w:val="991"/>
   </w:num>
   <w:num w:numId="1046">
     <w:abstractNumId w:val="99411"/>

--- a/dev/protocol/Study_Protocol_v11.docx
+++ b/dev/protocol/Study_Protocol_v11.docx
@@ -2,7 +2,7 @@
 <file path=word/document.xml><?xml version="1.0" encoding="utf-8"?>
 <w:document xmlns:w="http://schemas.openxmlformats.org/wordprocessingml/2006/main" xmlns:m="http://schemas.openxmlformats.org/officeDocument/2006/math" xmlns:r="http://schemas.openxmlformats.org/officeDocument/2006/relationships" xmlns:o="urn:schemas-microsoft-com:office:office" xmlns:v="urn:schemas-microsoft-com:vml" xmlns:w10="urn:schemas-microsoft-com:office:word" xmlns:a="http://schemas.openxmlformats.org/drawingml/2006/main" xmlns:pic="http://schemas.openxmlformats.org/drawingml/2006/picture" xmlns:wp="http://schemas.openxmlformats.org/drawingml/2006/wordprocessingDrawing">
   <w:body>
-    <w:bookmarkStart w:id="46" w:name="X2351f334f17781296d91bfff42ea2b910f98989"/>
+    <w:bookmarkStart w:id="47" w:name="X2351f334f17781296d91bfff42ea2b910f98989"/>
     <w:p>
       <w:pPr>
         <w:pStyle w:val="Heading1"/>
@@ -5817,7 +5817,7 @@
       </w:r>
     </w:p>
     <w:bookmarkEnd w:id="29"/>
-    <w:bookmarkStart w:id="34" w:name="X107348d32c6f3016a98df991ad75d6f5e69b687"/>
+    <w:bookmarkStart w:id="35" w:name="X107348d32c6f3016a98df991ad75d6f5e69b687"/>
     <w:p>
       <w:pPr>
         <w:pStyle w:val="Heading2"/>
@@ -6674,14 +6674,25 @@
       </w:r>
     </w:p>
     <w:bookmarkEnd w:id="33"/>
-    <w:bookmarkEnd w:id="34"/>
-    <w:bookmarkStart w:id="37" w:name="Xeee41a197e0aa17e9e980612ff0ae143f9f5b10"/>
-    <w:p>
-      <w:pPr>
-        <w:pStyle w:val="Heading2"/>
-      </w:pPr>
-      <w:r>
-        <w:t xml:space="preserve">10c. Pathophysiology study and the arrived-septic patients (added 29 Oct 2026)</w:t>
+    <w:bookmarkStart w:id="34" w:name="Xc4945bee5455ba45c1946cd4eb34888f37cd34b"/>
+    <w:p>
+      <w:pPr>
+        <w:pStyle w:val="Heading3"/>
+      </w:pPr>
+      <w:r>
+        <w:t xml:space="preserve">10b.4 Outcome (run</w:t>
+      </w:r>
+      <w:r>
+        <w:t xml:space="preserve"> </w:t>
+      </w:r>
+      <w:r>
+        <w:rPr>
+          <w:rStyle w:val="VerbatimChar"/>
+        </w:rPr>
+        <w:t xml:space="preserve">b9b18c8632cf33d0</w:t>
+      </w:r>
+      <w:r>
+        <w:t xml:space="preserve">, validation only, recorded 31 Oct 2026)</w:t>
       </w:r>
     </w:p>
     <w:p>
@@ -6689,1819 +6700,7 @@
         <w:pStyle w:val="FirstParagraph"/>
       </w:pPr>
       <w:r>
-        <w:rPr>
-          <w:bCs/>
-          <w:b/>
-        </w:rPr>
-        <w:t xml:space="preserve">Decision (project partner and candidate, 29 Oct 2026).</w:t>
-      </w:r>
-      <w:r>
-        <w:t xml:space="preserve"> </w:t>
-      </w:r>
-      <w:r>
-        <w:t xml:space="preserve">The patients who arrive in the ICU already septic are the majority of septic ICU patients. The stage-1 cohort excludes them (YAIB exclusion 7: onset before the sixth ICU hour) and so learns sepsis physiology from the minority who become septic later. Two consequences follow for stage 2, and one study precedes it. None of this is driven by a test-split result; it is driven by clinical reasoning and by the event counts of Section 10 (45 eICU events).</w:t>
-      </w:r>
-    </w:p>
-    <w:bookmarkStart w:id="35" w:name="X128fe2b86bea5cb457c6de47eda0dff20366092"/>
-    <w:p>
-      <w:pPr>
-        <w:pStyle w:val="Heading3"/>
-      </w:pPr>
-      <w:r>
-        <w:t xml:space="preserve">10c.1 The pathophysiology study (notebook</w:t>
-      </w:r>
-      <w:r>
-        <w:t xml:space="preserve"> </w:t>
-      </w:r>
-      <w:r>
-        <w:rPr>
-          <w:rStyle w:val="VerbatimChar"/>
-        </w:rPr>
-        <w:t xml:space="preserve">_13_pathophysiology</w:t>
-      </w:r>
-      <w:r>
-        <w:t xml:space="preserve">; descriptive; before the freeze; design revised 30 Oct 2026)</w:t>
-      </w:r>
-    </w:p>
-    <w:p>
-      <w:pPr>
-        <w:pStyle w:val="FirstParagraph"/>
-      </w:pPr>
-      <w:r>
-        <w:rPr>
-          <w:bCs/>
-          <w:b/>
-        </w:rPr>
-        <w:t xml:space="preserve">Purpose.</w:t>
-      </w:r>
-      <w:r>
-        <w:t xml:space="preserve"> </w:t>
-      </w:r>
-      <w:r>
-        <w:t xml:space="preserve">To describe, in both databases, which physiological patterns precede and accompany sepsis by the route into it and by its course, which of them are shared across the two hospital systems, and which are artefacts of practice. Hypotheses H1 to H23 of</w:t>
-      </w:r>
-      <w:r>
-        <w:t xml:space="preserve"> </w:t>
-      </w:r>
-      <w:r>
-        <w:rPr>
-          <w:rStyle w:val="VerbatimChar"/>
-        </w:rPr>
-        <w:t xml:space="preserve">dev/pathophysiology/PATHOPHYSIOLOGY_FRAMEWORK.md</w:t>
-      </w:r>
-      <w:r>
-        <w:t xml:space="preserve"> </w:t>
-      </w:r>
-      <w:r>
-        <w:t xml:space="preserve">were registered before the run; each is reported as supported in both databases, in one, opposite, no signal or not testable.</w:t>
-      </w:r>
-    </w:p>
-    <w:p>
-      <w:pPr>
-        <w:pStyle w:val="BodyText"/>
-      </w:pPr>
-      <w:r>
-        <w:rPr>
-          <w:bCs/>
-          <w:b/>
-        </w:rPr>
-        <w:t xml:space="preserve">Who is in it (training-split and non-cohort patients only; never validation, test or protected patients):</w:t>
-      </w:r>
-    </w:p>
-    <w:p>
-      <w:pPr>
-        <w:numPr>
-          <w:ilvl w:val="0"/>
-          <w:numId w:val="1044"/>
-        </w:numPr>
-        <w:pStyle w:val="Compact"/>
-      </w:pPr>
-      <w:r>
-        <w:rPr>
-          <w:iCs/>
-          <w:i/>
-        </w:rPr>
-        <w:t xml:space="preserve">Incident</w:t>
-      </w:r>
-      <w:r>
-        <w:t xml:space="preserve"> </w:t>
-      </w:r>
-      <w:r>
-        <w:t xml:space="preserve">(ICU-acquired): cohort stays with onset at or after the sixth ICU hour, train and observer-fit splits. Their hourly features are rebuilt from the raw-stage events with follow-up extended to the ICU discharge (120 h at most), because the cohort shards end shortly after the onset; the same</w:t>
-      </w:r>
-      <w:r>
-        <w:t xml:space="preserve"> </w:t>
-      </w:r>
-      <w:r>
-        <w:rPr>
-          <w:rStyle w:val="VerbatimChar"/>
-        </w:rPr>
-        <w:t xml:space="preserve">build_sequence</w:t>
-      </w:r>
-      <w:r>
-        <w:t xml:space="preserve"> </w:t>
-      </w:r>
-      <w:r>
-        <w:t xml:space="preserve">code is used.</w:t>
-      </w:r>
-    </w:p>
-    <w:p>
-      <w:pPr>
-        <w:numPr>
-          <w:ilvl w:val="0"/>
-          <w:numId w:val="1044"/>
-        </w:numPr>
-        <w:pStyle w:val="Compact"/>
-      </w:pPr>
-      <w:r>
-        <w:rPr>
-          <w:iCs/>
-          <w:i/>
-        </w:rPr>
-        <w:t xml:space="preserve">Septic on arrival</w:t>
-      </w:r>
-      <w:r>
-        <w:t xml:space="preserve">: candidate stays with an operational onset at or before ICU hour 0 (excluded by YAIB exclusion 7) whose hourly features exist in the unlabelled corpus; onset from the cached label batches (the</w:t>
-      </w:r>
-      <w:r>
-        <w:t xml:space="preserve"> </w:t>
-      </w:r>
-      <w:r>
-        <w:rPr>
-          <w:rStyle w:val="VerbatimChar"/>
-        </w:rPr>
-        <w:t xml:space="preserve">time</w:t>
-      </w:r>
-      <w:r>
-        <w:t xml:space="preserve"> </w:t>
-      </w:r>
-      <w:r>
-        <w:t xml:space="preserve">of the</w:t>
-      </w:r>
-      <w:r>
-        <w:t xml:space="preserve"> </w:t>
-      </w:r>
-      <w:r>
-        <w:rPr>
-          <w:rStyle w:val="VerbatimChar"/>
-        </w:rPr>
-        <w:t xml:space="preserve">sep3_alt</w:t>
-      </w:r>
-      <w:r>
-        <w:t xml:space="preserve"> </w:t>
-      </w:r>
-      <w:r>
-        <w:t xml:space="preserve">event). Coverage (candidates found in the corpus) is reported.</w:t>
-      </w:r>
-    </w:p>
-    <w:p>
-      <w:pPr>
-        <w:numPr>
-          <w:ilvl w:val="0"/>
-          <w:numId w:val="1044"/>
-        </w:numPr>
-        <w:pStyle w:val="Compact"/>
-      </w:pPr>
-      <w:r>
-        <w:rPr>
-          <w:iCs/>
-          <w:i/>
-        </w:rPr>
-        <w:t xml:space="preserve">Early ICU onset</w:t>
-      </w:r>
-      <w:r>
-        <w:t xml:space="preserve">: the same source, onset in hours 0 to 6.</w:t>
-      </w:r>
-    </w:p>
-    <w:p>
-      <w:pPr>
-        <w:numPr>
-          <w:ilvl w:val="0"/>
-          <w:numId w:val="1044"/>
-        </w:numPr>
-        <w:pStyle w:val="Compact"/>
-      </w:pPr>
-      <w:r>
-        <w:rPr>
-          <w:iCs/>
-          <w:i/>
-        </w:rPr>
-        <w:t xml:space="preserve">Controls</w:t>
-      </w:r>
-      <w:r>
-        <w:t xml:space="preserve">: cohort stays with no onset, train and observer-fit splits, a seeded sample of at most 3,000 per database. Each control receives a</w:t>
-      </w:r>
-      <w:r>
-        <w:t xml:space="preserve"> </w:t>
-      </w:r>
-      <w:r>
-        <w:rPr>
-          <w:bCs/>
-          <w:b/>
-        </w:rPr>
-        <w:t xml:space="preserve">pseudo-onset</w:t>
-      </w:r>
-      <w:r>
-        <w:t xml:space="preserve"> </w:t>
-      </w:r>
-      <w:r>
-        <w:t xml:space="preserve">drawn from the incident onset distribution of its database within its follow-up, and a</w:t>
-      </w:r>
-      <w:r>
-        <w:t xml:space="preserve"> </w:t>
-      </w:r>
-      <w:r>
-        <w:rPr>
-          <w:bCs/>
-          <w:b/>
-        </w:rPr>
-        <w:t xml:space="preserve">pseudo-antibiotic time</w:t>
-      </w:r>
-      <w:r>
-        <w:t xml:space="preserve"> </w:t>
-      </w:r>
-      <w:r>
-        <w:t xml:space="preserve">= pseudo-onset + a lead drawn from the incident distribution of (first antibiotic − onset), so that onset-relative and antibiotic-relative comparisons are matched on time since admission.</w:t>
-      </w:r>
-    </w:p>
-    <w:p>
-      <w:pPr>
-        <w:numPr>
-          <w:ilvl w:val="0"/>
-          <w:numId w:val="1044"/>
-        </w:numPr>
-        <w:pStyle w:val="Compact"/>
-      </w:pPr>
-      <w:r>
-        <w:t xml:space="preserve">Transfers (ward or other hospital) and</w:t>
-      </w:r>
-      <w:r>
-        <w:t xml:space="preserve"> </w:t>
-      </w:r>
-      <w:r>
-        <w:rPr>
-          <w:iCs/>
-          <w:i/>
-        </w:rPr>
-        <w:t xml:space="preserve">documented sepsis</w:t>
-      </w:r>
-      <w:r>
-        <w:t xml:space="preserve"> </w:t>
-      </w:r>
-      <w:r>
-        <w:t xml:space="preserve">(sepsis coded for the admission in MIMIC-IV; sepsis in the diagnosis list or the APACHE admission diagnosis in eICU) are reported as strata within each group, not merged.</w:t>
-      </w:r>
-    </w:p>
-    <w:p>
-      <w:pPr>
-        <w:pStyle w:val="FirstParagraph"/>
-      </w:pPr>
-      <w:r>
-        <w:rPr>
-          <w:bCs/>
-          <w:b/>
-        </w:rPr>
-        <w:t xml:space="preserve">Course (every septic stay), read at onset + 48 h (72 h as sensitivity):</w:t>
-      </w:r>
-      <w:r>
-        <w:t xml:space="preserve"> </w:t>
-      </w:r>
-      <w:r>
-        <w:rPr>
-          <w:iCs/>
-          <w:i/>
-        </w:rPr>
-        <w:t xml:space="preserve">deteriorating</w:t>
-      </w:r>
-      <w:r>
-        <w:t xml:space="preserve"> </w:t>
-      </w:r>
-      <w:r>
-        <w:t xml:space="preserve">= hospital death, or a rise of at least 2 in the paired sum of SOFA components known at both times (at least four components), or vasopressor escalation to at least 0.1 norepinephrine-equivalent mcg/kg/min above the onset dose;</w:t>
-      </w:r>
-      <w:r>
-        <w:t xml:space="preserve"> </w:t>
-      </w:r>
-      <w:r>
-        <w:rPr>
-          <w:iCs/>
-          <w:i/>
-        </w:rPr>
-        <w:t xml:space="preserve">improving</w:t>
-      </w:r>
-      <w:r>
-        <w:t xml:space="preserve"> </w:t>
-      </w:r>
-      <w:r>
-        <w:t xml:space="preserve">= alive at hospital discharge, no rise, no vasopressor at the horizon; stays leaving the ICU alive before the horizon are reported separately and counted with improving in the two-way split; otherwise</w:t>
-      </w:r>
-      <w:r>
-        <w:t xml:space="preserve"> </w:t>
-      </w:r>
-      <w:r>
-        <w:rPr>
-          <w:iCs/>
-          <w:i/>
-        </w:rPr>
-        <w:t xml:space="preserve">indeterminate</w:t>
-      </w:r>
-      <w:r>
-        <w:t xml:space="preserve">. Hospital and ICU mortality, discharge timing and sepsis documentation come from the small raw tables and are used only to describe.</w:t>
-      </w:r>
-    </w:p>
-    <w:p>
-      <w:pPr>
-        <w:pStyle w:val="BodyText"/>
-      </w:pPr>
-      <w:r>
-        <w:rPr>
-          <w:bCs/>
-          <w:b/>
-        </w:rPr>
-        <w:t xml:space="preserve">What is measured.</w:t>
-      </w:r>
-      <w:r>
-        <w:t xml:space="preserve"> </w:t>
-      </w:r>
-      <w:r>
-        <w:t xml:space="preserve">Fresh measurements for values (each newly available measurement once, placed at its measurement time); measurement frequency per stay-hour as the practice signal; carried SOFA components, vasopressor dose and window features as states; therapy and device exposure per window.</w:t>
-      </w:r>
-    </w:p>
-    <w:p>
-      <w:pPr>
-        <w:pStyle w:val="BodyText"/>
-      </w:pPr>
-      <w:r>
-        <w:rPr>
-          <w:bCs/>
-          <w:b/>
-        </w:rPr>
-        <w:t xml:space="preserve">Comparisons (rank-based Cliff’s delta, 200 stay bootstraps):</w:t>
-      </w:r>
-      <w:r>
-        <w:t xml:space="preserve"> </w:t>
-      </w:r>
-      <w:r>
-        <w:t xml:space="preserve">C1 incident vs control at hours 1 to 24; C2 incident 12 h before onset vs control 12 h before pseudo-onset; C2b the same at 24 to 12 h; C2a the same anchored on the first antibiotic; C2d and C2u the same for documented and undocumented incident sepsis; C3 septic on arrival (hours 1 to 6) vs incident (onset to +6 h), C3d among documented stays; C4 early ICU onset vs incident (onset to +6 h); C5 septic on arrival (hours 1 to 12) vs incident 12 h before onset; C6 and C6a per-stay slopes, incident vs control, onset- and antibiotic-anchored; C7 to C10 deteriorating vs improving (incident pre-onset; septic on arrival hours 1 to 6; all septic at +24 to +48 h; all septic at onset to +6 h). C9 overlaps the window that defines the course and is read as confirmation, not discovery.</w:t>
-      </w:r>
-    </w:p>
-    <w:p>
-      <w:pPr>
-        <w:pStyle w:val="BodyText"/>
-      </w:pPr>
-      <w:r>
-        <w:rPr>
-          <w:bCs/>
-          <w:b/>
-        </w:rPr>
-        <w:t xml:space="preserve">Cross-database rule (unchanged).</w:t>
-      </w:r>
-      <w:r>
-        <w:t xml:space="preserve"> </w:t>
-      </w:r>
-      <w:r>
-        <w:t xml:space="preserve">Shared: same sign and |delta| at or above 0.147 in both databases; strong shared at 0.33; database-specific when met in one; no signal otherwise. Measurement rates: shared when the incident-to-control ratio is at or above 1.5 (or at or below 1/1.5) in both.</w:t>
-      </w:r>
-    </w:p>
-    <w:p>
-      <w:pPr>
-        <w:pStyle w:val="BodyText"/>
-      </w:pPr>
-      <w:r>
-        <w:rPr>
-          <w:bCs/>
-          <w:b/>
-        </w:rPr>
-        <w:t xml:space="preserve">Data-driven description (no rule attached; reported for reading):</w:t>
-      </w:r>
-      <w:r>
-        <w:t xml:space="preserve"> </w:t>
-      </w:r>
-      <w:r>
-        <w:t xml:space="preserve">departure timing per channel, onset- and antibiotic-anchored; order of signs within patients (19 clinical thresholds; present, new, lead time; precedence matrix; the same thresholds in matched control windows); phenotypes at onset (k-means, k = 4, silhouette for 2 to 6, cross-database centroid reproducibility; sizes, mortality and course by cluster); compensation states per hour; heart-rate response per degree of temperature and relative bradycardia; therapy-stratified deltas; selection check (stays measured in every bin); hospital heterogeneity of values and rates in eICU controls; lactate clearance by course; therapy exposure by stratum, course and window; antibiotic timing relative to onset.</w:t>
-      </w:r>
-    </w:p>
-    <w:p>
-      <w:pPr>
-        <w:pStyle w:val="BodyText"/>
-      </w:pPr>
-      <w:r>
-        <w:rPr>
-          <w:bCs/>
-          <w:b/>
-        </w:rPr>
-        <w:t xml:space="preserve">Outputs.</w:t>
-      </w:r>
-      <w:r>
-        <w:t xml:space="preserve"> </w:t>
-      </w:r>
-      <w:r>
-        <w:t xml:space="preserve">Aggregate tables (CSV), figures,</w:t>
-      </w:r>
-      <w:r>
-        <w:t xml:space="preserve"> </w:t>
-      </w:r>
-      <w:r>
-        <w:rPr>
-          <w:rStyle w:val="VerbatimChar"/>
-        </w:rPr>
-        <w:t xml:space="preserve">shared_physiology.json</w:t>
-      </w:r>
-      <w:r>
-        <w:t xml:space="preserve">,</w:t>
-      </w:r>
-      <w:r>
-        <w:t xml:space="preserve"> </w:t>
-      </w:r>
-      <w:r>
-        <w:rPr>
-          <w:rStyle w:val="VerbatimChar"/>
-        </w:rPr>
-        <w:t xml:space="preserve">stage2_predictor_sets.json</w:t>
-      </w:r>
-      <w:r>
-        <w:t xml:space="preserve">,</w:t>
-      </w:r>
-      <w:r>
-        <w:t xml:space="preserve"> </w:t>
-      </w:r>
-      <w:r>
-        <w:rPr>
-          <w:rStyle w:val="VerbatimChar"/>
-        </w:rPr>
-        <w:t xml:space="preserve">hypothesis_results.csv</w:t>
-      </w:r>
-      <w:r>
-        <w:t xml:space="preserve">, a text digest; the hourly tables are cached under the run folder so that reruns do not reread the shards; counts under 11 masked; no patient-level data leave the runtime.</w:t>
-      </w:r>
-    </w:p>
-    <w:p>
-      <w:pPr>
-        <w:pStyle w:val="BodyText"/>
-      </w:pPr>
-      <w:r>
-        <w:rPr>
-          <w:bCs/>
-          <w:b/>
-        </w:rPr>
-        <w:t xml:space="preserve">Outcome of the first run (key</w:t>
-      </w:r>
-      <w:r>
-        <w:rPr>
-          <w:bCs/>
-          <w:b/>
-        </w:rPr>
-        <w:t xml:space="preserve"> </w:t>
-      </w:r>
-      <w:r>
-        <w:rPr>
-          <w:rStyle w:val="VerbatimChar"/>
-          <w:bCs/>
-          <w:b/>
-        </w:rPr>
-        <w:t xml:space="preserve">3101b901d915324b</w:t>
-      </w:r>
-      <w:r>
-        <w:rPr>
-          <w:bCs/>
-          <w:b/>
-        </w:rPr>
-        <w:t xml:space="preserve">, 30 Oct 2026; development splits of the 10,000-stay samples; full reading in</w:t>
-      </w:r>
-      <w:r>
-        <w:rPr>
-          <w:bCs/>
-          <w:b/>
-        </w:rPr>
-        <w:t xml:space="preserve"> </w:t>
-      </w:r>
-      <w:r>
-        <w:rPr>
-          <w:rStyle w:val="VerbatimChar"/>
-          <w:bCs/>
-          <w:b/>
-        </w:rPr>
-        <w:t xml:space="preserve">dev/pathophysiology/READING_run_3101b901d915324b.md</w:t>
-      </w:r>
-      <w:r>
-        <w:rPr>
-          <w:bCs/>
-          <w:b/>
-        </w:rPr>
-        <w:t xml:space="preserve">).</w:t>
-      </w:r>
-    </w:p>
-    <w:p>
-      <w:pPr>
-        <w:numPr>
-          <w:ilvl w:val="0"/>
-          <w:numId w:val="1045"/>
-        </w:numPr>
-        <w:pStyle w:val="Compact"/>
-      </w:pPr>
-      <w:r>
-        <w:t xml:space="preserve">Shared pre-onset physiology of ICU-acquired sepsis (C2): albumin (−0.29 / −0.31 MIMIC-IV / eICU), lymphocytes, neutrophil-to-lymphocyte ratio, PTT, respiratory rate, temperature and its 24-hour maximum, qSOFA and NEWS2 among measured; heart rate and pH join in the 24-to-12-hour window. No shared pre-onset signal for blood pressure, creatinine, bilirubin, glucose, acid-base, white-cell count, platelets or GCS. The vital-sign signals survive the selection check and are not explained by measurement rates.</w:t>
-      </w:r>
-    </w:p>
-    <w:p>
-      <w:pPr>
-        <w:numPr>
-          <w:ilvl w:val="0"/>
-          <w:numId w:val="1045"/>
-        </w:numPr>
-        <w:pStyle w:val="Compact"/>
-      </w:pPr>
-      <w:r>
-        <w:t xml:space="preserve">Most of the signal is a difference present from admission, not a change in the last 12 hours: composite scores and the temperature maximum separate incident patients from controls 48 h before onset; no shared slope signal.</w:t>
-      </w:r>
-    </w:p>
-    <w:p>
-      <w:pPr>
-        <w:numPr>
-          <w:ilvl w:val="0"/>
-          <w:numId w:val="1045"/>
-        </w:numPr>
-        <w:pStyle w:val="Compact"/>
-      </w:pPr>
-      <w:r>
-        <w:t xml:space="preserve">The first antibiotic precedes the operational onset by a median of 7 h in both databases (63 % before onset in MIMIC-IV, 44 % in eICU).</w:t>
-      </w:r>
-    </w:p>
-    <w:p>
-      <w:pPr>
-        <w:numPr>
-          <w:ilvl w:val="0"/>
-          <w:numId w:val="1045"/>
-        </w:numPr>
-        <w:pStyle w:val="Compact"/>
-      </w:pPr>
-      <w:r>
-        <w:t xml:space="preserve">Septic-on-arrival patients, against incident patients at onset, carry more organ dysfunction, acidosis and vasopressor use and a lower 24-hour temperature maximum (−0.43 / −0.27); in MIMIC-IV most are ward patients a median of 46 h into admission.</w:t>
-      </w:r>
-    </w:p>
-    <w:p>
-      <w:pPr>
-        <w:numPr>
-          <w:ilvl w:val="0"/>
-          <w:numId w:val="1045"/>
-        </w:numPr>
-        <w:pStyle w:val="Compact"/>
-      </w:pPr>
-      <w:r>
-        <w:t xml:space="preserve">A lactate-and-vasopressor phenotype at onset (median lactate 7.4 mmol/L) reproduces across databases with 63 % hospital mortality and holds almost no incident patients. Early separators of the course among arrivals: lactate, acidosis, the hepatic axis, FiO2 and respiratory rate, urea and creatinine, low albumin. Hypothermia marks the course, not the onset.</w:t>
-      </w:r>
-    </w:p>
-    <w:p>
-      <w:pPr>
-        <w:numPr>
-          <w:ilvl w:val="0"/>
-          <w:numId w:val="1045"/>
-        </w:numPr>
-        <w:pStyle w:val="Compact"/>
-      </w:pPr>
-      <w:r>
-        <w:t xml:space="preserve">In eICU controls the between-hospital share of variance is below 5 % for almost every value and 10 to 28 % for measurement rates; anion gap (0.41) and CRP (0.20) are the exceptions.</w:t>
-      </w:r>
-    </w:p>
-    <w:p>
-      <w:pPr>
-        <w:numPr>
-          <w:ilvl w:val="0"/>
-          <w:numId w:val="1045"/>
-        </w:numPr>
-        <w:pStyle w:val="Compact"/>
-      </w:pPr>
-      <w:r>
-        <w:t xml:space="preserve">Limits of that run, corrected in the revised notebook: the incident course could be read only as mortality (cohort sequences ended at onset; now rebuilt from the raw stage); the eICU arrival strata covered 39 % of candidates. The study is repeated on the full releases with the stage-2 data build (item 13 below).</w:t>
-      </w:r>
-    </w:p>
-    <w:bookmarkEnd w:id="35"/>
-    <w:bookmarkStart w:id="36" w:name="Xf2b8a0fdb4b3289f880ee442699d88004b4d756"/>
-    <w:p>
-      <w:pPr>
-        <w:pStyle w:val="Heading3"/>
-      </w:pPr>
-      <w:r>
-        <w:t xml:space="preserve">10c.2 Consequences for stage 2 (prespecified here; TO FREEZE with Section 11)</w:t>
-      </w:r>
-    </w:p>
-    <w:p>
-      <w:pPr>
-        <w:numPr>
-          <w:ilvl w:val="0"/>
-          <w:numId w:val="1046"/>
-        </w:numPr>
-        <w:pStyle w:val="Compact"/>
-      </w:pPr>
-      <w:r>
-        <w:rPr>
-          <w:bCs/>
-          <w:b/>
-        </w:rPr>
-        <w:t xml:space="preserve">All-comers cohort.</w:t>
-      </w:r>
-      <w:r>
-        <w:t xml:space="preserve"> </w:t>
-      </w:r>
-      <w:r>
-        <w:t xml:space="preserve">The stage-2 cohort keeps YAIB exclusions 1 to 6 and drops exclusion 7: stays with onset before the sixth ICU hour (including before admission) stay in the cohort. Their hours before onset, if any, are scored as now; their hours from onset to onset + 6 h carry the positive label; later hours are not scored. The warning model is trained on all comers.</w:t>
-      </w:r>
-      <w:r>
-        <w:t xml:space="preserve"> </w:t>
-      </w:r>
-      <w:r>
-        <w:rPr>
-          <w:bCs/>
-          <w:b/>
-        </w:rPr>
-        <w:t xml:space="preserve">The primary evaluation stays the incident cohort</w:t>
-      </w:r>
-      <w:r>
-        <w:t xml:space="preserve"> </w:t>
-      </w:r>
-      <w:r>
-        <w:t xml:space="preserve">(onset at or after 6 h), reported exactly as in stage 1 so that it remains comparable with Section 10 and with the literature. The all-comers evaluation is a prespecified secondary, reported stratified: incident, arrived septic, controls. This makes the model learn sepsis physiology from every septic patient and tests it on the patients who can be warned.</w:t>
-      </w:r>
-    </w:p>
-    <w:p>
-      <w:pPr>
-        <w:numPr>
-          <w:ilvl w:val="0"/>
-          <w:numId w:val="1046"/>
-        </w:numPr>
-        <w:pStyle w:val="Compact"/>
-      </w:pPr>
-      <w:r>
-        <w:rPr>
-          <w:bCs/>
-          <w:b/>
-        </w:rPr>
-        <w:t xml:space="preserve">Predictor-set arms.</w:t>
-      </w:r>
-      <w:r>
-        <w:t xml:space="preserve"> </w:t>
-      </w:r>
-      <w:r>
-        <w:t xml:space="preserve">Beside the full 659-predictor set: (a)</w:t>
-      </w:r>
-      <w:r>
-        <w:t xml:space="preserve"> </w:t>
-      </w:r>
-      <w:r>
-        <w:rPr>
-          <w:iCs/>
-          <w:i/>
-        </w:rPr>
-        <w:t xml:space="preserve">physiology only</w:t>
-      </w:r>
-      <w:r>
-        <w:t xml:space="preserve">, defined by class from the feature registry (raw measurements, derived criteria and ratios, renal windows, handcrafted physiology features, with their masks and ages, age and sex; no exposures, devices, medications, imaging, fluids, charted states, admission context, comorbidity flags or prophylaxis); (b)</w:t>
-      </w:r>
-      <w:r>
-        <w:t xml:space="preserve"> </w:t>
-      </w:r>
-      <w:r>
-        <w:rPr>
-          <w:iCs/>
-          <w:i/>
-        </w:rPr>
-        <w:t xml:space="preserve">shared physiology</w:t>
-      </w:r>
-      <w:r>
-        <w:t xml:space="preserve">, the channels the 10c.1 rule marks shared in the pre-onset comparisons C2, C2b, C2a or C6, applied to (a) (first run: albumin, heart rate, lymphocytes, neutrophil-to-lymphocyte ratio, PTT, respiratory rate, temperature and its 24-hour maximum, pH, qSOFA and NEWS2 among measured; 31 columns with masks and ages; recomputed on the full-release repeat and fixed at the freeze); (c) variant of (a) without the mask and age channels, to measure how much of home performance is charting practice. Judged by transfer and leave-hospital-out as well as at home.</w:t>
-      </w:r>
-    </w:p>
-    <w:p>
-      <w:pPr>
-        <w:numPr>
-          <w:ilvl w:val="0"/>
-          <w:numId w:val="1046"/>
-        </w:numPr>
-        <w:pStyle w:val="Compact"/>
-      </w:pPr>
-      <w:r>
-        <w:rPr>
-          <w:bCs/>
-          <w:b/>
-        </w:rPr>
-        <w:t xml:space="preserve">Recognition-to-anticipation pretraining.</w:t>
-      </w:r>
-      <w:r>
-        <w:t xml:space="preserve"> </w:t>
-      </w:r>
-      <w:r>
-        <w:t xml:space="preserve">A prespecified self-supervised variant: the encoder is first trained to recognise sepsis present in the first 6 h of the arrived-septic stays against non-septic stays (a label-free task with respect to the warning target), then the warning model is trained on the cohort. One arm beside the existing self-supervised pair.</w:t>
-      </w:r>
-    </w:p>
-    <w:p>
-      <w:pPr>
-        <w:numPr>
-          <w:ilvl w:val="0"/>
-          <w:numId w:val="1046"/>
-        </w:numPr>
-        <w:pStyle w:val="Compact"/>
-      </w:pPr>
-      <w:r>
-        <w:rPr>
-          <w:bCs/>
-          <w:b/>
-        </w:rPr>
-        <w:t xml:space="preserve">Build consequence.</w:t>
-      </w:r>
-      <w:r>
-        <w:t xml:space="preserve"> </w:t>
-      </w:r>
-      <w:r>
-        <w:t xml:space="preserve">Dropping exclusion 7 changes the cohort key; labels are reused (the label batches cover every candidate), the cohort step reruns, and features are built for the added stays. Recorded here before any stage-2 result exists.</w:t>
-      </w:r>
-    </w:p>
-    <w:p>
-      <w:pPr>
-        <w:numPr>
-          <w:ilvl w:val="0"/>
-          <w:numId w:val="1046"/>
-        </w:numPr>
-        <w:pStyle w:val="Compact"/>
-      </w:pPr>
-      <w:r>
-        <w:rPr>
-          <w:bCs/>
-          <w:b/>
-        </w:rPr>
-        <w:t xml:space="preserve">Arrival stays in training (added 30 Oct 2026).</w:t>
-      </w:r>
-      <w:r>
-        <w:t xml:space="preserve"> </w:t>
-      </w:r>
-      <w:r>
-        <w:t xml:space="preserve">Arrival and early-onset stays enter training only through the all-comers cohort of item 1 and the recognition pretraining of item 3; the primary evaluation remains incident-only, the all-comers evaluation stratified. The recognition pretraining arm is judged by its effect on the incident warning, not assumed to help: the first pathophysiology run showed that arrivals present treated, established sepsis (more organ dysfunction, acidosis and vasopressors; a lower temperature maximum), which is not the state a warning model must learn.</w:t>
-      </w:r>
-    </w:p>
-    <w:p>
-      <w:pPr>
-        <w:numPr>
-          <w:ilvl w:val="0"/>
-          <w:numId w:val="1046"/>
-        </w:numPr>
-        <w:pStyle w:val="Compact"/>
-      </w:pPr>
-      <w:r>
-        <w:rPr>
-          <w:bCs/>
-          <w:b/>
-        </w:rPr>
-        <w:t xml:space="preserve">Database-specific channels (added 30 Oct 2026).</w:t>
-      </w:r>
-      <w:r>
-        <w:t xml:space="preserve"> </w:t>
-      </w:r>
-      <w:r>
-        <w:t xml:space="preserve">Anion gap and CRP (between-hospital variance of the value itself), lactate and FiO2 (ordering practice), and measurement rates and ages in general are flagged as database-specific. They stay in the full predictor set and are excluded from the shared set by the rule; the stage-2 report names them when they drive a transfer loss.</w:t>
-      </w:r>
-    </w:p>
-    <w:p>
-      <w:pPr>
-        <w:numPr>
-          <w:ilvl w:val="0"/>
-          <w:numId w:val="1046"/>
-        </w:numPr>
-        <w:pStyle w:val="Compact"/>
-      </w:pPr>
-      <w:r>
-        <w:rPr>
-          <w:bCs/>
-          <w:b/>
-        </w:rPr>
-        <w:t xml:space="preserve">Baseline-relative arm (added 30 Oct 2026).</w:t>
-      </w:r>
-      <w:r>
-        <w:t xml:space="preserve"> </w:t>
-      </w:r>
-      <w:r>
-        <w:t xml:space="preserve">A prespecified comparison, same architecture: each physiological channel expressed as the deviation from the patient’s own hours 1 to 24 median (the existing</w:t>
-      </w:r>
-      <w:r>
-        <w:t xml:space="preserve"> </w:t>
-      </w:r>
-      <w:r>
-        <w:rPr>
-          <w:rStyle w:val="VerbatimChar"/>
-        </w:rPr>
-        <w:t xml:space="preserve">_DeltaBaseline</w:t>
-      </w:r>
-      <w:r>
-        <w:t xml:space="preserve"> </w:t>
-      </w:r>
-      <w:r>
-        <w:t xml:space="preserve">channels extended to the vital signs) against the absolute values. Purpose: to measure how much of the warning is change in the patient and how much is who the patient is, since the first run found the pre-onset signal largely present from admission.</w:t>
-      </w:r>
-    </w:p>
-    <w:p>
-      <w:pPr>
-        <w:numPr>
-          <w:ilvl w:val="0"/>
-          <w:numId w:val="1046"/>
-        </w:numPr>
-        <w:pStyle w:val="Compact"/>
-      </w:pPr>
-      <w:r>
-        <w:rPr>
-          <w:bCs/>
-          <w:b/>
-        </w:rPr>
-        <w:t xml:space="preserve">Lead time against the first antibiotic (added 30 Oct 2026)</w:t>
-      </w:r>
-      <w:r>
-        <w:t xml:space="preserve"> </w:t>
-      </w:r>
-      <w:r>
-        <w:t xml:space="preserve">is reported as a primary presentation beside lead time against the operational onset, for every arm and target, with the fraction of septic stays alarmed before the antibiotic.</w:t>
-      </w:r>
-    </w:p>
-    <w:p>
-      <w:pPr>
-        <w:numPr>
-          <w:ilvl w:val="0"/>
-          <w:numId w:val="1046"/>
-        </w:numPr>
-        <w:pStyle w:val="Compact"/>
-      </w:pPr>
-      <w:r>
-        <w:rPr>
-          <w:bCs/>
-          <w:b/>
-        </w:rPr>
-        <w:t xml:space="preserve">One alternative target, suspicion-anchored (added 30 Oct 2026; prespecified, to freeze with Section 11).</w:t>
-      </w:r>
-      <w:r>
-        <w:t xml:space="preserve"> </w:t>
-      </w:r>
-      <w:r>
-        <w:t xml:space="preserve">Event: the first systemic antibiotic course of the ICU stay starting at or after ICU hour 6, with no systemic antibiotic in the preceding 72 h, and continued (a later start or a stop time at least 72 h after it, or death within 72 h), that is the YAIB antibiotic-continuation rule without the culture requirement, applied identically in both databases from the supplement stage’s antibiotic start times. Positive hours: the 3 hours before the event; hours after it are not scored; stays without the event are negatives. The horizon is 3 h, not 6 h: the operational onset lags the antibiotic by about 7 h, so the physiology available before the antibiotic is shorter, and the first run placed new vital-sign signs 9 to 14 h before the operational onset, that is 2 to 7 h before the antibiotic. Metrics: event sensitivity at the 0.5 false-alarm-per-patient-day budget, AUPRC, warning time, calibration and the alarm policy of Section 10b; the PhysioNet utility is not used for this target, because its reward window is defined around the Sepsis-3 onset and has no meaning around an antibiotic time. Arms: the project model and the best non-project arm of Section 11, one seed on the samples, three on the full cohort. Rationale: it answers whether the model can warn before the clinician acts, and it removes the label asymmetry between the databases.</w:t>
-      </w:r>
-    </w:p>
-    <w:p>
-      <w:pPr>
-        <w:numPr>
-          <w:ilvl w:val="0"/>
-          <w:numId w:val="1046"/>
-        </w:numPr>
-        <w:pStyle w:val="Compact"/>
-      </w:pPr>
-      <w:r>
-        <w:rPr>
-          <w:bCs/>
-          <w:b/>
-        </w:rPr>
-        <w:t xml:space="preserve">Label sensitivity evaluations on the primary model (added 30 Oct 2026; no retraining).</w:t>
-      </w:r>
-      <w:r>
-        <w:t xml:space="preserve"> </w:t>
-      </w:r>
-      <w:r>
-        <w:t xml:space="preserve">The primary model’s saved predictions are scored against (a) an antibiotic-only label in MIMIC-IV, built with the eICU rule from the supplement stage; (b) a culture-confirmed label in eICU, built from</w:t>
-      </w:r>
-      <w:r>
-        <w:t xml:space="preserve"> </w:t>
-      </w:r>
-      <w:r>
-        <w:rPr>
-          <w:rStyle w:val="VerbatimChar"/>
-        </w:rPr>
-        <w:t xml:space="preserve">microLab</w:t>
-      </w:r>
-      <w:r>
-        <w:t xml:space="preserve"> </w:t>
-      </w:r>
-      <w:r>
-        <w:t xml:space="preserve">culture times for the hospitals that record them, reported with the hospital coverage; (c) the documented-sepsis stratum of Section 10c.1. Metrics as in item 9.</w:t>
-      </w:r>
-    </w:p>
-    <w:p>
-      <w:pPr>
-        <w:numPr>
-          <w:ilvl w:val="0"/>
-          <w:numId w:val="1046"/>
-        </w:numPr>
-        <w:pStyle w:val="Compact"/>
-      </w:pPr>
-      <w:r>
-        <w:rPr>
-          <w:bCs/>
-          <w:b/>
-        </w:rPr>
-        <w:t xml:space="preserve">Secondary target, onset followed by deterioration (added 30 Oct 2026; contingent).</w:t>
-      </w:r>
-      <w:r>
-        <w:t xml:space="preserve"> </w:t>
-      </w:r>
-      <w:r>
-        <w:t xml:space="preserve">Prespecified only if the full-release repeat of Section 10c.1, with the incident course readable, confirms a shared pre-onset signature of the deteriorating course (C7 shared channels). Definition of the course as in Section 10c.1. The alarm budget and utility weights for it would be set with the consultants.</w:t>
-      </w:r>
-    </w:p>
-    <w:p>
-      <w:pPr>
-        <w:numPr>
-          <w:ilvl w:val="0"/>
-          <w:numId w:val="1046"/>
-        </w:numPr>
-        <w:pStyle w:val="Compact"/>
-      </w:pPr>
-      <w:r>
-        <w:rPr>
-          <w:bCs/>
-          <w:b/>
-        </w:rPr>
-        <w:t xml:space="preserve">Consultants (added 30 Oct 2026).</w:t>
-      </w:r>
-      <w:r>
-        <w:t xml:space="preserve"> </w:t>
-      </w:r>
-      <w:r>
-        <w:t xml:space="preserve">Two questions are put to the ICU consultants before the freeze: whether a warning raised after the first antibiotic has clinical value, and which course definition they recognise (48 h or 72 h; the vasopressor threshold).</w:t>
-      </w:r>
-    </w:p>
-    <w:p>
-      <w:pPr>
-        <w:numPr>
-          <w:ilvl w:val="0"/>
-          <w:numId w:val="1046"/>
-        </w:numPr>
-        <w:pStyle w:val="Compact"/>
-      </w:pPr>
-      <w:r>
-        <w:rPr>
-          <w:bCs/>
-          <w:b/>
-        </w:rPr>
-        <w:t xml:space="preserve">Full-release repeat (added 30 Oct 2026).</w:t>
-      </w:r>
-      <w:r>
-        <w:t xml:space="preserve"> </w:t>
-      </w:r>
-      <w:r>
-        <w:t xml:space="preserve">Section 10c.1 is repeated on the full releases as the first output of the stage-2 data build, reusing its label and feature caches, with protected patients excluded; the shared set of item 2(b) and the contingency of item 11 are read from that repeat.</w:t>
-      </w:r>
-    </w:p>
-    <w:bookmarkEnd w:id="36"/>
-    <w:bookmarkEnd w:id="37"/>
-    <w:bookmarkStart w:id="38" w:name="stage-2-full-cohort"/>
-    <w:p>
-      <w:pPr>
-        <w:pStyle w:val="Heading2"/>
-      </w:pPr>
-      <w:r>
-        <w:t xml:space="preserve">11. Stage 2, full cohort</w:t>
-      </w:r>
-    </w:p>
-    <w:p>
-      <w:pPr>
-        <w:numPr>
-          <w:ilvl w:val="0"/>
-          <w:numId w:val="1047"/>
-        </w:numPr>
-        <w:pStyle w:val="Compact"/>
-      </w:pPr>
-      <w:r>
-        <w:rPr>
-          <w:bCs/>
-          <w:b/>
-        </w:rPr>
-        <w:t xml:space="preserve">Data:</w:t>
-      </w:r>
-      <w:r>
-        <w:t xml:space="preserve"> </w:t>
-      </w:r>
-      <w:r>
-        <w:t xml:space="preserve">all eligible stays in both databases (</w:t>
-      </w:r>
-      <w:r>
-        <w:rPr>
-          <w:rStyle w:val="VerbatimChar"/>
-        </w:rPr>
-        <w:t xml:space="preserve">FULL_SAMPLE_STAYS_PER_DATASET=None</w:t>
-      </w:r>
-      <w:r>
-        <w:t xml:space="preserve">); the same split rules; three seeds.</w:t>
-      </w:r>
-    </w:p>
-    <w:p>
-      <w:pPr>
-        <w:numPr>
-          <w:ilvl w:val="0"/>
-          <w:numId w:val="1047"/>
-        </w:numPr>
-        <w:pStyle w:val="Compact"/>
-      </w:pPr>
-      <w:r>
-        <w:rPr>
-          <w:bCs/>
-          <w:b/>
-        </w:rPr>
-        <w:t xml:space="preserve">Arms (TO FREEZE):</w:t>
-      </w:r>
-    </w:p>
-    <w:p>
-      <w:pPr>
-        <w:numPr>
-          <w:ilvl w:val="1"/>
-          <w:numId w:val="1048"/>
-        </w:numPr>
-        <w:pStyle w:val="Compact"/>
-      </w:pPr>
-      <w:r>
-        <w:t xml:space="preserve">the union of the MIMIC-IV and eICU shortlists: GRU-D, TCN, flat OSTA, SSL-CNN→flat (pooled encoder);</w:t>
-      </w:r>
-    </w:p>
-    <w:p>
-      <w:pPr>
-        <w:numPr>
-          <w:ilvl w:val="1"/>
-          <w:numId w:val="1048"/>
-        </w:numPr>
-        <w:pStyle w:val="Compact"/>
-      </w:pPr>
-      <w:r>
-        <w:t xml:space="preserve">OSTA, CNN–Transformer, boosted trees and logistic regression;</w:t>
-      </w:r>
-    </w:p>
-    <w:p>
-      <w:pPr>
-        <w:numPr>
-          <w:ilvl w:val="1"/>
-          <w:numId w:val="1048"/>
-        </w:numPr>
-        <w:pStyle w:val="Compact"/>
-      </w:pPr>
-      <w:r>
-        <w:t xml:space="preserve">signature boosted trees;</w:t>
-      </w:r>
-    </w:p>
-    <w:p>
-      <w:pPr>
-        <w:numPr>
-          <w:ilvl w:val="1"/>
-          <w:numId w:val="1048"/>
-        </w:numPr>
-        <w:pStyle w:val="Compact"/>
-      </w:pPr>
-      <w:r>
-        <w:t xml:space="preserve">the D1 pair, labelled exploratory;</w:t>
-      </w:r>
-    </w:p>
-    <w:p>
-      <w:pPr>
-        <w:numPr>
-          <w:ilvl w:val="1"/>
-          <w:numId w:val="1048"/>
-        </w:numPr>
-        <w:pStyle w:val="Compact"/>
-      </w:pPr>
-      <w:r>
-        <w:rPr>
-          <w:bCs/>
-          <w:b/>
-        </w:rPr>
-        <w:t xml:space="preserve">(proposed 25 Oct 2026, to confirm before the freeze)</w:t>
-      </w:r>
-      <w:r>
-        <w:t xml:space="preserve"> </w:t>
-      </w:r>
-      <w:r>
-        <w:t xml:space="preserve">a pooled-training arm: the project model and GRU-D trained once on the MIMIC-IV and eICU development splits together (same hours, same label, one normaliser per database), evaluated on each database’s test split and leave-hospital-out on eICU. Basis: pooled training was the best strategy for small and large target data in the 2026 multi-centre sepsis study; fine-tuning was not.</w:t>
-      </w:r>
-    </w:p>
-    <w:p>
-      <w:pPr>
-        <w:numPr>
-          <w:ilvl w:val="0"/>
-          <w:numId w:val="1047"/>
-        </w:numPr>
-        <w:pStyle w:val="Compact"/>
-      </w:pPr>
-      <w:r>
-        <w:rPr>
-          <w:bCs/>
-          <w:b/>
-        </w:rPr>
-        <w:t xml:space="preserve">Loss (decided 24 Oct 2026):</w:t>
-      </w:r>
-      <w:r>
-        <w:t xml:space="preserve"> </w:t>
-      </w:r>
-      <w:r>
-        <w:t xml:space="preserve">plain cross-entropy for every arm, by the Section 10 rule (first in three of four validation comparisons). The utility-weighted loss is kept selectable and runs once as a prespecified secondary comparator on</w:t>
-      </w:r>
-      <w:r>
-        <w:t xml:space="preserve"> </w:t>
-      </w:r>
-      <w:r>
-        <w:rPr>
-          <w:rStyle w:val="VerbatimChar"/>
-        </w:rPr>
-        <w:t xml:space="preserve">ssl_cnn_osta</w:t>
-      </w:r>
-      <w:r>
-        <w:t xml:space="preserve"> </w:t>
-      </w:r>
-      <w:r>
-        <w:t xml:space="preserve">only, where it ranked first on MIMIC-IV validation; it cannot replace the primary.</w:t>
-      </w:r>
-    </w:p>
-    <w:p>
-      <w:pPr>
-        <w:numPr>
-          <w:ilvl w:val="0"/>
-          <w:numId w:val="1047"/>
-        </w:numPr>
-        <w:pStyle w:val="Compact"/>
-      </w:pPr>
-      <w:r>
-        <w:rPr>
-          <w:bCs/>
-          <w:b/>
-        </w:rPr>
-        <w:t xml:space="preserve">Cohort (decided 29 Oct 2026, Section 10c.2):</w:t>
-      </w:r>
-      <w:r>
-        <w:t xml:space="preserve"> </w:t>
-      </w:r>
-      <w:r>
-        <w:t xml:space="preserve">all comers (YAIB exclusion 7 dropped); primary evaluation on the incident cohort, secondary stratified on all comers; arrival stays in training only as item 5 of Section 10c.2 allows.</w:t>
-      </w:r>
-    </w:p>
-    <w:p>
-      <w:pPr>
-        <w:numPr>
-          <w:ilvl w:val="0"/>
-          <w:numId w:val="1047"/>
-        </w:numPr>
-        <w:pStyle w:val="Compact"/>
-      </w:pPr>
-      <w:r>
-        <w:rPr>
-          <w:bCs/>
-          <w:b/>
-        </w:rPr>
-        <w:t xml:space="preserve">Predictor-set arms (Section 10c.2):</w:t>
-      </w:r>
-      <w:r>
-        <w:t xml:space="preserve"> </w:t>
-      </w:r>
-      <w:r>
-        <w:t xml:space="preserve">full 659; physiology only; shared physiology; physiology only without mask and age channels; baseline-relative (item 7).</w:t>
-      </w:r>
-    </w:p>
-    <w:p>
-      <w:pPr>
-        <w:numPr>
-          <w:ilvl w:val="0"/>
-          <w:numId w:val="1047"/>
-        </w:numPr>
-        <w:pStyle w:val="Compact"/>
-      </w:pPr>
-      <w:r>
-        <w:rPr>
-          <w:bCs/>
-          <w:b/>
-        </w:rPr>
-        <w:t xml:space="preserve">Recognition-to-anticipation pretraining arm (Section 10c.2),</w:t>
-      </w:r>
-      <w:r>
-        <w:t xml:space="preserve"> </w:t>
-      </w:r>
-      <w:r>
-        <w:t xml:space="preserve">judged by its effect on the incident warning.</w:t>
-      </w:r>
-    </w:p>
-    <w:p>
-      <w:pPr>
-        <w:numPr>
-          <w:ilvl w:val="0"/>
-          <w:numId w:val="1047"/>
-        </w:numPr>
-        <w:pStyle w:val="Compact"/>
-      </w:pPr>
-      <w:r>
-        <w:rPr>
-          <w:bCs/>
-          <w:b/>
-        </w:rPr>
-        <w:t xml:space="preserve">Targets (Section 10c.2, items 9 to 11; added 30 Oct 2026):</w:t>
-      </w:r>
-      <w:r>
-        <w:t xml:space="preserve"> </w:t>
-      </w:r>
-      <w:r>
-        <w:t xml:space="preserve">primary, the YAIB</w:t>
-      </w:r>
-      <w:r>
-        <w:t xml:space="preserve"> </w:t>
-      </w:r>
-      <w:r>
-        <w:rPr>
-          <w:rStyle w:val="VerbatimChar"/>
-        </w:rPr>
-        <w:t xml:space="preserve">sep3_alt</w:t>
-      </w:r>
-      <w:r>
-        <w:t xml:space="preserve"> </w:t>
-      </w:r>
-      <w:r>
-        <w:t xml:space="preserve">onset with the 6-hour horizon; alternative, suspicion-anchored with a 3-hour horizon, scored without the PhysioNet utility; secondary, onset followed by deterioration, contingent on the full-release pathophysiology repeat.</w:t>
-      </w:r>
-    </w:p>
-    <w:p>
-      <w:pPr>
-        <w:numPr>
-          <w:ilvl w:val="0"/>
-          <w:numId w:val="1047"/>
-        </w:numPr>
-        <w:pStyle w:val="Compact"/>
-      </w:pPr>
-      <w:r>
-        <w:rPr>
-          <w:bCs/>
-          <w:b/>
-        </w:rPr>
-        <w:t xml:space="preserve">Label sensitivity (Section 10c.2, item 10):</w:t>
-      </w:r>
-      <w:r>
-        <w:t xml:space="preserve"> </w:t>
-      </w:r>
-      <w:r>
-        <w:t xml:space="preserve">antibiotic-only label in MIMIC-IV, culture-confirmed label in eICU, documented-sepsis stratum; evaluations of the primary model, no retraining.</w:t>
-      </w:r>
-    </w:p>
-    <w:p>
-      <w:pPr>
-        <w:numPr>
-          <w:ilvl w:val="0"/>
-          <w:numId w:val="1047"/>
-        </w:numPr>
-        <w:pStyle w:val="Compact"/>
-      </w:pPr>
-      <w:r>
-        <w:rPr>
-          <w:bCs/>
-          <w:b/>
-        </w:rPr>
-        <w:t xml:space="preserve">Lead time</w:t>
-      </w:r>
-      <w:r>
-        <w:t xml:space="preserve"> </w:t>
-      </w:r>
-      <w:r>
-        <w:t xml:space="preserve">against the operational onset and against the first antibiotic, both primary presentations (item 8).</w:t>
-      </w:r>
-    </w:p>
-    <w:p>
-      <w:pPr>
-        <w:numPr>
-          <w:ilvl w:val="0"/>
-          <w:numId w:val="1047"/>
-        </w:numPr>
-        <w:pStyle w:val="Compact"/>
-      </w:pPr>
-      <w:r>
-        <w:rPr>
-          <w:bCs/>
-          <w:b/>
-        </w:rPr>
-        <w:t xml:space="preserve">Project model (TO FREEZE by stage 1b, Section 10b):</w:t>
-      </w:r>
-      <w:r>
-        <w:t xml:space="preserve"> </w:t>
-      </w:r>
-      <w:r>
-        <w:rPr>
-          <w:rStyle w:val="VerbatimChar"/>
-        </w:rPr>
-        <w:t xml:space="preserve">flat_osta</w:t>
-      </w:r>
-      <w:r>
-        <w:t xml:space="preserve"> </w:t>
-      </w:r>
-      <w:r>
-        <w:t xml:space="preserve">or</w:t>
-      </w:r>
-      <w:r>
-        <w:t xml:space="preserve"> </w:t>
-      </w:r>
-      <w:r>
-        <w:rPr>
-          <w:rStyle w:val="VerbatimChar"/>
-        </w:rPr>
-        <w:t xml:space="preserve">flat_osta_heads</w:t>
-      </w:r>
-      <w:r>
-        <w:t xml:space="preserve">, with the input-dropout setting chosen on validation; it replaces</w:t>
-      </w:r>
-      <w:r>
-        <w:t xml:space="preserve"> </w:t>
-      </w:r>
-      <w:r>
-        <w:rPr>
-          <w:rStyle w:val="VerbatimChar"/>
-        </w:rPr>
-        <w:t xml:space="preserve">flat_osta</w:t>
-      </w:r>
-      <w:r>
-        <w:t xml:space="preserve"> </w:t>
-      </w:r>
-      <w:r>
-        <w:t xml:space="preserve">in the arm list.</w:t>
-      </w:r>
-    </w:p>
-    <w:p>
-      <w:pPr>
-        <w:numPr>
-          <w:ilvl w:val="0"/>
-          <w:numId w:val="1047"/>
-        </w:numPr>
-        <w:pStyle w:val="Compact"/>
-      </w:pPr>
-      <w:r>
-        <w:rPr>
-          <w:bCs/>
-          <w:b/>
-        </w:rPr>
-        <w:t xml:space="preserve">Operating point and alarm policy (TO FREEZE by stage 1b):</w:t>
-      </w:r>
-      <w:r>
-        <w:t xml:space="preserve"> </w:t>
-      </w:r>
-      <w:r>
-        <w:t xml:space="preserve">quantile operating point and the policy chosen by rule 10b.2.4, unless rule 3 fails.</w:t>
-      </w:r>
-    </w:p>
-    <w:p>
-      <w:pPr>
-        <w:numPr>
-          <w:ilvl w:val="0"/>
-          <w:numId w:val="1047"/>
-        </w:numPr>
-        <w:pStyle w:val="Compact"/>
-      </w:pPr>
-      <w:r>
-        <w:rPr>
-          <w:bCs/>
-          <w:b/>
-        </w:rPr>
-        <w:t xml:space="preserve">Pretraining corpus (TO FREEZE):</w:t>
-      </w:r>
-    </w:p>
-    <w:p>
-      <w:pPr>
-        <w:numPr>
-          <w:ilvl w:val="1"/>
-          <w:numId w:val="1049"/>
-        </w:numPr>
-        <w:pStyle w:val="Compact"/>
-      </w:pPr>
-      <w:r>
-        <w:t xml:space="preserve">non-cohort stays plus training-split stays (inputs only, no labels);</w:t>
-      </w:r>
-    </w:p>
-    <w:p>
-      <w:pPr>
-        <w:numPr>
-          <w:ilvl w:val="1"/>
-          <w:numId w:val="1049"/>
-        </w:numPr>
-        <w:pStyle w:val="Compact"/>
-      </w:pPr>
-      <w:r>
-        <w:t xml:space="preserve">excluding every stay of a validation, test or protected patient.</w:t>
-      </w:r>
-    </w:p>
-    <w:p>
-      <w:pPr>
-        <w:numPr>
-          <w:ilvl w:val="0"/>
-          <w:numId w:val="1047"/>
-        </w:numPr>
-        <w:pStyle w:val="Compact"/>
-      </w:pPr>
-      <w:r>
-        <w:rPr>
-          <w:bCs/>
-          <w:b/>
-        </w:rPr>
-        <w:t xml:space="preserve">Final-release encoder (TO FREEZE):</w:t>
-      </w:r>
-      <w:r>
-        <w:t xml:space="preserve"> </w:t>
-      </w:r>
-      <w:r>
-        <w:t xml:space="preserve">Section 5.3.</w:t>
-      </w:r>
-    </w:p>
-    <w:p>
-      <w:pPr>
-        <w:numPr>
-          <w:ilvl w:val="0"/>
-          <w:numId w:val="1047"/>
-        </w:numPr>
-        <w:pStyle w:val="Compact"/>
-      </w:pPr>
-      <w:r>
-        <w:rPr>
-          <w:bCs/>
-          <w:b/>
-        </w:rPr>
-        <w:t xml:space="preserve">eICU leave-hospital-out (TO FREEZE):</w:t>
-      </w:r>
-      <w:r>
-        <w:t xml:space="preserve"> </w:t>
-      </w:r>
-      <w:r>
-        <w:t xml:space="preserve">hospital grouping and the minimum events per hospital.</w:t>
-      </w:r>
-    </w:p>
-    <w:p>
-      <w:pPr>
-        <w:numPr>
-          <w:ilvl w:val="0"/>
-          <w:numId w:val="1047"/>
-        </w:numPr>
-        <w:pStyle w:val="Compact"/>
-      </w:pPr>
-      <w:r>
-        <w:rPr>
-          <w:bCs/>
-          <w:b/>
-        </w:rPr>
-        <w:t xml:space="preserve">Then:</w:t>
-      </w:r>
-    </w:p>
-    <w:p>
-      <w:pPr>
-        <w:numPr>
-          <w:ilvl w:val="1"/>
-          <w:numId w:val="1050"/>
-        </w:numPr>
-        <w:pStyle w:val="Compact"/>
-      </w:pPr>
-      <w:r>
-        <w:t xml:space="preserve">freeze this protocol (commit);</w:t>
-      </w:r>
-    </w:p>
-    <w:p>
-      <w:pPr>
-        <w:numPr>
-          <w:ilvl w:val="1"/>
-          <w:numId w:val="1050"/>
-        </w:numPr>
-        <w:pStyle w:val="Compact"/>
-      </w:pPr>
-      <w:r>
-        <w:t xml:space="preserve">declare</w:t>
-      </w:r>
-      <w:r>
-        <w:t xml:space="preserve"> </w:t>
-      </w:r>
-      <w:r>
-        <w:rPr>
-          <w:rStyle w:val="VerbatimChar"/>
-        </w:rPr>
-        <w:t xml:space="preserve">PRIOR_TEST_EXPOSURE</w:t>
-      </w:r>
-      <w:r>
-        <w:t xml:space="preserve">;</w:t>
-      </w:r>
-    </w:p>
-    <w:p>
-      <w:pPr>
-        <w:numPr>
-          <w:ilvl w:val="1"/>
-          <w:numId w:val="1050"/>
-        </w:numPr>
-        <w:pStyle w:val="Compact"/>
-      </w:pPr>
-      <w:r>
-        <w:t xml:space="preserve">open the holdout once;</w:t>
-      </w:r>
-    </w:p>
-    <w:p>
-      <w:pPr>
-        <w:numPr>
-          <w:ilvl w:val="1"/>
-          <w:numId w:val="1050"/>
-        </w:numPr>
-        <w:pStyle w:val="Compact"/>
-      </w:pPr>
-      <w:r>
-        <w:t xml:space="preserve">report every prespecified arm and analysis, whatever its result.</w:t>
-      </w:r>
-    </w:p>
-    <w:p>
-      <w:pPr>
-        <w:numPr>
-          <w:ilvl w:val="0"/>
-          <w:numId w:val="1047"/>
-        </w:numPr>
-        <w:pStyle w:val="Compact"/>
-      </w:pPr>
-      <w:r>
-        <w:rPr>
-          <w:bCs/>
-          <w:b/>
-        </w:rPr>
-        <w:t xml:space="preserve">Reporting standards:</w:t>
-      </w:r>
-      <w:r>
-        <w:t xml:space="preserve"> </w:t>
-      </w:r>
-      <w:r>
-        <w:t xml:space="preserve">TRIPOD+AI for reporting and PROBAST+AI for the risk-of-bias assessment.</w:t>
-      </w:r>
-    </w:p>
-    <w:bookmarkEnd w:id="38"/>
-    <w:bookmarkStart w:id="39" w:name="reproducibility"/>
-    <w:p>
-      <w:pPr>
-        <w:pStyle w:val="Heading2"/>
-      </w:pPr>
-      <w:r>
-        <w:t xml:space="preserve">12. Reproducibility</w:t>
-      </w:r>
-    </w:p>
-    <w:p>
-      <w:pPr>
-        <w:numPr>
-          <w:ilvl w:val="0"/>
-          <w:numId w:val="1051"/>
-        </w:numPr>
-        <w:pStyle w:val="Compact"/>
-      </w:pPr>
-      <w:r>
-        <w:t xml:space="preserve">Each notebook embeds its code with SHA-256 checks and runs with</w:t>
-      </w:r>
-      <w:r>
-        <w:t xml:space="preserve"> </w:t>
-      </w:r>
-      <w:r>
-        <w:rPr>
-          <w:bCs/>
-          <w:b/>
-        </w:rPr>
-        <w:t xml:space="preserve">Run all</w:t>
-      </w:r>
-      <w:r>
-        <w:t xml:space="preserve"> </w:t>
-      </w:r>
-      <w:r>
-        <w:t xml:space="preserve">only. No manual or AI-assistant edits are made between runs.</w:t>
-      </w:r>
-    </w:p>
-    <w:p>
-      <w:pPr>
-        <w:numPr>
-          <w:ilvl w:val="0"/>
-          <w:numId w:val="1051"/>
-        </w:numPr>
-        <w:pStyle w:val="Compact"/>
-      </w:pPr>
-      <w:r>
-        <w:t xml:space="preserve">Stages are cached under keys built from code, data and configuration:</w:t>
-      </w:r>
-      <w:r>
-        <w:t xml:space="preserve"> </w:t>
-      </w:r>
-      <w:r>
-        <w:rPr>
-          <w:rStyle w:val="VerbatimChar"/>
-        </w:rPr>
-        <w:t xml:space="preserve">COHORT_KEY</w:t>
-      </w:r>
-      <w:r>
-        <w:t xml:space="preserve">,</w:t>
-      </w:r>
-      <w:r>
-        <w:t xml:space="preserve"> </w:t>
-      </w:r>
-      <w:r>
-        <w:rPr>
-          <w:rStyle w:val="VerbatimChar"/>
-        </w:rPr>
-        <w:t xml:space="preserve">RAW_STAGE_KEY</w:t>
-      </w:r>
-      <w:r>
-        <w:t xml:space="preserve">,</w:t>
-      </w:r>
-      <w:r>
-        <w:t xml:space="preserve"> </w:t>
-      </w:r>
-      <w:r>
-        <w:rPr>
-          <w:rStyle w:val="VerbatimChar"/>
-        </w:rPr>
-        <w:t xml:space="preserve">SUPP_KEY</w:t>
-      </w:r>
-      <w:r>
-        <w:t xml:space="preserve">,</w:t>
-      </w:r>
-      <w:r>
-        <w:t xml:space="preserve"> </w:t>
-      </w:r>
-      <w:r>
-        <w:rPr>
-          <w:rStyle w:val="VerbatimChar"/>
-        </w:rPr>
-        <w:t xml:space="preserve">DATA_KEY</w:t>
-      </w:r>
-      <w:r>
-        <w:t xml:space="preserve">,</w:t>
-      </w:r>
-      <w:r>
-        <w:t xml:space="preserve"> </w:t>
-      </w:r>
-      <w:r>
-        <w:rPr>
-          <w:rStyle w:val="VerbatimChar"/>
-        </w:rPr>
-        <w:t xml:space="preserve">SSL_KEY</w:t>
-      </w:r>
-      <w:r>
-        <w:t xml:space="preserve"> </w:t>
-      </w:r>
-      <w:r>
-        <w:t xml:space="preserve">and</w:t>
-      </w:r>
-      <w:r>
-        <w:t xml:space="preserve"> </w:t>
-      </w:r>
-      <w:r>
-        <w:rPr>
-          <w:rStyle w:val="VerbatimChar"/>
-        </w:rPr>
-        <w:t xml:space="preserve">RUN_KEY</w:t>
-      </w:r>
-      <w:r>
-        <w:t xml:space="preserve">.</w:t>
-      </w:r>
-    </w:p>
-    <w:p>
-      <w:pPr>
-        <w:numPr>
-          <w:ilvl w:val="1"/>
-          <w:numId w:val="1052"/>
-        </w:numPr>
-        <w:pStyle w:val="Compact"/>
-      </w:pPr>
-      <w:r>
-        <w:t xml:space="preserve">A changed input produces a new key.</w:t>
-      </w:r>
-    </w:p>
-    <w:p>
-      <w:pPr>
-        <w:numPr>
-          <w:ilvl w:val="1"/>
-          <w:numId w:val="1052"/>
-        </w:numPr>
-        <w:pStyle w:val="Compact"/>
-      </w:pPr>
-      <w:r>
-        <w:t xml:space="preserve">A per-run</w:t>
-      </w:r>
-      <w:r>
-        <w:t xml:space="preserve"> </w:t>
-      </w:r>
-      <w:r>
-        <w:rPr>
-          <w:rStyle w:val="VerbatimChar"/>
-        </w:rPr>
-        <w:t xml:space="preserve">contract.json</w:t>
-      </w:r>
-      <w:r>
-        <w:t xml:space="preserve"> </w:t>
-      </w:r>
-      <w:r>
-        <w:t xml:space="preserve">refuses a changed contract.</w:t>
-      </w:r>
-    </w:p>
-    <w:p>
-      <w:pPr>
-        <w:numPr>
-          <w:ilvl w:val="1"/>
-          <w:numId w:val="1052"/>
-        </w:numPr>
-        <w:pStyle w:val="Compact"/>
-      </w:pPr>
-      <w:r>
-        <w:rPr>
-          <w:rStyle w:val="VerbatimChar"/>
-        </w:rPr>
-        <w:t xml:space="preserve">FORCE_*</w:t>
-      </w:r>
-      <w:r>
-        <w:t xml:space="preserve"> </w:t>
-      </w:r>
-      <w:r>
-        <w:t xml:space="preserve">settings stay False.</w:t>
-      </w:r>
-    </w:p>
-    <w:p>
-      <w:pPr>
-        <w:numPr>
-          <w:ilvl w:val="0"/>
-          <w:numId w:val="1051"/>
-        </w:numPr>
-        <w:pStyle w:val="Compact"/>
-      </w:pPr>
-      <w:r>
-        <w:t xml:space="preserve">Each arm writes</w:t>
-      </w:r>
-      <w:r>
-        <w:t xml:space="preserve"> </w:t>
-      </w:r>
-      <w:r>
-        <w:rPr>
-          <w:rStyle w:val="VerbatimChar"/>
-        </w:rPr>
-        <w:t xml:space="preserve">completed.json</w:t>
-      </w:r>
-      <w:r>
-        <w:t xml:space="preserve">. Every run writes</w:t>
-      </w:r>
-      <w:r>
-        <w:t xml:space="preserve"> </w:t>
-      </w:r>
-      <w:r>
-        <w:rPr>
-          <w:rStyle w:val="VerbatimChar"/>
-        </w:rPr>
-        <w:t xml:space="preserve">run_protocol.json</w:t>
-      </w:r>
-      <w:r>
-        <w:t xml:space="preserve"> </w:t>
-      </w:r>
-      <w:r>
-        <w:t xml:space="preserve">with the configuration, the feature list and the rules.</w:t>
-      </w:r>
-    </w:p>
-    <w:p>
-      <w:pPr>
-        <w:numPr>
-          <w:ilvl w:val="0"/>
-          <w:numId w:val="1051"/>
-        </w:numPr>
-        <w:pStyle w:val="Compact"/>
-      </w:pPr>
-      <w:r>
-        <w:rPr>
-          <w:rStyle w:val="VerbatimChar"/>
-        </w:rPr>
-        <w:t xml:space="preserve">_11</w:t>
-      </w:r>
-      <w:r>
-        <w:t xml:space="preserve"> </w:t>
-      </w:r>
-      <w:r>
-        <w:t xml:space="preserve">runs 212 engineering self-tests before training, covering causality, split leakage, scorer agreement and the loss definitions. The repository copy has one more.</w:t>
-      </w:r>
-    </w:p>
-    <w:p>
-      <w:pPr>
-        <w:numPr>
-          <w:ilvl w:val="0"/>
-          <w:numId w:val="1051"/>
-        </w:numPr>
-        <w:pStyle w:val="Compact"/>
-      </w:pPr>
-      <w:r>
-        <w:t xml:space="preserve">A synthetic fixture run of the whole notebook must pass before any notebook is released.</w:t>
-      </w:r>
-    </w:p>
-    <w:p>
-      <w:pPr>
-        <w:numPr>
-          <w:ilvl w:val="0"/>
-          <w:numId w:val="1051"/>
-        </w:numPr>
-        <w:pStyle w:val="Compact"/>
-      </w:pPr>
-      <w:r>
-        <w:t xml:space="preserve">Only one heavy notebook runs on the project Drive at a time.</w:t>
-      </w:r>
-    </w:p>
-    <w:bookmarkEnd w:id="39"/>
-    <w:bookmarkStart w:id="40" w:name="legacy-external-validation-notebook-b"/>
-    <w:p>
-      <w:pPr>
-        <w:pStyle w:val="Heading2"/>
-      </w:pPr>
-      <w:r>
-        <w:t xml:space="preserve">13. Legacy external validation (Notebook B)</w:t>
-      </w:r>
-    </w:p>
-    <w:p>
-      <w:pPr>
-        <w:pStyle w:val="FirstParagraph"/>
-      </w:pPr>
-      <w:r>
-        <w:t xml:space="preserve">Notebook B applies the PhysioNet 2019-trained models, frozen, with no fitting on the target data, to the full 120-hour step-labelled trajectories of MIMIC-IV and eICU development patients. Stays with onset before 7 h are excluded. Because challenge hospital system A is Beth Israel Deaconess, the MIMIC-IV results of Notebook B are a same-hospital check and only the eICU results are external.</w:t>
+        <w:t xml:space="preserve">Twelve jobs (two arms, three input-dropout settings, two databases), 30 epochs, plain cross-entropy, one seed on the 10,000-stay samples. Validation events: 28 (MIMIC-IV), 18 (eICU).</w:t>
       </w:r>
     </w:p>
     <w:tbl>
@@ -8527,19 +6726,19 @@
               <w:jc w:val="left"/>
             </w:pPr>
             <w:r>
-              <w:t xml:space="preserve">Model</w:t>
-            </w:r>
-          </w:p>
-        </w:tc>
-        <w:tc>
-          <w:tcPr/>
-          <w:p>
-            <w:pPr>
-              <w:pStyle w:val="Compact"/>
-              <w:jc w:val="left"/>
-            </w:pPr>
-            <w:r>
-              <w:t xml:space="preserve">Original training recipe</w:t>
+              <w:t xml:space="preserve">Rule</w:t>
+            </w:r>
+          </w:p>
+        </w:tc>
+        <w:tc>
+          <w:tcPr/>
+          <w:p>
+            <w:pPr>
+              <w:pStyle w:val="Compact"/>
+              <w:jc w:val="left"/>
+            </w:pPr>
+            <w:r>
+              <w:t xml:space="preserve">Outcome</w:t>
             </w:r>
           </w:p>
         </w:tc>
@@ -8553,19 +6752,38 @@
               <w:jc w:val="left"/>
             </w:pPr>
             <w:r>
-              <w:t xml:space="preserve">Causal OSTA v5</w:t>
-            </w:r>
-          </w:p>
-        </w:tc>
-        <w:tc>
-          <w:tcPr/>
-          <w:p>
-            <w:pPr>
-              <w:pStyle w:val="Compact"/>
-              <w:jc w:val="left"/>
-            </w:pPr>
-            <w:r>
-              <w:t xml:space="preserve">3 seeds, 50 epochs, patience 10, batch 256, learning rate 5e-4, cosine schedule</w:t>
+              <w:t xml:space="preserve">1 project model</w:t>
+            </w:r>
+          </w:p>
+        </w:tc>
+        <w:tc>
+          <w:tcPr/>
+          <w:p>
+            <w:pPr>
+              <w:pStyle w:val="Compact"/>
+              <w:jc w:val="left"/>
+            </w:pPr>
+            <w:r>
+              <w:rPr>
+                <w:rStyle w:val="VerbatimChar"/>
+              </w:rPr>
+              <w:t xml:space="preserve">flat_osta</w:t>
+            </w:r>
+            <w:r>
+              <w:t xml:space="preserve">, input dropout 0.0 (cross-database mean rank 1.75; flat OSTA at dropout 0.1 next at 2.00). The organ-head model is</w:t>
+            </w:r>
+            <w:r>
+              <w:t xml:space="preserve"> </w:t>
+            </w:r>
+            <w:r>
+              <w:rPr>
+                <w:bCs/>
+                <w:b/>
+              </w:rPr>
+              <w:t xml:space="preserve">not supported</w:t>
+            </w:r>
+            <w:r>
+              <w:t xml:space="preserve">: first on eICU (rank 1.5) but 0.018 validation utility on MIMIC-IV at dropout 0 against 0.277 for flat OSTA, and below flat OSTA at every setting on the mean rank.</w:t>
             </w:r>
           </w:p>
         </w:tc>
@@ -8579,19 +6797,85 @@
               <w:jc w:val="left"/>
             </w:pPr>
             <w:r>
-              <w:t xml:space="preserve">Paper-1 CNN–Transformer</w:t>
-            </w:r>
-          </w:p>
-        </w:tc>
-        <w:tc>
-          <w:tcPr/>
-          <w:p>
-            <w:pPr>
-              <w:pStyle w:val="Compact"/>
-              <w:jc w:val="left"/>
-            </w:pPr>
-            <w:r>
-              <w:t xml:space="preserve">1 seed, 30 epochs, patience 7</w:t>
+              <w:t xml:space="preserve">2 organ heads</w:t>
+            </w:r>
+          </w:p>
+        </w:tc>
+        <w:tc>
+          <w:tcPr/>
+          <w:p>
+            <w:pPr>
+              <w:pStyle w:val="Compact"/>
+              <w:jc w:val="left"/>
+            </w:pPr>
+            <w:r>
+              <w:t xml:space="preserve">no head uninformative (per-organ AUROC 0.59 to 0.83; cardiovascular highest in both databases, CNS lowest). The heads learn organ physiology; they do not improve the sepsis target.</w:t>
+            </w:r>
+          </w:p>
+        </w:tc>
+      </w:tr>
+      <w:tr>
+        <w:tc>
+          <w:tcPr/>
+          <w:p>
+            <w:pPr>
+              <w:pStyle w:val="Compact"/>
+              <w:jc w:val="left"/>
+            </w:pPr>
+            <w:r>
+              <w:t xml:space="preserve">3 operating point</w:t>
+            </w:r>
+          </w:p>
+        </w:tc>
+        <w:tc>
+          <w:tcPr/>
+          <w:p>
+            <w:pPr>
+              <w:pStyle w:val="Compact"/>
+              <w:jc w:val="left"/>
+            </w:pPr>
+            <w:r>
+              <w:rPr>
+                <w:bCs/>
+                <w:b/>
+              </w:rPr>
+              <w:t xml:space="preserve">quantile adopted</w:t>
+            </w:r>
+            <w:r>
+              <w:t xml:space="preserve">; no silent model under either form on these samples; alarm fractions 5 to 9 % of calibration hours.</w:t>
+            </w:r>
+          </w:p>
+        </w:tc>
+      </w:tr>
+      <w:tr>
+        <w:tc>
+          <w:tcPr/>
+          <w:p>
+            <w:pPr>
+              <w:pStyle w:val="Compact"/>
+              <w:jc w:val="left"/>
+            </w:pPr>
+            <w:r>
+              <w:t xml:space="preserve">4 alarm policy</w:t>
+            </w:r>
+          </w:p>
+        </w:tc>
+        <w:tc>
+          <w:tcPr/>
+          <w:p>
+            <w:pPr>
+              <w:pStyle w:val="Compact"/>
+              <w:jc w:val="left"/>
+            </w:pPr>
+            <w:r>
+              <w:rPr>
+                <w:bCs/>
+                <w:b/>
+              </w:rPr>
+              <w:t xml:space="preserve">persistence 2 h, all hours</w:t>
+            </w:r>
+            <w:r>
+              <w:t xml:space="preserve">: mean event sensitivity 0.508, maximum false alarms 0.354 per patient-day, mean median warning 4.0 h. Fresh-only persistence reached the same sensitivity at 0.313 false alarms but 3.5 h warning; the tie-break prefers warning time.</w:t>
             </w:r>
           </w:p>
         </w:tc>
@@ -8599,9 +6883,2248 @@
     </w:tbl>
     <w:p>
       <w:pPr>
-        <w:numPr>
-          <w:ilvl w:val="0"/>
-          <w:numId w:val="1053"/>
+        <w:pStyle w:val="BodyText"/>
+      </w:pPr>
+      <w:r>
+        <w:t xml:space="preserve">Stage-2 settings:</w:t>
+      </w:r>
+      <w:r>
+        <w:t xml:space="preserve"> </w:t>
+      </w:r>
+      <w:r>
+        <w:rPr>
+          <w:rStyle w:val="VerbatimChar"/>
+        </w:rPr>
+        <w:t xml:space="preserve">STAGE_1B=False</w:t>
+      </w:r>
+      <w:r>
+        <w:t xml:space="preserve">; project model</w:t>
+      </w:r>
+      <w:r>
+        <w:t xml:space="preserve"> </w:t>
+      </w:r>
+      <w:r>
+        <w:rPr>
+          <w:rStyle w:val="VerbatimChar"/>
+        </w:rPr>
+        <w:t xml:space="preserve">flat_osta</w:t>
+      </w:r>
+      <w:r>
+        <w:t xml:space="preserve"> </w:t>
+      </w:r>
+      <w:r>
+        <w:t xml:space="preserve">with input dropout 0.0;</w:t>
+      </w:r>
+      <w:r>
+        <w:t xml:space="preserve"> </w:t>
+      </w:r>
+      <w:r>
+        <w:rPr>
+          <w:rStyle w:val="VerbatimChar"/>
+        </w:rPr>
+        <w:t xml:space="preserve">STAGE2_OPERATING_POINT='quantile'</w:t>
+      </w:r>
+      <w:r>
+        <w:t xml:space="preserve">;</w:t>
+      </w:r>
+      <w:r>
+        <w:t xml:space="preserve"> </w:t>
+      </w:r>
+      <w:r>
+        <w:rPr>
+          <w:rStyle w:val="VerbatimChar"/>
+        </w:rPr>
+        <w:t xml:space="preserve">STAGE2_PERSISTENCE=2</w:t>
+      </w:r>
+      <w:r>
+        <w:t xml:space="preserve">;</w:t>
+      </w:r>
+      <w:r>
+        <w:t xml:space="preserve"> </w:t>
+      </w:r>
+      <w:r>
+        <w:rPr>
+          <w:rStyle w:val="VerbatimChar"/>
+        </w:rPr>
+        <w:t xml:space="preserve">STAGE2_FRESH_ONLY=False</w:t>
+      </w:r>
+      <w:r>
+        <w:t xml:space="preserve">. The organ-head architecture is reported as</w:t>
+      </w:r>
+      <w:r>
+        <w:t xml:space="preserve"> </w:t>
+      </w:r>
+      <w:r>
+        <w:t xml:space="preserve">“</w:t>
+      </w:r>
+      <w:r>
+        <w:t xml:space="preserve">not supported on the development samples by the prespecified rule</w:t>
+      </w:r>
+      <w:r>
+        <w:t xml:space="preserve">”</w:t>
+      </w:r>
+      <w:r>
+        <w:t xml:space="preserve"> </w:t>
+      </w:r>
+      <w:r>
+        <w:t xml:space="preserve">and is</w:t>
+      </w:r>
+      <w:r>
+        <w:t xml:space="preserve"> </w:t>
+      </w:r>
+      <w:r>
+        <w:rPr>
+          <w:bCs/>
+          <w:b/>
+        </w:rPr>
+        <w:t xml:space="preserve">not re-tested on the full cohort</w:t>
+      </w:r>
+      <w:r>
+        <w:t xml:space="preserve">; the organ targets re-enter only as pretraining heads (Section 10c.2 item 3), which is a different use. Validation utility on eICU was 0.03 or lower for every configuration, consistent with Section 10. Test-split rows of this run stay sealed until the stage-2 report.</w:t>
+      </w:r>
+    </w:p>
+    <w:bookmarkEnd w:id="34"/>
+    <w:bookmarkEnd w:id="35"/>
+    <w:bookmarkStart w:id="38" w:name="Xeee41a197e0aa17e9e980612ff0ae143f9f5b10"/>
+    <w:p>
+      <w:pPr>
+        <w:pStyle w:val="Heading2"/>
+      </w:pPr>
+      <w:r>
+        <w:t xml:space="preserve">10c. Pathophysiology study and the arrived-septic patients (added 29 Oct 2026)</w:t>
+      </w:r>
+    </w:p>
+    <w:p>
+      <w:pPr>
+        <w:pStyle w:val="FirstParagraph"/>
+      </w:pPr>
+      <w:r>
+        <w:rPr>
+          <w:bCs/>
+          <w:b/>
+        </w:rPr>
+        <w:t xml:space="preserve">Decision (project partner and candidate, 29 Oct 2026).</w:t>
+      </w:r>
+      <w:r>
+        <w:t xml:space="preserve"> </w:t>
+      </w:r>
+      <w:r>
+        <w:t xml:space="preserve">The patients who arrive in the ICU already septic are the majority of septic ICU patients. The stage-1 cohort excludes them (YAIB exclusion 7: onset before the sixth ICU hour) and so learns sepsis physiology from the minority who become septic later. Two consequences follow for stage 2, and one study precedes it. None of this is driven by a test-split result; it is driven by clinical reasoning and by the event counts of Section 10 (45 eICU events).</w:t>
+      </w:r>
+    </w:p>
+    <w:bookmarkStart w:id="36" w:name="X128fe2b86bea5cb457c6de47eda0dff20366092"/>
+    <w:p>
+      <w:pPr>
+        <w:pStyle w:val="Heading3"/>
+      </w:pPr>
+      <w:r>
+        <w:t xml:space="preserve">10c.1 The pathophysiology study (notebook</w:t>
+      </w:r>
+      <w:r>
+        <w:t xml:space="preserve"> </w:t>
+      </w:r>
+      <w:r>
+        <w:rPr>
+          <w:rStyle w:val="VerbatimChar"/>
+        </w:rPr>
+        <w:t xml:space="preserve">_13_pathophysiology</w:t>
+      </w:r>
+      <w:r>
+        <w:t xml:space="preserve">; descriptive; before the freeze; design revised 30 Oct 2026)</w:t>
+      </w:r>
+    </w:p>
+    <w:p>
+      <w:pPr>
+        <w:pStyle w:val="FirstParagraph"/>
+      </w:pPr>
+      <w:r>
+        <w:rPr>
+          <w:bCs/>
+          <w:b/>
+        </w:rPr>
+        <w:t xml:space="preserve">Purpose.</w:t>
+      </w:r>
+      <w:r>
+        <w:t xml:space="preserve"> </w:t>
+      </w:r>
+      <w:r>
+        <w:t xml:space="preserve">To describe, in both databases, which physiological patterns precede and accompany sepsis by the route into it and by its course, which of them are shared across the two hospital systems, and which are artefacts of practice. Hypotheses H1 to H23 of</w:t>
+      </w:r>
+      <w:r>
+        <w:t xml:space="preserve"> </w:t>
+      </w:r>
+      <w:r>
+        <w:rPr>
+          <w:rStyle w:val="VerbatimChar"/>
+        </w:rPr>
+        <w:t xml:space="preserve">dev/pathophysiology/PATHOPHYSIOLOGY_FRAMEWORK.md</w:t>
+      </w:r>
+      <w:r>
+        <w:t xml:space="preserve"> </w:t>
+      </w:r>
+      <w:r>
+        <w:t xml:space="preserve">were registered before the run; each is reported as supported in both databases, in one, opposite, no signal or not testable.</w:t>
+      </w:r>
+    </w:p>
+    <w:p>
+      <w:pPr>
+        <w:pStyle w:val="BodyText"/>
+      </w:pPr>
+      <w:r>
+        <w:rPr>
+          <w:bCs/>
+          <w:b/>
+        </w:rPr>
+        <w:t xml:space="preserve">Who is in it (training-split and non-cohort patients only; never validation, test or protected patients):</w:t>
+      </w:r>
+    </w:p>
+    <w:p>
+      <w:pPr>
+        <w:numPr>
+          <w:ilvl w:val="0"/>
+          <w:numId w:val="1044"/>
+        </w:numPr>
+        <w:pStyle w:val="Compact"/>
+      </w:pPr>
+      <w:r>
+        <w:rPr>
+          <w:iCs/>
+          <w:i/>
+        </w:rPr>
+        <w:t xml:space="preserve">Incident</w:t>
+      </w:r>
+      <w:r>
+        <w:t xml:space="preserve"> </w:t>
+      </w:r>
+      <w:r>
+        <w:t xml:space="preserve">(ICU-acquired): cohort stays with onset at or after the sixth ICU hour, train and observer-fit splits. Their hourly features are rebuilt from the raw-stage events with follow-up extended to the ICU discharge (120 h at most), because the cohort shards end shortly after the onset; the same</w:t>
+      </w:r>
+      <w:r>
+        <w:t xml:space="preserve"> </w:t>
+      </w:r>
+      <w:r>
+        <w:rPr>
+          <w:rStyle w:val="VerbatimChar"/>
+        </w:rPr>
+        <w:t xml:space="preserve">build_sequence</w:t>
+      </w:r>
+      <w:r>
+        <w:t xml:space="preserve"> </w:t>
+      </w:r>
+      <w:r>
+        <w:t xml:space="preserve">code is used.</w:t>
+      </w:r>
+    </w:p>
+    <w:p>
+      <w:pPr>
+        <w:numPr>
+          <w:ilvl w:val="0"/>
+          <w:numId w:val="1044"/>
+        </w:numPr>
+        <w:pStyle w:val="Compact"/>
+      </w:pPr>
+      <w:r>
+        <w:rPr>
+          <w:iCs/>
+          <w:i/>
+        </w:rPr>
+        <w:t xml:space="preserve">Septic on arrival</w:t>
+      </w:r>
+      <w:r>
+        <w:t xml:space="preserve">: candidate stays with an operational onset at or before ICU hour 0 (excluded by YAIB exclusion 7) whose hourly features exist in the unlabelled corpus; onset from the cached label batches (the</w:t>
+      </w:r>
+      <w:r>
+        <w:t xml:space="preserve"> </w:t>
+      </w:r>
+      <w:r>
+        <w:rPr>
+          <w:rStyle w:val="VerbatimChar"/>
+        </w:rPr>
+        <w:t xml:space="preserve">time</w:t>
+      </w:r>
+      <w:r>
+        <w:t xml:space="preserve"> </w:t>
+      </w:r>
+      <w:r>
+        <w:t xml:space="preserve">of the</w:t>
+      </w:r>
+      <w:r>
+        <w:t xml:space="preserve"> </w:t>
+      </w:r>
+      <w:r>
+        <w:rPr>
+          <w:rStyle w:val="VerbatimChar"/>
+        </w:rPr>
+        <w:t xml:space="preserve">sep3_alt</w:t>
+      </w:r>
+      <w:r>
+        <w:t xml:space="preserve"> </w:t>
+      </w:r>
+      <w:r>
+        <w:t xml:space="preserve">event). Coverage (candidates found in the corpus) is reported.</w:t>
+      </w:r>
+    </w:p>
+    <w:p>
+      <w:pPr>
+        <w:numPr>
+          <w:ilvl w:val="0"/>
+          <w:numId w:val="1044"/>
+        </w:numPr>
+        <w:pStyle w:val="Compact"/>
+      </w:pPr>
+      <w:r>
+        <w:rPr>
+          <w:iCs/>
+          <w:i/>
+        </w:rPr>
+        <w:t xml:space="preserve">Early ICU onset</w:t>
+      </w:r>
+      <w:r>
+        <w:t xml:space="preserve">: the same source, onset in hours 0 to 6.</w:t>
+      </w:r>
+    </w:p>
+    <w:p>
+      <w:pPr>
+        <w:numPr>
+          <w:ilvl w:val="0"/>
+          <w:numId w:val="1044"/>
+        </w:numPr>
+        <w:pStyle w:val="Compact"/>
+      </w:pPr>
+      <w:r>
+        <w:rPr>
+          <w:iCs/>
+          <w:i/>
+        </w:rPr>
+        <w:t xml:space="preserve">Controls</w:t>
+      </w:r>
+      <w:r>
+        <w:t xml:space="preserve">: cohort stays with no onset, train and observer-fit splits, a seeded sample of at most 3,000 per database. Each control receives a</w:t>
+      </w:r>
+      <w:r>
+        <w:t xml:space="preserve"> </w:t>
+      </w:r>
+      <w:r>
+        <w:rPr>
+          <w:bCs/>
+          <w:b/>
+        </w:rPr>
+        <w:t xml:space="preserve">pseudo-onset</w:t>
+      </w:r>
+      <w:r>
+        <w:t xml:space="preserve"> </w:t>
+      </w:r>
+      <w:r>
+        <w:t xml:space="preserve">drawn from the incident onset distribution of its database within its follow-up, and a</w:t>
+      </w:r>
+      <w:r>
+        <w:t xml:space="preserve"> </w:t>
+      </w:r>
+      <w:r>
+        <w:rPr>
+          <w:bCs/>
+          <w:b/>
+        </w:rPr>
+        <w:t xml:space="preserve">pseudo-antibiotic time</w:t>
+      </w:r>
+      <w:r>
+        <w:t xml:space="preserve"> </w:t>
+      </w:r>
+      <w:r>
+        <w:t xml:space="preserve">= pseudo-onset + a lead drawn from the incident distribution of (first antibiotic − onset), so that onset-relative and antibiotic-relative comparisons are matched on time since admission.</w:t>
+      </w:r>
+    </w:p>
+    <w:p>
+      <w:pPr>
+        <w:numPr>
+          <w:ilvl w:val="0"/>
+          <w:numId w:val="1044"/>
+        </w:numPr>
+        <w:pStyle w:val="Compact"/>
+      </w:pPr>
+      <w:r>
+        <w:t xml:space="preserve">Transfers (ward or other hospital) and</w:t>
+      </w:r>
+      <w:r>
+        <w:t xml:space="preserve"> </w:t>
+      </w:r>
+      <w:r>
+        <w:rPr>
+          <w:iCs/>
+          <w:i/>
+        </w:rPr>
+        <w:t xml:space="preserve">documented sepsis</w:t>
+      </w:r>
+      <w:r>
+        <w:t xml:space="preserve"> </w:t>
+      </w:r>
+      <w:r>
+        <w:t xml:space="preserve">(sepsis coded for the admission in MIMIC-IV; sepsis in the diagnosis list or the APACHE admission diagnosis in eICU) are reported as strata within each group, not merged.</w:t>
+      </w:r>
+    </w:p>
+    <w:p>
+      <w:pPr>
+        <w:pStyle w:val="FirstParagraph"/>
+      </w:pPr>
+      <w:r>
+        <w:rPr>
+          <w:bCs/>
+          <w:b/>
+        </w:rPr>
+        <w:t xml:space="preserve">Course (every septic stay), read at onset + 48 h (72 h as sensitivity):</w:t>
+      </w:r>
+      <w:r>
+        <w:t xml:space="preserve"> </w:t>
+      </w:r>
+      <w:r>
+        <w:rPr>
+          <w:iCs/>
+          <w:i/>
+        </w:rPr>
+        <w:t xml:space="preserve">deteriorating</w:t>
+      </w:r>
+      <w:r>
+        <w:t xml:space="preserve"> </w:t>
+      </w:r>
+      <w:r>
+        <w:t xml:space="preserve">= hospital death, or a rise of at least 2 in the paired sum of SOFA components known at both times (at least four components), or vasopressor escalation to at least 0.1 norepinephrine-equivalent mcg/kg/min above the onset dose;</w:t>
+      </w:r>
+      <w:r>
+        <w:t xml:space="preserve"> </w:t>
+      </w:r>
+      <w:r>
+        <w:rPr>
+          <w:iCs/>
+          <w:i/>
+        </w:rPr>
+        <w:t xml:space="preserve">improving</w:t>
+      </w:r>
+      <w:r>
+        <w:t xml:space="preserve"> </w:t>
+      </w:r>
+      <w:r>
+        <w:t xml:space="preserve">= alive at hospital discharge, no rise, no vasopressor at the horizon; stays leaving the ICU alive before the horizon are reported separately and counted with improving in the two-way split; otherwise</w:t>
+      </w:r>
+      <w:r>
+        <w:t xml:space="preserve"> </w:t>
+      </w:r>
+      <w:r>
+        <w:rPr>
+          <w:iCs/>
+          <w:i/>
+        </w:rPr>
+        <w:t xml:space="preserve">indeterminate</w:t>
+      </w:r>
+      <w:r>
+        <w:t xml:space="preserve">. Hospital and ICU mortality, discharge timing and sepsis documentation come from the small raw tables and are used only to describe.</w:t>
+      </w:r>
+    </w:p>
+    <w:p>
+      <w:pPr>
+        <w:pStyle w:val="BodyText"/>
+      </w:pPr>
+      <w:r>
+        <w:rPr>
+          <w:bCs/>
+          <w:b/>
+        </w:rPr>
+        <w:t xml:space="preserve">What is measured.</w:t>
+      </w:r>
+      <w:r>
+        <w:t xml:space="preserve"> </w:t>
+      </w:r>
+      <w:r>
+        <w:t xml:space="preserve">Fresh measurements for values (each newly available measurement once, placed at its measurement time); measurement frequency per stay-hour as the practice signal; carried SOFA components, vasopressor dose and window features as states; therapy and device exposure per window.</w:t>
+      </w:r>
+    </w:p>
+    <w:p>
+      <w:pPr>
+        <w:pStyle w:val="BodyText"/>
+      </w:pPr>
+      <w:r>
+        <w:rPr>
+          <w:bCs/>
+          <w:b/>
+        </w:rPr>
+        <w:t xml:space="preserve">Comparisons (rank-based Cliff’s delta, 200 stay bootstraps):</w:t>
+      </w:r>
+      <w:r>
+        <w:t xml:space="preserve"> </w:t>
+      </w:r>
+      <w:r>
+        <w:t xml:space="preserve">C1 incident vs control at hours 1 to 24; C2 incident 12 h before onset vs control 12 h before pseudo-onset; C2b the same at 24 to 12 h; C2a the same anchored on the first antibiotic; C2d and C2u the same for documented and undocumented incident sepsis; C3 septic on arrival (hours 1 to 6) vs incident (onset to +6 h), C3d among documented stays; C4 early ICU onset vs incident (onset to +6 h); C5 septic on arrival (hours 1 to 12) vs incident 12 h before onset; C6 and C6a per-stay slopes, incident vs control, onset- and antibiotic-anchored; C7 to C10 deteriorating vs improving (incident pre-onset; septic on arrival hours 1 to 6; all septic at +24 to +48 h; all septic at onset to +6 h). C9 overlaps the window that defines the course and is read as confirmation, not discovery.</w:t>
+      </w:r>
+    </w:p>
+    <w:p>
+      <w:pPr>
+        <w:pStyle w:val="BodyText"/>
+      </w:pPr>
+      <w:r>
+        <w:rPr>
+          <w:bCs/>
+          <w:b/>
+        </w:rPr>
+        <w:t xml:space="preserve">Cross-database rule (unchanged).</w:t>
+      </w:r>
+      <w:r>
+        <w:t xml:space="preserve"> </w:t>
+      </w:r>
+      <w:r>
+        <w:t xml:space="preserve">Shared: same sign and |delta| at or above 0.147 in both databases; strong shared at 0.33; database-specific when met in one; no signal otherwise. Measurement rates: shared when the incident-to-control ratio is at or above 1.5 (or at or below 1/1.5) in both.</w:t>
+      </w:r>
+    </w:p>
+    <w:p>
+      <w:pPr>
+        <w:pStyle w:val="BodyText"/>
+      </w:pPr>
+      <w:r>
+        <w:rPr>
+          <w:bCs/>
+          <w:b/>
+        </w:rPr>
+        <w:t xml:space="preserve">Data-driven description (no rule attached; reported for reading):</w:t>
+      </w:r>
+      <w:r>
+        <w:t xml:space="preserve"> </w:t>
+      </w:r>
+      <w:r>
+        <w:t xml:space="preserve">departure timing per channel, onset- and antibiotic-anchored; order of signs within patients (19 clinical thresholds; present, new, lead time; precedence matrix; the same thresholds in matched control windows); phenotypes at onset (k-means, k = 4, silhouette for 2 to 6, cross-database centroid reproducibility; sizes, mortality and course by cluster); compensation states per hour; heart-rate response per degree of temperature and relative bradycardia; therapy-stratified deltas; selection check (stays measured in every bin); hospital heterogeneity of values and rates in eICU controls; lactate clearance by course; therapy exposure by stratum, course and window; antibiotic timing relative to onset.</w:t>
+      </w:r>
+    </w:p>
+    <w:p>
+      <w:pPr>
+        <w:pStyle w:val="BodyText"/>
+      </w:pPr>
+      <w:r>
+        <w:rPr>
+          <w:bCs/>
+          <w:b/>
+        </w:rPr>
+        <w:t xml:space="preserve">Outputs.</w:t>
+      </w:r>
+      <w:r>
+        <w:t xml:space="preserve"> </w:t>
+      </w:r>
+      <w:r>
+        <w:t xml:space="preserve">Aggregate tables (CSV), figures,</w:t>
+      </w:r>
+      <w:r>
+        <w:t xml:space="preserve"> </w:t>
+      </w:r>
+      <w:r>
+        <w:rPr>
+          <w:rStyle w:val="VerbatimChar"/>
+        </w:rPr>
+        <w:t xml:space="preserve">shared_physiology.json</w:t>
+      </w:r>
+      <w:r>
+        <w:t xml:space="preserve">,</w:t>
+      </w:r>
+      <w:r>
+        <w:t xml:space="preserve"> </w:t>
+      </w:r>
+      <w:r>
+        <w:rPr>
+          <w:rStyle w:val="VerbatimChar"/>
+        </w:rPr>
+        <w:t xml:space="preserve">stage2_predictor_sets.json</w:t>
+      </w:r>
+      <w:r>
+        <w:t xml:space="preserve">,</w:t>
+      </w:r>
+      <w:r>
+        <w:t xml:space="preserve"> </w:t>
+      </w:r>
+      <w:r>
+        <w:rPr>
+          <w:rStyle w:val="VerbatimChar"/>
+        </w:rPr>
+        <w:t xml:space="preserve">hypothesis_results.csv</w:t>
+      </w:r>
+      <w:r>
+        <w:t xml:space="preserve">, a text digest; the hourly tables are cached under the run folder so that reruns do not reread the shards; counts under 11 masked; no patient-level data leave the runtime.</w:t>
+      </w:r>
+    </w:p>
+    <w:p>
+      <w:pPr>
+        <w:pStyle w:val="BodyText"/>
+      </w:pPr>
+      <w:r>
+        <w:rPr>
+          <w:bCs/>
+          <w:b/>
+        </w:rPr>
+        <w:t xml:space="preserve">Outcome of the first run (key</w:t>
+      </w:r>
+      <w:r>
+        <w:rPr>
+          <w:bCs/>
+          <w:b/>
+        </w:rPr>
+        <w:t xml:space="preserve"> </w:t>
+      </w:r>
+      <w:r>
+        <w:rPr>
+          <w:rStyle w:val="VerbatimChar"/>
+          <w:bCs/>
+          <w:b/>
+        </w:rPr>
+        <w:t xml:space="preserve">3101b901d915324b</w:t>
+      </w:r>
+      <w:r>
+        <w:rPr>
+          <w:bCs/>
+          <w:b/>
+        </w:rPr>
+        <w:t xml:space="preserve">, 30 Oct 2026; development splits of the 10,000-stay samples; full reading in</w:t>
+      </w:r>
+      <w:r>
+        <w:rPr>
+          <w:bCs/>
+          <w:b/>
+        </w:rPr>
+        <w:t xml:space="preserve"> </w:t>
+      </w:r>
+      <w:r>
+        <w:rPr>
+          <w:rStyle w:val="VerbatimChar"/>
+          <w:bCs/>
+          <w:b/>
+        </w:rPr>
+        <w:t xml:space="preserve">dev/pathophysiology/READING_run_3101b901d915324b.md</w:t>
+      </w:r>
+      <w:r>
+        <w:rPr>
+          <w:bCs/>
+          <w:b/>
+        </w:rPr>
+        <w:t xml:space="preserve">).</w:t>
+      </w:r>
+    </w:p>
+    <w:p>
+      <w:pPr>
+        <w:numPr>
+          <w:ilvl w:val="0"/>
+          <w:numId w:val="1045"/>
+        </w:numPr>
+        <w:pStyle w:val="Compact"/>
+      </w:pPr>
+      <w:r>
+        <w:t xml:space="preserve">Shared pre-onset physiology of ICU-acquired sepsis (C2): albumin (−0.29 / −0.31 MIMIC-IV / eICU), lymphocytes, neutrophil-to-lymphocyte ratio, PTT, respiratory rate, temperature and its 24-hour maximum, qSOFA and NEWS2 among measured; heart rate and pH join in the 24-to-12-hour window. No shared pre-onset signal for blood pressure, creatinine, bilirubin, glucose, acid-base, white-cell count, platelets or GCS. The vital-sign signals survive the selection check and are not explained by measurement rates.</w:t>
+      </w:r>
+    </w:p>
+    <w:p>
+      <w:pPr>
+        <w:numPr>
+          <w:ilvl w:val="0"/>
+          <w:numId w:val="1045"/>
+        </w:numPr>
+        <w:pStyle w:val="Compact"/>
+      </w:pPr>
+      <w:r>
+        <w:t xml:space="preserve">Most of the signal is a difference present from admission, not a change in the last 12 hours: composite scores and the temperature maximum separate incident patients from controls 48 h before onset; no shared slope signal.</w:t>
+      </w:r>
+    </w:p>
+    <w:p>
+      <w:pPr>
+        <w:numPr>
+          <w:ilvl w:val="0"/>
+          <w:numId w:val="1045"/>
+        </w:numPr>
+        <w:pStyle w:val="Compact"/>
+      </w:pPr>
+      <w:r>
+        <w:t xml:space="preserve">The first antibiotic precedes the operational onset by a median of 7 h in both databases (63 % before onset in MIMIC-IV, 44 % in eICU).</w:t>
+      </w:r>
+    </w:p>
+    <w:p>
+      <w:pPr>
+        <w:numPr>
+          <w:ilvl w:val="0"/>
+          <w:numId w:val="1045"/>
+        </w:numPr>
+        <w:pStyle w:val="Compact"/>
+      </w:pPr>
+      <w:r>
+        <w:t xml:space="preserve">Septic-on-arrival patients, against incident patients at onset, carry more organ dysfunction, acidosis and vasopressor use and a lower 24-hour temperature maximum (−0.43 / −0.27); in MIMIC-IV most are ward patients a median of 46 h into admission.</w:t>
+      </w:r>
+    </w:p>
+    <w:p>
+      <w:pPr>
+        <w:numPr>
+          <w:ilvl w:val="0"/>
+          <w:numId w:val="1045"/>
+        </w:numPr>
+        <w:pStyle w:val="Compact"/>
+      </w:pPr>
+      <w:r>
+        <w:t xml:space="preserve">A lactate-and-vasopressor phenotype at onset (median lactate 7.4 mmol/L) reproduces across databases with 63 % hospital mortality and holds almost no incident patients. Early separators of the course among arrivals: lactate, acidosis, the hepatic axis, FiO2 and respiratory rate, urea and creatinine, low albumin. Hypothermia marks the course, not the onset.</w:t>
+      </w:r>
+    </w:p>
+    <w:p>
+      <w:pPr>
+        <w:numPr>
+          <w:ilvl w:val="0"/>
+          <w:numId w:val="1045"/>
+        </w:numPr>
+        <w:pStyle w:val="Compact"/>
+      </w:pPr>
+      <w:r>
+        <w:t xml:space="preserve">In eICU controls the between-hospital share of variance is below 5 % for almost every value and 10 to 28 % for measurement rates; anion gap (0.41) and CRP (0.20) are the exceptions.</w:t>
+      </w:r>
+    </w:p>
+    <w:p>
+      <w:pPr>
+        <w:numPr>
+          <w:ilvl w:val="0"/>
+          <w:numId w:val="1045"/>
+        </w:numPr>
+        <w:pStyle w:val="Compact"/>
+      </w:pPr>
+      <w:r>
+        <w:t xml:space="preserve">Limits of that run, corrected in the revised notebook: the incident course could be read only as mortality (cohort sequences ended at onset; now rebuilt from the raw stage); the eICU arrival strata covered 39 % of candidates. The study is repeated on the full releases with the stage-2 data build (item 13 below).</w:t>
+      </w:r>
+    </w:p>
+    <w:bookmarkEnd w:id="36"/>
+    <w:bookmarkStart w:id="37" w:name="Xf2b8a0fdb4b3289f880ee442699d88004b4d756"/>
+    <w:p>
+      <w:pPr>
+        <w:pStyle w:val="Heading3"/>
+      </w:pPr>
+      <w:r>
+        <w:t xml:space="preserve">10c.2 Consequences for stage 2 (prespecified here; TO FREEZE with Section 11)</w:t>
+      </w:r>
+    </w:p>
+    <w:p>
+      <w:pPr>
+        <w:numPr>
+          <w:ilvl w:val="0"/>
+          <w:numId w:val="1046"/>
+        </w:numPr>
+        <w:pStyle w:val="Compact"/>
+      </w:pPr>
+      <w:r>
+        <w:rPr>
+          <w:bCs/>
+          <w:b/>
+        </w:rPr>
+        <w:t xml:space="preserve">All-comers cohort.</w:t>
+      </w:r>
+      <w:r>
+        <w:t xml:space="preserve"> </w:t>
+      </w:r>
+      <w:r>
+        <w:t xml:space="preserve">The stage-2 cohort keeps YAIB exclusions 1 to 6 and drops exclusion 7: stays with onset before the sixth ICU hour (including before admission) stay in the cohort. Their hours before onset, if any, are scored as now; their hours from onset to onset + 6 h carry the positive label; later hours are not scored. The warning model is trained on all comers.</w:t>
+      </w:r>
+      <w:r>
+        <w:t xml:space="preserve"> </w:t>
+      </w:r>
+      <w:r>
+        <w:rPr>
+          <w:bCs/>
+          <w:b/>
+        </w:rPr>
+        <w:t xml:space="preserve">The primary evaluation stays the incident cohort</w:t>
+      </w:r>
+      <w:r>
+        <w:t xml:space="preserve"> </w:t>
+      </w:r>
+      <w:r>
+        <w:t xml:space="preserve">(onset at or after 6 h), reported exactly as in stage 1 so that it remains comparable with Section 10 and with the literature. The all-comers evaluation is a prespecified secondary, reported stratified: incident, arrived septic, controls. This makes the model learn sepsis physiology from every septic patient and tests it on the patients who can be warned.</w:t>
+      </w:r>
+    </w:p>
+    <w:p>
+      <w:pPr>
+        <w:numPr>
+          <w:ilvl w:val="0"/>
+          <w:numId w:val="1046"/>
+        </w:numPr>
+        <w:pStyle w:val="Compact"/>
+      </w:pPr>
+      <w:r>
+        <w:rPr>
+          <w:bCs/>
+          <w:b/>
+        </w:rPr>
+        <w:t xml:space="preserve">Predictor-set arms.</w:t>
+      </w:r>
+      <w:r>
+        <w:t xml:space="preserve"> </w:t>
+      </w:r>
+      <w:r>
+        <w:t xml:space="preserve">Beside the full 659-predictor set: (a)</w:t>
+      </w:r>
+      <w:r>
+        <w:t xml:space="preserve"> </w:t>
+      </w:r>
+      <w:r>
+        <w:rPr>
+          <w:iCs/>
+          <w:i/>
+        </w:rPr>
+        <w:t xml:space="preserve">physiology only</w:t>
+      </w:r>
+      <w:r>
+        <w:t xml:space="preserve">, defined by class from the feature registry (raw measurements, derived criteria and ratios, renal windows, handcrafted physiology features, with their masks and ages, age and sex; no exposures, devices, medications, imaging, fluids, charted states, admission context, comorbidity flags or prophylaxis); (b)</w:t>
+      </w:r>
+      <w:r>
+        <w:t xml:space="preserve"> </w:t>
+      </w:r>
+      <w:r>
+        <w:rPr>
+          <w:iCs/>
+          <w:i/>
+        </w:rPr>
+        <w:t xml:space="preserve">shared physiology</w:t>
+      </w:r>
+      <w:r>
+        <w:t xml:space="preserve">, the channels the 10c.1 rule marks shared in the pre-onset comparisons C2, C2b, C2a or C6, applied to (a) (first run: albumin, heart rate, lymphocytes, neutrophil-to-lymphocyte ratio, PTT, respiratory rate, temperature and its 24-hour maximum, pH, qSOFA and NEWS2 among measured; 31 columns with masks and ages; recomputed on the full-release repeat and fixed at the freeze); (c) variant of (a) without the mask and age channels, to measure how much of home performance is charting practice. Judged by transfer and leave-hospital-out as well as at home.</w:t>
+      </w:r>
+    </w:p>
+    <w:p>
+      <w:pPr>
+        <w:numPr>
+          <w:ilvl w:val="0"/>
+          <w:numId w:val="1046"/>
+        </w:numPr>
+        <w:pStyle w:val="Compact"/>
+      </w:pPr>
+      <w:r>
+        <w:rPr>
+          <w:bCs/>
+          <w:b/>
+        </w:rPr>
+        <w:t xml:space="preserve">Weakly supervised multi-task pretraining (revised 31 Oct 2026; formerly recognition-to-anticipation).</w:t>
+      </w:r>
+      <w:r>
+        <w:t xml:space="preserve"> </w:t>
+      </w:r>
+      <w:r>
+        <w:t xml:space="preserve">The pooled encoder is first trained on cheap clinical targets that are label-free with respect to the warning target: sepsis present at ICU arrival (the arrived-septic stays against non-septic stays), the six SOFA components, and treatment events in the next 6 h (vasopressor start, invasive ventilation, antibiotic start); the warning model is then trained on the cohort from that encoder. Evaluated zero-shot on the other database and with a 10 % target-site fine-tune. Basis: the pre-freeze review (</w:t>
+      </w:r>
+      <w:r>
+        <w:rPr>
+          <w:rStyle w:val="VerbatimChar"/>
+        </w:rPr>
+        <w:t xml:space="preserve">dev/literature/PRE_FREEZE_REVIEW.md</w:t>
+      </w:r>
+      <w:r>
+        <w:t xml:space="preserve">, item 2.5): generic masked or forecasting pretraining gives at most 0.01 AUROC at our data size, which matches Section 10; weakly supervised multi-task pretraining and pooled training are the better-supported levers. This does not reopen rule 10b.2.1, which rejected organ heads as auxiliary losses during supervised training of the warning model. One arm beside the generic masked arm of the shortlist; a pure contrastive arm is not run (no cross-site evidence in sepsis, small within-site gains, medium build cost).</w:t>
+      </w:r>
+    </w:p>
+    <w:p>
+      <w:pPr>
+        <w:numPr>
+          <w:ilvl w:val="0"/>
+          <w:numId w:val="1046"/>
+        </w:numPr>
+        <w:pStyle w:val="Compact"/>
+      </w:pPr>
+      <w:r>
+        <w:rPr>
+          <w:bCs/>
+          <w:b/>
+        </w:rPr>
+        <w:t xml:space="preserve">Build consequence.</w:t>
+      </w:r>
+      <w:r>
+        <w:t xml:space="preserve"> </w:t>
+      </w:r>
+      <w:r>
+        <w:t xml:space="preserve">Dropping exclusion 7 changes the cohort key; labels are reused (the label batches cover every candidate), the cohort step reruns, and features are built for the added stays. Recorded here before any stage-2 result exists.</w:t>
+      </w:r>
+    </w:p>
+    <w:p>
+      <w:pPr>
+        <w:numPr>
+          <w:ilvl w:val="0"/>
+          <w:numId w:val="1046"/>
+        </w:numPr>
+        <w:pStyle w:val="Compact"/>
+      </w:pPr>
+      <w:r>
+        <w:rPr>
+          <w:bCs/>
+          <w:b/>
+        </w:rPr>
+        <w:t xml:space="preserve">Arrival stays in training (added 30 Oct 2026).</w:t>
+      </w:r>
+      <w:r>
+        <w:t xml:space="preserve"> </w:t>
+      </w:r>
+      <w:r>
+        <w:t xml:space="preserve">Arrival and early-onset stays enter training only through the all-comers cohort of item 1 and the recognition pretraining of item 3; the primary evaluation remains incident-only, the all-comers evaluation stratified. The recognition pretraining arm is judged by its effect on the incident warning, not assumed to help: the first pathophysiology run showed that arrivals present treated, established sepsis (more organ dysfunction, acidosis and vasopressors; a lower temperature maximum), which is not the state a warning model must learn.</w:t>
+      </w:r>
+    </w:p>
+    <w:p>
+      <w:pPr>
+        <w:numPr>
+          <w:ilvl w:val="0"/>
+          <w:numId w:val="1046"/>
+        </w:numPr>
+        <w:pStyle w:val="Compact"/>
+      </w:pPr>
+      <w:r>
+        <w:rPr>
+          <w:bCs/>
+          <w:b/>
+        </w:rPr>
+        <w:t xml:space="preserve">Database-specific channels (added 30 Oct 2026).</w:t>
+      </w:r>
+      <w:r>
+        <w:t xml:space="preserve"> </w:t>
+      </w:r>
+      <w:r>
+        <w:t xml:space="preserve">Anion gap and CRP (between-hospital variance of the value itself), lactate and FiO2 (ordering practice), and measurement rates and ages in general are flagged as database-specific. They stay in the full predictor set and are excluded from the shared set by the rule; the stage-2 report names them when they drive a transfer loss.</w:t>
+      </w:r>
+    </w:p>
+    <w:p>
+      <w:pPr>
+        <w:numPr>
+          <w:ilvl w:val="0"/>
+          <w:numId w:val="1046"/>
+        </w:numPr>
+        <w:pStyle w:val="Compact"/>
+      </w:pPr>
+      <w:r>
+        <w:rPr>
+          <w:bCs/>
+          <w:b/>
+        </w:rPr>
+        <w:t xml:space="preserve">Baseline-relative arm (added 30 Oct 2026; definition revised 31 Oct 2026).</w:t>
+      </w:r>
+      <w:r>
+        <w:t xml:space="preserve"> </w:t>
+      </w:r>
+      <w:r>
+        <w:t xml:space="preserve">A prespecified transfer and robustness comparison, same architecture. Channels: the six vital signs (heart rate, mean, systolic and diastolic pressure, respiratory rate, temperature, oxygen saturation) and the slow Sepsis-3 laboratories (lactate, creatinine, bilirubin, platelets, white cells); no mask or count channels. Baseline: the expanding median of the patient’s own hours 1 to min(t − 6, 24), or the first value of the stay where fewer than three values exist; a fixed hours 1 to 24 median is not used because it is undefined or leaky on the first day against a 6-hour horizon. Summaries per channel: deviation from baseline; z-score on the baseline interquartile range; 6-hour slope of the deviation; 24-hour extreme of the deviation; time since ICU admission stays an explicit input. Compared with the absolute values and with both together, at home and MIMIC-IV to eICU and back, with calibration reported. Purpose: to measure how much of the warning is change in the patient and how much is who the patient is, since the first pathophysiology run found the pre-onset signal largely present from admission. Expected home gain is nil (the published winners used absolute values and 6-hour windows; no ICU study tests patient-baseline normalisation across sites); the cross-site result is the finding. If both are nil the arm moves to the discussion.</w:t>
+      </w:r>
+    </w:p>
+    <w:p>
+      <w:pPr>
+        <w:numPr>
+          <w:ilvl w:val="0"/>
+          <w:numId w:val="1046"/>
+        </w:numPr>
+        <w:pStyle w:val="Compact"/>
+      </w:pPr>
+      <w:r>
+        <w:rPr>
+          <w:bCs/>
+          <w:b/>
+        </w:rPr>
+        <w:t xml:space="preserve">Lead time against the first antibiotic (added 30 Oct 2026)</w:t>
+      </w:r>
+      <w:r>
+        <w:t xml:space="preserve"> </w:t>
+      </w:r>
+      <w:r>
+        <w:t xml:space="preserve">is reported as a primary presentation beside lead time against the operational onset, for every arm and target, with the fraction of septic stays alarmed before the antibiotic.</w:t>
+      </w:r>
+    </w:p>
+    <w:p>
+      <w:pPr>
+        <w:numPr>
+          <w:ilvl w:val="0"/>
+          <w:numId w:val="1046"/>
+        </w:numPr>
+        <w:pStyle w:val="Compact"/>
+      </w:pPr>
+      <w:r>
+        <w:rPr>
+          <w:bCs/>
+          <w:b/>
+        </w:rPr>
+        <w:t xml:space="preserve">One alternative target, suspicion-anchored (added 30 Oct 2026; prespecified, to freeze with Section 11).</w:t>
+      </w:r>
+      <w:r>
+        <w:t xml:space="preserve"> </w:t>
+      </w:r>
+      <w:r>
+        <w:t xml:space="preserve">Event: the first systemic antibiotic course of the ICU stay starting at or after ICU hour 6, with no systemic antibiotic in the preceding 72 h, and continued (a later start or a stop time at least 72 h after it, or death within 72 h), that is the YAIB antibiotic-continuation rule without the culture requirement, applied identically in both databases from the supplement stage’s antibiotic start times. Positive hours: the 3 hours before the event; hours after it are not scored; stays without the event are negatives. The horizon is 3 h, not 6 h: the operational onset lags the antibiotic by about 7 h, so the physiology available before the antibiotic is shorter, and the first run placed new vital-sign signs 9 to 14 h before the operational onset, that is 2 to 7 h before the antibiotic. Metrics: event sensitivity at the 0.5 false-alarm-per-patient-day budget, AUPRC, warning time, calibration and the alarm policy of Section 10b; the PhysioNet utility is not used for this target, because its reward window is defined around the Sepsis-3 onset and has no meaning around an antibiotic time. Arms: the project model and the best non-project arm of Section 11, one seed on the samples, three on the full cohort. A 6-hour positive window is read as a sensitivity on the same trained model’s saved predictions (no retraining). Rationale: it answers whether the model can warn before the clinician acts, and it removes the label asymmetry between the databases; the deployment literature credits only alerts that precede the antibiotic (TREWS, COMPOSER), and the one production model scored strictly before treatment fell to an AUROC of 0.47 (Kamran 2024).</w:t>
+      </w:r>
+    </w:p>
+    <w:p>
+      <w:pPr>
+        <w:numPr>
+          <w:ilvl w:val="0"/>
+          <w:numId w:val="1046"/>
+        </w:numPr>
+        <w:pStyle w:val="Compact"/>
+      </w:pPr>
+      <w:r>
+        <w:rPr>
+          <w:bCs/>
+          <w:b/>
+        </w:rPr>
+        <w:t xml:space="preserve">Label sensitivity evaluations on the primary model (added 30 Oct 2026; no retraining).</w:t>
+      </w:r>
+      <w:r>
+        <w:t xml:space="preserve"> </w:t>
+      </w:r>
+      <w:r>
+        <w:t xml:space="preserve">The primary model’s saved predictions are scored against (a) an antibiotic-only label in MIMIC-IV, built with the eICU rule from the supplement stage; (b) a culture-confirmed label in eICU, built from</w:t>
+      </w:r>
+      <w:r>
+        <w:t xml:space="preserve"> </w:t>
+      </w:r>
+      <w:r>
+        <w:rPr>
+          <w:rStyle w:val="VerbatimChar"/>
+        </w:rPr>
+        <w:t xml:space="preserve">microLab</w:t>
+      </w:r>
+      <w:r>
+        <w:t xml:space="preserve"> </w:t>
+      </w:r>
+      <w:r>
+        <w:t xml:space="preserve">culture times for the hospitals that record them, reported with the hospital coverage; (c) the documented-sepsis stratum of Section 10c.1. Metrics as in item 9.</w:t>
+      </w:r>
+      <w:r>
+        <w:t xml:space="preserve"> </w:t>
+      </w:r>
+      <w:r>
+        <w:rPr>
+          <w:bCs/>
+          <w:b/>
+        </w:rPr>
+        <w:t xml:space="preserve">Added 31 Oct 2026:</w:t>
+      </w:r>
+      <w:r>
+        <w:t xml:space="preserve"> </w:t>
+      </w:r>
+      <w:r>
+        <w:t xml:space="preserve">(d) a pre-treatment evaluation: every metric of the primary target recomputed on the hours before the first treatment indicator of the stay (antibiotic or culture order), after Kamran 2024, for every arm; (e) every stage-2 result table reported stratified by documented versus undocumented sepsis, because the revised pathophysiology run found the two to be different populations (documented incident sepsis carries a broad shared pre-onset signature; undocumented is close to the controls).</w:t>
+      </w:r>
+    </w:p>
+    <w:p>
+      <w:pPr>
+        <w:numPr>
+          <w:ilvl w:val="0"/>
+          <w:numId w:val="1046"/>
+        </w:numPr>
+        <w:pStyle w:val="Compact"/>
+      </w:pPr>
+      <w:r>
+        <w:rPr>
+          <w:bCs/>
+          <w:b/>
+        </w:rPr>
+        <w:t xml:space="preserve">Secondary target, onset followed by deterioration (added 30 Oct 2026; contingent).</w:t>
+      </w:r>
+      <w:r>
+        <w:t xml:space="preserve"> </w:t>
+      </w:r>
+      <w:r>
+        <w:t xml:space="preserve">Prespecified only if the full-release repeat of Section 10c.1, with the incident course readable, confirms a shared pre-onset signature of the deteriorating course (C7 shared channels). Definition of the course as in Section 10c.1. The alarm budget and utility weights for it would be set with the consultants.</w:t>
+      </w:r>
+    </w:p>
+    <w:p>
+      <w:pPr>
+        <w:numPr>
+          <w:ilvl w:val="0"/>
+          <w:numId w:val="1046"/>
+        </w:numPr>
+        <w:pStyle w:val="Compact"/>
+      </w:pPr>
+      <w:r>
+        <w:rPr>
+          <w:bCs/>
+          <w:b/>
+        </w:rPr>
+        <w:t xml:space="preserve">Consultants (added 30 Oct 2026; third question added 31 Oct 2026).</w:t>
+      </w:r>
+      <w:r>
+        <w:t xml:space="preserve"> </w:t>
+      </w:r>
+      <w:r>
+        <w:t xml:space="preserve">Three questions are put to the ICU consultants before the freeze: whether a warning raised after the first antibiotic has clinical value; which course definition they recognise (48 h or 72 h; the vasopressor threshold); and whether the alarm threshold should be set as a workload (a fixed fraction of patient-hours, as the quantile rule does) or as a probability.</w:t>
+      </w:r>
+    </w:p>
+    <w:p>
+      <w:pPr>
+        <w:numPr>
+          <w:ilvl w:val="0"/>
+          <w:numId w:val="1046"/>
+        </w:numPr>
+        <w:pStyle w:val="Compact"/>
+      </w:pPr>
+      <w:r>
+        <w:rPr>
+          <w:bCs/>
+          <w:b/>
+        </w:rPr>
+        <w:t xml:space="preserve">Full-release repeat (added 30 Oct 2026).</w:t>
+      </w:r>
+      <w:r>
+        <w:t xml:space="preserve"> </w:t>
+      </w:r>
+      <w:r>
+        <w:t xml:space="preserve">Section 10c.1 is repeated on the full releases as the first output of the stage-2 data build, reusing its label and feature caches, with protected patients excluded; the shared set of item 2(b) and the contingency of item 11 are read from that repeat.</w:t>
+      </w:r>
+    </w:p>
+    <w:p>
+      <w:pPr>
+        <w:numPr>
+          <w:ilvl w:val="0"/>
+          <w:numId w:val="1046"/>
+        </w:numPr>
+        <w:pStyle w:val="Compact"/>
+      </w:pPr>
+      <w:r>
+        <w:rPr>
+          <w:bCs/>
+          <w:b/>
+        </w:rPr>
+        <w:t xml:space="preserve">Two-channel arm (added 31 Oct 2026; partner’s design, in development, training and evaluation).</w:t>
+      </w:r>
+      <w:r>
+        <w:t xml:space="preserve"> </w:t>
+      </w:r>
+      <w:r>
+        <w:t xml:space="preserve">The predictor columns are split by the feature registry into a</w:t>
+      </w:r>
+      <w:r>
+        <w:t xml:space="preserve"> </w:t>
+      </w:r>
+      <w:r>
+        <w:rPr>
+          <w:iCs/>
+          <w:i/>
+        </w:rPr>
+        <w:t xml:space="preserve">physiology path</w:t>
+      </w:r>
+      <w:r>
+        <w:t xml:space="preserve"> </w:t>
+      </w:r>
+      <w:r>
+        <w:t xml:space="preserve">(raw measurements, derived criteria and ratios, renal windows, handcrafted physiology, and a host block of age, sex, weight, body-mass index and the 17 comorbidity flags) and a</w:t>
+      </w:r>
+      <w:r>
+        <w:t xml:space="preserve"> </w:t>
+      </w:r>
+      <w:r>
+        <w:rPr>
+          <w:iCs/>
+          <w:i/>
+        </w:rPr>
+        <w:t xml:space="preserve">practice path</w:t>
+      </w:r>
+      <w:r>
+        <w:t xml:space="preserve"> </w:t>
+      </w:r>
+      <w:r>
+        <w:t xml:space="preserve">(observed-value masks, measurement ages, exposures, devices, medications, imaging, fluids, charted states, admission source and ICU type). Each path has its own flat OSTA encoder; the two representations are concatenated at the output head; the loss and policy are those of the project model. The derived Sepsis-3 criteria are assigned to the physiology path and audited, because they depend on whether a laboratory was drawn; the manifest assigns every column to exactly one path and is committed before training. Evaluation rows on the same trained model: full; practice path zeroed at test time; practice path re-standardised per hospital in eICU by z-scoring and, separately, by quantile mapping to the training distribution (z-scoring removes the between-hospital rate differences that predict at home); a practice-only probe as a shortcut-strength measure; and the physiology path with and without the host block (the comorbidity flags are documentation, so their prevalence is biology at one site and coding habit at another). Calibration is reported beside discrimination, since the published process-feature effect was on external calibration. Comparators: the pooled-training arm and a concept-grouped practice path in which masks and ages are aggregated to organ-group measurement intensities (the cheapest mitigation with evidence). Basis: review item 2.3; no two-stream clinical time-series model with a held-out-hospital ablation of the process channel exists in the literature.</w:t>
+      </w:r>
+    </w:p>
+    <w:p>
+      <w:pPr>
+        <w:numPr>
+          <w:ilvl w:val="0"/>
+          <w:numId w:val="1046"/>
+        </w:numPr>
+        <w:pStyle w:val="Compact"/>
+      </w:pPr>
+      <w:r>
+        <w:rPr>
+          <w:bCs/>
+          <w:b/>
+        </w:rPr>
+        <w:t xml:space="preserve">Label-stratified secondary arm (added 31 Oct 2026).</w:t>
+      </w:r>
+      <w:r>
+        <w:t xml:space="preserve"> </w:t>
+      </w:r>
+      <w:r>
+        <w:t xml:space="preserve">The project model trained on (a) the operational label (primary), (b) the documented-and-operational label, and (c) a positive-unlabelled soft label (documented positives 1, undocumented operational positives the class prior of documentation among operational positives, controls 0; weighted cross-entropy), each evaluated on each of the three labels in a cross-evaluation matrix. Confident-learning pruning of implausible positives is a second noise-aware variant if the budget allows. Basis: review item 2.6; our label noise is instance-dependent and one-sided (documentation is a high-specificity, low-sensitivity second label), the anchor or positive-unlabelled setting, not the symmetric-flip setting in which co-teaching, label smoothing and bootstrapping were validated; those stay in the discussion. Documentation is never a predictor.</w:t>
+      </w:r>
+    </w:p>
+    <w:p>
+      <w:pPr>
+        <w:numPr>
+          <w:ilvl w:val="0"/>
+          <w:numId w:val="1046"/>
+        </w:numPr>
+        <w:pStyle w:val="Compact"/>
+      </w:pPr>
+      <w:r>
+        <w:rPr>
+          <w:bCs/>
+          <w:b/>
+        </w:rPr>
+        <w:t xml:space="preserve">Abstention as a policy variant (added 31 Oct 2026; validation only).</w:t>
+      </w:r>
+      <w:r>
+        <w:t xml:space="preserve"> </w:t>
+      </w:r>
+      <w:r>
+        <w:t xml:space="preserve">The conformal input-level abstention of Section 9 enters the alarm policy in two prespecified forms beside the current one (an abstained hour resets the persistence run):</w:t>
+      </w:r>
+      <w:r>
+        <w:t xml:space="preserve"> </w:t>
+      </w:r>
+      <w:r>
+        <w:rPr>
+          <w:iCs/>
+          <w:i/>
+        </w:rPr>
+        <w:t xml:space="preserve">transparent</w:t>
+      </w:r>
+      <w:r>
+        <w:t xml:space="preserve">, abstained hours neither count nor reset, so an alarm needs two consecutive determinate hours above threshold; and</w:t>
+      </w:r>
+      <w:r>
+        <w:t xml:space="preserve"> </w:t>
+      </w:r>
+      <w:r>
+        <w:rPr>
+          <w:iCs/>
+          <w:i/>
+        </w:rPr>
+        <w:t xml:space="preserve">gated</w:t>
+      </w:r>
+      <w:r>
+        <w:t xml:space="preserve">, an alarm fires only on a determinate hour and is deferred to the next determinate hour otherwise. Adoption rule, applied on validation: a variant replaces the Section 10b policy only if false alarms per patient-day fall at equal or better event sensitivity and the median warning time is not shortened by more than 0.5 h; otherwise it is reported as a secondary row. The abstained fraction of scored hours, and of septic pre-onset hours, is reported per database and hospital. No numeric benefit is claimed from the literature (COMPOSER’s deployment has no component ablation).</w:t>
+      </w:r>
+    </w:p>
+    <w:p>
+      <w:pPr>
+        <w:numPr>
+          <w:ilvl w:val="0"/>
+          <w:numId w:val="1046"/>
+        </w:numPr>
+        <w:pStyle w:val="Compact"/>
+      </w:pPr>
+      <w:r>
+        <w:rPr>
+          <w:bCs/>
+          <w:b/>
+        </w:rPr>
+        <w:t xml:space="preserve">Threshold transport and temporal validation (added 31 Oct 2026).</w:t>
+      </w:r>
+      <w:r>
+        <w:t xml:space="preserve"> </w:t>
+      </w:r>
+      <w:r>
+        <w:t xml:space="preserve">(a) On eICU, the MIMIC-derived quantile operating point and the corresponding fixed probability threshold are both carried to every hospital; per-hospital alarm fraction, event sensitivity and PPV, and their dispersion, are reported for the project model and the two-channel model. (b) In MIMIC-IV, a temporal validation by anchor-year group (2008 to 2010, 2011 to 2013, 2014 to 2016, 2017 to 2019, and 2020 to 2022 where present): the project model trained on the earliest groups and tested on the later ones, reporting discrimination, observed-to-expected ratio, calibration slope and realised alarm fraction under both threshold rules. A recalibration sample-size curve on eICU (none versus intercept-only at 50, 100 and 200 local events) is optional. Basis: review item 2.7; the dominant drift in deployed models is calibration-in-the-large with preserved discrimination, and no study compares a fixed alarm fraction with a fixed probability across sites.</w:t>
+      </w:r>
+    </w:p>
+    <w:p>
+      <w:pPr>
+        <w:numPr>
+          <w:ilvl w:val="0"/>
+          <w:numId w:val="1046"/>
+        </w:numPr>
+        <w:pStyle w:val="Compact"/>
+      </w:pPr>
+      <w:r>
+        <w:rPr>
+          <w:bCs/>
+          <w:b/>
+        </w:rPr>
+        <w:t xml:space="preserve">Full-cohort pathophysiology study after the results (added 31 Oct 2026; post-results analysis).</w:t>
+      </w:r>
+      <w:r>
+        <w:t xml:space="preserve"> </w:t>
+      </w:r>
+      <w:r>
+        <w:t xml:space="preserve">Once the stage-2 results are final and the holdout has been opened, Section 10c.1 is run once more on every stay of both releases, holdout patients included, as the descriptive basis of the discussion. It is reported as a post-results analysis and never feeds a model.</w:t>
+      </w:r>
+    </w:p>
+    <w:p>
+      <w:pPr>
+        <w:numPr>
+          <w:ilvl w:val="0"/>
+          <w:numId w:val="1046"/>
+        </w:numPr>
+        <w:pStyle w:val="Compact"/>
+      </w:pPr>
+      <w:r>
+        <w:rPr>
+          <w:bCs/>
+          <w:b/>
+        </w:rPr>
+        <w:t xml:space="preserve">Stage-2 data build (added 31 Oct 2026).</w:t>
+      </w:r>
+      <w:r>
+        <w:t xml:space="preserve"> </w:t>
+      </w:r>
+      <w:r>
+        <w:t xml:space="preserve">The full-release YAIB label extraction reuses the cached batches of the 20,000 already-labelled candidates, runs eight batches in parallel on the high-RAM CPU runtime, and resumes per batch after a session stop; the Python re-implementation of the label was considered and rejected because it would replace the published implementation. Expected cost about one day of CPU runtime.</w:t>
+      </w:r>
+    </w:p>
+    <w:bookmarkEnd w:id="37"/>
+    <w:bookmarkEnd w:id="38"/>
+    <w:bookmarkStart w:id="39" w:name="X8e0ea184b7f917ce7dbffeda5a7237498c3cd67"/>
+    <w:p>
+      <w:pPr>
+        <w:pStyle w:val="Heading2"/>
+      </w:pPr>
+      <w:r>
+        <w:t xml:space="preserve">11. Stage 2, full cohort (arm list revised 31 Oct 2026 after the pre-freeze review)</w:t>
+      </w:r>
+    </w:p>
+    <w:p>
+      <w:pPr>
+        <w:numPr>
+          <w:ilvl w:val="0"/>
+          <w:numId w:val="1047"/>
+        </w:numPr>
+        <w:pStyle w:val="Compact"/>
+      </w:pPr>
+      <w:r>
+        <w:rPr>
+          <w:bCs/>
+          <w:b/>
+        </w:rPr>
+        <w:t xml:space="preserve">Data:</w:t>
+      </w:r>
+      <w:r>
+        <w:t xml:space="preserve"> </w:t>
+      </w:r>
+      <w:r>
+        <w:t xml:space="preserve">all eligible stays in both databases (</w:t>
+      </w:r>
+      <w:r>
+        <w:rPr>
+          <w:rStyle w:val="VerbatimChar"/>
+        </w:rPr>
+        <w:t xml:space="preserve">FULL_SAMPLE_STAYS_PER_DATASET=None</w:t>
+      </w:r>
+      <w:r>
+        <w:t xml:space="preserve">), built as in Section 10c.2 item 19; the same split rules; seeds as tiered below.</w:t>
+      </w:r>
+    </w:p>
+    <w:p>
+      <w:pPr>
+        <w:numPr>
+          <w:ilvl w:val="0"/>
+          <w:numId w:val="1047"/>
+        </w:numPr>
+        <w:pStyle w:val="Compact"/>
+      </w:pPr>
+      <w:r>
+        <w:rPr>
+          <w:bCs/>
+          <w:b/>
+        </w:rPr>
+        <w:t xml:space="preserve">Arms (TO FREEZE), in the order they are run; each on both databases:</w:t>
+      </w:r>
+    </w:p>
+    <w:p>
+      <w:pPr>
+        <w:numPr>
+          <w:ilvl w:val="1"/>
+          <w:numId w:val="1048"/>
+        </w:numPr>
+        <w:pStyle w:val="Compact"/>
+      </w:pPr>
+      <w:r>
+        <w:t xml:space="preserve">the project model:</w:t>
+      </w:r>
+      <w:r>
+        <w:t xml:space="preserve"> </w:t>
+      </w:r>
+      <w:r>
+        <w:rPr>
+          <w:rStyle w:val="VerbatimChar"/>
+        </w:rPr>
+        <w:t xml:space="preserve">flat_osta</w:t>
+      </w:r>
+      <w:r>
+        <w:t xml:space="preserve">, input dropout 0.0 (Section 10b.4);</w:t>
+      </w:r>
+    </w:p>
+    <w:p>
+      <w:pPr>
+        <w:numPr>
+          <w:ilvl w:val="1"/>
+          <w:numId w:val="1048"/>
+        </w:numPr>
+        <w:pStyle w:val="Compact"/>
+      </w:pPr>
+      <w:r>
+        <w:t xml:space="preserve">the two-channel model (Section 10c.2 item 14);</w:t>
+      </w:r>
+    </w:p>
+    <w:p>
+      <w:pPr>
+        <w:numPr>
+          <w:ilvl w:val="1"/>
+          <w:numId w:val="1048"/>
+        </w:numPr>
+        <w:pStyle w:val="Compact"/>
+      </w:pPr>
+      <w:r>
+        <w:t xml:space="preserve">the pooled-training arm: the project model trained once on the MIMIC-IV and eICU development splits together (same hours, same label, one normaliser per database), evaluated on each database’s test split and leave-hospital-out on eICU (confirmed 31 Oct 2026: the best-supported transfer mitigation in the review);</w:t>
+      </w:r>
+    </w:p>
+    <w:p>
+      <w:pPr>
+        <w:numPr>
+          <w:ilvl w:val="1"/>
+          <w:numId w:val="1048"/>
+        </w:numPr>
+        <w:pStyle w:val="Compact"/>
+      </w:pPr>
+      <w:r>
+        <w:t xml:space="preserve">the suspicion-anchored target (item 9) on the project model and on the best non-project arm;</w:t>
+      </w:r>
+    </w:p>
+    <w:p>
+      <w:pPr>
+        <w:numPr>
+          <w:ilvl w:val="1"/>
+          <w:numId w:val="1048"/>
+        </w:numPr>
+        <w:pStyle w:val="Compact"/>
+      </w:pPr>
+      <w:r>
+        <w:t xml:space="preserve">the weakly supervised multi-task pretraining arm (item 3);</w:t>
+      </w:r>
+    </w:p>
+    <w:p>
+      <w:pPr>
+        <w:numPr>
+          <w:ilvl w:val="1"/>
+          <w:numId w:val="1048"/>
+        </w:numPr>
+        <w:pStyle w:val="Compact"/>
+      </w:pPr>
+      <w:r>
+        <w:t xml:space="preserve">the predictor-set arms (item 2): shared physiology; physiology only with the host block; physiology without masks and ages; the baseline-relative arm (item 7);</w:t>
+      </w:r>
+    </w:p>
+    <w:p>
+      <w:pPr>
+        <w:numPr>
+          <w:ilvl w:val="1"/>
+          <w:numId w:val="1048"/>
+        </w:numPr>
+        <w:pStyle w:val="Compact"/>
+      </w:pPr>
+      <w:r>
+        <w:t xml:space="preserve">the label-stratified secondary arm (item 15);</w:t>
+      </w:r>
+    </w:p>
+    <w:p>
+      <w:pPr>
+        <w:numPr>
+          <w:ilvl w:val="1"/>
+          <w:numId w:val="1048"/>
+        </w:numPr>
+        <w:pStyle w:val="Compact"/>
+      </w:pPr>
+      <w:r>
+        <w:t xml:space="preserve">the literature benchmarks: GRU-D, TCN, boosted trees, logistic regression (the last two on a CPU runtime);</w:t>
+      </w:r>
+    </w:p>
+    <w:p>
+      <w:pPr>
+        <w:numPr>
+          <w:ilvl w:val="1"/>
+          <w:numId w:val="1048"/>
+        </w:numPr>
+        <w:pStyle w:val="Compact"/>
+      </w:pPr>
+      <w:r>
+        <w:t xml:space="preserve">the generic masked arm of the shortlist (</w:t>
+      </w:r>
+      <w:r>
+        <w:rPr>
+          <w:rStyle w:val="VerbatimChar"/>
+        </w:rPr>
+        <w:t xml:space="preserve">ssl_cnn_flat_pooled</w:t>
+      </w:r>
+      <w:r>
+        <w:t xml:space="preserve">) and the D1 pair, labelled exploratory; the first to be cut if the budget runs out.</w:t>
+      </w:r>
+    </w:p>
+    <w:p>
+      <w:pPr>
+        <w:numPr>
+          <w:ilvl w:val="0"/>
+          <w:numId w:val="1047"/>
+        </w:numPr>
+        <w:pStyle w:val="Compact"/>
+      </w:pPr>
+      <w:r>
+        <w:rPr>
+          <w:bCs/>
+          <w:b/>
+        </w:rPr>
+        <w:t xml:space="preserve">Seeds (TO DECIDE before the freeze):</w:t>
+      </w:r>
+      <w:r>
+        <w:t xml:space="preserve"> </w:t>
+      </w:r>
+      <w:r>
+        <w:t xml:space="preserve">proposed three seeds (42, 7, 123) for arms 1 to 5 and one seed for arms 6 to 9, with the project model’s seed variance reported as the yardstick for the one-seed arms. Everything at three seeds is estimated at three to four weeks of A100 time; the tiering at ten to twelve days. The estimate is revised after arm 1 completes.</w:t>
+      </w:r>
+    </w:p>
+    <w:p>
+      <w:pPr>
+        <w:numPr>
+          <w:ilvl w:val="0"/>
+          <w:numId w:val="1047"/>
+        </w:numPr>
+        <w:pStyle w:val="Compact"/>
+      </w:pPr>
+      <w:r>
+        <w:rPr>
+          <w:bCs/>
+          <w:b/>
+        </w:rPr>
+        <w:t xml:space="preserve">Scoring passes on saved predictions (no training):</w:t>
+      </w:r>
+      <w:r>
+        <w:t xml:space="preserve"> </w:t>
+      </w:r>
+      <w:r>
+        <w:t xml:space="preserve">the 6-hour reading of the suspicion target; the pre-treatment evaluation; the label sensitivities and documentation-stratified reporting (item 10); the two-channel evaluation rows (item 14); the abstention policy variants (item 16); the threshold transport per hospital and the temporal validation (item 17); lead time against the operational onset and against the first antibiotic (item 8).</w:t>
+      </w:r>
+    </w:p>
+    <w:p>
+      <w:pPr>
+        <w:numPr>
+          <w:ilvl w:val="0"/>
+          <w:numId w:val="1047"/>
+        </w:numPr>
+        <w:pStyle w:val="Compact"/>
+      </w:pPr>
+      <w:r>
+        <w:rPr>
+          <w:bCs/>
+          <w:b/>
+        </w:rPr>
+        <w:t xml:space="preserve">Loss (decided 24 Oct 2026):</w:t>
+      </w:r>
+      <w:r>
+        <w:t xml:space="preserve"> </w:t>
+      </w:r>
+      <w:r>
+        <w:t xml:space="preserve">plain cross-entropy for every arm, by the Section 10 rule. The utility-weighted loss is kept selectable and runs once as a prespecified secondary comparator on</w:t>
+      </w:r>
+      <w:r>
+        <w:t xml:space="preserve"> </w:t>
+      </w:r>
+      <w:r>
+        <w:rPr>
+          <w:rStyle w:val="VerbatimChar"/>
+        </w:rPr>
+        <w:t xml:space="preserve">ssl_cnn_osta</w:t>
+      </w:r>
+      <w:r>
+        <w:t xml:space="preserve"> </w:t>
+      </w:r>
+      <w:r>
+        <w:t xml:space="preserve">only, where it ranked first on MIMIC-IV validation; it cannot replace the primary.</w:t>
+      </w:r>
+    </w:p>
+    <w:p>
+      <w:pPr>
+        <w:numPr>
+          <w:ilvl w:val="0"/>
+          <w:numId w:val="1047"/>
+        </w:numPr>
+        <w:pStyle w:val="Compact"/>
+      </w:pPr>
+      <w:r>
+        <w:rPr>
+          <w:bCs/>
+          <w:b/>
+        </w:rPr>
+        <w:t xml:space="preserve">Cohort (decided 29 Oct 2026, Section 10c.2):</w:t>
+      </w:r>
+      <w:r>
+        <w:t xml:space="preserve"> </w:t>
+      </w:r>
+      <w:r>
+        <w:t xml:space="preserve">all comers (YAIB exclusion 7 dropped); primary evaluation on the incident cohort, secondary stratified on all comers; arrival stays in training only as item 5 allows.</w:t>
+      </w:r>
+    </w:p>
+    <w:p>
+      <w:pPr>
+        <w:numPr>
+          <w:ilvl w:val="0"/>
+          <w:numId w:val="1047"/>
+        </w:numPr>
+        <w:pStyle w:val="Compact"/>
+      </w:pPr>
+      <w:r>
+        <w:rPr>
+          <w:bCs/>
+          <w:b/>
+        </w:rPr>
+        <w:t xml:space="preserve">Targets (Section 10c.2, items 9, 11 and 15):</w:t>
+      </w:r>
+      <w:r>
+        <w:t xml:space="preserve"> </w:t>
+      </w:r>
+      <w:r>
+        <w:t xml:space="preserve">primary, the YAIB</w:t>
+      </w:r>
+      <w:r>
+        <w:t xml:space="preserve"> </w:t>
+      </w:r>
+      <w:r>
+        <w:rPr>
+          <w:rStyle w:val="VerbatimChar"/>
+        </w:rPr>
+        <w:t xml:space="preserve">sep3_alt</w:t>
+      </w:r>
+      <w:r>
+        <w:t xml:space="preserve"> </w:t>
+      </w:r>
+      <w:r>
+        <w:t xml:space="preserve">onset with the 6-hour horizon; alternative, suspicion-anchored with a 3-hour horizon, scored without the PhysioNet utility; secondary, onset followed by deterioration, contingent on the full-release pathophysiology repeat; the label-stratified secondary arm.</w:t>
+      </w:r>
+    </w:p>
+    <w:p>
+      <w:pPr>
+        <w:numPr>
+          <w:ilvl w:val="0"/>
+          <w:numId w:val="1047"/>
+        </w:numPr>
+        <w:pStyle w:val="Compact"/>
+      </w:pPr>
+      <w:r>
+        <w:rPr>
+          <w:bCs/>
+          <w:b/>
+        </w:rPr>
+        <w:t xml:space="preserve">Operating point and alarm policy (decided 31 Oct 2026, Section 10b.4):</w:t>
+      </w:r>
+      <w:r>
+        <w:t xml:space="preserve"> </w:t>
+      </w:r>
+      <w:r>
+        <w:t xml:space="preserve">quantile operating point; persistence 2 h on all hours; the abstention variants of item 16 as validation-only candidates.</w:t>
+      </w:r>
+    </w:p>
+    <w:p>
+      <w:pPr>
+        <w:numPr>
+          <w:ilvl w:val="0"/>
+          <w:numId w:val="1047"/>
+        </w:numPr>
+        <w:pStyle w:val="Compact"/>
+      </w:pPr>
+      <w:r>
+        <w:rPr>
+          <w:bCs/>
+          <w:b/>
+        </w:rPr>
+        <w:t xml:space="preserve">Pretraining corpus (TO FREEZE):</w:t>
+      </w:r>
+      <w:r>
+        <w:t xml:space="preserve"> </w:t>
+      </w:r>
+      <w:r>
+        <w:t xml:space="preserve">non-cohort stays plus training-split stays (inputs only, no labels), excluding every stay of a validation, test or protected patient.</w:t>
+      </w:r>
+    </w:p>
+    <w:p>
+      <w:pPr>
+        <w:numPr>
+          <w:ilvl w:val="0"/>
+          <w:numId w:val="1047"/>
+        </w:numPr>
+        <w:pStyle w:val="Compact"/>
+      </w:pPr>
+      <w:r>
+        <w:rPr>
+          <w:bCs/>
+          <w:b/>
+        </w:rPr>
+        <w:t xml:space="preserve">Final-release encoder (TO FREEZE):</w:t>
+      </w:r>
+      <w:r>
+        <w:t xml:space="preserve"> </w:t>
+      </w:r>
+      <w:r>
+        <w:t xml:space="preserve">Section 5.3.</w:t>
+      </w:r>
+    </w:p>
+    <w:p>
+      <w:pPr>
+        <w:numPr>
+          <w:ilvl w:val="0"/>
+          <w:numId w:val="1047"/>
+        </w:numPr>
+        <w:pStyle w:val="Compact"/>
+      </w:pPr>
+      <w:r>
+        <w:rPr>
+          <w:bCs/>
+          <w:b/>
+        </w:rPr>
+        <w:t xml:space="preserve">eICU leave-hospital-out (TO FREEZE):</w:t>
+      </w:r>
+      <w:r>
+        <w:t xml:space="preserve"> </w:t>
+      </w:r>
+      <w:r>
+        <w:t xml:space="preserve">hospital grouping and the minimum events per hospital.</w:t>
+      </w:r>
+    </w:p>
+    <w:p>
+      <w:pPr>
+        <w:numPr>
+          <w:ilvl w:val="0"/>
+          <w:numId w:val="1047"/>
+        </w:numPr>
+        <w:pStyle w:val="Compact"/>
+      </w:pPr>
+      <w:r>
+        <w:rPr>
+          <w:bCs/>
+          <w:b/>
+        </w:rPr>
+        <w:t xml:space="preserve">Postponed by decision of 31 Oct 2026, for the discussion:</w:t>
+      </w:r>
+      <w:r>
+        <w:t xml:space="preserve"> </w:t>
+      </w:r>
+      <w:r>
+        <w:t xml:space="preserve">a hospital-aware arm (per-hospital standardisation with a learned hospital embedding, tested on unseen hospitals); the full-cohort pathophysiology study of item 18 runs after the results.</w:t>
+      </w:r>
+    </w:p>
+    <w:p>
+      <w:pPr>
+        <w:numPr>
+          <w:ilvl w:val="0"/>
+          <w:numId w:val="1047"/>
+        </w:numPr>
+        <w:pStyle w:val="Compact"/>
+      </w:pPr>
+      <w:r>
+        <w:rPr>
+          <w:bCs/>
+          <w:b/>
+        </w:rPr>
+        <w:t xml:space="preserve">Then:</w:t>
+      </w:r>
+    </w:p>
+    <w:p>
+      <w:pPr>
+        <w:numPr>
+          <w:ilvl w:val="1"/>
+          <w:numId w:val="1049"/>
+        </w:numPr>
+        <w:pStyle w:val="Compact"/>
+      </w:pPr>
+      <w:r>
+        <w:t xml:space="preserve">the consultants’ answers (item 12) and the seed tiering are written in;</w:t>
+      </w:r>
+    </w:p>
+    <w:p>
+      <w:pPr>
+        <w:numPr>
+          <w:ilvl w:val="1"/>
+          <w:numId w:val="1049"/>
+        </w:numPr>
+        <w:pStyle w:val="Compact"/>
+      </w:pPr>
+      <w:r>
+        <w:t xml:space="preserve">freeze this protocol: one commit, tagged and signed by the candidate and the partner with their own keys, its SHA-256 hash and PDF deposited in the OSF registration (or a Zenodo snapshot of the repository), and the declaration of</w:t>
+      </w:r>
+      <w:r>
+        <w:t xml:space="preserve"> </w:t>
+      </w:r>
+      <w:r>
+        <w:rPr>
+          <w:rStyle w:val="VerbatimChar"/>
+        </w:rPr>
+        <w:t xml:space="preserve">PRIOR_TEST_EXPOSURE</w:t>
+      </w:r>
+      <w:r>
+        <w:t xml:space="preserve"> </w:t>
+      </w:r>
+      <w:r>
+        <w:t xml:space="preserve">in the same commit;</w:t>
+      </w:r>
+    </w:p>
+    <w:p>
+      <w:pPr>
+        <w:numPr>
+          <w:ilvl w:val="1"/>
+          <w:numId w:val="1049"/>
+        </w:numPr>
+        <w:pStyle w:val="Compact"/>
+      </w:pPr>
+      <w:r>
+        <w:t xml:space="preserve">the full-release data build, then the arms in the order above;</w:t>
+      </w:r>
+    </w:p>
+    <w:p>
+      <w:pPr>
+        <w:numPr>
+          <w:ilvl w:val="1"/>
+          <w:numId w:val="1049"/>
+        </w:numPr>
+        <w:pStyle w:val="Compact"/>
+      </w:pPr>
+      <w:r>
+        <w:t xml:space="preserve">open the holdout once;</w:t>
+      </w:r>
+    </w:p>
+    <w:p>
+      <w:pPr>
+        <w:numPr>
+          <w:ilvl w:val="1"/>
+          <w:numId w:val="1049"/>
+        </w:numPr>
+        <w:pStyle w:val="Compact"/>
+      </w:pPr>
+      <w:r>
+        <w:t xml:space="preserve">report every prespecified arm and analysis, whatever its result; any change after the freeze goes to</w:t>
+      </w:r>
+      <w:r>
+        <w:t xml:space="preserve"> </w:t>
+      </w:r>
+      <w:r>
+        <w:rPr>
+          <w:rStyle w:val="VerbatimChar"/>
+        </w:rPr>
+        <w:t xml:space="preserve">PROTOCOL_DEVIATIONS.md</w:t>
+      </w:r>
+      <w:r>
+        <w:t xml:space="preserve"> </w:t>
+      </w:r>
+      <w:r>
+        <w:t xml:space="preserve">with its date and reason.</w:t>
+      </w:r>
+    </w:p>
+    <w:p>
+      <w:pPr>
+        <w:numPr>
+          <w:ilvl w:val="0"/>
+          <w:numId w:val="1047"/>
+        </w:numPr>
+        <w:pStyle w:val="Compact"/>
+      </w:pPr>
+      <w:r>
+        <w:rPr>
+          <w:bCs/>
+          <w:b/>
+        </w:rPr>
+        <w:t xml:space="preserve">Deployment and recalibration (discussion, not an analysis; added 31 Oct 2026):</w:t>
+      </w:r>
+      <w:r>
+        <w:t xml:space="preserve"> </w:t>
+      </w:r>
+      <w:r>
+        <w:t xml:space="preserve">the dominant failure of deployed risk models is calibration-in-the-large drift with preserved discrimination; the proposed local policy is quarterly monitoring of the observed-to-expected ratio, calibration slope and realised alarm fraction by statistical process control, updating when drift is observed rather than on a calendar, intercept-only correction at about 50 to 100 local onset events, intercept and slope at about 150 to 200, revision only above about 1,000 calibration cases with shrinkage, the quantile operating point carried across sites so that alarm burden is fixed by construction, and any retraining treated as a prespecified modification under a change-control plan. These cut-points are a synthesis of the review’s sources, not a single-source figure.</w:t>
+      </w:r>
+    </w:p>
+    <w:p>
+      <w:pPr>
+        <w:numPr>
+          <w:ilvl w:val="0"/>
+          <w:numId w:val="1047"/>
+        </w:numPr>
+        <w:pStyle w:val="Compact"/>
+      </w:pPr>
+      <w:r>
+        <w:rPr>
+          <w:bCs/>
+          <w:b/>
+        </w:rPr>
+        <w:t xml:space="preserve">Reporting standards:</w:t>
+      </w:r>
+      <w:r>
+        <w:t xml:space="preserve"> </w:t>
+      </w:r>
+      <w:r>
+        <w:t xml:space="preserve">TRIPOD+AI for reporting and PROBAST+AI for the risk-of-bias assessment.</w:t>
+      </w:r>
+    </w:p>
+    <w:bookmarkEnd w:id="39"/>
+    <w:bookmarkStart w:id="40" w:name="reproducibility"/>
+    <w:p>
+      <w:pPr>
+        <w:pStyle w:val="Heading2"/>
+      </w:pPr>
+      <w:r>
+        <w:t xml:space="preserve">12. Reproducibility</w:t>
+      </w:r>
+    </w:p>
+    <w:p>
+      <w:pPr>
+        <w:numPr>
+          <w:ilvl w:val="0"/>
+          <w:numId w:val="1050"/>
+        </w:numPr>
+        <w:pStyle w:val="Compact"/>
+      </w:pPr>
+      <w:r>
+        <w:t xml:space="preserve">Each notebook embeds its code with SHA-256 checks and runs with</w:t>
+      </w:r>
+      <w:r>
+        <w:t xml:space="preserve"> </w:t>
+      </w:r>
+      <w:r>
+        <w:rPr>
+          <w:bCs/>
+          <w:b/>
+        </w:rPr>
+        <w:t xml:space="preserve">Run all</w:t>
+      </w:r>
+      <w:r>
+        <w:t xml:space="preserve"> </w:t>
+      </w:r>
+      <w:r>
+        <w:t xml:space="preserve">only. No manual or AI-assistant edits are made between runs.</w:t>
+      </w:r>
+    </w:p>
+    <w:p>
+      <w:pPr>
+        <w:numPr>
+          <w:ilvl w:val="0"/>
+          <w:numId w:val="1050"/>
+        </w:numPr>
+        <w:pStyle w:val="Compact"/>
+      </w:pPr>
+      <w:r>
+        <w:t xml:space="preserve">Stages are cached under keys built from code, data and configuration:</w:t>
+      </w:r>
+      <w:r>
+        <w:t xml:space="preserve"> </w:t>
+      </w:r>
+      <w:r>
+        <w:rPr>
+          <w:rStyle w:val="VerbatimChar"/>
+        </w:rPr>
+        <w:t xml:space="preserve">COHORT_KEY</w:t>
+      </w:r>
+      <w:r>
+        <w:t xml:space="preserve">,</w:t>
+      </w:r>
+      <w:r>
+        <w:t xml:space="preserve"> </w:t>
+      </w:r>
+      <w:r>
+        <w:rPr>
+          <w:rStyle w:val="VerbatimChar"/>
+        </w:rPr>
+        <w:t xml:space="preserve">RAW_STAGE_KEY</w:t>
+      </w:r>
+      <w:r>
+        <w:t xml:space="preserve">,</w:t>
+      </w:r>
+      <w:r>
+        <w:t xml:space="preserve"> </w:t>
+      </w:r>
+      <w:r>
+        <w:rPr>
+          <w:rStyle w:val="VerbatimChar"/>
+        </w:rPr>
+        <w:t xml:space="preserve">SUPP_KEY</w:t>
+      </w:r>
+      <w:r>
+        <w:t xml:space="preserve">,</w:t>
+      </w:r>
+      <w:r>
+        <w:t xml:space="preserve"> </w:t>
+      </w:r>
+      <w:r>
+        <w:rPr>
+          <w:rStyle w:val="VerbatimChar"/>
+        </w:rPr>
+        <w:t xml:space="preserve">DATA_KEY</w:t>
+      </w:r>
+      <w:r>
+        <w:t xml:space="preserve">,</w:t>
+      </w:r>
+      <w:r>
+        <w:t xml:space="preserve"> </w:t>
+      </w:r>
+      <w:r>
+        <w:rPr>
+          <w:rStyle w:val="VerbatimChar"/>
+        </w:rPr>
+        <w:t xml:space="preserve">SSL_KEY</w:t>
+      </w:r>
+      <w:r>
+        <w:t xml:space="preserve"> </w:t>
+      </w:r>
+      <w:r>
+        <w:t xml:space="preserve">and</w:t>
+      </w:r>
+      <w:r>
+        <w:t xml:space="preserve"> </w:t>
+      </w:r>
+      <w:r>
+        <w:rPr>
+          <w:rStyle w:val="VerbatimChar"/>
+        </w:rPr>
+        <w:t xml:space="preserve">RUN_KEY</w:t>
+      </w:r>
+      <w:r>
+        <w:t xml:space="preserve">.</w:t>
+      </w:r>
+    </w:p>
+    <w:p>
+      <w:pPr>
+        <w:numPr>
+          <w:ilvl w:val="1"/>
+          <w:numId w:val="1051"/>
+        </w:numPr>
+        <w:pStyle w:val="Compact"/>
+      </w:pPr>
+      <w:r>
+        <w:t xml:space="preserve">A changed input produces a new key.</w:t>
+      </w:r>
+    </w:p>
+    <w:p>
+      <w:pPr>
+        <w:numPr>
+          <w:ilvl w:val="1"/>
+          <w:numId w:val="1051"/>
+        </w:numPr>
+        <w:pStyle w:val="Compact"/>
+      </w:pPr>
+      <w:r>
+        <w:t xml:space="preserve">A per-run</w:t>
+      </w:r>
+      <w:r>
+        <w:t xml:space="preserve"> </w:t>
+      </w:r>
+      <w:r>
+        <w:rPr>
+          <w:rStyle w:val="VerbatimChar"/>
+        </w:rPr>
+        <w:t xml:space="preserve">contract.json</w:t>
+      </w:r>
+      <w:r>
+        <w:t xml:space="preserve"> </w:t>
+      </w:r>
+      <w:r>
+        <w:t xml:space="preserve">refuses a changed contract.</w:t>
+      </w:r>
+    </w:p>
+    <w:p>
+      <w:pPr>
+        <w:numPr>
+          <w:ilvl w:val="1"/>
+          <w:numId w:val="1051"/>
+        </w:numPr>
+        <w:pStyle w:val="Compact"/>
+      </w:pPr>
+      <w:r>
+        <w:rPr>
+          <w:rStyle w:val="VerbatimChar"/>
+        </w:rPr>
+        <w:t xml:space="preserve">FORCE_*</w:t>
+      </w:r>
+      <w:r>
+        <w:t xml:space="preserve"> </w:t>
+      </w:r>
+      <w:r>
+        <w:t xml:space="preserve">settings stay False.</w:t>
+      </w:r>
+    </w:p>
+    <w:p>
+      <w:pPr>
+        <w:numPr>
+          <w:ilvl w:val="0"/>
+          <w:numId w:val="1050"/>
+        </w:numPr>
+        <w:pStyle w:val="Compact"/>
+      </w:pPr>
+      <w:r>
+        <w:t xml:space="preserve">Each arm writes</w:t>
+      </w:r>
+      <w:r>
+        <w:t xml:space="preserve"> </w:t>
+      </w:r>
+      <w:r>
+        <w:rPr>
+          <w:rStyle w:val="VerbatimChar"/>
+        </w:rPr>
+        <w:t xml:space="preserve">completed.json</w:t>
+      </w:r>
+      <w:r>
+        <w:t xml:space="preserve">. Every run writes</w:t>
+      </w:r>
+      <w:r>
+        <w:t xml:space="preserve"> </w:t>
+      </w:r>
+      <w:r>
+        <w:rPr>
+          <w:rStyle w:val="VerbatimChar"/>
+        </w:rPr>
+        <w:t xml:space="preserve">run_protocol.json</w:t>
+      </w:r>
+      <w:r>
+        <w:t xml:space="preserve"> </w:t>
+      </w:r>
+      <w:r>
+        <w:t xml:space="preserve">with the configuration, the feature list and the rules.</w:t>
+      </w:r>
+    </w:p>
+    <w:p>
+      <w:pPr>
+        <w:numPr>
+          <w:ilvl w:val="0"/>
+          <w:numId w:val="1050"/>
+        </w:numPr>
+        <w:pStyle w:val="Compact"/>
+      </w:pPr>
+      <w:r>
+        <w:rPr>
+          <w:rStyle w:val="VerbatimChar"/>
+        </w:rPr>
+        <w:t xml:space="preserve">_11</w:t>
+      </w:r>
+      <w:r>
+        <w:t xml:space="preserve"> </w:t>
+      </w:r>
+      <w:r>
+        <w:t xml:space="preserve">runs 212 engineering self-tests before training, covering causality, split leakage, scorer agreement and the loss definitions. The repository copy has one more.</w:t>
+      </w:r>
+    </w:p>
+    <w:p>
+      <w:pPr>
+        <w:numPr>
+          <w:ilvl w:val="0"/>
+          <w:numId w:val="1050"/>
+        </w:numPr>
+        <w:pStyle w:val="Compact"/>
+      </w:pPr>
+      <w:r>
+        <w:t xml:space="preserve">A synthetic fixture run of the whole notebook must pass before any notebook is released.</w:t>
+      </w:r>
+    </w:p>
+    <w:p>
+      <w:pPr>
+        <w:numPr>
+          <w:ilvl w:val="0"/>
+          <w:numId w:val="1050"/>
+        </w:numPr>
+        <w:pStyle w:val="Compact"/>
+      </w:pPr>
+      <w:r>
+        <w:t xml:space="preserve">Only one heavy notebook runs on the project Drive at a time.</w:t>
+      </w:r>
+    </w:p>
+    <w:bookmarkEnd w:id="40"/>
+    <w:bookmarkStart w:id="41" w:name="legacy-external-validation-notebook-b"/>
+    <w:p>
+      <w:pPr>
+        <w:pStyle w:val="Heading2"/>
+      </w:pPr>
+      <w:r>
+        <w:t xml:space="preserve">13. Legacy external validation (Notebook B)</w:t>
+      </w:r>
+    </w:p>
+    <w:p>
+      <w:pPr>
+        <w:pStyle w:val="FirstParagraph"/>
+      </w:pPr>
+      <w:r>
+        <w:t xml:space="preserve">Notebook B applies the PhysioNet 2019-trained models, frozen, with no fitting on the target data, to the full 120-hour step-labelled trajectories of MIMIC-IV and eICU development patients. Stays with onset before 7 h are excluded. Because challenge hospital system A is Beth Israel Deaconess, the MIMIC-IV results of Notebook B are a same-hospital check and only the eICU results are external.</w:t>
+      </w:r>
+    </w:p>
+    <w:tbl>
+      <w:tblPr>
+        <w:tblStyle w:val="Table"/>
+        <w:tblW w:type="pct" w:w="5000"/>
+        <w:tblLook w:firstRow="1" w:lastRow="0" w:firstColumn="0" w:lastColumn="0" w:noHBand="0" w:noVBand="0" w:val="0020"/>
+        <w:jc w:val="start"/>
+      </w:tblPr>
+      <w:tblGrid>
+        <w:gridCol w:w="3960"/>
+        <w:gridCol w:w="3960"/>
+      </w:tblGrid>
+      <w:tr>
+        <w:trPr>
+          <w:tblHeader w:val="true"/>
+        </w:trPr>
+        <w:tc>
+          <w:tcPr/>
+          <w:p>
+            <w:pPr>
+              <w:pStyle w:val="Compact"/>
+              <w:jc w:val="left"/>
+            </w:pPr>
+            <w:r>
+              <w:t xml:space="preserve">Model</w:t>
+            </w:r>
+          </w:p>
+        </w:tc>
+        <w:tc>
+          <w:tcPr/>
+          <w:p>
+            <w:pPr>
+              <w:pStyle w:val="Compact"/>
+              <w:jc w:val="left"/>
+            </w:pPr>
+            <w:r>
+              <w:t xml:space="preserve">Original training recipe</w:t>
+            </w:r>
+          </w:p>
+        </w:tc>
+      </w:tr>
+      <w:tr>
+        <w:tc>
+          <w:tcPr/>
+          <w:p>
+            <w:pPr>
+              <w:pStyle w:val="Compact"/>
+              <w:jc w:val="left"/>
+            </w:pPr>
+            <w:r>
+              <w:t xml:space="preserve">Causal OSTA v5</w:t>
+            </w:r>
+          </w:p>
+        </w:tc>
+        <w:tc>
+          <w:tcPr/>
+          <w:p>
+            <w:pPr>
+              <w:pStyle w:val="Compact"/>
+              <w:jc w:val="left"/>
+            </w:pPr>
+            <w:r>
+              <w:t xml:space="preserve">3 seeds, 50 epochs, patience 10, batch 256, learning rate 5e-4, cosine schedule</w:t>
+            </w:r>
+          </w:p>
+        </w:tc>
+      </w:tr>
+      <w:tr>
+        <w:tc>
+          <w:tcPr/>
+          <w:p>
+            <w:pPr>
+              <w:pStyle w:val="Compact"/>
+              <w:jc w:val="left"/>
+            </w:pPr>
+            <w:r>
+              <w:t xml:space="preserve">Paper-1 CNN–Transformer</w:t>
+            </w:r>
+          </w:p>
+        </w:tc>
+        <w:tc>
+          <w:tcPr/>
+          <w:p>
+            <w:pPr>
+              <w:pStyle w:val="Compact"/>
+              <w:jc w:val="left"/>
+            </w:pPr>
+            <w:r>
+              <w:t xml:space="preserve">1 seed, 30 epochs, patience 7</w:t>
+            </w:r>
+          </w:p>
+        </w:tc>
+      </w:tr>
+    </w:tbl>
+    <w:p>
+      <w:pPr>
+        <w:numPr>
+          <w:ilvl w:val="0"/>
+          <w:numId w:val="1052"/>
         </w:numPr>
         <w:pStyle w:val="Compact"/>
       </w:pPr>
@@ -8623,7 +9146,7 @@
       <w:pPr>
         <w:numPr>
           <w:ilvl w:val="0"/>
-          <w:numId w:val="1053"/>
+          <w:numId w:val="1052"/>
         </w:numPr>
         <w:pStyle w:val="Compact"/>
       </w:pPr>
@@ -8645,7 +9168,7 @@
       <w:pPr>
         <w:numPr>
           <w:ilvl w:val="0"/>
-          <w:numId w:val="1053"/>
+          <w:numId w:val="1052"/>
         </w:numPr>
         <w:pStyle w:val="Compact"/>
       </w:pPr>
@@ -8700,7 +9223,7 @@
       <w:pPr>
         <w:numPr>
           <w:ilvl w:val="0"/>
-          <w:numId w:val="1053"/>
+          <w:numId w:val="1052"/>
         </w:numPr>
         <w:pStyle w:val="Compact"/>
       </w:pPr>
@@ -8718,8 +9241,8 @@
         <w:t xml:space="preserve">not yet run on real data; it awaits the original model folders.</w:t>
       </w:r>
     </w:p>
-    <w:bookmarkEnd w:id="40"/>
-    <w:bookmarkStart w:id="44" w:name="Xe149fb2478db8da35cf9b6ef25933425736707f"/>
+    <w:bookmarkEnd w:id="41"/>
+    <w:bookmarkStart w:id="45" w:name="Xe149fb2478db8da35cf9b6ef25933425736707f"/>
     <w:p>
       <w:pPr>
         <w:pStyle w:val="Heading2"/>
@@ -8736,7 +9259,7 @@
         <w:t xml:space="preserve">The models and the pipeline were built in three stages. Each stage was triggered by a finding from the one before. All numbers are causal; results from the earlier leaky pipeline are never reported.</w:t>
       </w:r>
     </w:p>
-    <w:bookmarkStart w:id="41" w:name="X735e13a538b82c8e9d481869e251d3414058621"/>
+    <w:bookmarkStart w:id="42" w:name="X735e13a538b82c8e9d481869e251d3414058621"/>
     <w:p>
       <w:pPr>
         <w:pStyle w:val="Heading3"/>
@@ -8962,8 +9485,8 @@
         </w:tc>
       </w:tr>
     </w:tbl>
-    <w:bookmarkEnd w:id="41"/>
-    <w:bookmarkStart w:id="42" w:name="X02b04979c6e494c5ca74ff48a676d02b1c052ef"/>
+    <w:bookmarkEnd w:id="42"/>
+    <w:bookmarkStart w:id="43" w:name="X02b04979c6e494c5ca74ff48a676d02b1c052ef"/>
     <w:p>
       <w:pPr>
         <w:pStyle w:val="Heading3"/>
@@ -8994,135 +9517,135 @@
       <w:pPr>
         <w:numPr>
           <w:ilvl w:val="0"/>
+          <w:numId w:val="1053"/>
+        </w:numPr>
+        <w:pStyle w:val="Compact"/>
+      </w:pPr>
+      <w:r>
+        <w:t xml:space="preserve">OSTA;</w:t>
+      </w:r>
+    </w:p>
+    <w:p>
+      <w:pPr>
+        <w:numPr>
+          <w:ilvl w:val="0"/>
+          <w:numId w:val="1053"/>
+        </w:numPr>
+        <w:pStyle w:val="Compact"/>
+      </w:pPr>
+      <w:r>
+        <w:t xml:space="preserve">the observer bank, used in four ways:</w:t>
+      </w:r>
+    </w:p>
+    <w:p>
+      <w:pPr>
+        <w:numPr>
+          <w:ilvl w:val="1"/>
           <w:numId w:val="1054"/>
         </w:numPr>
         <w:pStyle w:val="Compact"/>
       </w:pPr>
       <w:r>
-        <w:t xml:space="preserve">OSTA;</w:t>
-      </w:r>
-    </w:p>
-    <w:p>
-      <w:pPr>
-        <w:numPr>
-          <w:ilvl w:val="0"/>
+        <w:t xml:space="preserve">as extra inputs (observer features);</w:t>
+      </w:r>
+    </w:p>
+    <w:p>
+      <w:pPr>
+        <w:numPr>
+          <w:ilvl w:val="1"/>
           <w:numId w:val="1054"/>
         </w:numPr>
         <w:pStyle w:val="Compact"/>
       </w:pPr>
       <w:r>
-        <w:t xml:space="preserve">the observer bank, used in four ways:</w:t>
+        <w:t xml:space="preserve">added at the output (output fusion);</w:t>
       </w:r>
     </w:p>
     <w:p>
       <w:pPr>
         <w:numPr>
           <w:ilvl w:val="1"/>
+          <w:numId w:val="1054"/>
+        </w:numPr>
+        <w:pStyle w:val="Compact"/>
+      </w:pPr>
+      <w:r>
+        <w:t xml:space="preserve">steering OSTA’s cross-organ attention through learned gates (gated guidance);</w:t>
+      </w:r>
+    </w:p>
+    <w:p>
+      <w:pPr>
+        <w:numPr>
+          <w:ilvl w:val="1"/>
+          <w:numId w:val="1054"/>
+        </w:numPr>
+        <w:pStyle w:val="Compact"/>
+      </w:pPr>
+      <w:r>
+        <w:t xml:space="preserve">the same steering always on, as a control for the gate (ungated guidance);</w:t>
+      </w:r>
+    </w:p>
+    <w:p>
+      <w:pPr>
+        <w:numPr>
+          <w:ilvl w:val="0"/>
+          <w:numId w:val="1053"/>
+        </w:numPr>
+        <w:pStyle w:val="Compact"/>
+      </w:pPr>
+      <w:r>
+        <w:t xml:space="preserve">CNN–Transformer;</w:t>
+      </w:r>
+    </w:p>
+    <w:p>
+      <w:pPr>
+        <w:numPr>
+          <w:ilvl w:val="0"/>
+          <w:numId w:val="1053"/>
+        </w:numPr>
+        <w:pStyle w:val="Compact"/>
+      </w:pPr>
+      <w:r>
+        <w:t xml:space="preserve">L2 logistic regression;</w:t>
+      </w:r>
+    </w:p>
+    <w:p>
+      <w:pPr>
+        <w:numPr>
+          <w:ilvl w:val="0"/>
+          <w:numId w:val="1053"/>
+        </w:numPr>
+        <w:pStyle w:val="Compact"/>
+      </w:pPr>
+      <w:r>
+        <w:t xml:space="preserve">histogram gradient-boosted trees.</w:t>
+      </w:r>
+    </w:p>
+    <w:p>
+      <w:pPr>
+        <w:pStyle w:val="FirstParagraph"/>
+      </w:pPr>
+      <w:r>
+        <w:t xml:space="preserve">Controls:</w:t>
+      </w:r>
+    </w:p>
+    <w:p>
+      <w:pPr>
+        <w:numPr>
+          <w:ilvl w:val="0"/>
           <w:numId w:val="1055"/>
         </w:numPr>
         <w:pStyle w:val="Compact"/>
       </w:pPr>
       <w:r>
-        <w:t xml:space="preserve">as extra inputs (observer features);</w:t>
-      </w:r>
-    </w:p>
-    <w:p>
-      <w:pPr>
-        <w:numPr>
-          <w:ilvl w:val="1"/>
+        <w:t xml:space="preserve">raw values only, to test whether feature engineering adds anything;</w:t>
+      </w:r>
+    </w:p>
+    <w:p>
+      <w:pPr>
+        <w:numPr>
+          <w:ilvl w:val="0"/>
           <w:numId w:val="1055"/>
-        </w:numPr>
-        <w:pStyle w:val="Compact"/>
-      </w:pPr>
-      <w:r>
-        <w:t xml:space="preserve">added at the output (output fusion);</w:t>
-      </w:r>
-    </w:p>
-    <w:p>
-      <w:pPr>
-        <w:numPr>
-          <w:ilvl w:val="1"/>
-          <w:numId w:val="1055"/>
-        </w:numPr>
-        <w:pStyle w:val="Compact"/>
-      </w:pPr>
-      <w:r>
-        <w:t xml:space="preserve">steering OSTA’s cross-organ attention through learned gates (gated guidance);</w:t>
-      </w:r>
-    </w:p>
-    <w:p>
-      <w:pPr>
-        <w:numPr>
-          <w:ilvl w:val="1"/>
-          <w:numId w:val="1055"/>
-        </w:numPr>
-        <w:pStyle w:val="Compact"/>
-      </w:pPr>
-      <w:r>
-        <w:t xml:space="preserve">the same steering always on, as a control for the gate (ungated guidance);</w:t>
-      </w:r>
-    </w:p>
-    <w:p>
-      <w:pPr>
-        <w:numPr>
-          <w:ilvl w:val="0"/>
-          <w:numId w:val="1054"/>
-        </w:numPr>
-        <w:pStyle w:val="Compact"/>
-      </w:pPr>
-      <w:r>
-        <w:t xml:space="preserve">CNN–Transformer;</w:t>
-      </w:r>
-    </w:p>
-    <w:p>
-      <w:pPr>
-        <w:numPr>
-          <w:ilvl w:val="0"/>
-          <w:numId w:val="1054"/>
-        </w:numPr>
-        <w:pStyle w:val="Compact"/>
-      </w:pPr>
-      <w:r>
-        <w:t xml:space="preserve">L2 logistic regression;</w:t>
-      </w:r>
-    </w:p>
-    <w:p>
-      <w:pPr>
-        <w:numPr>
-          <w:ilvl w:val="0"/>
-          <w:numId w:val="1054"/>
-        </w:numPr>
-        <w:pStyle w:val="Compact"/>
-      </w:pPr>
-      <w:r>
-        <w:t xml:space="preserve">histogram gradient-boosted trees.</w:t>
-      </w:r>
-    </w:p>
-    <w:p>
-      <w:pPr>
-        <w:pStyle w:val="FirstParagraph"/>
-      </w:pPr>
-      <w:r>
-        <w:t xml:space="preserve">Controls:</w:t>
-      </w:r>
-    </w:p>
-    <w:p>
-      <w:pPr>
-        <w:numPr>
-          <w:ilvl w:val="0"/>
-          <w:numId w:val="1056"/>
-        </w:numPr>
-        <w:pStyle w:val="Compact"/>
-      </w:pPr>
-      <w:r>
-        <w:t xml:space="preserve">raw values only, to test whether feature engineering adds anything;</w:t>
-      </w:r>
-    </w:p>
-    <w:p>
-      <w:pPr>
-        <w:numPr>
-          <w:ilvl w:val="0"/>
-          <w:numId w:val="1056"/>
         </w:numPr>
         <w:pStyle w:val="Compact"/>
       </w:pPr>
@@ -9598,8 +10121,8 @@
         <w:t xml:space="preserve">): hourly OSTA exceeded qSOFA on MIMIC-IV by +0.28 AUROC (95 % CI 0.21 to 0.35). In eICU, onset-anchored, the models were not better than qSOFA or SIRS.</w:t>
       </w:r>
     </w:p>
-    <w:bookmarkEnd w:id="42"/>
-    <w:bookmarkStart w:id="43" w:name="stage-3-v11-this-protocol"/>
+    <w:bookmarkEnd w:id="43"/>
+    <w:bookmarkStart w:id="44" w:name="stage-3-v11-this-protocol"/>
     <w:p>
       <w:pPr>
         <w:pStyle w:val="Heading3"/>
@@ -9620,124 +10143,163 @@
       <w:pPr>
         <w:numPr>
           <w:ilvl w:val="0"/>
+          <w:numId w:val="1056"/>
+        </w:numPr>
+        <w:pStyle w:val="Compact"/>
+      </w:pPr>
+      <w:r>
+        <w:rPr>
+          <w:bCs/>
+          <w:b/>
+        </w:rPr>
+        <w:t xml:space="preserve">No integration of organ evidence beat OSTA.</w:t>
+      </w:r>
+      <w:r>
+        <w:t xml:space="preserve"> </w:t>
+      </w:r>
+      <w:r>
+        <w:t xml:space="preserve">The observer features, the gated and ungated guidance and the extra-label control were retired, and output fusion was kept.</w:t>
+      </w:r>
+    </w:p>
+    <w:p>
+      <w:pPr>
+        <w:numPr>
+          <w:ilvl w:val="0"/>
+          <w:numId w:val="1056"/>
+        </w:numPr>
+        <w:pStyle w:val="Compact"/>
+      </w:pPr>
+      <w:r>
+        <w:rPr>
+          <w:bCs/>
+          <w:b/>
+        </w:rPr>
+        <w:t xml:space="preserve">Models overfitted within a few epochs.</w:t>
+      </w:r>
+      <w:r>
+        <w:t xml:space="preserve"> </w:t>
+      </w:r>
+      <w:r>
+        <w:t xml:space="preserve">The response combines three things:</w:t>
+      </w:r>
+    </w:p>
+    <w:p>
+      <w:pPr>
+        <w:numPr>
+          <w:ilvl w:val="1"/>
           <w:numId w:val="1057"/>
         </w:numPr>
         <w:pStyle w:val="Compact"/>
       </w:pPr>
       <w:r>
-        <w:rPr>
-          <w:bCs/>
-          <w:b/>
-        </w:rPr>
-        <w:t xml:space="preserve">No integration of organ evidence beat OSTA.</w:t>
-      </w:r>
-      <w:r>
-        <w:t xml:space="preserve"> </w:t>
-      </w:r>
-      <w:r>
-        <w:t xml:space="preserve">The observer features, the gated and ungated guidance and the extra-label control were retired, and output fusion was kept.</w:t>
-      </w:r>
-    </w:p>
-    <w:p>
-      <w:pPr>
-        <w:numPr>
-          <w:ilvl w:val="0"/>
+        <w:t xml:space="preserve">testing the organ hypothesis directly (flat OSTA);</w:t>
+      </w:r>
+    </w:p>
+    <w:p>
+      <w:pPr>
+        <w:numPr>
+          <w:ilvl w:val="1"/>
           <w:numId w:val="1057"/>
         </w:numPr>
         <w:pStyle w:val="Compact"/>
       </w:pPr>
       <w:r>
-        <w:rPr>
-          <w:bCs/>
-          <w:b/>
-        </w:rPr>
-        <w:t xml:space="preserve">Models overfitted within a few epochs.</w:t>
-      </w:r>
-      <w:r>
-        <w:t xml:space="preserve"> </w:t>
-      </w:r>
-      <w:r>
-        <w:t xml:space="preserve">The response combines three things:</w:t>
+        <w:t xml:space="preserve">adding models built for irregular ICU data (GRU-D, TCN, the winner’s method);</w:t>
       </w:r>
     </w:p>
     <w:p>
       <w:pPr>
         <w:numPr>
           <w:ilvl w:val="1"/>
+          <w:numId w:val="1057"/>
+        </w:numPr>
+        <w:pStyle w:val="Compact"/>
+      </w:pPr>
+      <w:r>
+        <w:t xml:space="preserve">using scarce labels better (self-supervised pretraining, per-channel encoders, event attention, the hazard head), with a loss aligned to the utility score.</w:t>
+      </w:r>
+    </w:p>
+    <w:p>
+      <w:pPr>
+        <w:numPr>
+          <w:ilvl w:val="0"/>
+          <w:numId w:val="1056"/>
+        </w:numPr>
+        <w:pStyle w:val="Compact"/>
+      </w:pPr>
+      <w:r>
+        <w:rPr>
+          <w:bCs/>
+          <w:b/>
+        </w:rPr>
+        <w:t xml:space="preserve">The original OSTA loss gave no gain.</w:t>
+      </w:r>
+      <w:r>
+        <w:t xml:space="preserve"> </w:t>
+      </w:r>
+      <w:r>
+        <w:t xml:space="preserve">It was retired.</w:t>
+      </w:r>
+    </w:p>
+    <w:bookmarkEnd w:id="44"/>
+    <w:bookmarkEnd w:id="45"/>
+    <w:bookmarkStart w:id="46" w:name="X0296bd26dd3c8397ebfff3644d5772bc7e084f6"/>
+    <w:p>
+      <w:pPr>
+        <w:pStyle w:val="Heading2"/>
+      </w:pPr>
+      <w:r>
+        <w:t xml:space="preserve">15. Known code notes (no effect on stage-1 results; to correct before stage 2)</w:t>
+      </w:r>
+    </w:p>
+    <w:p>
+      <w:pPr>
+        <w:numPr>
+          <w:ilvl w:val="0"/>
           <w:numId w:val="1058"/>
         </w:numPr>
         <w:pStyle w:val="Compact"/>
       </w:pPr>
       <w:r>
-        <w:t xml:space="preserve">testing the organ hypothesis directly (flat OSTA);</w:t>
-      </w:r>
-    </w:p>
-    <w:p>
-      <w:pPr>
-        <w:numPr>
-          <w:ilvl w:val="1"/>
+        <w:t xml:space="preserve">The</w:t>
+      </w:r>
+      <w:r>
+        <w:t xml:space="preserve"> </w:t>
+      </w:r>
+      <w:r>
+        <w:rPr>
+          <w:rStyle w:val="VerbatimChar"/>
+        </w:rPr>
+        <w:t xml:space="preserve">utility.json</w:t>
+      </w:r>
+      <w:r>
+        <w:t xml:space="preserve"> </w:t>
+      </w:r>
+      <w:r>
+        <w:t xml:space="preserve">scope text says that post-onset hours are never trained on, and that an onset after the window counts as non-septic. Under the V11 primary loss and the 6-hour look-ahead, Sections 4 and 8 are the correct statements.</w:t>
+      </w:r>
+    </w:p>
+    <w:p>
+      <w:pPr>
+        <w:numPr>
+          <w:ilvl w:val="0"/>
           <w:numId w:val="1058"/>
         </w:numPr>
         <w:pStyle w:val="Compact"/>
       </w:pPr>
       <w:r>
-        <w:t xml:space="preserve">adding models built for irregular ICU data (GRU-D, TCN, the winner’s method);</w:t>
-      </w:r>
-    </w:p>
-    <w:p>
-      <w:pPr>
-        <w:numPr>
-          <w:ilvl w:val="1"/>
+        <w:t xml:space="preserve">The secondary analysis notebook still names the V10 arm list.</w:t>
+      </w:r>
+    </w:p>
+    <w:p>
+      <w:pPr>
+        <w:numPr>
+          <w:ilvl w:val="0"/>
           <w:numId w:val="1058"/>
         </w:numPr>
         <w:pStyle w:val="Compact"/>
       </w:pPr>
       <w:r>
-        <w:t xml:space="preserve">using scarce labels better (self-supervised pretraining, per-channel encoders, event attention, the hazard head), with a loss aligned to the utility score.</w:t>
-      </w:r>
-    </w:p>
-    <w:p>
-      <w:pPr>
-        <w:numPr>
-          <w:ilvl w:val="0"/>
-          <w:numId w:val="1057"/>
-        </w:numPr>
-        <w:pStyle w:val="Compact"/>
-      </w:pPr>
-      <w:r>
-        <w:rPr>
-          <w:bCs/>
-          <w:b/>
-        </w:rPr>
-        <w:t xml:space="preserve">The original OSTA loss gave no gain.</w:t>
-      </w:r>
-      <w:r>
-        <w:t xml:space="preserve"> </w:t>
-      </w:r>
-      <w:r>
-        <w:t xml:space="preserve">It was retired.</w:t>
-      </w:r>
-    </w:p>
-    <w:bookmarkEnd w:id="43"/>
-    <w:bookmarkEnd w:id="44"/>
-    <w:bookmarkStart w:id="45" w:name="X0296bd26dd3c8397ebfff3644d5772bc7e084f6"/>
-    <w:p>
-      <w:pPr>
-        <w:pStyle w:val="Heading2"/>
-      </w:pPr>
-      <w:r>
-        <w:t xml:space="preserve">15. Known code notes (no effect on stage-1 results; to correct before stage 2)</w:t>
-      </w:r>
-    </w:p>
-    <w:p>
-      <w:pPr>
-        <w:numPr>
-          <w:ilvl w:val="0"/>
-          <w:numId w:val="1059"/>
-        </w:numPr>
-        <w:pStyle w:val="Compact"/>
-      </w:pPr>
-      <w:r>
         <w:t xml:space="preserve">The</w:t>
       </w:r>
       <w:r>
@@ -9747,45 +10309,6 @@
         <w:rPr>
           <w:rStyle w:val="VerbatimChar"/>
         </w:rPr>
-        <w:t xml:space="preserve">utility.json</w:t>
-      </w:r>
-      <w:r>
-        <w:t xml:space="preserve"> </w:t>
-      </w:r>
-      <w:r>
-        <w:t xml:space="preserve">scope text says that post-onset hours are never trained on, and that an onset after the window counts as non-septic. Under the V11 primary loss and the 6-hour look-ahead, Sections 4 and 8 are the correct statements.</w:t>
-      </w:r>
-    </w:p>
-    <w:p>
-      <w:pPr>
-        <w:numPr>
-          <w:ilvl w:val="0"/>
-          <w:numId w:val="1059"/>
-        </w:numPr>
-        <w:pStyle w:val="Compact"/>
-      </w:pPr>
-      <w:r>
-        <w:t xml:space="preserve">The secondary analysis notebook still names the V10 arm list.</w:t>
-      </w:r>
-    </w:p>
-    <w:p>
-      <w:pPr>
-        <w:numPr>
-          <w:ilvl w:val="0"/>
-          <w:numId w:val="1059"/>
-        </w:numPr>
-        <w:pStyle w:val="Compact"/>
-      </w:pPr>
-      <w:r>
-        <w:t xml:space="preserve">The</w:t>
-      </w:r>
-      <w:r>
-        <w:t xml:space="preserve"> </w:t>
-      </w:r>
-      <w:r>
-        <w:rPr>
-          <w:rStyle w:val="VerbatimChar"/>
-        </w:rPr>
         <w:t xml:space="preserve">_11</w:t>
       </w:r>
       <w:r>
@@ -9795,8 +10318,8 @@
         <w:t xml:space="preserve">notebook embeds the earlier label worker (Section 4); the repository copy carries the interval-units fix.</w:t>
       </w:r>
     </w:p>
-    <w:bookmarkEnd w:id="45"/>
     <w:bookmarkEnd w:id="46"/>
+    <w:bookmarkEnd w:id="47"/>
     <w:sectPr/>
   </w:body>
 </w:document>
@@ -10317,12 +10840,6 @@
     <w:abstractNumId w:val="991"/>
   </w:num>
   <w:num w:numId="1048">
-    <w:abstractNumId w:val="991"/>
-  </w:num>
-  <w:num w:numId="1049">
-    <w:abstractNumId w:val="991"/>
-  </w:num>
-  <w:num w:numId="1050">
     <w:abstractNumId w:val="99411"/>
     <w:lvlOverride w:ilvl="0">
       <w:startOverride w:val="1"/>
@@ -10352,6 +10869,39 @@
       <w:startOverride w:val="1"/>
     </w:lvlOverride>
   </w:num>
+  <w:num w:numId="1049">
+    <w:abstractNumId w:val="99411"/>
+    <w:lvlOverride w:ilvl="0">
+      <w:startOverride w:val="1"/>
+    </w:lvlOverride>
+    <w:lvlOverride w:ilvl="1">
+      <w:startOverride w:val="1"/>
+    </w:lvlOverride>
+    <w:lvlOverride w:ilvl="2">
+      <w:startOverride w:val="1"/>
+    </w:lvlOverride>
+    <w:lvlOverride w:ilvl="3">
+      <w:startOverride w:val="1"/>
+    </w:lvlOverride>
+    <w:lvlOverride w:ilvl="4">
+      <w:startOverride w:val="1"/>
+    </w:lvlOverride>
+    <w:lvlOverride w:ilvl="5">
+      <w:startOverride w:val="1"/>
+    </w:lvlOverride>
+    <w:lvlOverride w:ilvl="6">
+      <w:startOverride w:val="1"/>
+    </w:lvlOverride>
+    <w:lvlOverride w:ilvl="7">
+      <w:startOverride w:val="1"/>
+    </w:lvlOverride>
+    <w:lvlOverride w:ilvl="8">
+      <w:startOverride w:val="1"/>
+    </w:lvlOverride>
+  </w:num>
+  <w:num w:numId="1050">
+    <w:abstractNumId w:val="991"/>
+  </w:num>
   <w:num w:numId="1051">
     <w:abstractNumId w:val="991"/>
   </w:num>
@@ -10374,9 +10924,6 @@
     <w:abstractNumId w:val="991"/>
   </w:num>
   <w:num w:numId="1058">
-    <w:abstractNumId w:val="991"/>
-  </w:num>
-  <w:num w:numId="1059">
     <w:abstractNumId w:val="991"/>
   </w:num>
 </w:numbering>

--- a/dev/protocol/Study_Protocol_v11.docx
+++ b/dev/protocol/Study_Protocol_v11.docx
@@ -7932,13 +7932,22 @@
           <w:bCs/>
           <w:b/>
         </w:rPr>
-        <w:t xml:space="preserve">Consultants (added 30 Oct 2026; third question added 31 Oct 2026).</w:t>
-      </w:r>
-      <w:r>
-        <w:t xml:space="preserve"> </w:t>
-      </w:r>
-      <w:r>
-        <w:t xml:space="preserve">Three questions are put to the ICU consultants before the freeze: whether a warning raised after the first antibiotic has clinical value; which course definition they recognise (48 h or 72 h; the vasopressor threshold); and whether the alarm threshold should be set as a workload (a fixed fraction of patient-hours, as the quantile rule does) or as a probability.</w:t>
+        <w:t xml:space="preserve">Consultants (added 30 Oct 2026; third question and defaults added 31 Oct 2026).</w:t>
+      </w:r>
+      <w:r>
+        <w:t xml:space="preserve"> </w:t>
+      </w:r>
+      <w:r>
+        <w:t xml:space="preserve">Three questions are put to the ICU consultants before the freeze, each as a default to confirm or change, with the data line behind it (</w:t>
+      </w:r>
+      <w:r>
+        <w:rPr>
+          <w:rStyle w:val="VerbatimChar"/>
+        </w:rPr>
+        <w:t xml:space="preserve">dev/consultants/Consultant_Survey.md</w:t>
+      </w:r>
+      <w:r>
+        <w:t xml:space="preserve">): (1) whether a warning raised after the first antibiotic has clinical value; default: recorded but without credit in the primary presentation, lead time reported against the antibiotic; (2) which course definition they recognise; default: 48 h primary and 72 h sensitivity, deteriorating = death, a paired SOFA-component rise of 2, or vasopressor escalation above 0.1 norepinephrine-equivalent, with two explicit sub-questions on the vasopressor threshold and on deaths under treatment limitation; (3) whether the alarm threshold is set as a workload or a probability; default: a fixed fraction of patient-hours carried between hospitals, with the question of the acceptable burden in alarms per ten patients per day and whether it differs between unit types. Their answers set the alarm budget, the utility weights and the course definition before the freeze.</w:t>
       </w:r>
     </w:p>
     <w:p>
@@ -8353,13 +8362,13 @@
           <w:bCs/>
           <w:b/>
         </w:rPr>
-        <w:t xml:space="preserve">Seeds (TO DECIDE before the freeze):</w:t>
-      </w:r>
-      <w:r>
-        <w:t xml:space="preserve"> </w:t>
-      </w:r>
-      <w:r>
-        <w:t xml:space="preserve">proposed three seeds (42, 7, 123) for arms 1 to 5 and one seed for arms 6 to 9, with the project model’s seed variance reported as the yardstick for the one-seed arms. Everything at three seeds is estimated at three to four weeks of A100 time; the tiering at ten to twelve days. The estimate is revised after arm 1 completes.</w:t>
+        <w:t xml:space="preserve">Seeds (decided 31 Oct 2026, conditional):</w:t>
+      </w:r>
+      <w:r>
+        <w:t xml:space="preserve"> </w:t>
+      </w:r>
+      <w:r>
+        <w:t xml:space="preserve">three seeds (42, 7, 123) for arms 1 to 5 and one seed (42) for arms 6 to 9, with the project model’s seed variance reported as the yardstick for the one-seed arms. Condition fixed now: if arm 1 on the full cohort runs faster than the eight-fold scaling estimate (under about 1 day of A100 time for its three seeds on both databases), the predictor-set arms of item 6 run at three seeds as well; if it runs slower than twice the estimate, the exploratory pair of item 9 is dropped first. Everything at three seeds is estimated at three to four weeks of A100 time; the tiering at ten to twelve days.</w:t>
       </w:r>
     </w:p>
     <w:p>
